--- a/manuals/Data_Pipeline_Project_Report.docx
+++ b/manuals/Data_Pipeline_Project_Report.docx
@@ -50,104 +50,49 @@
         <w:pStyle w:val="Heading1"/>
       </w:pPr>
       <w:r>
-        <w:t>Step 1 — OMML rendering probe</w:t>
+        <w:t>Step 2 — Equation library probe</w:t>
       </w:r>
     </w:p>
     <w:p>
       <w:r>
-        <w:t>This section exists solely to verify that mathematical formulae render as native Microsoft Word equations (Office Math Markup Language) — selectable, editable through Word's equation editor, and typeset with the conventional italic-symbol / upright-label distinction. Once verified, subsequent build steps populate the report body.</w:t>
+        <w:t>This section renders every equation slated for inclusion in the report body, presented as display equations for typography review. Each equation is preceded by its symbolic label and a one-line description of where it appears in the report. Reviewer to confirm: (a) every equation parses as a native Word equation object, (b) italic-symbol / upright-label conventions are correct, (c) piecewise / cases constructions render legibly, and (d) operator spacing is consistent. Once signed off, Steps 3–5 embed these equations into body prose by reference.</w:t>
       </w:r>
     </w:p>
     <w:p>
       <w:r>
-        <w:t xml:space="preserve">The fundamental USD-adjusted return identity used throughout the comp pipeline is </w:t>
-      </w:r>
-      <m:oMath>
-        <m:sSub>
-          <m:e>
-            <m:r>
-              <m:t>r</m:t>
-            </m:r>
-          </m:e>
-          <m:sub>
-            <m:r>
-              <m:rPr>
-                <m:sty m:val="p"/>
-              </m:rPr>
-              <m:t>USD</m:t>
-            </m:r>
-          </m:sub>
-        </m:sSub>
-        <m:r>
-          <m:t>=</m:t>
-        </m:r>
-        <m:d>
-          <m:dPr>
-            <m:begChr m:val="("/>
-            <m:endChr m:val=")"/>
-          </m:dPr>
-          <m:e>
-            <m:r>
-              <m:t>1+</m:t>
-            </m:r>
-            <m:sSub>
-              <m:e>
-                <m:r>
-                  <m:t>r</m:t>
-                </m:r>
-              </m:e>
-              <m:sub>
-                <m:r>
-                  <m:rPr>
-                    <m:sty m:val="p"/>
-                  </m:rPr>
-                  <m:t>local</m:t>
-                </m:r>
-              </m:sub>
-            </m:sSub>
-          </m:e>
-        </m:d>
-        <m:d>
-          <m:dPr>
-            <m:begChr m:val="("/>
-            <m:endChr m:val=")"/>
-          </m:dPr>
-          <m:e>
-            <m:r>
-              <m:t>1+</m:t>
-            </m:r>
-            <m:sSub>
-              <m:e>
-                <m:r>
-                  <m:t>r</m:t>
-                </m:r>
-              </m:e>
-              <m:sub>
-                <m:r>
-                  <m:rPr>
-                    <m:sty m:val="p"/>
-                  </m:rPr>
-                  <m:t>FX</m:t>
-                </m:r>
-              </m:sub>
-            </m:sSub>
-          </m:e>
-        </m:d>
-        <m:r>
-          <m:t>−1</m:t>
-        </m:r>
-      </m:oMath>
-      <w:r>
-        <w:t>, expressed inline within a sentence.</w:t>
-      </w:r>
-    </w:p>
-    <w:p>
-      <w:r>
-        <w:t>Presented as a display equation, the same identity reads:</w:t>
+        <w:rPr>
+          <w:i/>
+        </w:rPr>
+        <w:t>Equation count: 25.</w:t>
       </w:r>
     </w:p>
     <w:p>
       <w:pPr>
+        <w:spacing w:before="200" w:after="40"/>
+      </w:pPr>
+      <w:r>
+        <w:rPr>
+          <w:b/>
+          <w:sz w:val="22"/>
+        </w:rPr>
+        <w:t>USD-adjusted return identity</w:t>
+      </w:r>
+    </w:p>
+    <w:p>
+      <w:pPr>
+        <w:spacing w:after="80"/>
+      </w:pPr>
+      <w:r>
+        <w:rPr>
+          <w:i/>
+          <w:sz w:val="19"/>
+        </w:rPr>
+        <w:t>FX composition for foreign-currency instruments</w:t>
+      </w:r>
+    </w:p>
+    <w:p>
+      <w:pPr>
+        <w:spacing w:before="40" w:after="160"/>
         <w:jc w:val="center"/>
       </w:pPr>
       <m:oMathPara>
@@ -177,6 +122,9 @@
             </m:dPr>
             <m:e>
               <m:r>
+                <m:rPr>
+                  <m:sty m:val="p"/>
+                </m:rPr>
                 <m:t>1+</m:t>
               </m:r>
               <m:sSub>
@@ -203,6 +151,9 @@
             </m:dPr>
             <m:e>
               <m:r>
+                <m:rPr>
+                  <m:sty m:val="p"/>
+                </m:rPr>
                 <m:t>1+</m:t>
               </m:r>
               <m:sSub>
@@ -229,37 +180,2477 @@
       </m:oMathPara>
     </w:p>
     <w:p>
+      <w:pPr>
+        <w:spacing w:before="200" w:after="40"/>
+      </w:pPr>
       <w:r>
-        <w:t>Acceptance criteria for Step 1, to be confirmed by opening this document in Microsoft Word:</w:t>
+        <w:rPr>
+          <w:b/>
+          <w:sz w:val="22"/>
+        </w:rPr>
+        <w:t>LSE pence correction</w:t>
       </w:r>
     </w:p>
     <w:p>
       <w:pPr>
-        <w:pStyle w:val="ListBullet"/>
+        <w:spacing w:after="80"/>
       </w:pPr>
       <w:r>
-        <w:t>The inline equation in the paragraph above is recognised as a single equation object (a click selects the whole equation, not individual characters).</w:t>
+        <w:rPr>
+          <w:i/>
+          <w:sz w:val="19"/>
+        </w:rPr>
+        <w:t>Dynamic divisor for ‘.L’ tickers reporting in GBp</w:t>
       </w:r>
     </w:p>
     <w:p>
       <w:pPr>
-        <w:pStyle w:val="ListBullet"/>
+        <w:spacing w:before="40" w:after="160"/>
+        <w:jc w:val="center"/>
+      </w:pPr>
+      <m:oMathPara>
+        <m:oMath>
+          <m:sSup>
+            <m:e>
+              <m:r>
+                <m:t>x</m:t>
+              </m:r>
+            </m:e>
+            <m:sup>
+              <m:r>
+                <m:t>′</m:t>
+              </m:r>
+            </m:sup>
+          </m:sSup>
+          <m:r>
+            <m:t>=</m:t>
+          </m:r>
+          <m:d>
+            <m:dPr>
+              <m:begChr m:val="{"/>
+              <m:endChr m:val=""/>
+            </m:dPr>
+            <m:e>
+              <m:eqArr>
+                <m:eqArrPr>
+                  <m:baseJc m:val="center"/>
+                </m:eqArrPr>
+                <m:e>
+                  <m:f>
+                    <m:num>
+                      <m:r>
+                        <m:t>x</m:t>
+                      </m:r>
+                    </m:num>
+                    <m:den>
+                      <m:r>
+                        <m:rPr>
+                          <m:sty m:val="p"/>
+                        </m:rPr>
+                        <m:t>100</m:t>
+                      </m:r>
+                    </m:den>
+                  </m:f>
+                  <m:r>
+                    <m:rPr>
+                      <m:sty m:val="p"/>
+                    </m:rPr>
+                    <m:t>,   if ticker ends ‘.L’ and median(x) &gt; 50</m:t>
+                  </m:r>
+                </m:e>
+                <m:e>
+                  <m:r>
+                    <m:t>x</m:t>
+                  </m:r>
+                  <m:r>
+                    <m:rPr>
+                      <m:sty m:val="p"/>
+                    </m:rPr>
+                    <m:t>,   otherwise</m:t>
+                  </m:r>
+                </m:e>
+              </m:eqArr>
+            </m:e>
+          </m:d>
+        </m:oMath>
+      </m:oMathPara>
+    </w:p>
+    <w:p>
+      <w:pPr>
+        <w:spacing w:before="200" w:after="40"/>
       </w:pPr>
       <w:r>
-        <w:t>The display equation is centred on its own line and independently editable in Word's equation editor.</w:t>
+        <w:rPr>
+          <w:b/>
+          <w:sz w:val="22"/>
+        </w:rPr>
+        <w:t>Friday-spine alignment</w:t>
       </w:r>
     </w:p>
     <w:p>
       <w:pPr>
-        <w:pStyle w:val="ListBullet"/>
+        <w:spacing w:after="80"/>
       </w:pPr>
       <w:r>
-        <w:t>Letter symbols (the variable r) are italic; multi-character labels (USD, local, FX) are upright; numerals and operators render in standard math typography.</w:t>
+        <w:rPr>
+          <w:i/>
+          <w:sz w:val="19"/>
+        </w:rPr>
+        <w:t>Weekly snapshot from arbitrary-cadence series</w:t>
       </w:r>
     </w:p>
     <w:p>
+      <w:pPr>
+        <w:spacing w:before="40" w:after="160"/>
+        <w:jc w:val="center"/>
+      </w:pPr>
+      <m:oMathPara>
+        <m:oMath>
+          <m:sSubSup>
+            <m:e>
+              <m:r>
+                <m:t>S</m:t>
+              </m:r>
+            </m:e>
+            <m:sub>
+              <m:r>
+                <m:t>t</m:t>
+              </m:r>
+            </m:sub>
+            <m:sup>
+              <m:r>
+                <m:rPr>
+                  <m:sty m:val="p"/>
+                </m:rPr>
+                <m:t>F</m:t>
+              </m:r>
+            </m:sup>
+          </m:sSubSup>
+          <m:r>
+            <m:t>=</m:t>
+          </m:r>
+          <m:r>
+            <m:t>S</m:t>
+          </m:r>
+          <m:d>
+            <m:dPr>
+              <m:begChr m:val="("/>
+              <m:endChr m:val=")"/>
+            </m:dPr>
+            <m:e>
+              <m:r>
+                <m:t>τ</m:t>
+              </m:r>
+            </m:e>
+          </m:d>
+          <m:r>
+            <m:rPr>
+              <m:sty m:val="p"/>
+            </m:rPr>
+            <m:t>,   τ = max</m:t>
+          </m:r>
+          <m:d>
+            <m:dPr>
+              <m:begChr m:val="("/>
+              <m:endChr m:val=")"/>
+            </m:dPr>
+            <m:e>
+              <m:r>
+                <m:rPr>
+                  <m:sty m:val="p"/>
+                </m:rPr>
+                <m:t>s ≤ t : S(s) defined</m:t>
+              </m:r>
+            </m:e>
+          </m:d>
+        </m:oMath>
+      </m:oMathPara>
+    </w:p>
+    <w:p>
+      <w:pPr>
+        <w:spacing w:before="200" w:after="40"/>
+      </w:pPr>
       <w:r>
-        <w:t>Subsequent steps will (Step 2) pre-author the full equation library for the report, (Steps 3–5) build out the thirteen body sections, and (Step 6) add the table of contents, page numbers, and final polish.</w:t>
+        <w:rPr>
+          <w:b/>
+          <w:sz w:val="22"/>
+        </w:rPr>
+        <w:t>Rolling z-score</w:t>
+      </w:r>
+    </w:p>
+    <w:p>
+      <w:pPr>
+        <w:spacing w:after="80"/>
+      </w:pPr>
+      <w:r>
+        <w:rPr>
+          <w:i/>
+          <w:sz w:val="19"/>
+        </w:rPr>
+        <w:t>Three-year window, 52-week warm-up</w:t>
+      </w:r>
+    </w:p>
+    <w:p>
+      <w:pPr>
+        <w:spacing w:before="40" w:after="160"/>
+        <w:jc w:val="center"/>
+      </w:pPr>
+      <m:oMathPara>
+        <m:oMath>
+          <m:sSub>
+            <m:e>
+              <m:r>
+                <m:t>z</m:t>
+              </m:r>
+            </m:e>
+            <m:sub>
+              <m:r>
+                <m:t>t</m:t>
+              </m:r>
+            </m:sub>
+          </m:sSub>
+          <m:r>
+            <m:t>=</m:t>
+          </m:r>
+          <m:f>
+            <m:num>
+              <m:sSub>
+                <m:e>
+                  <m:r>
+                    <m:t>x</m:t>
+                  </m:r>
+                </m:e>
+                <m:sub>
+                  <m:r>
+                    <m:t>t</m:t>
+                  </m:r>
+                </m:sub>
+              </m:sSub>
+              <m:r>
+                <m:t>−</m:t>
+              </m:r>
+              <m:sSub>
+                <m:e>
+                  <m:r>
+                    <m:t>μ</m:t>
+                  </m:r>
+                </m:e>
+                <m:sub>
+                  <m:r>
+                    <m:t>W</m:t>
+                  </m:r>
+                </m:sub>
+              </m:sSub>
+              <m:d>
+                <m:dPr>
+                  <m:begChr m:val="("/>
+                  <m:endChr m:val=")"/>
+                </m:dPr>
+                <m:e>
+                  <m:r>
+                    <m:t>t</m:t>
+                  </m:r>
+                </m:e>
+              </m:d>
+            </m:num>
+            <m:den>
+              <m:sSub>
+                <m:e>
+                  <m:r>
+                    <m:t>σ</m:t>
+                  </m:r>
+                </m:e>
+                <m:sub>
+                  <m:r>
+                    <m:t>W</m:t>
+                  </m:r>
+                </m:sub>
+              </m:sSub>
+              <m:d>
+                <m:dPr>
+                  <m:begChr m:val="("/>
+                  <m:endChr m:val=")"/>
+                </m:dPr>
+                <m:e>
+                  <m:r>
+                    <m:t>t</m:t>
+                  </m:r>
+                </m:e>
+              </m:d>
+            </m:den>
+          </m:f>
+        </m:oMath>
+      </m:oMathPara>
+    </w:p>
+    <w:p>
+      <w:pPr>
+        <w:spacing w:before="200" w:after="40"/>
+      </w:pPr>
+      <w:r>
+        <w:rPr>
+          <w:b/>
+          <w:sz w:val="22"/>
+        </w:rPr>
+        <w:t>Window mean (μ_W)</w:t>
+      </w:r>
+    </w:p>
+    <w:p>
+      <w:pPr>
+        <w:spacing w:after="80"/>
+      </w:pPr>
+      <w:r>
+        <w:rPr>
+          <w:i/>
+          <w:sz w:val="19"/>
+        </w:rPr>
+        <w:t>Window definition, parameter values</w:t>
+      </w:r>
+    </w:p>
+    <w:p>
+      <w:pPr>
+        <w:spacing w:before="40" w:after="160"/>
+        <w:jc w:val="center"/>
+      </w:pPr>
+      <m:oMathPara>
+        <m:oMath>
+          <m:sSub>
+            <m:e>
+              <m:r>
+                <m:t>μ</m:t>
+              </m:r>
+            </m:e>
+            <m:sub>
+              <m:r>
+                <m:t>W</m:t>
+              </m:r>
+            </m:sub>
+          </m:sSub>
+          <m:d>
+            <m:dPr>
+              <m:begChr m:val="("/>
+              <m:endChr m:val=")"/>
+            </m:dPr>
+            <m:e>
+              <m:r>
+                <m:t>t</m:t>
+              </m:r>
+            </m:e>
+          </m:d>
+          <m:r>
+            <m:t>=</m:t>
+          </m:r>
+          <m:f>
+            <m:num>
+              <m:r>
+                <m:rPr>
+                  <m:sty m:val="p"/>
+                </m:rPr>
+                <m:t>1</m:t>
+              </m:r>
+            </m:num>
+            <m:den>
+              <m:r>
+                <m:t>W</m:t>
+              </m:r>
+            </m:den>
+          </m:f>
+          <m:nary>
+            <m:naryPr>
+              <m:chr m:val="∑"/>
+              <m:limLoc m:val="undOvr"/>
+            </m:naryPr>
+            <m:sub>
+              <m:r>
+                <m:rPr>
+                  <m:sty m:val="p"/>
+                </m:rPr>
+                <m:t>i=0</m:t>
+              </m:r>
+            </m:sub>
+            <m:sup>
+              <m:r>
+                <m:rPr>
+                  <m:sty m:val="p"/>
+                </m:rPr>
+                <m:t>W−1</m:t>
+              </m:r>
+            </m:sup>
+            <m:e>
+              <m:sSub>
+                <m:e>
+                  <m:r>
+                    <m:t>x</m:t>
+                  </m:r>
+                </m:e>
+                <m:sub>
+                  <m:r>
+                    <m:t>t−i</m:t>
+                  </m:r>
+                </m:sub>
+              </m:sSub>
+            </m:e>
+          </m:nary>
+          <m:r>
+            <m:rPr>
+              <m:sty m:val="p"/>
+            </m:rPr>
+            <m:t>,   W = 156,   min_periods = 52</m:t>
+          </m:r>
+        </m:oMath>
+      </m:oMathPara>
+    </w:p>
+    <w:p>
+      <w:pPr>
+        <w:spacing w:before="200" w:after="40"/>
+      </w:pPr>
+      <w:r>
+        <w:rPr>
+          <w:b/>
+          <w:sz w:val="22"/>
+        </w:rPr>
+        <w:t>Log-ratio indicator family</w:t>
+      </w:r>
+    </w:p>
+    <w:p>
+      <w:pPr>
+        <w:spacing w:after="80"/>
+      </w:pPr>
+      <w:r>
+        <w:rPr>
+          <w:i/>
+          <w:sz w:val="19"/>
+        </w:rPr>
+        <w:t>Primary calculator template</w:t>
+      </w:r>
+    </w:p>
+    <w:p>
+      <w:pPr>
+        <w:spacing w:before="40" w:after="160"/>
+        <w:jc w:val="center"/>
+      </w:pPr>
+      <m:oMathPara>
+        <m:oMath>
+          <m:sSub>
+            <m:e>
+              <m:r>
+                <m:t>I</m:t>
+              </m:r>
+            </m:e>
+            <m:sub>
+              <m:r>
+                <m:t>t</m:t>
+              </m:r>
+            </m:sub>
+          </m:sSub>
+          <m:r>
+            <m:t>=</m:t>
+          </m:r>
+          <m:func>
+            <m:fName>
+              <m:r>
+                <m:rPr>
+                  <m:sty m:val="p"/>
+                </m:rPr>
+                <m:t>log</m:t>
+              </m:r>
+            </m:fName>
+            <m:e>
+              <m:f>
+                <m:num>
+                  <m:sSub>
+                    <m:e>
+                      <m:r>
+                        <m:t>N</m:t>
+                      </m:r>
+                    </m:e>
+                    <m:sub>
+                      <m:r>
+                        <m:t>t</m:t>
+                      </m:r>
+                    </m:sub>
+                  </m:sSub>
+                </m:num>
+                <m:den>
+                  <m:sSub>
+                    <m:e>
+                      <m:r>
+                        <m:t>D</m:t>
+                      </m:r>
+                    </m:e>
+                    <m:sub>
+                      <m:r>
+                        <m:t>t</m:t>
+                      </m:r>
+                    </m:sub>
+                  </m:sSub>
+                </m:den>
+              </m:f>
+            </m:e>
+          </m:func>
+        </m:oMath>
+      </m:oMathPara>
+    </w:p>
+    <w:p>
+      <w:pPr>
+        <w:spacing w:before="200" w:after="40"/>
+      </w:pPr>
+      <w:r>
+        <w:rPr>
+          <w:b/>
+          <w:sz w:val="22"/>
+        </w:rPr>
+        <w:t>Composite log-ratio</w:t>
+      </w:r>
+    </w:p>
+    <w:p>
+      <w:pPr>
+        <w:spacing w:after="80"/>
+      </w:pPr>
+      <w:r>
+        <w:rPr>
+          <w:i/>
+          <w:sz w:val="19"/>
+        </w:rPr>
+        <w:t>Multi-input log-ratio average</w:t>
+      </w:r>
+    </w:p>
+    <w:p>
+      <w:pPr>
+        <w:spacing w:before="40" w:after="160"/>
+        <w:jc w:val="center"/>
+      </w:pPr>
+      <m:oMathPara>
+        <m:oMath>
+          <m:sSub>
+            <m:e>
+              <m:r>
+                <m:t>I</m:t>
+              </m:r>
+            </m:e>
+            <m:sub>
+              <m:r>
+                <m:t>t</m:t>
+              </m:r>
+            </m:sub>
+          </m:sSub>
+          <m:r>
+            <m:t>=</m:t>
+          </m:r>
+          <m:f>
+            <m:num>
+              <m:r>
+                <m:rPr>
+                  <m:sty m:val="p"/>
+                </m:rPr>
+                <m:t>1</m:t>
+              </m:r>
+            </m:num>
+            <m:den>
+              <m:r>
+                <m:t>k</m:t>
+              </m:r>
+            </m:den>
+          </m:f>
+          <m:nary>
+            <m:naryPr>
+              <m:chr m:val="∑"/>
+              <m:limLoc m:val="undOvr"/>
+            </m:naryPr>
+            <m:sub>
+              <m:r>
+                <m:rPr>
+                  <m:sty m:val="p"/>
+                </m:rPr>
+                <m:t>i=1</m:t>
+              </m:r>
+            </m:sub>
+            <m:sup>
+              <m:r>
+                <m:t>k</m:t>
+              </m:r>
+            </m:sup>
+            <m:e>
+              <m:func>
+                <m:fName>
+                  <m:r>
+                    <m:rPr>
+                      <m:sty m:val="p"/>
+                    </m:rPr>
+                    <m:t>log</m:t>
+                  </m:r>
+                </m:fName>
+                <m:e>
+                  <m:f>
+                    <m:num>
+                      <m:sSub>
+                        <m:e>
+                          <m:r>
+                            <m:t>N</m:t>
+                          </m:r>
+                        </m:e>
+                        <m:sub>
+                          <m:r>
+                            <m:rPr>
+                              <m:sty m:val="p"/>
+                            </m:rPr>
+                            <m:t>i,t</m:t>
+                          </m:r>
+                        </m:sub>
+                      </m:sSub>
+                    </m:num>
+                    <m:den>
+                      <m:sSub>
+                        <m:e>
+                          <m:r>
+                            <m:t>D</m:t>
+                          </m:r>
+                        </m:e>
+                        <m:sub>
+                          <m:r>
+                            <m:rPr>
+                              <m:sty m:val="p"/>
+                            </m:rPr>
+                            <m:t>i,t</m:t>
+                          </m:r>
+                        </m:sub>
+                      </m:sSub>
+                    </m:den>
+                  </m:f>
+                </m:e>
+              </m:func>
+            </m:e>
+          </m:nary>
+        </m:oMath>
+      </m:oMathPara>
+    </w:p>
+    <w:p>
+      <w:pPr>
+        <w:spacing w:before="200" w:after="40"/>
+      </w:pPr>
+      <w:r>
+        <w:rPr>
+          <w:b/>
+          <w:sz w:val="22"/>
+        </w:rPr>
+        <w:t>Arithmetic-difference indicator</w:t>
+      </w:r>
+    </w:p>
+    <w:p>
+      <w:pPr>
+        <w:spacing w:after="80"/>
+      </w:pPr>
+      <w:r>
+        <w:rPr>
+          <w:i/>
+          <w:sz w:val="19"/>
+        </w:rPr>
+        <w:t>Used for yield-curve and spread differences</w:t>
+      </w:r>
+    </w:p>
+    <w:p>
+      <w:pPr>
+        <w:spacing w:before="40" w:after="160"/>
+        <w:jc w:val="center"/>
+      </w:pPr>
+      <m:oMathPara>
+        <m:oMath>
+          <m:sSub>
+            <m:e>
+              <m:r>
+                <m:t>I</m:t>
+              </m:r>
+            </m:e>
+            <m:sub>
+              <m:r>
+                <m:t>t</m:t>
+              </m:r>
+            </m:sub>
+          </m:sSub>
+          <m:r>
+            <m:t>=</m:t>
+          </m:r>
+          <m:sSub>
+            <m:e>
+              <m:r>
+                <m:t>a</m:t>
+              </m:r>
+            </m:e>
+            <m:sub>
+              <m:r>
+                <m:t>t</m:t>
+              </m:r>
+            </m:sub>
+          </m:sSub>
+          <m:r>
+            <m:t>−</m:t>
+          </m:r>
+          <m:sSub>
+            <m:e>
+              <m:r>
+                <m:t>b</m:t>
+              </m:r>
+            </m:e>
+            <m:sub>
+              <m:r>
+                <m:t>t</m:t>
+              </m:r>
+            </m:sub>
+          </m:sSub>
+        </m:oMath>
+      </m:oMathPara>
+    </w:p>
+    <w:p>
+      <w:pPr>
+        <w:spacing w:before="200" w:after="40"/>
+      </w:pPr>
+      <w:r>
+        <w:rPr>
+          <w:b/>
+          <w:sz w:val="22"/>
+        </w:rPr>
+        <w:t>Year-on-year transform</w:t>
+      </w:r>
+    </w:p>
+    <w:p>
+      <w:pPr>
+        <w:spacing w:after="80"/>
+      </w:pPr>
+      <w:r>
+        <w:rPr>
+          <w:i/>
+          <w:sz w:val="19"/>
+        </w:rPr>
+        <w:t>Monthly cadence YoY change</w:t>
+      </w:r>
+    </w:p>
+    <w:p>
+      <w:pPr>
+        <w:spacing w:before="40" w:after="160"/>
+        <w:jc w:val="center"/>
+      </w:pPr>
+      <m:oMathPara>
+        <m:oMath>
+          <m:r>
+            <m:rPr>
+              <m:sty m:val="p"/>
+            </m:rPr>
+            <m:t>YoY</m:t>
+          </m:r>
+          <m:d>
+            <m:dPr>
+              <m:begChr m:val="("/>
+              <m:endChr m:val=")"/>
+            </m:dPr>
+            <m:e>
+              <m:sSub>
+                <m:e>
+                  <m:r>
+                    <m:t>x</m:t>
+                  </m:r>
+                </m:e>
+                <m:sub>
+                  <m:r>
+                    <m:t>t</m:t>
+                  </m:r>
+                </m:sub>
+              </m:sSub>
+            </m:e>
+          </m:d>
+          <m:r>
+            <m:t>=</m:t>
+          </m:r>
+          <m:f>
+            <m:num>
+              <m:sSub>
+                <m:e>
+                  <m:r>
+                    <m:t>x</m:t>
+                  </m:r>
+                </m:e>
+                <m:sub>
+                  <m:r>
+                    <m:t>t</m:t>
+                  </m:r>
+                </m:sub>
+              </m:sSub>
+              <m:r>
+                <m:t>−</m:t>
+              </m:r>
+              <m:sSub>
+                <m:e>
+                  <m:r>
+                    <m:t>x</m:t>
+                  </m:r>
+                </m:e>
+                <m:sub>
+                  <m:r>
+                    <m:rPr>
+                      <m:sty m:val="p"/>
+                    </m:rPr>
+                    <m:t>t−12</m:t>
+                  </m:r>
+                </m:sub>
+              </m:sSub>
+            </m:num>
+            <m:den>
+              <m:sSub>
+                <m:e>
+                  <m:r>
+                    <m:t>x</m:t>
+                  </m:r>
+                </m:e>
+                <m:sub>
+                  <m:r>
+                    <m:rPr>
+                      <m:sty m:val="p"/>
+                    </m:rPr>
+                    <m:t>t−12</m:t>
+                  </m:r>
+                </m:sub>
+              </m:sSub>
+            </m:den>
+          </m:f>
+        </m:oMath>
+      </m:oMathPara>
+    </w:p>
+    <w:p>
+      <w:pPr>
+        <w:spacing w:before="200" w:after="40"/>
+      </w:pPr>
+      <w:r>
+        <w:rPr>
+          <w:b/>
+          <w:sz w:val="22"/>
+        </w:rPr>
+        <w:t>3-bucket regime classifier</w:t>
+      </w:r>
+    </w:p>
+    <w:p>
+      <w:pPr>
+        <w:spacing w:after="80"/>
+      </w:pPr>
+      <w:r>
+        <w:rPr>
+          <w:i/>
+          <w:sz w:val="19"/>
+        </w:rPr>
+        <w:t>Standard ±1σ regime helper</w:t>
+      </w:r>
+    </w:p>
+    <w:p>
+      <w:pPr>
+        <w:spacing w:before="40" w:after="160"/>
+        <w:jc w:val="center"/>
+      </w:pPr>
+      <m:oMathPara>
+        <m:oMath>
+          <m:r>
+            <m:rPr>
+              <m:sty m:val="p"/>
+            </m:rPr>
+            <m:t>regime</m:t>
+          </m:r>
+          <m:d>
+            <m:dPr>
+              <m:begChr m:val="("/>
+              <m:endChr m:val=")"/>
+            </m:dPr>
+            <m:e>
+              <m:r>
+                <m:t>z</m:t>
+              </m:r>
+            </m:e>
+          </m:d>
+          <m:r>
+            <m:t>=</m:t>
+          </m:r>
+          <m:d>
+            <m:dPr>
+              <m:begChr m:val="{"/>
+              <m:endChr m:val=""/>
+            </m:dPr>
+            <m:e>
+              <m:eqArr>
+                <m:eqArrPr>
+                  <m:baseJc m:val="center"/>
+                </m:eqArrPr>
+                <m:e>
+                  <m:r>
+                    <m:rPr>
+                      <m:sty m:val="p"/>
+                    </m:rPr>
+                    <m:t>L₊</m:t>
+                  </m:r>
+                  <m:r>
+                    <m:rPr>
+                      <m:sty m:val="p"/>
+                    </m:rPr>
+                    <m:t>,   if z &gt; +1</m:t>
+                  </m:r>
+                </m:e>
+                <m:e>
+                  <m:r>
+                    <m:rPr>
+                      <m:sty m:val="p"/>
+                    </m:rPr>
+                    <m:t>L₀</m:t>
+                  </m:r>
+                  <m:r>
+                    <m:rPr>
+                      <m:sty m:val="p"/>
+                    </m:rPr>
+                    <m:t>,   if |z| ≤ 1</m:t>
+                  </m:r>
+                </m:e>
+                <m:e>
+                  <m:r>
+                    <m:rPr>
+                      <m:sty m:val="p"/>
+                    </m:rPr>
+                    <m:t>L₋</m:t>
+                  </m:r>
+                  <m:r>
+                    <m:rPr>
+                      <m:sty m:val="p"/>
+                    </m:rPr>
+                    <m:t>,   if z &lt; −1</m:t>
+                  </m:r>
+                </m:e>
+              </m:eqArr>
+            </m:e>
+          </m:d>
+        </m:oMath>
+      </m:oMathPara>
+    </w:p>
+    <w:p>
+      <w:pPr>
+        <w:spacing w:before="200" w:after="40"/>
+      </w:pPr>
+      <w:r>
+        <w:rPr>
+          <w:b/>
+          <w:sz w:val="22"/>
+        </w:rPr>
+        <w:t>Forward-regime slope</w:t>
+      </w:r>
+    </w:p>
+    <w:p>
+      <w:pPr>
+        <w:spacing w:after="80"/>
+      </w:pPr>
+      <w:r>
+        <w:rPr>
+          <w:i/>
+          <w:sz w:val="19"/>
+        </w:rPr>
+        <w:t>Eight-week z-score slope</w:t>
+      </w:r>
+    </w:p>
+    <w:p>
+      <w:pPr>
+        <w:spacing w:before="40" w:after="160"/>
+        <w:jc w:val="center"/>
+      </w:pPr>
+      <m:oMathPara>
+        <m:oMath>
+          <m:r>
+            <m:t>β</m:t>
+          </m:r>
+          <m:r>
+            <m:t>=</m:t>
+          </m:r>
+          <m:f>
+            <m:num>
+              <m:sSub>
+                <m:e>
+                  <m:r>
+                    <m:t>z</m:t>
+                  </m:r>
+                </m:e>
+                <m:sub>
+                  <m:r>
+                    <m:t>t</m:t>
+                  </m:r>
+                </m:sub>
+              </m:sSub>
+              <m:r>
+                <m:t>−</m:t>
+              </m:r>
+              <m:sSub>
+                <m:e>
+                  <m:r>
+                    <m:t>z</m:t>
+                  </m:r>
+                </m:e>
+                <m:sub>
+                  <m:r>
+                    <m:rPr>
+                      <m:sty m:val="p"/>
+                    </m:rPr>
+                    <m:t>t−8</m:t>
+                  </m:r>
+                </m:sub>
+              </m:sSub>
+            </m:num>
+            <m:den>
+              <m:r>
+                <m:rPr>
+                  <m:sty m:val="p"/>
+                </m:rPr>
+                <m:t>8</m:t>
+              </m:r>
+            </m:den>
+          </m:f>
+        </m:oMath>
+      </m:oMathPara>
+    </w:p>
+    <w:p>
+      <w:pPr>
+        <w:spacing w:before="200" w:after="40"/>
+      </w:pPr>
+      <w:r>
+        <w:rPr>
+          <w:b/>
+          <w:sz w:val="22"/>
+        </w:rPr>
+        <w:t>Forward-regime classification</w:t>
+      </w:r>
+    </w:p>
+    <w:p>
+      <w:pPr>
+        <w:spacing w:after="80"/>
+      </w:pPr>
+      <w:r>
+        <w:rPr>
+          <w:i/>
+          <w:sz w:val="19"/>
+        </w:rPr>
+        <w:t>Piecewise on β with ±0.15 thresholds</w:t>
+      </w:r>
+    </w:p>
+    <w:p>
+      <w:pPr>
+        <w:spacing w:before="40" w:after="160"/>
+        <w:jc w:val="center"/>
+      </w:pPr>
+      <m:oMathPara>
+        <m:oMath>
+          <m:r>
+            <m:rPr>
+              <m:sty m:val="p"/>
+            </m:rPr>
+            <m:t>fwd_regime</m:t>
+          </m:r>
+          <m:r>
+            <m:t>=</m:t>
+          </m:r>
+          <m:d>
+            <m:dPr>
+              <m:begChr m:val="{"/>
+              <m:endChr m:val=""/>
+            </m:dPr>
+            <m:e>
+              <m:eqArr>
+                <m:eqArrPr>
+                  <m:baseJc m:val="center"/>
+                </m:eqArrPr>
+                <m:e>
+                  <m:r>
+                    <m:rPr>
+                      <m:sty m:val="p"/>
+                    </m:rPr>
+                    <m:t>improving</m:t>
+                  </m:r>
+                  <m:r>
+                    <m:rPr>
+                      <m:sty m:val="p"/>
+                    </m:rPr>
+                    <m:t>,       if β &gt; +0.15</m:t>
+                  </m:r>
+                </m:e>
+                <m:e>
+                  <m:r>
+                    <m:rPr>
+                      <m:sty m:val="p"/>
+                    </m:rPr>
+                    <m:t>stable</m:t>
+                  </m:r>
+                  <m:r>
+                    <m:rPr>
+                      <m:sty m:val="p"/>
+                    </m:rPr>
+                    <m:t>,         if |β| ≤ 0.15</m:t>
+                  </m:r>
+                </m:e>
+                <m:e>
+                  <m:r>
+                    <m:rPr>
+                      <m:sty m:val="p"/>
+                    </m:rPr>
+                    <m:t>deteriorating</m:t>
+                  </m:r>
+                  <m:r>
+                    <m:rPr>
+                      <m:sty m:val="p"/>
+                    </m:rPr>
+                    <m:t>,  if β &lt; −0.15</m:t>
+                  </m:r>
+                </m:e>
+              </m:eqArr>
+            </m:e>
+          </m:d>
+        </m:oMath>
+      </m:oMathPara>
+    </w:p>
+    <w:p>
+      <w:pPr>
+        <w:spacing w:before="200" w:after="40"/>
+      </w:pPr>
+      <w:r>
+        <w:rPr>
+          <w:b/>
+          <w:sz w:val="22"/>
+        </w:rPr>
+        <w:t>Z-score trend — intensifying</w:t>
+      </w:r>
+    </w:p>
+    <w:p>
+      <w:pPr>
+        <w:spacing w:before="40" w:after="160"/>
+        <w:jc w:val="center"/>
+      </w:pPr>
+      <m:oMathPara>
+        <m:oMath>
+          <m:r>
+            <m:rPr>
+              <m:sty m:val="p"/>
+            </m:rPr>
+            <m:t>intensifying:    </m:t>
+          </m:r>
+          <m:d>
+            <m:dPr>
+              <m:begChr m:val="|"/>
+              <m:endChr m:val="|"/>
+            </m:dPr>
+            <m:e>
+              <m:sSub>
+                <m:e>
+                  <m:r>
+                    <m:t>z</m:t>
+                  </m:r>
+                </m:e>
+                <m:sub>
+                  <m:r>
+                    <m:rPr>
+                      <m:sty m:val="p"/>
+                    </m:rPr>
+                    <m:t>t</m:t>
+                  </m:r>
+                </m:sub>
+              </m:sSub>
+            </m:e>
+          </m:d>
+          <m:r>
+            <m:t>&gt;</m:t>
+          </m:r>
+          <m:d>
+            <m:dPr>
+              <m:begChr m:val="|"/>
+              <m:endChr m:val="|"/>
+            </m:dPr>
+            <m:e>
+              <m:sSub>
+                <m:e>
+                  <m:r>
+                    <m:t>z</m:t>
+                  </m:r>
+                </m:e>
+                <m:sub>
+                  <m:r>
+                    <m:rPr>
+                      <m:sty m:val="p"/>
+                    </m:rPr>
+                    <m:t>t−1</m:t>
+                  </m:r>
+                </m:sub>
+              </m:sSub>
+            </m:e>
+          </m:d>
+          <m:r>
+            <m:rPr>
+              <m:sty m:val="p"/>
+            </m:rPr>
+            <m:t>    ∧    </m:t>
+          </m:r>
+          <m:d>
+            <m:dPr>
+              <m:begChr m:val="|"/>
+              <m:endChr m:val="|"/>
+            </m:dPr>
+            <m:e>
+              <m:sSub>
+                <m:e>
+                  <m:r>
+                    <m:t>z</m:t>
+                  </m:r>
+                </m:e>
+                <m:sub>
+                  <m:r>
+                    <m:rPr>
+                      <m:sty m:val="p"/>
+                    </m:rPr>
+                    <m:t>t</m:t>
+                  </m:r>
+                </m:sub>
+              </m:sSub>
+            </m:e>
+          </m:d>
+          <m:r>
+            <m:t>&gt;</m:t>
+          </m:r>
+          <m:d>
+            <m:dPr>
+              <m:begChr m:val="|"/>
+              <m:endChr m:val="|"/>
+            </m:dPr>
+            <m:e>
+              <m:sSub>
+                <m:e>
+                  <m:r>
+                    <m:t>z</m:t>
+                  </m:r>
+                </m:e>
+                <m:sub>
+                  <m:r>
+                    <m:rPr>
+                      <m:sty m:val="p"/>
+                    </m:rPr>
+                    <m:t>t−4</m:t>
+                  </m:r>
+                </m:sub>
+              </m:sSub>
+            </m:e>
+          </m:d>
+          <m:r>
+            <m:rPr>
+              <m:sty m:val="p"/>
+            </m:rPr>
+            <m:t>    ∧    </m:t>
+          </m:r>
+          <m:d>
+            <m:dPr>
+              <m:begChr m:val="|"/>
+              <m:endChr m:val="|"/>
+            </m:dPr>
+            <m:e>
+              <m:sSub>
+                <m:e>
+                  <m:r>
+                    <m:t>z</m:t>
+                  </m:r>
+                </m:e>
+                <m:sub>
+                  <m:r>
+                    <m:rPr>
+                      <m:sty m:val="p"/>
+                    </m:rPr>
+                    <m:t>t</m:t>
+                  </m:r>
+                </m:sub>
+              </m:sSub>
+            </m:e>
+          </m:d>
+          <m:r>
+            <m:t>≥</m:t>
+          </m:r>
+          <m:r>
+            <m:rPr>
+              <m:sty m:val="p"/>
+            </m:rPr>
+            <m:t>0.9 ·</m:t>
+          </m:r>
+          <m:r>
+            <m:rPr>
+              <m:sty m:val="p"/>
+            </m:rPr>
+            <m:t>max</m:t>
+          </m:r>
+          <m:sSub>
+            <m:e>
+              <m:r>
+                <m:rPr>
+                  <m:sty m:val="p"/>
+                </m:rPr>
+                <m:t/>
+              </m:r>
+            </m:e>
+            <m:sub>
+              <m:r>
+                <m:rPr>
+                  <m:sty m:val="p"/>
+                </m:rPr>
+                <m:t>[t−13, t]</m:t>
+              </m:r>
+            </m:sub>
+          </m:sSub>
+          <m:d>
+            <m:dPr>
+              <m:begChr m:val="|"/>
+              <m:endChr m:val="|"/>
+            </m:dPr>
+            <m:e>
+              <m:r>
+                <m:t>z</m:t>
+              </m:r>
+            </m:e>
+          </m:d>
+        </m:oMath>
+      </m:oMathPara>
+    </w:p>
+    <w:p>
+      <w:pPr>
+        <w:spacing w:before="200" w:after="40"/>
+      </w:pPr>
+      <w:r>
+        <w:rPr>
+          <w:b/>
+          <w:sz w:val="22"/>
+        </w:rPr>
+        <w:t>Z-score trend — fading</w:t>
+      </w:r>
+    </w:p>
+    <w:p>
+      <w:pPr>
+        <w:spacing w:before="40" w:after="160"/>
+        <w:jc w:val="center"/>
+      </w:pPr>
+      <m:oMathPara>
+        <m:oMath>
+          <m:r>
+            <m:rPr>
+              <m:sty m:val="p"/>
+            </m:rPr>
+            <m:t>fading:    </m:t>
+          </m:r>
+          <m:d>
+            <m:dPr>
+              <m:begChr m:val="|"/>
+              <m:endChr m:val="|"/>
+            </m:dPr>
+            <m:e>
+              <m:sSub>
+                <m:e>
+                  <m:r>
+                    <m:t>z</m:t>
+                  </m:r>
+                </m:e>
+                <m:sub>
+                  <m:r>
+                    <m:rPr>
+                      <m:sty m:val="p"/>
+                    </m:rPr>
+                    <m:t>t</m:t>
+                  </m:r>
+                </m:sub>
+              </m:sSub>
+            </m:e>
+          </m:d>
+          <m:r>
+            <m:t>&lt;</m:t>
+          </m:r>
+          <m:r>
+            <m:rPr>
+              <m:sty m:val="p"/>
+            </m:rPr>
+            <m:t>0.9 ·</m:t>
+          </m:r>
+          <m:d>
+            <m:dPr>
+              <m:begChr m:val="|"/>
+              <m:endChr m:val="|"/>
+            </m:dPr>
+            <m:e>
+              <m:sSub>
+                <m:e>
+                  <m:r>
+                    <m:t>z</m:t>
+                  </m:r>
+                </m:e>
+                <m:sub>
+                  <m:r>
+                    <m:rPr>
+                      <m:sty m:val="p"/>
+                    </m:rPr>
+                    <m:t>t−4</m:t>
+                  </m:r>
+                </m:sub>
+              </m:sSub>
+            </m:e>
+          </m:d>
+        </m:oMath>
+      </m:oMathPara>
+    </w:p>
+    <w:p>
+      <w:pPr>
+        <w:spacing w:before="200" w:after="40"/>
+      </w:pPr>
+      <w:r>
+        <w:rPr>
+          <w:b/>
+          <w:sz w:val="22"/>
+        </w:rPr>
+        <w:t>Z-score trend — reversing</w:t>
+      </w:r>
+    </w:p>
+    <w:p>
+      <w:pPr>
+        <w:spacing w:before="40" w:after="160"/>
+        <w:jc w:val="center"/>
+      </w:pPr>
+      <m:oMathPara>
+        <m:oMath>
+          <m:r>
+            <m:rPr>
+              <m:sty m:val="p"/>
+            </m:rPr>
+            <m:t>reversing:    </m:t>
+          </m:r>
+          <m:r>
+            <m:rPr>
+              <m:sty m:val="p"/>
+            </m:rPr>
+            <m:t>sgn</m:t>
+          </m:r>
+          <m:d>
+            <m:dPr>
+              <m:begChr m:val="("/>
+              <m:endChr m:val=")"/>
+            </m:dPr>
+            <m:e>
+              <m:sSub>
+                <m:e>
+                  <m:r>
+                    <m:t>z</m:t>
+                  </m:r>
+                </m:e>
+                <m:sub>
+                  <m:r>
+                    <m:rPr>
+                      <m:sty m:val="p"/>
+                    </m:rPr>
+                    <m:t>t</m:t>
+                  </m:r>
+                </m:sub>
+              </m:sSub>
+            </m:e>
+          </m:d>
+          <m:r>
+            <m:t>≠</m:t>
+          </m:r>
+          <m:r>
+            <m:rPr>
+              <m:sty m:val="p"/>
+            </m:rPr>
+            <m:t>sgn</m:t>
+          </m:r>
+          <m:d>
+            <m:dPr>
+              <m:begChr m:val="("/>
+              <m:endChr m:val=")"/>
+            </m:dPr>
+            <m:e>
+              <m:sSub>
+                <m:e>
+                  <m:r>
+                    <m:t>z</m:t>
+                  </m:r>
+                </m:e>
+                <m:sub>
+                  <m:r>
+                    <m:rPr>
+                      <m:sty m:val="p"/>
+                    </m:rPr>
+                    <m:t>t−4</m:t>
+                  </m:r>
+                </m:sub>
+              </m:sSub>
+            </m:e>
+          </m:d>
+          <m:r>
+            <m:rPr>
+              <m:sty m:val="p"/>
+            </m:rPr>
+            <m:t>    ∧    </m:t>
+          </m:r>
+          <m:d>
+            <m:dPr>
+              <m:begChr m:val="|"/>
+              <m:endChr m:val="|"/>
+            </m:dPr>
+            <m:e>
+              <m:sSub>
+                <m:e>
+                  <m:r>
+                    <m:t>z</m:t>
+                  </m:r>
+                </m:e>
+                <m:sub>
+                  <m:r>
+                    <m:rPr>
+                      <m:sty m:val="p"/>
+                    </m:rPr>
+                    <m:t>t−4</m:t>
+                  </m:r>
+                </m:sub>
+              </m:sSub>
+            </m:e>
+          </m:d>
+          <m:r>
+            <m:t>&gt;</m:t>
+          </m:r>
+          <m:r>
+            <m:rPr>
+              <m:sty m:val="p"/>
+            </m:rPr>
+            <m:t>0.5</m:t>
+          </m:r>
+        </m:oMath>
+      </m:oMathPara>
+    </w:p>
+    <w:p>
+      <w:pPr>
+        <w:spacing w:before="200" w:after="40"/>
+      </w:pPr>
+      <w:r>
+        <w:rPr>
+          <w:b/>
+          <w:sz w:val="22"/>
+        </w:rPr>
+        <w:t>US_G1 — XLY / XLP</w:t>
+      </w:r>
+    </w:p>
+    <w:p>
+      <w:pPr>
+        <w:spacing w:after="80"/>
+      </w:pPr>
+      <w:r>
+        <w:rPr>
+          <w:i/>
+          <w:sz w:val="19"/>
+        </w:rPr>
+        <w:t>Equity rotation worked example</w:t>
+      </w:r>
+    </w:p>
+    <w:p>
+      <w:pPr>
+        <w:spacing w:before="40" w:after="160"/>
+        <w:jc w:val="center"/>
+      </w:pPr>
+      <m:oMathPara>
+        <m:oMath>
+          <m:r>
+            <m:t>I</m:t>
+          </m:r>
+          <m:r>
+            <m:t>=</m:t>
+          </m:r>
+          <m:func>
+            <m:fName>
+              <m:r>
+                <m:rPr>
+                  <m:sty m:val="p"/>
+                </m:rPr>
+                <m:t>log</m:t>
+              </m:r>
+            </m:fName>
+            <m:e>
+              <m:f>
+                <m:num>
+                  <m:r>
+                    <m:rPr>
+                      <m:sty m:val="p"/>
+                    </m:rPr>
+                    <m:t>XLY</m:t>
+                  </m:r>
+                </m:num>
+                <m:den>
+                  <m:r>
+                    <m:rPr>
+                      <m:sty m:val="p"/>
+                    </m:rPr>
+                    <m:t>XLP</m:t>
+                  </m:r>
+                </m:den>
+              </m:f>
+            </m:e>
+          </m:func>
+        </m:oMath>
+      </m:oMathPara>
+    </w:p>
+    <w:p>
+      <w:pPr>
+        <w:spacing w:before="200" w:after="40"/>
+      </w:pPr>
+      <w:r>
+        <w:rPr>
+          <w:b/>
+          <w:sz w:val="22"/>
+        </w:rPr>
+        <w:t>US_G2 — (XLI+XLF) / (XLU+XLP)</w:t>
+      </w:r>
+    </w:p>
+    <w:p>
+      <w:pPr>
+        <w:spacing w:after="80"/>
+      </w:pPr>
+      <w:r>
+        <w:rPr>
+          <w:i/>
+          <w:sz w:val="19"/>
+        </w:rPr>
+        <w:t>Composite equity rotation</w:t>
+      </w:r>
+    </w:p>
+    <w:p>
+      <w:pPr>
+        <w:spacing w:before="40" w:after="160"/>
+        <w:jc w:val="center"/>
+      </w:pPr>
+      <m:oMathPara>
+        <m:oMath>
+          <m:r>
+            <m:t>I</m:t>
+          </m:r>
+          <m:r>
+            <m:t>=</m:t>
+          </m:r>
+          <m:func>
+            <m:fName>
+              <m:r>
+                <m:rPr>
+                  <m:sty m:val="p"/>
+                </m:rPr>
+                <m:t>log</m:t>
+              </m:r>
+            </m:fName>
+            <m:e>
+              <m:f>
+                <m:num>
+                  <m:r>
+                    <m:rPr>
+                      <m:sty m:val="p"/>
+                    </m:rPr>
+                    <m:t>XLI</m:t>
+                  </m:r>
+                  <m:r>
+                    <m:t>+</m:t>
+                  </m:r>
+                  <m:r>
+                    <m:rPr>
+                      <m:sty m:val="p"/>
+                    </m:rPr>
+                    <m:t>XLF</m:t>
+                  </m:r>
+                </m:num>
+                <m:den>
+                  <m:r>
+                    <m:rPr>
+                      <m:sty m:val="p"/>
+                    </m:rPr>
+                    <m:t>XLU</m:t>
+                  </m:r>
+                  <m:r>
+                    <m:t>+</m:t>
+                  </m:r>
+                  <m:r>
+                    <m:rPr>
+                      <m:sty m:val="p"/>
+                    </m:rPr>
+                    <m:t>XLP</m:t>
+                  </m:r>
+                </m:den>
+              </m:f>
+            </m:e>
+          </m:func>
+        </m:oMath>
+      </m:oMathPara>
+    </w:p>
+    <w:p>
+      <w:pPr>
+        <w:spacing w:before="200" w:after="40"/>
+      </w:pPr>
+      <w:r>
+        <w:rPr>
+          <w:b/>
+          <w:sz w:val="22"/>
+        </w:rPr>
+        <w:t>US_R1 — 10Y − 3M</w:t>
+      </w:r>
+    </w:p>
+    <w:p>
+      <w:pPr>
+        <w:spacing w:after="80"/>
+      </w:pPr>
+      <w:r>
+        <w:rPr>
+          <w:i/>
+          <w:sz w:val="19"/>
+        </w:rPr>
+        <w:t>Yield curve, raw</w:t>
+      </w:r>
+    </w:p>
+    <w:p>
+      <w:pPr>
+        <w:spacing w:before="40" w:after="160"/>
+        <w:jc w:val="center"/>
+      </w:pPr>
+      <m:oMathPara>
+        <m:oMath>
+          <m:r>
+            <m:t>I</m:t>
+          </m:r>
+          <m:r>
+            <m:t>=</m:t>
+          </m:r>
+          <m:sSub>
+            <m:e>
+              <m:r>
+                <m:t>y</m:t>
+              </m:r>
+            </m:e>
+            <m:sub>
+              <m:r>
+                <m:rPr>
+                  <m:sty m:val="p"/>
+                </m:rPr>
+                <m:t>10Y</m:t>
+              </m:r>
+            </m:sub>
+          </m:sSub>
+          <m:r>
+            <m:t>−</m:t>
+          </m:r>
+          <m:sSub>
+            <m:e>
+              <m:r>
+                <m:t>y</m:t>
+              </m:r>
+            </m:e>
+            <m:sub>
+              <m:r>
+                <m:rPr>
+                  <m:sty m:val="p"/>
+                </m:rPr>
+                <m:t>3M</m:t>
+              </m:r>
+            </m:sub>
+          </m:sSub>
+        </m:oMath>
+      </m:oMathPara>
+    </w:p>
+    <w:p>
+      <w:pPr>
+        <w:spacing w:before="200" w:after="40"/>
+      </w:pPr>
+      <w:r>
+        <w:rPr>
+          <w:b/>
+          <w:sz w:val="22"/>
+        </w:rPr>
+        <w:t>US_R1 — regime (level override)</w:t>
+      </w:r>
+    </w:p>
+    <w:p>
+      <w:pPr>
+        <w:spacing w:after="80"/>
+      </w:pPr>
+      <w:r>
+        <w:rPr>
+          <w:i/>
+          <w:sz w:val="19"/>
+        </w:rPr>
+        <w:t>Yield-curve regime with inversion override</w:t>
+      </w:r>
+    </w:p>
+    <w:p>
+      <w:pPr>
+        <w:spacing w:before="40" w:after="160"/>
+        <w:jc w:val="center"/>
+      </w:pPr>
+      <m:oMathPara>
+        <m:oMath>
+          <m:r>
+            <m:rPr>
+              <m:sty m:val="p"/>
+            </m:rPr>
+            <m:t>regime</m:t>
+          </m:r>
+          <m:d>
+            <m:dPr>
+              <m:begChr m:val="("/>
+              <m:endChr m:val=")"/>
+            </m:dPr>
+            <m:e>
+              <m:sSub>
+                <m:e>
+                  <m:r>
+                    <m:t>I</m:t>
+                  </m:r>
+                </m:e>
+                <m:sub>
+                  <m:r>
+                    <m:t>t</m:t>
+                  </m:r>
+                </m:sub>
+              </m:sSub>
+              <m:r>
+                <m:rPr>
+                  <m:sty m:val="p"/>
+                </m:rPr>
+                <m:t>, </m:t>
+              </m:r>
+              <m:sSub>
+                <m:e>
+                  <m:r>
+                    <m:t>z</m:t>
+                  </m:r>
+                </m:e>
+                <m:sub>
+                  <m:r>
+                    <m:t>t</m:t>
+                  </m:r>
+                </m:sub>
+              </m:sSub>
+            </m:e>
+          </m:d>
+          <m:r>
+            <m:t>=</m:t>
+          </m:r>
+          <m:d>
+            <m:dPr>
+              <m:begChr m:val="{"/>
+              <m:endChr m:val=""/>
+            </m:dPr>
+            <m:e>
+              <m:eqArr>
+                <m:eqArrPr>
+                  <m:baseJc m:val="center"/>
+                </m:eqArrPr>
+                <m:e>
+                  <m:r>
+                    <m:rPr>
+                      <m:sty m:val="p"/>
+                    </m:rPr>
+                    <m:t>recession-watch</m:t>
+                  </m:r>
+                  <m:r>
+                    <m:rPr>
+                      <m:sty m:val="p"/>
+                    </m:rPr>
+                    <m:t>,   if I_t &lt; 0</m:t>
+                  </m:r>
+                </m:e>
+                <m:e>
+                  <m:r>
+                    <m:rPr>
+                      <m:sty m:val="p"/>
+                    </m:rPr>
+                    <m:t>early-cycle</m:t>
+                  </m:r>
+                  <m:r>
+                    <m:rPr>
+                      <m:sty m:val="p"/>
+                    </m:rPr>
+                    <m:t>,       if I_t &gt; 0   ∧   z_t &gt; +1</m:t>
+                  </m:r>
+                </m:e>
+                <m:e>
+                  <m:r>
+                    <m:rPr>
+                      <m:sty m:val="p"/>
+                    </m:rPr>
+                    <m:t>mid-cycle</m:t>
+                  </m:r>
+                  <m:r>
+                    <m:rPr>
+                      <m:sty m:val="p"/>
+                    </m:rPr>
+                    <m:t>,         if I_t &gt; 0   ∧   |z_t| ≤ 1</m:t>
+                  </m:r>
+                </m:e>
+                <m:e>
+                  <m:r>
+                    <m:rPr>
+                      <m:sty m:val="p"/>
+                    </m:rPr>
+                    <m:t>late-cycle</m:t>
+                  </m:r>
+                  <m:r>
+                    <m:rPr>
+                      <m:sty m:val="p"/>
+                    </m:rPr>
+                    <m:t>,        if I_t &gt; 0   ∧   z_t &lt; −1</m:t>
+                  </m:r>
+                </m:e>
+              </m:eqArr>
+            </m:e>
+          </m:d>
+        </m:oMath>
+      </m:oMathPara>
+    </w:p>
+    <w:p>
+      <w:pPr>
+        <w:spacing w:before="200" w:after="40"/>
+      </w:pPr>
+      <w:r>
+        <w:rPr>
+          <w:b/>
+          <w:sz w:val="22"/>
+        </w:rPr>
+        <w:t>US_Cr2 — 5-regime classifier</w:t>
+      </w:r>
+    </w:p>
+    <w:p>
+      <w:pPr>
+        <w:spacing w:after="80"/>
+      </w:pPr>
+      <w:r>
+        <w:rPr>
+          <w:i/>
+          <w:sz w:val="19"/>
+        </w:rPr>
+        <w:t>HY credit spread</w:t>
+      </w:r>
+    </w:p>
+    <w:p>
+      <w:pPr>
+        <w:spacing w:before="40" w:after="160"/>
+        <w:jc w:val="center"/>
+      </w:pPr>
+      <m:oMathPara>
+        <m:oMath>
+          <m:r>
+            <m:rPr>
+              <m:sty m:val="p"/>
+            </m:rPr>
+            <m:t>regime</m:t>
+          </m:r>
+          <m:r>
+            <m:t>=</m:t>
+          </m:r>
+          <m:d>
+            <m:dPr>
+              <m:begChr m:val="{"/>
+              <m:endChr m:val=""/>
+            </m:dPr>
+            <m:e>
+              <m:eqArr>
+                <m:eqArrPr>
+                  <m:baseJc m:val="center"/>
+                </m:eqArrPr>
+                <m:e>
+                  <m:r>
+                    <m:rPr>
+                      <m:sty m:val="p"/>
+                    </m:rPr>
+                    <m:t>opportunity</m:t>
+                  </m:r>
+                  <m:r>
+                    <m:rPr>
+                      <m:sty m:val="p"/>
+                    </m:rPr>
+                    <m:t>,   if HY_OAS &gt; 800   ∨   z &gt; +2</m:t>
+                  </m:r>
+                </m:e>
+                <m:e>
+                  <m:r>
+                    <m:rPr>
+                      <m:sty m:val="p"/>
+                    </m:rPr>
+                    <m:t>stress</m:t>
+                  </m:r>
+                  <m:r>
+                    <m:rPr>
+                      <m:sty m:val="p"/>
+                    </m:rPr>
+                    <m:t>,            if HY_OAS &gt; 500   ∧   z &gt; +1</m:t>
+                  </m:r>
+                </m:e>
+                <m:e>
+                  <m:r>
+                    <m:rPr>
+                      <m:sty m:val="p"/>
+                    </m:rPr>
+                    <m:t>normal</m:t>
+                  </m:r>
+                  <m:r>
+                    <m:rPr>
+                      <m:sty m:val="p"/>
+                    </m:rPr>
+                    <m:t>,          if 400 ≤ HY_OAS ≤ 600   ∧   |z| &lt; 1</m:t>
+                  </m:r>
+                </m:e>
+                <m:e>
+                  <m:r>
+                    <m:rPr>
+                      <m:sty m:val="p"/>
+                    </m:rPr>
+                    <m:t>complacent</m:t>
+                  </m:r>
+                  <m:r>
+                    <m:rPr>
+                      <m:sty m:val="p"/>
+                    </m:rPr>
+                    <m:t>,   if HY_OAS &lt; 400   ∧   z &lt; −0.5</m:t>
+                  </m:r>
+                </m:e>
+                <m:e>
+                  <m:r>
+                    <m:rPr>
+                      <m:sty m:val="p"/>
+                    </m:rPr>
+                    <m:t>frothy</m:t>
+                  </m:r>
+                  <m:r>
+                    <m:rPr>
+                      <m:sty m:val="p"/>
+                    </m:rPr>
+                    <m:t>,            if HY_OAS &lt; 300   ∧   z &lt; −1</m:t>
+                  </m:r>
+                </m:e>
+              </m:eqArr>
+            </m:e>
+          </m:d>
+        </m:oMath>
+      </m:oMathPara>
+    </w:p>
+    <w:p>
+      <w:pPr>
+        <w:spacing w:before="200" w:after="40"/>
+      </w:pPr>
+      <w:r>
+        <w:rPr>
+          <w:b/>
+          <w:sz w:val="22"/>
+        </w:rPr>
+        <w:t>US_V1 — VIX3M − VIX</w:t>
+      </w:r>
+    </w:p>
+    <w:p>
+      <w:pPr>
+        <w:spacing w:after="80"/>
+      </w:pPr>
+      <w:r>
+        <w:rPr>
+          <w:i/>
+          <w:sz w:val="19"/>
+        </w:rPr>
+        <w:t>Volatility term structure</w:t>
+      </w:r>
+    </w:p>
+    <w:p>
+      <w:pPr>
+        <w:spacing w:before="40" w:after="160"/>
+        <w:jc w:val="center"/>
+      </w:pPr>
+      <m:oMathPara>
+        <m:oMath>
+          <m:r>
+            <m:t>I</m:t>
+          </m:r>
+          <m:r>
+            <m:t>=</m:t>
+          </m:r>
+          <m:r>
+            <m:rPr>
+              <m:sty m:val="p"/>
+            </m:rPr>
+            <m:t>VIX3M</m:t>
+          </m:r>
+          <m:r>
+            <m:t>−</m:t>
+          </m:r>
+          <m:r>
+            <m:rPr>
+              <m:sty m:val="p"/>
+            </m:rPr>
+            <m:t>VIX</m:t>
+          </m:r>
+        </m:oMath>
+      </m:oMathPara>
+    </w:p>
+    <w:p>
+      <w:pPr>
+        <w:spacing w:before="200" w:after="40"/>
+      </w:pPr>
+      <w:r>
+        <w:rPr>
+          <w:b/>
+          <w:sz w:val="22"/>
+        </w:rPr>
+        <w:t>FX_CMD1 — log(copper / gold)</w:t>
+      </w:r>
+    </w:p>
+    <w:p>
+      <w:pPr>
+        <w:spacing w:after="80"/>
+      </w:pPr>
+      <w:r>
+        <w:rPr>
+          <w:i/>
+          <w:sz w:val="19"/>
+        </w:rPr>
+        <w:t>Cross-asset growth proxy</w:t>
+      </w:r>
+    </w:p>
+    <w:p>
+      <w:pPr>
+        <w:spacing w:before="40" w:after="160"/>
+        <w:jc w:val="center"/>
+      </w:pPr>
+      <m:oMathPara>
+        <m:oMath>
+          <m:r>
+            <m:t>I</m:t>
+          </m:r>
+          <m:r>
+            <m:t>=</m:t>
+          </m:r>
+          <m:func>
+            <m:fName>
+              <m:r>
+                <m:rPr>
+                  <m:sty m:val="p"/>
+                </m:rPr>
+                <m:t>log</m:t>
+              </m:r>
+            </m:fName>
+            <m:e>
+              <m:f>
+                <m:num>
+                  <m:r>
+                    <m:rPr>
+                      <m:sty m:val="p"/>
+                    </m:rPr>
+                    <m:t>copper</m:t>
+                  </m:r>
+                </m:num>
+                <m:den>
+                  <m:r>
+                    <m:rPr>
+                      <m:sty m:val="p"/>
+                    </m:rPr>
+                    <m:t>gold</m:t>
+                  </m:r>
+                </m:den>
+              </m:f>
+            </m:e>
+          </m:func>
+        </m:oMath>
+      </m:oMathPara>
+    </w:p>
+    <w:p>
+      <w:pPr>
+        <w:spacing w:before="200" w:after="40"/>
+      </w:pPr>
+      <w:r>
+        <w:rPr>
+          <w:b/>
+          <w:sz w:val="22"/>
+        </w:rPr>
+        <w:t>GL_PMI1 — equal-weight PMI z-mean</w:t>
+      </w:r>
+    </w:p>
+    <w:p>
+      <w:pPr>
+        <w:spacing w:after="80"/>
+      </w:pPr>
+      <w:r>
+        <w:rPr>
+          <w:i/>
+          <w:sz w:val="19"/>
+        </w:rPr>
+        <w:t>Survey-derived composite</w:t>
+      </w:r>
+    </w:p>
+    <w:p>
+      <w:pPr>
+        <w:spacing w:before="40" w:after="160"/>
+        <w:jc w:val="center"/>
+      </w:pPr>
+      <m:oMathPara>
+        <m:oMath>
+          <m:r>
+            <m:t>I</m:t>
+          </m:r>
+          <m:r>
+            <m:t>=</m:t>
+          </m:r>
+          <m:f>
+            <m:num>
+              <m:r>
+                <m:rPr>
+                  <m:sty m:val="p"/>
+                </m:rPr>
+                <m:t>1</m:t>
+              </m:r>
+            </m:num>
+            <m:den>
+              <m:r>
+                <m:t>n</m:t>
+              </m:r>
+            </m:den>
+          </m:f>
+          <m:nary>
+            <m:naryPr>
+              <m:chr m:val="∑"/>
+              <m:limLoc m:val="undOvr"/>
+            </m:naryPr>
+            <m:sub>
+              <m:r>
+                <m:rPr>
+                  <m:sty m:val="p"/>
+                </m:rPr>
+                <m:t>i=1</m:t>
+              </m:r>
+            </m:sub>
+            <m:sup>
+              <m:r>
+                <m:t>n</m:t>
+              </m:r>
+            </m:sup>
+            <m:e>
+              <m:sSub>
+                <m:e>
+                  <m:r>
+                    <m:t>z</m:t>
+                  </m:r>
+                </m:e>
+                <m:sub>
+                  <m:r>
+                    <m:t>i</m:t>
+                  </m:r>
+                </m:sub>
+              </m:sSub>
+            </m:e>
+          </m:nary>
+        </m:oMath>
+      </m:oMathPara>
+    </w:p>
+    <w:p>
+      <w:pPr>
+        <w:spacing w:before="200" w:after="40"/>
+      </w:pPr>
+      <w:r>
+        <w:rPr>
+          <w:b/>
+          <w:sz w:val="22"/>
+        </w:rPr>
+        <w:t>Staleness age</w:t>
+      </w:r>
+    </w:p>
+    <w:p>
+      <w:pPr>
+        <w:spacing w:after="80"/>
+      </w:pPr>
+      <w:r>
+        <w:rPr>
+          <w:i/>
+          <w:sz w:val="19"/>
+        </w:rPr>
+        <w:t>Audit Section C metric</w:t>
+      </w:r>
+    </w:p>
+    <w:p>
+      <w:pPr>
+        <w:spacing w:before="40" w:after="160"/>
+        <w:jc w:val="center"/>
+      </w:pPr>
+      <m:oMathPara>
+        <m:oMath>
+          <m:r>
+            <m:rPr>
+              <m:sty m:val="p"/>
+            </m:rPr>
+            <m:t>age</m:t>
+          </m:r>
+          <m:d>
+            <m:dPr>
+              <m:begChr m:val="("/>
+              <m:endChr m:val=")"/>
+            </m:dPr>
+            <m:e>
+              <m:r>
+                <m:t>s</m:t>
+              </m:r>
+            </m:e>
+          </m:d>
+          <m:r>
+            <m:t>=</m:t>
+          </m:r>
+          <m:sSub>
+            <m:e>
+              <m:r>
+                <m:t>t</m:t>
+              </m:r>
+            </m:e>
+            <m:sub>
+              <m:r>
+                <m:rPr>
+                  <m:sty m:val="p"/>
+                </m:rPr>
+                <m:t>now</m:t>
+              </m:r>
+            </m:sub>
+          </m:sSub>
+          <m:r>
+            <m:t>−</m:t>
+          </m:r>
+          <m:sSub>
+            <m:e>
+              <m:r>
+                <m:t>t</m:t>
+              </m:r>
+            </m:e>
+            <m:sub>
+              <m:r>
+                <m:rPr>
+                  <m:sty m:val="p"/>
+                </m:rPr>
+                <m:t>change</m:t>
+              </m:r>
+            </m:sub>
+          </m:sSub>
+          <m:d>
+            <m:dPr>
+              <m:begChr m:val="("/>
+              <m:endChr m:val=")"/>
+            </m:dPr>
+            <m:e>
+              <m:r>
+                <m:t>s</m:t>
+              </m:r>
+            </m:e>
+          </m:d>
+        </m:oMath>
+      </m:oMathPara>
+    </w:p>
+    <w:p>
+      <w:pPr>
+        <w:spacing w:before="200" w:after="40"/>
+      </w:pPr>
+      <w:r>
+        <w:rPr>
+          <w:b/>
+          <w:sz w:val="22"/>
+        </w:rPr>
+        <w:t>Staleness band classification</w:t>
+      </w:r>
+    </w:p>
+    <w:p>
+      <w:pPr>
+        <w:spacing w:after="80"/>
+      </w:pPr>
+      <w:r>
+        <w:rPr>
+          <w:i/>
+          <w:sz w:val="19"/>
+        </w:rPr>
+        <w:t>FRESH / STALE / EXPIRED thresholds</w:t>
+      </w:r>
+    </w:p>
+    <w:p>
+      <w:pPr>
+        <w:spacing w:before="40" w:after="160"/>
+        <w:jc w:val="center"/>
+      </w:pPr>
+      <m:oMathPara>
+        <m:oMath>
+          <m:r>
+            <m:rPr>
+              <m:sty m:val="p"/>
+            </m:rPr>
+            <m:t>classify</m:t>
+          </m:r>
+          <m:d>
+            <m:dPr>
+              <m:begChr m:val="("/>
+              <m:endChr m:val=")"/>
+            </m:dPr>
+            <m:e>
+              <m:r>
+                <m:rPr>
+                  <m:sty m:val="p"/>
+                </m:rPr>
+                <m:t>age</m:t>
+              </m:r>
+            </m:e>
+          </m:d>
+          <m:r>
+            <m:t>=</m:t>
+          </m:r>
+          <m:d>
+            <m:dPr>
+              <m:begChr m:val="{"/>
+              <m:endChr m:val=""/>
+            </m:dPr>
+            <m:e>
+              <m:eqArr>
+                <m:eqArrPr>
+                  <m:baseJc m:val="center"/>
+                </m:eqArrPr>
+                <m:e>
+                  <m:r>
+                    <m:rPr>
+                      <m:sty m:val="p"/>
+                    </m:rPr>
+                    <m:t>FRESH</m:t>
+                  </m:r>
+                  <m:r>
+                    <m:rPr>
+                      <m:sty m:val="p"/>
+                    </m:rPr>
+                    <m:t>,         if age ≤ T</m:t>
+                  </m:r>
+                </m:e>
+                <m:e>
+                  <m:r>
+                    <m:rPr>
+                      <m:sty m:val="p"/>
+                    </m:rPr>
+                    <m:t>STALE</m:t>
+                  </m:r>
+                  <m:r>
+                    <m:rPr>
+                      <m:sty m:val="p"/>
+                    </m:rPr>
+                    <m:t>,         if T &lt; age ≤ 2T</m:t>
+                  </m:r>
+                </m:e>
+                <m:e>
+                  <m:r>
+                    <m:rPr>
+                      <m:sty m:val="p"/>
+                    </m:rPr>
+                    <m:t>EXPIRED</m:t>
+                  </m:r>
+                  <m:r>
+                    <m:rPr>
+                      <m:sty m:val="p"/>
+                    </m:rPr>
+                    <m:t>,   if age &gt; 2T</m:t>
+                  </m:r>
+                </m:e>
+              </m:eqArr>
+            </m:e>
+          </m:d>
+        </m:oMath>
+      </m:oMathPara>
+    </w:p>
+    <w:p/>
+    <w:p>
+      <w:r>
+        <w:t>Acceptance for Step 2: every equation above renders cleanly in Word and is editable via the equation editor. Any equation requiring typography adjustment to be flagged before Step 3 begins.</w:t>
       </w:r>
     </w:p>
     <w:sectPr>

--- a/manuals/Data_Pipeline_Project_Report.docx
+++ b/manuals/Data_Pipeline_Project_Report.docx
@@ -46,16 +46,5510 @@
       </w:r>
     </w:p>
     <w:p>
+      <w:r>
+        <w:br w:type="page"/>
+      </w:r>
+    </w:p>
+    <w:p>
+      <w:pPr>
+        <w:pStyle w:val="Heading1"/>
+        <w:spacing w:before="0" w:after="160"/>
+      </w:pPr>
+      <w:r>
+        <w:t>1.  Executive Summary</w:t>
+      </w:r>
+    </w:p>
+    <w:p>
+      <w:pPr>
+        <w:spacing w:after="120"/>
+      </w:pPr>
+      <w:r>
+        <w:rPr>
+          <w:b w:val="0"/>
+          <w:i w:val="0"/>
+          <w:sz w:val="21"/>
+        </w:rPr>
+        <w:t>Market Dashboard Auto is a fully-automated, free-data macro-market intelligence pipeline that runs nightly on GitHub Actions and produces, for each trading day: a snapshot of approximately three hundred and ninety financial instruments across all major asset classes; weekly historical price series back to 1950; raw macro-economic data covering twelve economies and ten public-source providers back to 1947; and a derived layer of ninety-two composite indicators, each carrying a rolling z-score, a regime classification, a forward-regime signal, and a z-score trajectory diagnostic. Outputs land in Google Sheets, in version-controlled CSV files, and in an interactive HTML explorer. The pipeline has been operating in production since the consolidation of its multi-source coordinator in April 2026, and it is the substrate on which downstream analytical work — including regime-based asset allocation research — is being built.</w:t>
+      </w:r>
+    </w:p>
+    <w:p>
+      <w:pPr>
+        <w:spacing w:after="120"/>
+      </w:pPr>
+      <w:r>
+        <w:rPr>
+          <w:b w:val="0"/>
+          <w:i w:val="0"/>
+          <w:sz w:val="21"/>
+        </w:rPr>
+        <w:t>The design centres on a single architectural rule: every identifier the pipeline fetches lives in a CSV registry rather than in Python code. This rule is enforced by an integrated daily audit covering fetch outcomes, schema drift across three history–library pairs, value-change staleness against per-frequency tolerances, and history preservation under retroactive source-side truncation. Operational scaffolding — a writeback step that retires dead tickers automatically after a fourteen-day streak, a perpetual GitHub Issue thread for the daily heartbeat, and an idempotent Sheets-tab cleanup mechanism — removes the operator from the daily loop entirely.</w:t>
+      </w:r>
+    </w:p>
+    <w:p>
+      <w:pPr>
+        <w:spacing w:after="40"/>
+      </w:pPr>
+      <w:r>
+        <w:rPr>
+          <w:b/>
+          <w:i w:val="0"/>
+          <w:sz w:val="21"/>
+        </w:rPr>
+        <w:t>Key facts at a glance:</w:t>
+      </w:r>
+    </w:p>
+    <w:tbl>
+      <w:tblPr>
+        <w:tblStyle w:val="TableGrid"/>
+        <w:tblW w:type="auto" w:w="0"/>
+        <w:tblLook w:firstColumn="1" w:firstRow="1" w:lastColumn="0" w:lastRow="0" w:noHBand="0" w:noVBand="1" w:val="04A0"/>
+      </w:tblPr>
+      <w:tblGrid>
+        <w:gridCol w:w="4536"/>
+        <w:gridCol w:w="4536"/>
+      </w:tblGrid>
+      <w:tr>
+        <w:tc>
+          <w:tcPr>
+            <w:tcW w:type="dxa" w:w="3168"/>
+            <w:shd w:val="clear" w:color="auto" w:fill="D9E2F3"/>
+          </w:tcPr>
+          <w:p>
+            <w:pPr>
+              <w:spacing w:before="40" w:after="40"/>
+            </w:pPr>
+            <w:r/>
+            <w:r>
+              <w:rPr>
+                <w:b/>
+                <w:sz w:val="19"/>
+              </w:rPr>
+              <w:t>Item</w:t>
+            </w:r>
+          </w:p>
+        </w:tc>
+        <w:tc>
+          <w:tcPr>
+            <w:tcW w:type="dxa" w:w="6192"/>
+            <w:shd w:val="clear" w:color="auto" w:fill="D9E2F3"/>
+          </w:tcPr>
+          <w:p>
+            <w:pPr>
+              <w:spacing w:before="40" w:after="40"/>
+            </w:pPr>
+            <w:r/>
+            <w:r>
+              <w:rPr>
+                <w:b/>
+                <w:sz w:val="19"/>
+              </w:rPr>
+              <w:t>Value</w:t>
+            </w:r>
+          </w:p>
+        </w:tc>
+      </w:tr>
+      <w:tr>
+        <w:tc>
+          <w:tcPr>
+            <w:tcW w:type="dxa" w:w="3168"/>
+          </w:tcPr>
+          <w:p>
+            <w:pPr>
+              <w:spacing w:before="20" w:after="20"/>
+            </w:pPr>
+            <w:r/>
+            <w:r>
+              <w:rPr>
+                <w:sz w:val="19"/>
+              </w:rPr>
+              <w:t>Instruments tracked</w:t>
+            </w:r>
+          </w:p>
+        </w:tc>
+        <w:tc>
+          <w:tcPr>
+            <w:tcW w:type="dxa" w:w="6192"/>
+          </w:tcPr>
+          <w:p>
+            <w:pPr>
+              <w:spacing w:before="20" w:after="20"/>
+            </w:pPr>
+            <w:r/>
+            <w:r>
+              <w:rPr>
+                <w:sz w:val="19"/>
+              </w:rPr>
+              <w:t>~390 across 8 asset classes</w:t>
+            </w:r>
+          </w:p>
+        </w:tc>
+      </w:tr>
+      <w:tr>
+        <w:tc>
+          <w:tcPr>
+            <w:tcW w:type="dxa" w:w="3168"/>
+          </w:tcPr>
+          <w:p>
+            <w:pPr>
+              <w:spacing w:before="20" w:after="20"/>
+            </w:pPr>
+            <w:r/>
+            <w:r>
+              <w:rPr>
+                <w:sz w:val="19"/>
+              </w:rPr>
+              <w:t>Macro series ingested</w:t>
+            </w:r>
+          </w:p>
+        </w:tc>
+        <w:tc>
+          <w:tcPr>
+            <w:tcW w:type="dxa" w:w="6192"/>
+          </w:tcPr>
+          <w:p>
+            <w:pPr>
+              <w:spacing w:before="20" w:after="20"/>
+            </w:pPr>
+            <w:r/>
+            <w:r>
+              <w:rPr>
+                <w:sz w:val="19"/>
+              </w:rPr>
+              <w:t>~150 across 12 economies</w:t>
+            </w:r>
+          </w:p>
+        </w:tc>
+      </w:tr>
+      <w:tr>
+        <w:tc>
+          <w:tcPr>
+            <w:tcW w:type="dxa" w:w="3168"/>
+          </w:tcPr>
+          <w:p>
+            <w:pPr>
+              <w:spacing w:before="20" w:after="20"/>
+            </w:pPr>
+            <w:r/>
+            <w:r>
+              <w:rPr>
+                <w:sz w:val="19"/>
+              </w:rPr>
+              <w:t>Composite indicators computed</w:t>
+            </w:r>
+          </w:p>
+        </w:tc>
+        <w:tc>
+          <w:tcPr>
+            <w:tcW w:type="dxa" w:w="6192"/>
+          </w:tcPr>
+          <w:p>
+            <w:pPr>
+              <w:spacing w:before="20" w:after="20"/>
+            </w:pPr>
+            <w:r/>
+            <w:r>
+              <w:rPr>
+                <w:sz w:val="19"/>
+              </w:rPr>
+              <w:t>92 (90 Leading, 2 Coincident)</w:t>
+            </w:r>
+          </w:p>
+        </w:tc>
+      </w:tr>
+      <w:tr>
+        <w:tc>
+          <w:tcPr>
+            <w:tcW w:type="dxa" w:w="3168"/>
+          </w:tcPr>
+          <w:p>
+            <w:pPr>
+              <w:spacing w:before="20" w:after="20"/>
+            </w:pPr>
+            <w:r/>
+            <w:r>
+              <w:rPr>
+                <w:sz w:val="19"/>
+              </w:rPr>
+              <w:t>Free public data sources</w:t>
+            </w:r>
+          </w:p>
+        </w:tc>
+        <w:tc>
+          <w:tcPr>
+            <w:tcW w:type="dxa" w:w="6192"/>
+          </w:tcPr>
+          <w:p>
+            <w:pPr>
+              <w:spacing w:before="20" w:after="20"/>
+            </w:pPr>
+            <w:r/>
+            <w:r>
+              <w:rPr>
+                <w:sz w:val="19"/>
+              </w:rPr>
+              <w:t>10 (FRED, OECD, World Bank, IMF, DB.nomics, ifo, BoE, ECB, BoJ, e-Stat)</w:t>
+            </w:r>
+          </w:p>
+        </w:tc>
+      </w:tr>
+      <w:tr>
+        <w:tc>
+          <w:tcPr>
+            <w:tcW w:type="dxa" w:w="3168"/>
+          </w:tcPr>
+          <w:p>
+            <w:pPr>
+              <w:spacing w:before="20" w:after="20"/>
+            </w:pPr>
+            <w:r/>
+            <w:r>
+              <w:rPr>
+                <w:sz w:val="19"/>
+              </w:rPr>
+              <w:t>Code base</w:t>
+            </w:r>
+          </w:p>
+        </w:tc>
+        <w:tc>
+          <w:tcPr>
+            <w:tcW w:type="dxa" w:w="6192"/>
+          </w:tcPr>
+          <w:p>
+            <w:pPr>
+              <w:spacing w:before="20" w:after="20"/>
+            </w:pPr>
+            <w:r/>
+            <w:r>
+              <w:rPr>
+                <w:sz w:val="19"/>
+              </w:rPr>
+              <w:t>~9,400 lines of Python across 7 top-level modules + 12-module sources/ package</w:t>
+            </w:r>
+          </w:p>
+        </w:tc>
+      </w:tr>
+      <w:tr>
+        <w:tc>
+          <w:tcPr>
+            <w:tcW w:type="dxa" w:w="3168"/>
+          </w:tcPr>
+          <w:p>
+            <w:pPr>
+              <w:spacing w:before="20" w:after="20"/>
+            </w:pPr>
+            <w:r/>
+            <w:r>
+              <w:rPr>
+                <w:sz w:val="19"/>
+              </w:rPr>
+              <w:t>Earliest historical data</w:t>
+            </w:r>
+          </w:p>
+        </w:tc>
+        <w:tc>
+          <w:tcPr>
+            <w:tcW w:type="dxa" w:w="6192"/>
+          </w:tcPr>
+          <w:p>
+            <w:pPr>
+              <w:spacing w:before="20" w:after="20"/>
+            </w:pPr>
+            <w:r/>
+            <w:r>
+              <w:rPr>
+                <w:sz w:val="19"/>
+              </w:rPr>
+              <w:t>1947 (FRED), 1950 (yfinance), 1991 (ifo), 1955 (e-Stat)</w:t>
+            </w:r>
+          </w:p>
+        </w:tc>
+      </w:tr>
+      <w:tr>
+        <w:tc>
+          <w:tcPr>
+            <w:tcW w:type="dxa" w:w="3168"/>
+          </w:tcPr>
+          <w:p>
+            <w:pPr>
+              <w:spacing w:before="20" w:after="20"/>
+            </w:pPr>
+            <w:r/>
+            <w:r>
+              <w:rPr>
+                <w:sz w:val="19"/>
+              </w:rPr>
+              <w:t>Daily run wall-clock</w:t>
+            </w:r>
+          </w:p>
+        </w:tc>
+        <w:tc>
+          <w:tcPr>
+            <w:tcW w:type="dxa" w:w="6192"/>
+          </w:tcPr>
+          <w:p>
+            <w:pPr>
+              <w:spacing w:before="20" w:after="20"/>
+            </w:pPr>
+            <w:r/>
+            <w:r>
+              <w:rPr>
+                <w:sz w:val="19"/>
+              </w:rPr>
+              <w:t>12–15 minutes end-to-end</w:t>
+            </w:r>
+          </w:p>
+        </w:tc>
+      </w:tr>
+      <w:tr>
+        <w:tc>
+          <w:tcPr>
+            <w:tcW w:type="dxa" w:w="3168"/>
+          </w:tcPr>
+          <w:p>
+            <w:pPr>
+              <w:spacing w:before="20" w:after="20"/>
+            </w:pPr>
+            <w:r/>
+            <w:r>
+              <w:rPr>
+                <w:sz w:val="19"/>
+              </w:rPr>
+              <w:t>Operational status</w:t>
+            </w:r>
+          </w:p>
+        </w:tc>
+        <w:tc>
+          <w:tcPr>
+            <w:tcW w:type="dxa" w:w="6192"/>
+          </w:tcPr>
+          <w:p>
+            <w:pPr>
+              <w:spacing w:before="20" w:after="20"/>
+            </w:pPr>
+            <w:r/>
+            <w:r>
+              <w:rPr>
+                <w:sz w:val="19"/>
+              </w:rPr>
+              <w:t>Production, ~270 successful daily runs</w:t>
+            </w:r>
+          </w:p>
+        </w:tc>
+      </w:tr>
+      <w:tr>
+        <w:tc>
+          <w:tcPr>
+            <w:tcW w:type="dxa" w:w="3168"/>
+          </w:tcPr>
+          <w:p>
+            <w:pPr>
+              <w:spacing w:before="20" w:after="20"/>
+            </w:pPr>
+            <w:r/>
+            <w:r>
+              <w:rPr>
+                <w:sz w:val="19"/>
+              </w:rPr>
+              <w:t>Operator burden</w:t>
+            </w:r>
+          </w:p>
+        </w:tc>
+        <w:tc>
+          <w:tcPr>
+            <w:tcW w:type="dxa" w:w="6192"/>
+          </w:tcPr>
+          <w:p>
+            <w:pPr>
+              <w:spacing w:before="20" w:after="20"/>
+            </w:pPr>
+            <w:r/>
+            <w:r>
+              <w:rPr>
+                <w:sz w:val="19"/>
+              </w:rPr>
+              <w:t>Zero per-day; weekly review of GitHub Issue thread</w:t>
+            </w:r>
+          </w:p>
+        </w:tc>
+      </w:tr>
+    </w:tbl>
+    <w:p/>
+    <w:p>
+      <w:pPr>
+        <w:spacing w:after="120"/>
+      </w:pPr>
+      <w:r>
+        <w:rPr>
+          <w:b w:val="0"/>
+          <w:i w:val="0"/>
+          <w:sz w:val="21"/>
+        </w:rPr>
+        <w:t>This report describes the system as it stands today. Section 2 frames the problem the project addresses and the constraints imposed by the free-data stance. Section 3 presents the end-to-end system in a single data-flow view. Sections 4 and 5 cover the data architecture and the design principles that make the system durable. Section 6 documents the composite-indicator methodology in detail, including six worked examples spanning the indicator families. Section 7 covers regime classification. Section 8 describes the operational scaffolding. Sections 9 and 10 cover the user-facing artefacts and the integration surface. Sections 11 to 13 record current coverage, accepted gaps, and the residual limitations the system must carry. The mathematical notation is consolidated in Appendix A; references are in Appendix B.</w:t>
+      </w:r>
+    </w:p>
+    <w:p>
+      <w:r>
+        <w:br w:type="page"/>
+      </w:r>
+    </w:p>
+    <w:p>
+      <w:pPr>
+        <w:pStyle w:val="Heading1"/>
+        <w:spacing w:before="0" w:after="160"/>
+      </w:pPr>
+      <w:r>
+        <w:t>2.  Problem Statement &amp; Motivation</w:t>
+      </w:r>
+    </w:p>
+    <w:p>
+      <w:pPr>
+        <w:pStyle w:val="Heading2"/>
+        <w:spacing w:before="200" w:after="40"/>
+      </w:pPr>
+      <w:r>
+        <w:t>2.1  The macro-market analyst's daily problem</w:t>
+      </w:r>
+    </w:p>
+    <w:p>
+      <w:pPr>
+        <w:spacing w:after="120"/>
+      </w:pPr>
+      <w:r>
+        <w:rPr>
+          <w:b w:val="0"/>
+          <w:i w:val="0"/>
+          <w:sz w:val="21"/>
+        </w:rPr>
+        <w:t>Interpretation of current market conditions requires consolidated, cross-asset, cross-region context. A practitioner must be able to see, in a single workspace, where equity rotation is pointing, what the credit complex is signalling, whether the yield curve agrees, how volatility regimes are evolving, what the major macro-economic releases are saying, and whether the supporting evidence is strengthening or weakening. Commercial platforms — Bloomberg, FactSet, Refinitiv — assemble this picture at a professional-licence cost typically in the range of twenty to thirty thousand pounds sterling per seat per annum. For an individual practitioner or a small research team, that cost is prohibitive.</w:t>
+      </w:r>
+    </w:p>
+    <w:p>
+      <w:pPr>
+        <w:spacing w:after="120"/>
+      </w:pPr>
+      <w:r>
+        <w:rPr>
+          <w:b w:val="0"/>
+          <w:i w:val="0"/>
+          <w:sz w:val="21"/>
+        </w:rPr>
+        <w:t>The free-data alternative is fragmented. Each major statistical agency publishes data through its own API, with its own schema, rate-limit profile, error semantics, and cadence. The Federal Reserve's FRED service is rich and well-engineered but covers only United States macro statistics in depth. The OECD's SDMX interface offers cross-country coverage at the cost of a verbose query convention and tight rate limits. The Bank of Japan, the Bank of England, the European Central Bank, the Statistics Bureau of Japan, the ifo Institute and DB.nomics each speak different dialects again. yfinance, the de facto free price feed for non-commercial users, has its own pattern of brittle behaviour around delisted instruments, regional exchanges, and currency conventions. None of these sources is individually sufficient; together, they require careful integration to be reliable.</w:t>
+      </w:r>
+    </w:p>
+    <w:p>
+      <w:pPr>
+        <w:pStyle w:val="Heading2"/>
+        <w:spacing w:before="200" w:after="40"/>
+      </w:pPr>
+      <w:r>
+        <w:t>2.2  Constraints</w:t>
+      </w:r>
+    </w:p>
+    <w:p>
+      <w:pPr>
+        <w:spacing w:after="120"/>
+      </w:pPr>
+      <w:r>
+        <w:rPr>
+          <w:b w:val="0"/>
+          <w:i w:val="0"/>
+          <w:sz w:val="21"/>
+        </w:rPr>
+        <w:t>Three constraints follow from the practitioner setting and have shaped every subsequent design decision:</w:t>
+      </w:r>
+    </w:p>
+    <w:p>
+      <w:pPr>
+        <w:pStyle w:val="ListBullet"/>
+      </w:pPr>
+      <w:r>
+        <w:rPr>
+          <w:sz w:val="21"/>
+        </w:rPr>
+        <w:t>Free, openly accessible sources only. The pipeline accepts no paid feed and no scraped, terms-of-service-violating route. Where a desired indicator is available only behind a paywall — Caixin China Manufacturing PMI, S&amp;P Global PMI series, ICE corporate bond indices in their full historical depth — that indicator is either replaced with a free proxy or recorded as an accepted gap.</w:t>
+      </w:r>
+    </w:p>
+    <w:p>
+      <w:pPr>
+        <w:pStyle w:val="ListBullet"/>
+      </w:pPr>
+      <w:r>
+        <w:rPr>
+          <w:sz w:val="21"/>
+        </w:rPr>
+        <w:t>Daily refresh discipline without operator intervention. The pipeline must execute every day, recover from transient errors automatically, surface persistent errors through a non-blocking channel, and continue producing partial output even when an individual phase fails. The operator must not be required to log in to keep the pipeline alive.</w:t>
+      </w:r>
+    </w:p>
+    <w:p>
+      <w:pPr>
+        <w:pStyle w:val="ListBullet"/>
+      </w:pPr>
+      <w:r>
+        <w:rPr>
+          <w:sz w:val="21"/>
+        </w:rPr>
+        <w:t>Multi-source ingestion under a single architectural discipline. Without enforced uniformity across sources, the integration cost of each new provider rises rather than falls. This is the design pressure that produced the registry-first architecture documented in Section 4.</w:t>
+      </w:r>
+    </w:p>
+    <w:p>
+      <w:pPr>
+        <w:pStyle w:val="Heading2"/>
+        <w:spacing w:before="200" w:after="40"/>
+      </w:pPr>
+      <w:r>
+        <w:t>2.3  Resolution approach</w:t>
+      </w:r>
+    </w:p>
+    <w:p>
+      <w:pPr>
+        <w:spacing w:after="120"/>
+      </w:pPr>
+      <w:r>
+        <w:rPr>
+          <w:b w:val="0"/>
+          <w:i w:val="0"/>
+          <w:sz w:val="21"/>
+        </w:rPr>
+        <w:t>The free-source constraint is honoured by enumeration: every fetched identifier is registered in one of the source-of-truth CSV files in the data/ directory, and that registry is the only mechanism by which a new series enters the pipeline. Any reaching for a string literal in Python code that resembles a fetched identifier is, by adopted rule, prohibited. The rule originated in response to two avoidable refactors caused by exactly that drift; it is now enforced both socially (a pre-commit checklist for collaborators) and technically (the daily audit's static-checks section flags any column in a history file that does not trace to a registry row).</w:t>
+      </w:r>
+    </w:p>
+    <w:p>
+      <w:pPr>
+        <w:spacing w:after="120"/>
+      </w:pPr>
+      <w:r>
+        <w:rPr>
+          <w:b w:val="0"/>
+          <w:i w:val="0"/>
+          <w:sz w:val="21"/>
+        </w:rPr>
+        <w:t>Reliability under daily operation is achieved through phase isolation and per-series error containment. Each runtime phase is wrapped in a module-level exception handler such that a failure in any later phase cannot affect outputs already written by earlier phases. Inside each phase, every individual ticker, series, or indicator computation is similarly wrapped — a single bad observation never propagates to the rest of the output. These two patterns, layered, make partial success the default behaviour and full failure the exception.</w:t>
+      </w:r>
+    </w:p>
+    <w:p>
+      <w:pPr>
+        <w:spacing w:after="120"/>
+      </w:pPr>
+      <w:r>
+        <w:rPr>
+          <w:b w:val="0"/>
+          <w:i w:val="0"/>
+          <w:sz w:val="21"/>
+        </w:rPr>
+        <w:t>Operator removal is achieved through GitHub Actions for the execution channel, automatic Git commit-and-push of the outputs for the persistence channel, and a perpetual GitHub Issue thread for the notification channel. Every daily run posts a single Markdown comment to the same issue, with the first line summarising the result as either ALL CLEAN or as a count of issues. GitHub's native notification mechanism delivers this to the operator's email; no SMTP infrastructure is required.</w:t>
+      </w:r>
+    </w:p>
+    <w:p>
+      <w:pPr>
+        <w:pStyle w:val="Heading2"/>
+        <w:spacing w:before="200" w:after="40"/>
+      </w:pPr>
+      <w:r>
+        <w:t>2.4  Scope</w:t>
+      </w:r>
+    </w:p>
+    <w:p>
+      <w:pPr>
+        <w:spacing w:after="120"/>
+      </w:pPr>
+      <w:r>
+        <w:rPr>
+          <w:b w:val="0"/>
+          <w:i w:val="0"/>
+          <w:sz w:val="21"/>
+        </w:rPr>
+        <w:t>Within scope are: (a) ingestion and curation of the data layer, (b) computation of the composite-indicator layer including z-score, regime, forward-regime, and trajectory semantics, (c) the operational scaffolding required for daily reliability, and (d) the user-facing presentation layer (Google Sheets tabs and the interactive HTML explorer). Out of scope at this stage are alpha generation or signal-following execution, individual-stock research below the index level, and any analysis requiring intra-day cadence. Forward-looking analytical work — including regime-based asset allocation, back-testing, and portfolio construction — is built on top of this substrate but is not the subject of this report.</w:t>
+      </w:r>
+    </w:p>
+    <w:p>
+      <w:r>
+        <w:br w:type="page"/>
+      </w:r>
+    </w:p>
+    <w:p>
+      <w:pPr>
+        <w:pStyle w:val="Heading1"/>
+        <w:spacing w:before="0" w:after="160"/>
+      </w:pPr>
+      <w:r>
+        <w:t>3.  System Overview</w:t>
+      </w:r>
+    </w:p>
+    <w:p>
+      <w:pPr>
+        <w:spacing w:after="120"/>
+      </w:pPr>
+      <w:r>
+        <w:rPr>
+          <w:b w:val="0"/>
+          <w:i w:val="0"/>
+          <w:sz w:val="21"/>
+        </w:rPr>
+        <w:t>The pipeline is a single waterfall executed once per day. A GitHub Actions cron job at 00:34 UTC invokes the master orchestrator, which in turn chains in the historical, macro-economic, composite-indicator, and explorer-rebuild phases. After the data phases complete, an integrated audit runs and a writeback step adjusts the instrument library based on persistent dead-ticker streaks. Every step's output is committed back to the repository. The end-to-end wall-clock runtime is between twelve and fifteen minutes.</w:t>
+      </w:r>
+    </w:p>
+    <w:p>
+      <w:pPr>
+        <w:pStyle w:val="Heading2"/>
+        <w:spacing w:before="200" w:after="40"/>
+      </w:pPr>
+      <w:r>
+        <w:t>3.1  Daily execution flow</w:t>
+      </w:r>
+    </w:p>
+    <w:p>
+      <w:pPr>
+        <w:spacing w:after="120"/>
+      </w:pPr>
+      <w:r>
+        <w:rPr>
+          <w:b w:val="0"/>
+          <w:i w:val="0"/>
+          <w:sz w:val="21"/>
+        </w:rPr>
+        <w:t>The diagram below is the full daily flow. Each stage's exception handler ensures that downstream failures cannot reach back to corrupt the outputs of earlier stages.</w:t>
+      </w:r>
+    </w:p>
+    <w:tbl>
+      <w:tblPr>
+        <w:tblW w:type="auto" w:w="0"/>
+        <w:jc w:val="center"/>
+        <w:tblLook w:firstColumn="1" w:firstRow="1" w:lastColumn="0" w:lastRow="0" w:noHBand="0" w:noVBand="1" w:val="04A0"/>
+      </w:tblPr>
+      <w:tblGrid>
+        <w:gridCol w:w="9072"/>
+      </w:tblGrid>
+      <w:tr>
+        <w:tc>
+          <w:tcPr>
+            <w:tcW w:type="dxa" w:w="9072"/>
+            <w:shd w:val="clear" w:color="auto" w:fill="EAF1FB"/>
+          </w:tcPr>
+          <w:p>
+            <w:pPr>
+              <w:spacing w:before="60" w:after="60"/>
+              <w:jc w:val="center"/>
+            </w:pPr>
+            <w:r/>
+            <w:r>
+              <w:rPr>
+                <w:b/>
+                <w:sz w:val="19"/>
+              </w:rPr>
+              <w:t>GitHub Actions cron — 00:34 UTC</w:t>
+            </w:r>
+          </w:p>
+        </w:tc>
+      </w:tr>
+      <w:tr>
+        <w:tc>
+          <w:tcPr>
+            <w:tcW w:type="dxa" w:w="9072"/>
+            <w:tcBorders>
+              <w:top w:val="nil"/>
+              <w:left w:val="nil"/>
+              <w:bottom w:val="nil"/>
+              <w:right w:val="nil"/>
+            </w:tcBorders>
+          </w:tcPr>
+          <w:p>
+            <w:pPr>
+              <w:spacing w:before="0" w:after="0"/>
+              <w:jc w:val="center"/>
+            </w:pPr>
+            <w:r/>
+            <w:r>
+              <w:rPr>
+                <w:sz w:val="20"/>
+              </w:rPr>
+              <w:t>▼</w:t>
+            </w:r>
+          </w:p>
+        </w:tc>
+      </w:tr>
+      <w:tr>
+        <w:tc>
+          <w:tcPr>
+            <w:tcW w:type="dxa" w:w="9072"/>
+            <w:shd w:val="clear" w:color="auto" w:fill="EAF1FB"/>
+          </w:tcPr>
+          <w:p>
+            <w:pPr>
+              <w:spacing w:before="60" w:after="60"/>
+              <w:jc w:val="center"/>
+            </w:pPr>
+            <w:r/>
+            <w:r>
+              <w:rPr>
+                <w:b/>
+                <w:sz w:val="19"/>
+              </w:rPr>
+              <w:t>fetch_data.py  •  Simple + Comp pipelines</w:t>
+            </w:r>
+          </w:p>
+        </w:tc>
+      </w:tr>
+      <w:tr>
+        <w:tc>
+          <w:tcPr>
+            <w:tcW w:type="dxa" w:w="9072"/>
+            <w:tcBorders>
+              <w:top w:val="nil"/>
+              <w:left w:val="nil"/>
+              <w:bottom w:val="nil"/>
+              <w:right w:val="nil"/>
+            </w:tcBorders>
+          </w:tcPr>
+          <w:p>
+            <w:pPr>
+              <w:spacing w:before="0" w:after="0"/>
+              <w:jc w:val="center"/>
+            </w:pPr>
+            <w:r/>
+            <w:r>
+              <w:rPr>
+                <w:sz w:val="20"/>
+              </w:rPr>
+              <w:t>▼</w:t>
+            </w:r>
+          </w:p>
+        </w:tc>
+      </w:tr>
+      <w:tr>
+        <w:tc>
+          <w:tcPr>
+            <w:tcW w:type="dxa" w:w="9072"/>
+            <w:shd w:val="clear" w:color="auto" w:fill="EAF1FB"/>
+          </w:tcPr>
+          <w:p>
+            <w:pPr>
+              <w:spacing w:before="60" w:after="60"/>
+              <w:jc w:val="center"/>
+            </w:pPr>
+            <w:r/>
+            <w:r>
+              <w:rPr>
+                <w:b/>
+                <w:sz w:val="19"/>
+              </w:rPr>
+              <w:t>fetch_hist.py  •  Comp weekly history (1950→)</w:t>
+            </w:r>
+          </w:p>
+        </w:tc>
+      </w:tr>
+      <w:tr>
+        <w:tc>
+          <w:tcPr>
+            <w:tcW w:type="dxa" w:w="9072"/>
+            <w:tcBorders>
+              <w:top w:val="nil"/>
+              <w:left w:val="nil"/>
+              <w:bottom w:val="nil"/>
+              <w:right w:val="nil"/>
+            </w:tcBorders>
+          </w:tcPr>
+          <w:p>
+            <w:pPr>
+              <w:spacing w:before="0" w:after="0"/>
+              <w:jc w:val="center"/>
+            </w:pPr>
+            <w:r/>
+            <w:r>
+              <w:rPr>
+                <w:sz w:val="20"/>
+              </w:rPr>
+              <w:t>▼</w:t>
+            </w:r>
+          </w:p>
+        </w:tc>
+      </w:tr>
+      <w:tr>
+        <w:tc>
+          <w:tcPr>
+            <w:tcW w:type="dxa" w:w="9072"/>
+            <w:shd w:val="clear" w:color="auto" w:fill="EAF1FB"/>
+          </w:tcPr>
+          <w:p>
+            <w:pPr>
+              <w:spacing w:before="60" w:after="60"/>
+              <w:jc w:val="center"/>
+            </w:pPr>
+            <w:r/>
+            <w:r>
+              <w:rPr>
+                <w:b/>
+                <w:sz w:val="19"/>
+              </w:rPr>
+              <w:t>fetch_macro_economic.py  •  Phase ME (10-source unified registry)</w:t>
+            </w:r>
+          </w:p>
+        </w:tc>
+      </w:tr>
+      <w:tr>
+        <w:tc>
+          <w:tcPr>
+            <w:tcW w:type="dxa" w:w="9072"/>
+            <w:tcBorders>
+              <w:top w:val="nil"/>
+              <w:left w:val="nil"/>
+              <w:bottom w:val="nil"/>
+              <w:right w:val="nil"/>
+            </w:tcBorders>
+          </w:tcPr>
+          <w:p>
+            <w:pPr>
+              <w:spacing w:before="0" w:after="0"/>
+              <w:jc w:val="center"/>
+            </w:pPr>
+            <w:r/>
+            <w:r>
+              <w:rPr>
+                <w:sz w:val="20"/>
+              </w:rPr>
+              <w:t>▼</w:t>
+            </w:r>
+          </w:p>
+        </w:tc>
+      </w:tr>
+      <w:tr>
+        <w:tc>
+          <w:tcPr>
+            <w:tcW w:type="dxa" w:w="9072"/>
+            <w:shd w:val="clear" w:color="auto" w:fill="EAF1FB"/>
+          </w:tcPr>
+          <w:p>
+            <w:pPr>
+              <w:spacing w:before="60" w:after="60"/>
+              <w:jc w:val="center"/>
+            </w:pPr>
+            <w:r/>
+            <w:r>
+              <w:rPr>
+                <w:b/>
+                <w:sz w:val="19"/>
+              </w:rPr>
+              <w:t>compute_macro_market.py  •  Phase E (92 composite indicators)</w:t>
+            </w:r>
+          </w:p>
+        </w:tc>
+      </w:tr>
+      <w:tr>
+        <w:tc>
+          <w:tcPr>
+            <w:tcW w:type="dxa" w:w="9072"/>
+            <w:tcBorders>
+              <w:top w:val="nil"/>
+              <w:left w:val="nil"/>
+              <w:bottom w:val="nil"/>
+              <w:right w:val="nil"/>
+            </w:tcBorders>
+          </w:tcPr>
+          <w:p>
+            <w:pPr>
+              <w:spacing w:before="0" w:after="0"/>
+              <w:jc w:val="center"/>
+            </w:pPr>
+            <w:r/>
+            <w:r>
+              <w:rPr>
+                <w:sz w:val="20"/>
+              </w:rPr>
+              <w:t>▼</w:t>
+            </w:r>
+          </w:p>
+        </w:tc>
+      </w:tr>
+      <w:tr>
+        <w:tc>
+          <w:tcPr>
+            <w:tcW w:type="dxa" w:w="9072"/>
+            <w:shd w:val="clear" w:color="auto" w:fill="EAF1FB"/>
+          </w:tcPr>
+          <w:p>
+            <w:pPr>
+              <w:spacing w:before="60" w:after="60"/>
+              <w:jc w:val="center"/>
+            </w:pPr>
+            <w:r/>
+            <w:r>
+              <w:rPr>
+                <w:b/>
+                <w:sz w:val="19"/>
+              </w:rPr>
+              <w:t>docs/build_html.py  •  Indicator Explorer rebuild</w:t>
+            </w:r>
+          </w:p>
+        </w:tc>
+      </w:tr>
+      <w:tr>
+        <w:tc>
+          <w:tcPr>
+            <w:tcW w:type="dxa" w:w="9072"/>
+            <w:tcBorders>
+              <w:top w:val="nil"/>
+              <w:left w:val="nil"/>
+              <w:bottom w:val="nil"/>
+              <w:right w:val="nil"/>
+            </w:tcBorders>
+          </w:tcPr>
+          <w:p>
+            <w:pPr>
+              <w:spacing w:before="0" w:after="0"/>
+              <w:jc w:val="center"/>
+            </w:pPr>
+            <w:r/>
+            <w:r>
+              <w:rPr>
+                <w:sz w:val="20"/>
+              </w:rPr>
+              <w:t>▼</w:t>
+            </w:r>
+          </w:p>
+        </w:tc>
+      </w:tr>
+      <w:tr>
+        <w:tc>
+          <w:tcPr>
+            <w:tcW w:type="dxa" w:w="9072"/>
+            <w:shd w:val="clear" w:color="auto" w:fill="EAF1FB"/>
+          </w:tcPr>
+          <w:p>
+            <w:pPr>
+              <w:spacing w:before="60" w:after="60"/>
+              <w:jc w:val="center"/>
+            </w:pPr>
+            <w:r/>
+            <w:r>
+              <w:rPr>
+                <w:b/>
+                <w:sz w:val="19"/>
+              </w:rPr>
+              <w:t>data_audit.py  •  Daily integrated audit (4 sections)</w:t>
+            </w:r>
+          </w:p>
+        </w:tc>
+      </w:tr>
+      <w:tr>
+        <w:tc>
+          <w:tcPr>
+            <w:tcW w:type="dxa" w:w="9072"/>
+            <w:tcBorders>
+              <w:top w:val="nil"/>
+              <w:left w:val="nil"/>
+              <w:bottom w:val="nil"/>
+              <w:right w:val="nil"/>
+            </w:tcBorders>
+          </w:tcPr>
+          <w:p>
+            <w:pPr>
+              <w:spacing w:before="0" w:after="0"/>
+              <w:jc w:val="center"/>
+            </w:pPr>
+            <w:r/>
+            <w:r>
+              <w:rPr>
+                <w:sz w:val="20"/>
+              </w:rPr>
+              <w:t>▼</w:t>
+            </w:r>
+          </w:p>
+        </w:tc>
+      </w:tr>
+      <w:tr>
+        <w:tc>
+          <w:tcPr>
+            <w:tcW w:type="dxa" w:w="9072"/>
+            <w:shd w:val="clear" w:color="auto" w:fill="EAF1FB"/>
+          </w:tcPr>
+          <w:p>
+            <w:pPr>
+              <w:spacing w:before="60" w:after="60"/>
+              <w:jc w:val="center"/>
+            </w:pPr>
+            <w:r/>
+            <w:r>
+              <w:rPr>
+                <w:b/>
+                <w:sz w:val="19"/>
+              </w:rPr>
+              <w:t>audit_writeback.py  •  Library writeback (dead-ticker streaks)</w:t>
+            </w:r>
+          </w:p>
+        </w:tc>
+      </w:tr>
+      <w:tr>
+        <w:tc>
+          <w:tcPr>
+            <w:tcW w:type="dxa" w:w="9072"/>
+            <w:tcBorders>
+              <w:top w:val="nil"/>
+              <w:left w:val="nil"/>
+              <w:bottom w:val="nil"/>
+              <w:right w:val="nil"/>
+            </w:tcBorders>
+          </w:tcPr>
+          <w:p>
+            <w:pPr>
+              <w:spacing w:before="0" w:after="0"/>
+              <w:jc w:val="center"/>
+            </w:pPr>
+            <w:r/>
+            <w:r>
+              <w:rPr>
+                <w:sz w:val="20"/>
+              </w:rPr>
+              <w:t>▼</w:t>
+            </w:r>
+          </w:p>
+        </w:tc>
+      </w:tr>
+      <w:tr>
+        <w:tc>
+          <w:tcPr>
+            <w:tcW w:type="dxa" w:w="9072"/>
+            <w:shd w:val="clear" w:color="auto" w:fill="EAF1FB"/>
+          </w:tcPr>
+          <w:p>
+            <w:pPr>
+              <w:spacing w:before="60" w:after="60"/>
+              <w:jc w:val="center"/>
+            </w:pPr>
+            <w:r/>
+            <w:r>
+              <w:rPr>
+                <w:b/>
+                <w:sz w:val="19"/>
+              </w:rPr>
+              <w:t>git commit + push  •  Sheets push  •  GitHub Issue comment</w:t>
+            </w:r>
+          </w:p>
+        </w:tc>
+      </w:tr>
+    </w:tbl>
+    <w:p/>
+    <w:p>
+      <w:pPr>
+        <w:pStyle w:val="Heading2"/>
+        <w:spacing w:before="200" w:after="40"/>
+      </w:pPr>
+      <w:r>
+        <w:t>3.2  Runtime phases</w:t>
+      </w:r>
+    </w:p>
+    <w:p>
+      <w:pPr>
+        <w:spacing w:after="120"/>
+      </w:pPr>
+      <w:r>
+        <w:rPr>
+          <w:b w:val="0"/>
+          <w:i w:val="0"/>
+          <w:sz w:val="21"/>
+        </w:rPr>
+        <w:t>The phase nomenclature reflects the chronological order in which the project was built rather than the runtime order. Phases A, B, C and D — the per-source US-FRED, surveys, international, and business-survey coordinators respectively — were consolidated into a single Phase ME (Macro-Economic) coordinator on 23 April 2026; their tabs are now retired and are swept from the Google Sheets workspace on every run. The current phase inventory is:</w:t>
+      </w:r>
+    </w:p>
+    <w:tbl>
+      <w:tblPr>
+        <w:tblStyle w:val="TableGrid"/>
+        <w:tblW w:type="auto" w:w="0"/>
+        <w:tblLook w:firstColumn="1" w:firstRow="1" w:lastColumn="0" w:lastRow="0" w:noHBand="0" w:noVBand="1" w:val="04A0"/>
+      </w:tblPr>
+      <w:tblGrid>
+        <w:gridCol w:w="2268"/>
+        <w:gridCol w:w="2268"/>
+        <w:gridCol w:w="2268"/>
+        <w:gridCol w:w="2268"/>
+      </w:tblGrid>
+      <w:tr>
+        <w:tc>
+          <w:tcPr>
+            <w:tcW w:type="dxa" w:w="2448"/>
+            <w:shd w:val="clear" w:color="auto" w:fill="D9E2F3"/>
+          </w:tcPr>
+          <w:p>
+            <w:pPr>
+              <w:spacing w:before="40" w:after="40"/>
+            </w:pPr>
+            <w:r/>
+            <w:r>
+              <w:rPr>
+                <w:b/>
+                <w:sz w:val="19"/>
+              </w:rPr>
+              <w:t>Phase</w:t>
+            </w:r>
+          </w:p>
+        </w:tc>
+        <w:tc>
+          <w:tcPr>
+            <w:tcW w:type="dxa" w:w="2880"/>
+            <w:shd w:val="clear" w:color="auto" w:fill="D9E2F3"/>
+          </w:tcPr>
+          <w:p>
+            <w:pPr>
+              <w:spacing w:before="40" w:after="40"/>
+            </w:pPr>
+            <w:r/>
+            <w:r>
+              <w:rPr>
+                <w:b/>
+                <w:sz w:val="19"/>
+              </w:rPr>
+              <w:t>Module(s)</w:t>
+            </w:r>
+          </w:p>
+        </w:tc>
+        <w:tc>
+          <w:tcPr>
+            <w:tcW w:type="dxa" w:w="2592"/>
+            <w:shd w:val="clear" w:color="auto" w:fill="D9E2F3"/>
+          </w:tcPr>
+          <w:p>
+            <w:pPr>
+              <w:spacing w:before="40" w:after="40"/>
+            </w:pPr>
+            <w:r/>
+            <w:r>
+              <w:rPr>
+                <w:b/>
+                <w:sz w:val="19"/>
+              </w:rPr>
+              <w:t>Output tabs / artefacts</w:t>
+            </w:r>
+          </w:p>
+        </w:tc>
+        <w:tc>
+          <w:tcPr>
+            <w:tcW w:type="dxa" w:w="1440"/>
+            <w:shd w:val="clear" w:color="auto" w:fill="D9E2F3"/>
+          </w:tcPr>
+          <w:p>
+            <w:pPr>
+              <w:spacing w:before="40" w:after="40"/>
+            </w:pPr>
+            <w:r/>
+            <w:r>
+              <w:rPr>
+                <w:b/>
+                <w:sz w:val="19"/>
+              </w:rPr>
+              <w:t>Status</w:t>
+            </w:r>
+          </w:p>
+        </w:tc>
+      </w:tr>
+      <w:tr>
+        <w:tc>
+          <w:tcPr>
+            <w:tcW w:type="dxa" w:w="2448"/>
+          </w:tcPr>
+          <w:p>
+            <w:pPr>
+              <w:spacing w:before="20" w:after="20"/>
+            </w:pPr>
+            <w:r/>
+            <w:r>
+              <w:rPr>
+                <w:sz w:val="19"/>
+              </w:rPr>
+              <w:t>Simple Pipeline</w:t>
+            </w:r>
+          </w:p>
+        </w:tc>
+        <w:tc>
+          <w:tcPr>
+            <w:tcW w:type="dxa" w:w="2880"/>
+          </w:tcPr>
+          <w:p>
+            <w:pPr>
+              <w:spacing w:before="20" w:after="20"/>
+            </w:pPr>
+            <w:r/>
+            <w:r>
+              <w:rPr>
+                <w:sz w:val="19"/>
+              </w:rPr>
+              <w:t>fetch_data.py</w:t>
+            </w:r>
+          </w:p>
+        </w:tc>
+        <w:tc>
+          <w:tcPr>
+            <w:tcW w:type="dxa" w:w="2592"/>
+          </w:tcPr>
+          <w:p>
+            <w:pPr>
+              <w:spacing w:before="20" w:after="20"/>
+            </w:pPr>
+            <w:r/>
+            <w:r>
+              <w:rPr>
+                <w:sz w:val="19"/>
+              </w:rPr>
+              <w:t>market_data, sentiment_data</w:t>
+            </w:r>
+          </w:p>
+        </w:tc>
+        <w:tc>
+          <w:tcPr>
+            <w:tcW w:type="dxa" w:w="1440"/>
+          </w:tcPr>
+          <w:p>
+            <w:pPr>
+              <w:spacing w:before="20" w:after="20"/>
+            </w:pPr>
+            <w:r/>
+            <w:r>
+              <w:rPr>
+                <w:sz w:val="19"/>
+              </w:rPr>
+              <w:t>Production (frozen)</w:t>
+            </w:r>
+          </w:p>
+        </w:tc>
+      </w:tr>
+      <w:tr>
+        <w:tc>
+          <w:tcPr>
+            <w:tcW w:type="dxa" w:w="2448"/>
+          </w:tcPr>
+          <w:p>
+            <w:pPr>
+              <w:spacing w:before="20" w:after="20"/>
+            </w:pPr>
+            <w:r/>
+            <w:r>
+              <w:rPr>
+                <w:sz w:val="19"/>
+              </w:rPr>
+              <w:t>Comp Pipeline</w:t>
+            </w:r>
+          </w:p>
+        </w:tc>
+        <w:tc>
+          <w:tcPr>
+            <w:tcW w:type="dxa" w:w="2880"/>
+          </w:tcPr>
+          <w:p>
+            <w:pPr>
+              <w:spacing w:before="20" w:after="20"/>
+            </w:pPr>
+            <w:r/>
+            <w:r>
+              <w:rPr>
+                <w:sz w:val="19"/>
+              </w:rPr>
+              <w:t>fetch_data.py + fetch_hist.py</w:t>
+            </w:r>
+          </w:p>
+        </w:tc>
+        <w:tc>
+          <w:tcPr>
+            <w:tcW w:type="dxa" w:w="2592"/>
+          </w:tcPr>
+          <w:p>
+            <w:pPr>
+              <w:spacing w:before="20" w:after="20"/>
+            </w:pPr>
+            <w:r/>
+            <w:r>
+              <w:rPr>
+                <w:sz w:val="19"/>
+              </w:rPr>
+              <w:t>market_data_comp, market_data_comp_hist</w:t>
+            </w:r>
+          </w:p>
+        </w:tc>
+        <w:tc>
+          <w:tcPr>
+            <w:tcW w:type="dxa" w:w="1440"/>
+          </w:tcPr>
+          <w:p>
+            <w:pPr>
+              <w:spacing w:before="20" w:after="20"/>
+            </w:pPr>
+            <w:r/>
+            <w:r>
+              <w:rPr>
+                <w:sz w:val="19"/>
+              </w:rPr>
+              <w:t>Production</w:t>
+            </w:r>
+          </w:p>
+        </w:tc>
+      </w:tr>
+      <w:tr>
+        <w:tc>
+          <w:tcPr>
+            <w:tcW w:type="dxa" w:w="2448"/>
+          </w:tcPr>
+          <w:p>
+            <w:pPr>
+              <w:spacing w:before="20" w:after="20"/>
+            </w:pPr>
+            <w:r/>
+            <w:r>
+              <w:rPr>
+                <w:sz w:val="19"/>
+              </w:rPr>
+              <w:t>Phase ME — Macro-Economic</w:t>
+            </w:r>
+          </w:p>
+        </w:tc>
+        <w:tc>
+          <w:tcPr>
+            <w:tcW w:type="dxa" w:w="2880"/>
+          </w:tcPr>
+          <w:p>
+            <w:pPr>
+              <w:spacing w:before="20" w:after="20"/>
+            </w:pPr>
+            <w:r/>
+            <w:r>
+              <w:rPr>
+                <w:sz w:val="19"/>
+              </w:rPr>
+              <w:t>fetch_macro_economic.py + sources/*.py</w:t>
+            </w:r>
+          </w:p>
+        </w:tc>
+        <w:tc>
+          <w:tcPr>
+            <w:tcW w:type="dxa" w:w="2592"/>
+          </w:tcPr>
+          <w:p>
+            <w:pPr>
+              <w:spacing w:before="20" w:after="20"/>
+            </w:pPr>
+            <w:r/>
+            <w:r>
+              <w:rPr>
+                <w:sz w:val="19"/>
+              </w:rPr>
+              <w:t>macro_economic, macro_economic_hist</w:t>
+            </w:r>
+          </w:p>
+        </w:tc>
+        <w:tc>
+          <w:tcPr>
+            <w:tcW w:type="dxa" w:w="1440"/>
+          </w:tcPr>
+          <w:p>
+            <w:pPr>
+              <w:spacing w:before="20" w:after="20"/>
+            </w:pPr>
+            <w:r/>
+            <w:r>
+              <w:rPr>
+                <w:sz w:val="19"/>
+              </w:rPr>
+              <w:t>Production</w:t>
+            </w:r>
+          </w:p>
+        </w:tc>
+      </w:tr>
+      <w:tr>
+        <w:tc>
+          <w:tcPr>
+            <w:tcW w:type="dxa" w:w="2448"/>
+          </w:tcPr>
+          <w:p>
+            <w:pPr>
+              <w:spacing w:before="20" w:after="20"/>
+            </w:pPr>
+            <w:r/>
+            <w:r>
+              <w:rPr>
+                <w:sz w:val="19"/>
+              </w:rPr>
+              <w:t>Phase E — Macro-Market Indicators</w:t>
+            </w:r>
+          </w:p>
+        </w:tc>
+        <w:tc>
+          <w:tcPr>
+            <w:tcW w:type="dxa" w:w="2880"/>
+          </w:tcPr>
+          <w:p>
+            <w:pPr>
+              <w:spacing w:before="20" w:after="20"/>
+            </w:pPr>
+            <w:r/>
+            <w:r>
+              <w:rPr>
+                <w:sz w:val="19"/>
+              </w:rPr>
+              <w:t>compute_macro_market.py</w:t>
+            </w:r>
+          </w:p>
+        </w:tc>
+        <w:tc>
+          <w:tcPr>
+            <w:tcW w:type="dxa" w:w="2592"/>
+          </w:tcPr>
+          <w:p>
+            <w:pPr>
+              <w:spacing w:before="20" w:after="20"/>
+            </w:pPr>
+            <w:r/>
+            <w:r>
+              <w:rPr>
+                <w:sz w:val="19"/>
+              </w:rPr>
+              <w:t>macro_market, macro_market_hist</w:t>
+            </w:r>
+          </w:p>
+        </w:tc>
+        <w:tc>
+          <w:tcPr>
+            <w:tcW w:type="dxa" w:w="1440"/>
+          </w:tcPr>
+          <w:p>
+            <w:pPr>
+              <w:spacing w:before="20" w:after="20"/>
+            </w:pPr>
+            <w:r/>
+            <w:r>
+              <w:rPr>
+                <w:sz w:val="19"/>
+              </w:rPr>
+              <w:t>Production</w:t>
+            </w:r>
+          </w:p>
+        </w:tc>
+      </w:tr>
+      <w:tr>
+        <w:tc>
+          <w:tcPr>
+            <w:tcW w:type="dxa" w:w="2448"/>
+          </w:tcPr>
+          <w:p>
+            <w:pPr>
+              <w:spacing w:before="20" w:after="20"/>
+            </w:pPr>
+            <w:r/>
+            <w:r>
+              <w:rPr>
+                <w:sz w:val="19"/>
+              </w:rPr>
+              <w:t>Phase F — Calculated Fields</w:t>
+            </w:r>
+          </w:p>
+        </w:tc>
+        <w:tc>
+          <w:tcPr>
+            <w:tcW w:type="dxa" w:w="2880"/>
+          </w:tcPr>
+          <w:p>
+            <w:pPr>
+              <w:spacing w:before="20" w:after="20"/>
+            </w:pPr>
+            <w:r/>
+            <w:r>
+              <w:rPr>
+                <w:sz w:val="19"/>
+              </w:rPr>
+              <w:t>absorbed into compute_macro_market.py</w:t>
+            </w:r>
+          </w:p>
+        </w:tc>
+        <w:tc>
+          <w:tcPr>
+            <w:tcW w:type="dxa" w:w="2592"/>
+          </w:tcPr>
+          <w:p>
+            <w:pPr>
+              <w:spacing w:before="20" w:after="20"/>
+            </w:pPr>
+            <w:r/>
+            <w:r>
+              <w:rPr>
+                <w:sz w:val="19"/>
+              </w:rPr>
+              <w:t>(see Phase E outputs)</w:t>
+            </w:r>
+          </w:p>
+        </w:tc>
+        <w:tc>
+          <w:tcPr>
+            <w:tcW w:type="dxa" w:w="1440"/>
+          </w:tcPr>
+          <w:p>
+            <w:pPr>
+              <w:spacing w:before="20" w:after="20"/>
+            </w:pPr>
+            <w:r/>
+            <w:r>
+              <w:rPr>
+                <w:sz w:val="19"/>
+              </w:rPr>
+              <w:t>Mostly absorbed</w:t>
+            </w:r>
+          </w:p>
+        </w:tc>
+      </w:tr>
+      <w:tr>
+        <w:tc>
+          <w:tcPr>
+            <w:tcW w:type="dxa" w:w="2448"/>
+          </w:tcPr>
+          <w:p>
+            <w:pPr>
+              <w:spacing w:before="20" w:after="20"/>
+            </w:pPr>
+            <w:r/>
+            <w:r>
+              <w:rPr>
+                <w:sz w:val="19"/>
+              </w:rPr>
+              <w:t>Phase G — Sheets Export Audit</w:t>
+            </w:r>
+          </w:p>
+        </w:tc>
+        <w:tc>
+          <w:tcPr>
+            <w:tcW w:type="dxa" w:w="2880"/>
+          </w:tcPr>
+          <w:p>
+            <w:pPr>
+              <w:spacing w:before="20" w:after="20"/>
+            </w:pPr>
+            <w:r/>
+            <w:r>
+              <w:rPr>
+                <w:sz w:val="19"/>
+              </w:rPr>
+              <w:t>library_utils.py SHEETS_* constants</w:t>
+            </w:r>
+          </w:p>
+        </w:tc>
+        <w:tc>
+          <w:tcPr>
+            <w:tcW w:type="dxa" w:w="2592"/>
+          </w:tcPr>
+          <w:p>
+            <w:pPr>
+              <w:spacing w:before="20" w:after="20"/>
+            </w:pPr>
+            <w:r/>
+            <w:r>
+              <w:rPr>
+                <w:sz w:val="19"/>
+              </w:rPr>
+              <w:t>(no separate output)</w:t>
+            </w:r>
+          </w:p>
+        </w:tc>
+        <w:tc>
+          <w:tcPr>
+            <w:tcW w:type="dxa" w:w="1440"/>
+          </w:tcPr>
+          <w:p>
+            <w:pPr>
+              <w:spacing w:before="20" w:after="20"/>
+            </w:pPr>
+            <w:r/>
+            <w:r>
+              <w:rPr>
+                <w:sz w:val="19"/>
+              </w:rPr>
+              <w:t>Done</w:t>
+            </w:r>
+          </w:p>
+        </w:tc>
+      </w:tr>
+      <w:tr>
+        <w:tc>
+          <w:tcPr>
+            <w:tcW w:type="dxa" w:w="2448"/>
+          </w:tcPr>
+          <w:p>
+            <w:pPr>
+              <w:spacing w:before="20" w:after="20"/>
+            </w:pPr>
+            <w:r/>
+            <w:r>
+              <w:rPr>
+                <w:sz w:val="19"/>
+              </w:rPr>
+              <w:t>Phase H — Daily Integrated Audit</w:t>
+            </w:r>
+          </w:p>
+        </w:tc>
+        <w:tc>
+          <w:tcPr>
+            <w:tcW w:type="dxa" w:w="2880"/>
+          </w:tcPr>
+          <w:p>
+            <w:pPr>
+              <w:spacing w:before="20" w:after="20"/>
+            </w:pPr>
+            <w:r/>
+            <w:r>
+              <w:rPr>
+                <w:sz w:val="19"/>
+              </w:rPr>
+              <w:t>data_audit.py + audit_writeback.py</w:t>
+            </w:r>
+          </w:p>
+        </w:tc>
+        <w:tc>
+          <w:tcPr>
+            <w:tcW w:type="dxa" w:w="2592"/>
+          </w:tcPr>
+          <w:p>
+            <w:pPr>
+              <w:spacing w:before="20" w:after="20"/>
+            </w:pPr>
+            <w:r/>
+            <w:r>
+              <w:rPr>
+                <w:sz w:val="19"/>
+              </w:rPr>
+              <w:t>data_audit.txt, audit_comment.md</w:t>
+            </w:r>
+          </w:p>
+        </w:tc>
+        <w:tc>
+          <w:tcPr>
+            <w:tcW w:type="dxa" w:w="1440"/>
+          </w:tcPr>
+          <w:p>
+            <w:pPr>
+              <w:spacing w:before="20" w:after="20"/>
+            </w:pPr>
+            <w:r/>
+            <w:r>
+              <w:rPr>
+                <w:sz w:val="19"/>
+              </w:rPr>
+              <w:t>Done</w:t>
+            </w:r>
+          </w:p>
+        </w:tc>
+      </w:tr>
+    </w:tbl>
+    <w:p/>
+    <w:p>
+      <w:pPr>
+        <w:pStyle w:val="Heading2"/>
+        <w:spacing w:before="200" w:after="40"/>
+      </w:pPr>
+      <w:r>
+        <w:t>3.3  Outputs</w:t>
+      </w:r>
+    </w:p>
+    <w:p>
+      <w:pPr>
+        <w:spacing w:after="120"/>
+      </w:pPr>
+      <w:r>
+        <w:rPr>
+          <w:b w:val="0"/>
+          <w:i w:val="0"/>
+          <w:sz w:val="21"/>
+        </w:rPr>
+        <w:t>The pipeline writes seven active Google Sheets tabs, each mirrored as a CSV in the data/ directory of the repository. A retired-tab frozenset is swept on every run so that decommissioned tabs cannot accumulate. In parallel, the indicator-explorer rebuild produces a self-contained HTML page and an embedded JavaScript bundle of market data. All of these artefacts are committed back to the main branch with a timestamped message; the explorer is additionally published to GitHub Pages.</w:t>
+      </w:r>
+    </w:p>
+    <w:tbl>
+      <w:tblPr>
+        <w:tblStyle w:val="TableGrid"/>
+        <w:tblW w:type="auto" w:w="0"/>
+        <w:tblLook w:firstColumn="1" w:firstRow="1" w:lastColumn="0" w:lastRow="0" w:noHBand="0" w:noVBand="1" w:val="04A0"/>
+      </w:tblPr>
+      <w:tblGrid>
+        <w:gridCol w:w="3024"/>
+        <w:gridCol w:w="3024"/>
+        <w:gridCol w:w="3024"/>
+      </w:tblGrid>
+      <w:tr>
+        <w:tc>
+          <w:tcPr>
+            <w:tcW w:type="dxa" w:w="2592"/>
+            <w:shd w:val="clear" w:color="auto" w:fill="D9E2F3"/>
+          </w:tcPr>
+          <w:p>
+            <w:pPr>
+              <w:spacing w:before="40" w:after="40"/>
+            </w:pPr>
+            <w:r/>
+            <w:r>
+              <w:rPr>
+                <w:b/>
+                <w:sz w:val="19"/>
+              </w:rPr>
+              <w:t>Tab / CSV</w:t>
+            </w:r>
+          </w:p>
+        </w:tc>
+        <w:tc>
+          <w:tcPr>
+            <w:tcW w:type="dxa" w:w="3024"/>
+            <w:shd w:val="clear" w:color="auto" w:fill="D9E2F3"/>
+          </w:tcPr>
+          <w:p>
+            <w:pPr>
+              <w:spacing w:before="40" w:after="40"/>
+            </w:pPr>
+            <w:r/>
+            <w:r>
+              <w:rPr>
+                <w:b/>
+                <w:sz w:val="19"/>
+              </w:rPr>
+              <w:t>Shape</w:t>
+            </w:r>
+          </w:p>
+        </w:tc>
+        <w:tc>
+          <w:tcPr>
+            <w:tcW w:type="dxa" w:w="3744"/>
+            <w:shd w:val="clear" w:color="auto" w:fill="D9E2F3"/>
+          </w:tcPr>
+          <w:p>
+            <w:pPr>
+              <w:spacing w:before="40" w:after="40"/>
+            </w:pPr>
+            <w:r/>
+            <w:r>
+              <w:rPr>
+                <w:b/>
+                <w:sz w:val="19"/>
+              </w:rPr>
+              <w:t>Contents</w:t>
+            </w:r>
+          </w:p>
+        </w:tc>
+      </w:tr>
+      <w:tr>
+        <w:tc>
+          <w:tcPr>
+            <w:tcW w:type="dxa" w:w="2592"/>
+          </w:tcPr>
+          <w:p>
+            <w:pPr>
+              <w:spacing w:before="20" w:after="20"/>
+            </w:pPr>
+            <w:r/>
+            <w:r>
+              <w:rPr>
+                <w:sz w:val="19"/>
+              </w:rPr>
+              <w:t>market_data</w:t>
+            </w:r>
+          </w:p>
+        </w:tc>
+        <w:tc>
+          <w:tcPr>
+            <w:tcW w:type="dxa" w:w="3024"/>
+          </w:tcPr>
+          <w:p>
+            <w:pPr>
+              <w:spacing w:before="20" w:after="20"/>
+            </w:pPr>
+            <w:r/>
+            <w:r>
+              <w:rPr>
+                <w:sz w:val="19"/>
+              </w:rPr>
+              <w:t>Snapshot, ~70 instruments</w:t>
+            </w:r>
+          </w:p>
+        </w:tc>
+        <w:tc>
+          <w:tcPr>
+            <w:tcW w:type="dxa" w:w="3744"/>
+          </w:tcPr>
+          <w:p>
+            <w:pPr>
+              <w:spacing w:before="20" w:after="20"/>
+            </w:pPr>
+            <w:r/>
+            <w:r>
+              <w:rPr>
+                <w:sz w:val="19"/>
+              </w:rPr>
+              <w:t>Simple pipeline; consumed by downstream trigger.py</w:t>
+            </w:r>
+          </w:p>
+        </w:tc>
+      </w:tr>
+      <w:tr>
+        <w:tc>
+          <w:tcPr>
+            <w:tcW w:type="dxa" w:w="2592"/>
+          </w:tcPr>
+          <w:p>
+            <w:pPr>
+              <w:spacing w:before="20" w:after="20"/>
+            </w:pPr>
+            <w:r/>
+            <w:r>
+              <w:rPr>
+                <w:sz w:val="19"/>
+              </w:rPr>
+              <w:t>market_data_comp</w:t>
+            </w:r>
+          </w:p>
+        </w:tc>
+        <w:tc>
+          <w:tcPr>
+            <w:tcW w:type="dxa" w:w="3024"/>
+          </w:tcPr>
+          <w:p>
+            <w:pPr>
+              <w:spacing w:before="20" w:after="20"/>
+            </w:pPr>
+            <w:r/>
+            <w:r>
+              <w:rPr>
+                <w:sz w:val="19"/>
+              </w:rPr>
+              <w:t>Snapshot, ~390 instruments</w:t>
+            </w:r>
+          </w:p>
+        </w:tc>
+        <w:tc>
+          <w:tcPr>
+            <w:tcW w:type="dxa" w:w="3744"/>
+          </w:tcPr>
+          <w:p>
+            <w:pPr>
+              <w:spacing w:before="20" w:after="20"/>
+            </w:pPr>
+            <w:r/>
+            <w:r>
+              <w:rPr>
+                <w:sz w:val="19"/>
+              </w:rPr>
+              <w:t>Comp pipeline; full instrument library</w:t>
+            </w:r>
+          </w:p>
+        </w:tc>
+      </w:tr>
+      <w:tr>
+        <w:tc>
+          <w:tcPr>
+            <w:tcW w:type="dxa" w:w="2592"/>
+          </w:tcPr>
+          <w:p>
+            <w:pPr>
+              <w:spacing w:before="20" w:after="20"/>
+            </w:pPr>
+            <w:r/>
+            <w:r>
+              <w:rPr>
+                <w:sz w:val="19"/>
+              </w:rPr>
+              <w:t>market_data_comp_hist</w:t>
+            </w:r>
+          </w:p>
+        </w:tc>
+        <w:tc>
+          <w:tcPr>
+            <w:tcW w:type="dxa" w:w="3024"/>
+          </w:tcPr>
+          <w:p>
+            <w:pPr>
+              <w:spacing w:before="20" w:after="20"/>
+            </w:pPr>
+            <w:r/>
+            <w:r>
+              <w:rPr>
+                <w:sz w:val="19"/>
+              </w:rPr>
+              <w:t>Weekly history from 1950</w:t>
+            </w:r>
+          </w:p>
+        </w:tc>
+        <w:tc>
+          <w:tcPr>
+            <w:tcW w:type="dxa" w:w="3744"/>
+          </w:tcPr>
+          <w:p>
+            <w:pPr>
+              <w:spacing w:before="20" w:after="20"/>
+            </w:pPr>
+            <w:r/>
+            <w:r>
+              <w:rPr>
+                <w:sz w:val="19"/>
+              </w:rPr>
+              <w:t>Friday-spine alignment; 10 metadata prefix rows</w:t>
+            </w:r>
+          </w:p>
+        </w:tc>
+      </w:tr>
+      <w:tr>
+        <w:tc>
+          <w:tcPr>
+            <w:tcW w:type="dxa" w:w="2592"/>
+          </w:tcPr>
+          <w:p>
+            <w:pPr>
+              <w:spacing w:before="20" w:after="20"/>
+            </w:pPr>
+            <w:r/>
+            <w:r>
+              <w:rPr>
+                <w:sz w:val="19"/>
+              </w:rPr>
+              <w:t>macro_economic</w:t>
+            </w:r>
+          </w:p>
+        </w:tc>
+        <w:tc>
+          <w:tcPr>
+            <w:tcW w:type="dxa" w:w="3024"/>
+          </w:tcPr>
+          <w:p>
+            <w:pPr>
+              <w:spacing w:before="20" w:after="20"/>
+            </w:pPr>
+            <w:r/>
+            <w:r>
+              <w:rPr>
+                <w:sz w:val="19"/>
+              </w:rPr>
+              <w:t>Long-form snapshot</w:t>
+            </w:r>
+          </w:p>
+        </w:tc>
+        <w:tc>
+          <w:tcPr>
+            <w:tcW w:type="dxa" w:w="3744"/>
+          </w:tcPr>
+          <w:p>
+            <w:pPr>
+              <w:spacing w:before="20" w:after="20"/>
+            </w:pPr>
+            <w:r/>
+            <w:r>
+              <w:rPr>
+                <w:sz w:val="19"/>
+              </w:rPr>
+              <w:t>Unified raw-macro layer across all 10 sources</w:t>
+            </w:r>
+          </w:p>
+        </w:tc>
+      </w:tr>
+      <w:tr>
+        <w:tc>
+          <w:tcPr>
+            <w:tcW w:type="dxa" w:w="2592"/>
+          </w:tcPr>
+          <w:p>
+            <w:pPr>
+              <w:spacing w:before="20" w:after="20"/>
+            </w:pPr>
+            <w:r/>
+            <w:r>
+              <w:rPr>
+                <w:sz w:val="19"/>
+              </w:rPr>
+              <w:t>macro_economic_hist</w:t>
+            </w:r>
+          </w:p>
+        </w:tc>
+        <w:tc>
+          <w:tcPr>
+            <w:tcW w:type="dxa" w:w="3024"/>
+          </w:tcPr>
+          <w:p>
+            <w:pPr>
+              <w:spacing w:before="20" w:after="20"/>
+            </w:pPr>
+            <w:r/>
+            <w:r>
+              <w:rPr>
+                <w:sz w:val="19"/>
+              </w:rPr>
+              <w:t>Wide-form weekly history from 1947</w:t>
+            </w:r>
+          </w:p>
+        </w:tc>
+        <w:tc>
+          <w:tcPr>
+            <w:tcW w:type="dxa" w:w="3744"/>
+          </w:tcPr>
+          <w:p>
+            <w:pPr>
+              <w:spacing w:before="20" w:after="20"/>
+            </w:pPr>
+            <w:r/>
+            <w:r>
+              <w:rPr>
+                <w:sz w:val="19"/>
+              </w:rPr>
+              <w:t>14 metadata prefix rows + Friday spine</w:t>
+            </w:r>
+          </w:p>
+        </w:tc>
+      </w:tr>
+      <w:tr>
+        <w:tc>
+          <w:tcPr>
+            <w:tcW w:type="dxa" w:w="2592"/>
+          </w:tcPr>
+          <w:p>
+            <w:pPr>
+              <w:spacing w:before="20" w:after="20"/>
+            </w:pPr>
+            <w:r/>
+            <w:r>
+              <w:rPr>
+                <w:sz w:val="19"/>
+              </w:rPr>
+              <w:t>macro_market</w:t>
+            </w:r>
+          </w:p>
+        </w:tc>
+        <w:tc>
+          <w:tcPr>
+            <w:tcW w:type="dxa" w:w="3024"/>
+          </w:tcPr>
+          <w:p>
+            <w:pPr>
+              <w:spacing w:before="20" w:after="20"/>
+            </w:pPr>
+            <w:r/>
+            <w:r>
+              <w:rPr>
+                <w:sz w:val="19"/>
+              </w:rPr>
+              <w:t>92 indicators, snapshot</w:t>
+            </w:r>
+          </w:p>
+        </w:tc>
+        <w:tc>
+          <w:tcPr>
+            <w:tcW w:type="dxa" w:w="3744"/>
+          </w:tcPr>
+          <w:p>
+            <w:pPr>
+              <w:spacing w:before="20" w:after="20"/>
+            </w:pPr>
+            <w:r/>
+            <w:r>
+              <w:rPr>
+                <w:sz w:val="19"/>
+              </w:rPr>
+              <w:t>Includes z-score, regime, fwd_regime, trajectory diagnostics</w:t>
+            </w:r>
+          </w:p>
+        </w:tc>
+      </w:tr>
+      <w:tr>
+        <w:tc>
+          <w:tcPr>
+            <w:tcW w:type="dxa" w:w="2592"/>
+          </w:tcPr>
+          <w:p>
+            <w:pPr>
+              <w:spacing w:before="20" w:after="20"/>
+            </w:pPr>
+            <w:r/>
+            <w:r>
+              <w:rPr>
+                <w:sz w:val="19"/>
+              </w:rPr>
+              <w:t>macro_market_hist</w:t>
+            </w:r>
+          </w:p>
+        </w:tc>
+        <w:tc>
+          <w:tcPr>
+            <w:tcW w:type="dxa" w:w="3024"/>
+          </w:tcPr>
+          <w:p>
+            <w:pPr>
+              <w:spacing w:before="20" w:after="20"/>
+            </w:pPr>
+            <w:r/>
+            <w:r>
+              <w:rPr>
+                <w:sz w:val="19"/>
+              </w:rPr>
+              <w:t>Weekly indicator history from 2000</w:t>
+            </w:r>
+          </w:p>
+        </w:tc>
+        <w:tc>
+          <w:tcPr>
+            <w:tcW w:type="dxa" w:w="3744"/>
+          </w:tcPr>
+          <w:p>
+            <w:pPr>
+              <w:spacing w:before="20" w:after="20"/>
+            </w:pPr>
+            <w:r/>
+            <w:r>
+              <w:rPr>
+                <w:sz w:val="19"/>
+              </w:rPr>
+              <w:t>raw, zscore, regime, fwd_regime per indicator</w:t>
+            </w:r>
+          </w:p>
+        </w:tc>
+      </w:tr>
+    </w:tbl>
+    <w:p/>
+    <w:tbl>
+      <w:tblPr>
+        <w:tblW w:type="auto" w:w="0"/>
+        <w:tblLook w:firstColumn="1" w:firstRow="1" w:lastColumn="0" w:lastRow="0" w:noHBand="0" w:noVBand="1" w:val="04A0"/>
+      </w:tblPr>
+      <w:tblGrid>
+        <w:gridCol w:w="9072"/>
+      </w:tblGrid>
+      <w:tr>
+        <w:tc>
+          <w:tcPr>
+            <w:tcW w:type="dxa" w:w="9072"/>
+            <w:shd w:val="clear" w:color="auto" w:fill="F2F2F2"/>
+            <w:vAlign w:val="top"/>
+          </w:tcPr>
+          <w:p>
+            <w:pPr>
+              <w:spacing w:after="40"/>
+            </w:pPr>
+            <w:r>
+              <w:rPr>
+                <w:b/>
+                <w:sz w:val="20"/>
+              </w:rPr>
+              <w:t>Why a Friday spine?</w:t>
+            </w:r>
+          </w:p>
+          <w:p>
+            <w:pPr>
+              <w:spacing w:after="0"/>
+            </w:pPr>
+            <w:r>
+              <w:rPr>
+                <w:sz w:val="20"/>
+              </w:rPr>
+              <w:t>Macro releases arrive on heterogeneous cadences (daily, weekly, monthly, quarterly, annual). Aligning every series to a single weekly Friday-close index allows cross-series analysis and z-score computation without per-pair date-alignment logic. Forward-fill into the Friday slots is acceptable because the downstream value-change staleness audit (Section 8) detects any series that has stopped moving.</w:t>
+            </w:r>
+          </w:p>
+        </w:tc>
+      </w:tr>
+    </w:tbl>
+    <w:p/>
+    <w:p>
+      <w:r>
+        <w:br w:type="page"/>
+      </w:r>
+    </w:p>
+    <w:p>
+      <w:pPr>
+        <w:pStyle w:val="Heading1"/>
+        <w:spacing w:before="0" w:after="160"/>
+      </w:pPr>
+      <w:r>
+        <w:t>4.  Data Architecture &amp; Source Catalogue</w:t>
+      </w:r>
+    </w:p>
+    <w:p>
+      <w:pPr>
+        <w:pStyle w:val="Heading2"/>
+        <w:spacing w:before="200" w:after="40"/>
+      </w:pPr>
+      <w:r>
+        <w:t>4.1  The single architectural rule</w:t>
+      </w:r>
+    </w:p>
+    <w:p>
+      <w:pPr>
+        <w:spacing w:after="120"/>
+      </w:pPr>
+      <w:r>
+        <w:rPr>
+          <w:b w:val="0"/>
+          <w:i w:val="0"/>
+          <w:sz w:val="21"/>
+        </w:rPr>
+        <w:t>The project's dominant design rule is this: every identifier the pipeline fetches must live in a CSV registry under data/, never in Python source. The motivation for the rule is empirical. Two earlier refactors had to chase hardcoded identifiers out of the codebase — the indicator-metadata Python dictionary into a registry CSV in April 2026, and the per-source coordinators into a unified coordinator one week later. Each refactor cost engineering time that would not have been incurred had the identifiers lived in their proper home from the outset.</w:t>
+      </w:r>
+    </w:p>
+    <w:p>
+      <w:pPr>
+        <w:spacing w:after="120"/>
+      </w:pPr>
+      <w:r>
+        <w:rPr>
+          <w:b w:val="0"/>
+          <w:i w:val="0"/>
+          <w:sz w:val="21"/>
+        </w:rPr>
+        <w:t>The rule applies to: FRED series identifiers, DB.nomics series paths, OECD SDMX dataflow and dimension keys, World Bank and IMF indicator codes, ifo Excel sheet and column locations, ECB and BoE series codes, BoJ time-series codes, e-Stat statsDataIds, yfinance tickers, and any URL fragment that selects a specific dataset. It does not apply to: API base URLs, computation parameters such as the z-score window, internal column-name conventions, or calculator wiring (which series each calculator consumes), since those are logic rather than registry.</w:t>
+      </w:r>
+    </w:p>
+    <w:tbl>
+      <w:tblPr>
+        <w:tblW w:type="auto" w:w="0"/>
+        <w:tblLook w:firstColumn="1" w:firstRow="1" w:lastColumn="0" w:lastRow="0" w:noHBand="0" w:noVBand="1" w:val="04A0"/>
+      </w:tblPr>
+      <w:tblGrid>
+        <w:gridCol w:w="9072"/>
+      </w:tblGrid>
+      <w:tr>
+        <w:tc>
+          <w:tcPr>
+            <w:tcW w:type="dxa" w:w="9072"/>
+            <w:shd w:val="clear" w:color="auto" w:fill="F2F2F2"/>
+            <w:vAlign w:val="top"/>
+          </w:tcPr>
+          <w:p>
+            <w:pPr>
+              <w:spacing w:after="40"/>
+            </w:pPr>
+            <w:r>
+              <w:rPr>
+                <w:b/>
+                <w:sz w:val="20"/>
+              </w:rPr>
+              <w:t>Architectural invariant</w:t>
+            </w:r>
+          </w:p>
+          <w:p>
+            <w:pPr>
+              <w:spacing w:after="0"/>
+            </w:pPr>
+            <w:r>
+              <w:rPr>
+                <w:sz w:val="20"/>
+              </w:rPr>
+              <w:t>If a change adds, removes, renames, or substitutes a fetched identifier, the only file edited is the appropriate data/macro_library_*.csv (or index_library.csv / macro_indicator_library.csv depending on the layer). No exceptions. This invariant is verified daily by the audit's registry-drift static check.</w:t>
+            </w:r>
+          </w:p>
+        </w:tc>
+      </w:tr>
+    </w:tbl>
+    <w:p/>
+    <w:p>
+      <w:pPr>
+        <w:pStyle w:val="Heading2"/>
+        <w:spacing w:before="200" w:after="40"/>
+      </w:pPr>
+      <w:r>
+        <w:t>4.2  The data-layer registry</w:t>
+      </w:r>
+    </w:p>
+    <w:p>
+      <w:pPr>
+        <w:spacing w:after="120"/>
+      </w:pPr>
+      <w:r>
+        <w:rPr>
+          <w:b w:val="0"/>
+          <w:i w:val="0"/>
+          <w:sz w:val="21"/>
+        </w:rPr>
+        <w:t>Fourteen CSV files together constitute the data-layer registry. They are read at process startup, never written by the runtime pipeline, and version-controlled in the same repository as the code. Adding or removing a series is a one-CSV-row commit; renaming a series is a one-CSV-cell commit.</w:t>
+      </w:r>
+    </w:p>
+    <w:tbl>
+      <w:tblPr>
+        <w:tblStyle w:val="TableGrid"/>
+        <w:tblW w:type="auto" w:w="0"/>
+        <w:tblLook w:firstColumn="1" w:firstRow="1" w:lastColumn="0" w:lastRow="0" w:noHBand="0" w:noVBand="1" w:val="04A0"/>
+      </w:tblPr>
+      <w:tblGrid>
+        <w:gridCol w:w="3024"/>
+        <w:gridCol w:w="3024"/>
+        <w:gridCol w:w="3024"/>
+      </w:tblGrid>
+      <w:tr>
+        <w:tc>
+          <w:tcPr>
+            <w:tcW w:type="dxa" w:w="3456"/>
+            <w:shd w:val="clear" w:color="auto" w:fill="D9E2F3"/>
+          </w:tcPr>
+          <w:p>
+            <w:pPr>
+              <w:spacing w:before="40" w:after="40"/>
+            </w:pPr>
+            <w:r/>
+            <w:r>
+              <w:rPr>
+                <w:b/>
+                <w:sz w:val="19"/>
+              </w:rPr>
+              <w:t>Registry file</w:t>
+            </w:r>
+          </w:p>
+        </w:tc>
+        <w:tc>
+          <w:tcPr>
+            <w:tcW w:type="dxa" w:w="864"/>
+            <w:shd w:val="clear" w:color="auto" w:fill="D9E2F3"/>
+          </w:tcPr>
+          <w:p>
+            <w:pPr>
+              <w:spacing w:before="40" w:after="40"/>
+            </w:pPr>
+            <w:r/>
+            <w:r>
+              <w:rPr>
+                <w:b/>
+                <w:sz w:val="19"/>
+              </w:rPr>
+              <w:t>Rows</w:t>
+            </w:r>
+          </w:p>
+        </w:tc>
+        <w:tc>
+          <w:tcPr>
+            <w:tcW w:type="dxa" w:w="5040"/>
+            <w:shd w:val="clear" w:color="auto" w:fill="D9E2F3"/>
+          </w:tcPr>
+          <w:p>
+            <w:pPr>
+              <w:spacing w:before="40" w:after="40"/>
+            </w:pPr>
+            <w:r/>
+            <w:r>
+              <w:rPr>
+                <w:b/>
+                <w:sz w:val="19"/>
+              </w:rPr>
+              <w:t>Contents</w:t>
+            </w:r>
+          </w:p>
+        </w:tc>
+      </w:tr>
+      <w:tr>
+        <w:tc>
+          <w:tcPr>
+            <w:tcW w:type="dxa" w:w="3456"/>
+          </w:tcPr>
+          <w:p>
+            <w:pPr>
+              <w:spacing w:before="20" w:after="20"/>
+            </w:pPr>
+            <w:r/>
+            <w:r>
+              <w:rPr>
+                <w:sz w:val="19"/>
+              </w:rPr>
+              <w:t>index_library.csv</w:t>
+            </w:r>
+          </w:p>
+        </w:tc>
+        <w:tc>
+          <w:tcPr>
+            <w:tcW w:type="dxa" w:w="864"/>
+          </w:tcPr>
+          <w:p>
+            <w:pPr>
+              <w:spacing w:before="20" w:after="20"/>
+            </w:pPr>
+            <w:r/>
+            <w:r>
+              <w:rPr>
+                <w:sz w:val="19"/>
+              </w:rPr>
+              <w:t>~401</w:t>
+            </w:r>
+          </w:p>
+        </w:tc>
+        <w:tc>
+          <w:tcPr>
+            <w:tcW w:type="dxa" w:w="5040"/>
+          </w:tcPr>
+          <w:p>
+            <w:pPr>
+              <w:spacing w:before="20" w:after="20"/>
+            </w:pPr>
+            <w:r/>
+            <w:r>
+              <w:rPr>
+                <w:sz w:val="19"/>
+              </w:rPr>
+              <w:t>Comp pipeline tickers (yfinance + FRED bond indices)</w:t>
+            </w:r>
+          </w:p>
+        </w:tc>
+      </w:tr>
+      <w:tr>
+        <w:tc>
+          <w:tcPr>
+            <w:tcW w:type="dxa" w:w="3456"/>
+          </w:tcPr>
+          <w:p>
+            <w:pPr>
+              <w:spacing w:before="20" w:after="20"/>
+            </w:pPr>
+            <w:r/>
+            <w:r>
+              <w:rPr>
+                <w:sz w:val="19"/>
+              </w:rPr>
+              <w:t>macro_library_countries.csv</w:t>
+            </w:r>
+          </w:p>
+        </w:tc>
+        <w:tc>
+          <w:tcPr>
+            <w:tcW w:type="dxa" w:w="864"/>
+          </w:tcPr>
+          <w:p>
+            <w:pPr>
+              <w:spacing w:before="20" w:after="20"/>
+            </w:pPr>
+            <w:r/>
+            <w:r>
+              <w:rPr>
+                <w:sz w:val="19"/>
+              </w:rPr>
+              <w:t>12</w:t>
+            </w:r>
+          </w:p>
+        </w:tc>
+        <w:tc>
+          <w:tcPr>
+            <w:tcW w:type="dxa" w:w="5040"/>
+          </w:tcPr>
+          <w:p>
+            <w:pPr>
+              <w:spacing w:before="20" w:after="20"/>
+            </w:pPr>
+            <w:r/>
+            <w:r>
+              <w:rPr>
+                <w:sz w:val="19"/>
+              </w:rPr>
+              <w:t>Country codes + per-source code mappings (WB, IMF, OECD)</w:t>
+            </w:r>
+          </w:p>
+        </w:tc>
+      </w:tr>
+      <w:tr>
+        <w:tc>
+          <w:tcPr>
+            <w:tcW w:type="dxa" w:w="3456"/>
+          </w:tcPr>
+          <w:p>
+            <w:pPr>
+              <w:spacing w:before="20" w:after="20"/>
+            </w:pPr>
+            <w:r/>
+            <w:r>
+              <w:rPr>
+                <w:sz w:val="19"/>
+              </w:rPr>
+              <w:t>macro_library_fred.csv</w:t>
+            </w:r>
+          </w:p>
+        </w:tc>
+        <w:tc>
+          <w:tcPr>
+            <w:tcW w:type="dxa" w:w="864"/>
+          </w:tcPr>
+          <w:p>
+            <w:pPr>
+              <w:spacing w:before="20" w:after="20"/>
+            </w:pPr>
+            <w:r/>
+            <w:r>
+              <w:rPr>
+                <w:sz w:val="19"/>
+              </w:rPr>
+              <w:t>~82</w:t>
+            </w:r>
+          </w:p>
+        </w:tc>
+        <w:tc>
+          <w:tcPr>
+            <w:tcW w:type="dxa" w:w="5040"/>
+          </w:tcPr>
+          <w:p>
+            <w:pPr>
+              <w:spacing w:before="20" w:after="20"/>
+            </w:pPr>
+            <w:r/>
+            <w:r>
+              <w:rPr>
+                <w:sz w:val="19"/>
+              </w:rPr>
+              <w:t>FRED series IDs (US + international)</w:t>
+            </w:r>
+          </w:p>
+        </w:tc>
+      </w:tr>
+      <w:tr>
+        <w:tc>
+          <w:tcPr>
+            <w:tcW w:type="dxa" w:w="3456"/>
+          </w:tcPr>
+          <w:p>
+            <w:pPr>
+              <w:spacing w:before="20" w:after="20"/>
+            </w:pPr>
+            <w:r/>
+            <w:r>
+              <w:rPr>
+                <w:sz w:val="19"/>
+              </w:rPr>
+              <w:t>macro_library_oecd.csv</w:t>
+            </w:r>
+          </w:p>
+        </w:tc>
+        <w:tc>
+          <w:tcPr>
+            <w:tcW w:type="dxa" w:w="864"/>
+          </w:tcPr>
+          <w:p>
+            <w:pPr>
+              <w:spacing w:before="20" w:after="20"/>
+            </w:pPr>
+            <w:r/>
+            <w:r>
+              <w:rPr>
+                <w:sz w:val="19"/>
+              </w:rPr>
+              <w:t>3</w:t>
+            </w:r>
+          </w:p>
+        </w:tc>
+        <w:tc>
+          <w:tcPr>
+            <w:tcW w:type="dxa" w:w="5040"/>
+          </w:tcPr>
+          <w:p>
+            <w:pPr>
+              <w:spacing w:before="20" w:after="20"/>
+            </w:pPr>
+            <w:r/>
+            <w:r>
+              <w:rPr>
+                <w:sz w:val="19"/>
+              </w:rPr>
+              <w:t>OECD SDMX dataflow + dimension keys</w:t>
+            </w:r>
+          </w:p>
+        </w:tc>
+      </w:tr>
+      <w:tr>
+        <w:tc>
+          <w:tcPr>
+            <w:tcW w:type="dxa" w:w="3456"/>
+          </w:tcPr>
+          <w:p>
+            <w:pPr>
+              <w:spacing w:before="20" w:after="20"/>
+            </w:pPr>
+            <w:r/>
+            <w:r>
+              <w:rPr>
+                <w:sz w:val="19"/>
+              </w:rPr>
+              <w:t>macro_library_worldbank.csv</w:t>
+            </w:r>
+          </w:p>
+        </w:tc>
+        <w:tc>
+          <w:tcPr>
+            <w:tcW w:type="dxa" w:w="864"/>
+          </w:tcPr>
+          <w:p>
+            <w:pPr>
+              <w:spacing w:before="20" w:after="20"/>
+            </w:pPr>
+            <w:r/>
+            <w:r>
+              <w:rPr>
+                <w:sz w:val="19"/>
+              </w:rPr>
+              <w:t>1</w:t>
+            </w:r>
+          </w:p>
+        </w:tc>
+        <w:tc>
+          <w:tcPr>
+            <w:tcW w:type="dxa" w:w="5040"/>
+          </w:tcPr>
+          <w:p>
+            <w:pPr>
+              <w:spacing w:before="20" w:after="20"/>
+            </w:pPr>
+            <w:r/>
+            <w:r>
+              <w:rPr>
+                <w:sz w:val="19"/>
+              </w:rPr>
+              <w:t>World Bank WDI indicator codes (CPI YoY)</w:t>
+            </w:r>
+          </w:p>
+        </w:tc>
+      </w:tr>
+      <w:tr>
+        <w:tc>
+          <w:tcPr>
+            <w:tcW w:type="dxa" w:w="3456"/>
+          </w:tcPr>
+          <w:p>
+            <w:pPr>
+              <w:spacing w:before="20" w:after="20"/>
+            </w:pPr>
+            <w:r/>
+            <w:r>
+              <w:rPr>
+                <w:sz w:val="19"/>
+              </w:rPr>
+              <w:t>macro_library_imf.csv</w:t>
+            </w:r>
+          </w:p>
+        </w:tc>
+        <w:tc>
+          <w:tcPr>
+            <w:tcW w:type="dxa" w:w="864"/>
+          </w:tcPr>
+          <w:p>
+            <w:pPr>
+              <w:spacing w:before="20" w:after="20"/>
+            </w:pPr>
+            <w:r/>
+            <w:r>
+              <w:rPr>
+                <w:sz w:val="19"/>
+              </w:rPr>
+              <w:t>1</w:t>
+            </w:r>
+          </w:p>
+        </w:tc>
+        <w:tc>
+          <w:tcPr>
+            <w:tcW w:type="dxa" w:w="5040"/>
+          </w:tcPr>
+          <w:p>
+            <w:pPr>
+              <w:spacing w:before="20" w:after="20"/>
+            </w:pPr>
+            <w:r/>
+            <w:r>
+              <w:rPr>
+                <w:sz w:val="19"/>
+              </w:rPr>
+              <w:t>IMF DataMapper indicator codes (real GDP growth)</w:t>
+            </w:r>
+          </w:p>
+        </w:tc>
+      </w:tr>
+      <w:tr>
+        <w:tc>
+          <w:tcPr>
+            <w:tcW w:type="dxa" w:w="3456"/>
+          </w:tcPr>
+          <w:p>
+            <w:pPr>
+              <w:spacing w:before="20" w:after="20"/>
+            </w:pPr>
+            <w:r/>
+            <w:r>
+              <w:rPr>
+                <w:sz w:val="19"/>
+              </w:rPr>
+              <w:t>macro_library_dbnomics.csv</w:t>
+            </w:r>
+          </w:p>
+        </w:tc>
+        <w:tc>
+          <w:tcPr>
+            <w:tcW w:type="dxa" w:w="864"/>
+          </w:tcPr>
+          <w:p>
+            <w:pPr>
+              <w:spacing w:before="20" w:after="20"/>
+            </w:pPr>
+            <w:r/>
+            <w:r>
+              <w:rPr>
+                <w:sz w:val="19"/>
+              </w:rPr>
+              <w:t>13</w:t>
+            </w:r>
+          </w:p>
+        </w:tc>
+        <w:tc>
+          <w:tcPr>
+            <w:tcW w:type="dxa" w:w="5040"/>
+          </w:tcPr>
+          <w:p>
+            <w:pPr>
+              <w:spacing w:before="20" w:after="20"/>
+            </w:pPr>
+            <w:r/>
+            <w:r>
+              <w:rPr>
+                <w:sz w:val="19"/>
+              </w:rPr>
+              <w:t>DB.nomics series paths (Eurostat, ISM, IMF/IFS fallbacks)</w:t>
+            </w:r>
+          </w:p>
+        </w:tc>
+      </w:tr>
+      <w:tr>
+        <w:tc>
+          <w:tcPr>
+            <w:tcW w:type="dxa" w:w="3456"/>
+          </w:tcPr>
+          <w:p>
+            <w:pPr>
+              <w:spacing w:before="20" w:after="20"/>
+            </w:pPr>
+            <w:r/>
+            <w:r>
+              <w:rPr>
+                <w:sz w:val="19"/>
+              </w:rPr>
+              <w:t>macro_library_ifo.csv</w:t>
+            </w:r>
+          </w:p>
+        </w:tc>
+        <w:tc>
+          <w:tcPr>
+            <w:tcW w:type="dxa" w:w="864"/>
+          </w:tcPr>
+          <w:p>
+            <w:pPr>
+              <w:spacing w:before="20" w:after="20"/>
+            </w:pPr>
+            <w:r/>
+            <w:r>
+              <w:rPr>
+                <w:sz w:val="19"/>
+              </w:rPr>
+              <w:t>26</w:t>
+            </w:r>
+          </w:p>
+        </w:tc>
+        <w:tc>
+          <w:tcPr>
+            <w:tcW w:type="dxa" w:w="5040"/>
+          </w:tcPr>
+          <w:p>
+            <w:pPr>
+              <w:spacing w:before="20" w:after="20"/>
+            </w:pPr>
+            <w:r/>
+            <w:r>
+              <w:rPr>
+                <w:sz w:val="19"/>
+              </w:rPr>
+              <w:t>ifo workbook sheet/column locations</w:t>
+            </w:r>
+          </w:p>
+        </w:tc>
+      </w:tr>
+      <w:tr>
+        <w:tc>
+          <w:tcPr>
+            <w:tcW w:type="dxa" w:w="3456"/>
+          </w:tcPr>
+          <w:p>
+            <w:pPr>
+              <w:spacing w:before="20" w:after="20"/>
+            </w:pPr>
+            <w:r/>
+            <w:r>
+              <w:rPr>
+                <w:sz w:val="19"/>
+              </w:rPr>
+              <w:t>macro_library_boe.csv</w:t>
+            </w:r>
+          </w:p>
+        </w:tc>
+        <w:tc>
+          <w:tcPr>
+            <w:tcW w:type="dxa" w:w="864"/>
+          </w:tcPr>
+          <w:p>
+            <w:pPr>
+              <w:spacing w:before="20" w:after="20"/>
+            </w:pPr>
+            <w:r/>
+            <w:r>
+              <w:rPr>
+                <w:sz w:val="19"/>
+              </w:rPr>
+              <w:t>7</w:t>
+            </w:r>
+          </w:p>
+        </w:tc>
+        <w:tc>
+          <w:tcPr>
+            <w:tcW w:type="dxa" w:w="5040"/>
+          </w:tcPr>
+          <w:p>
+            <w:pPr>
+              <w:spacing w:before="20" w:after="20"/>
+            </w:pPr>
+            <w:r/>
+            <w:r>
+              <w:rPr>
+                <w:sz w:val="19"/>
+              </w:rPr>
+              <w:t>BoE IADB series (Bank Rate, SONIA, gilt par/zero curves)</w:t>
+            </w:r>
+          </w:p>
+        </w:tc>
+      </w:tr>
+      <w:tr>
+        <w:tc>
+          <w:tcPr>
+            <w:tcW w:type="dxa" w:w="3456"/>
+          </w:tcPr>
+          <w:p>
+            <w:pPr>
+              <w:spacing w:before="20" w:after="20"/>
+            </w:pPr>
+            <w:r/>
+            <w:r>
+              <w:rPr>
+                <w:sz w:val="19"/>
+              </w:rPr>
+              <w:t>macro_library_ecb.csv</w:t>
+            </w:r>
+          </w:p>
+        </w:tc>
+        <w:tc>
+          <w:tcPr>
+            <w:tcW w:type="dxa" w:w="864"/>
+          </w:tcPr>
+          <w:p>
+            <w:pPr>
+              <w:spacing w:before="20" w:after="20"/>
+            </w:pPr>
+            <w:r/>
+            <w:r>
+              <w:rPr>
+                <w:sz w:val="19"/>
+              </w:rPr>
+              <w:t>3</w:t>
+            </w:r>
+          </w:p>
+        </w:tc>
+        <w:tc>
+          <w:tcPr>
+            <w:tcW w:type="dxa" w:w="5040"/>
+          </w:tcPr>
+          <w:p>
+            <w:pPr>
+              <w:spacing w:before="20" w:after="20"/>
+            </w:pPr>
+            <w:r/>
+            <w:r>
+              <w:rPr>
+                <w:sz w:val="19"/>
+              </w:rPr>
+              <w:t>ECB Data Portal SDMX keys (deposit rate, AAA yield curve)</w:t>
+            </w:r>
+          </w:p>
+        </w:tc>
+      </w:tr>
+      <w:tr>
+        <w:tc>
+          <w:tcPr>
+            <w:tcW w:type="dxa" w:w="3456"/>
+          </w:tcPr>
+          <w:p>
+            <w:pPr>
+              <w:spacing w:before="20" w:after="20"/>
+            </w:pPr>
+            <w:r/>
+            <w:r>
+              <w:rPr>
+                <w:sz w:val="19"/>
+              </w:rPr>
+              <w:t>macro_library_boj.csv</w:t>
+            </w:r>
+          </w:p>
+        </w:tc>
+        <w:tc>
+          <w:tcPr>
+            <w:tcW w:type="dxa" w:w="864"/>
+          </w:tcPr>
+          <w:p>
+            <w:pPr>
+              <w:spacing w:before="20" w:after="20"/>
+            </w:pPr>
+            <w:r/>
+            <w:r>
+              <w:rPr>
+                <w:sz w:val="19"/>
+              </w:rPr>
+              <w:t>2</w:t>
+            </w:r>
+          </w:p>
+        </w:tc>
+        <w:tc>
+          <w:tcPr>
+            <w:tcW w:type="dxa" w:w="5040"/>
+          </w:tcPr>
+          <w:p>
+            <w:pPr>
+              <w:spacing w:before="20" w:after="20"/>
+            </w:pPr>
+            <w:r/>
+            <w:r>
+              <w:rPr>
+                <w:sz w:val="19"/>
+              </w:rPr>
+              <w:t>BoJ time-series codes (policy rate, Tankan large mfg DI)</w:t>
+            </w:r>
+          </w:p>
+        </w:tc>
+      </w:tr>
+      <w:tr>
+        <w:tc>
+          <w:tcPr>
+            <w:tcW w:type="dxa" w:w="3456"/>
+          </w:tcPr>
+          <w:p>
+            <w:pPr>
+              <w:spacing w:before="20" w:after="20"/>
+            </w:pPr>
+            <w:r/>
+            <w:r>
+              <w:rPr>
+                <w:sz w:val="19"/>
+              </w:rPr>
+              <w:t>macro_library_estat.csv</w:t>
+            </w:r>
+          </w:p>
+        </w:tc>
+        <w:tc>
+          <w:tcPr>
+            <w:tcW w:type="dxa" w:w="864"/>
+          </w:tcPr>
+          <w:p>
+            <w:pPr>
+              <w:spacing w:before="20" w:after="20"/>
+            </w:pPr>
+            <w:r/>
+            <w:r>
+              <w:rPr>
+                <w:sz w:val="19"/>
+              </w:rPr>
+              <w:t>1</w:t>
+            </w:r>
+          </w:p>
+        </w:tc>
+        <w:tc>
+          <w:tcPr>
+            <w:tcW w:type="dxa" w:w="5040"/>
+          </w:tcPr>
+          <w:p>
+            <w:pPr>
+              <w:spacing w:before="20" w:after="20"/>
+            </w:pPr>
+            <w:r/>
+            <w:r>
+              <w:rPr>
+                <w:sz w:val="19"/>
+              </w:rPr>
+              <w:t>e-Stat statsDataIds (METI Indices of Industrial Production)</w:t>
+            </w:r>
+          </w:p>
+        </w:tc>
+      </w:tr>
+      <w:tr>
+        <w:tc>
+          <w:tcPr>
+            <w:tcW w:type="dxa" w:w="3456"/>
+          </w:tcPr>
+          <w:p>
+            <w:pPr>
+              <w:spacing w:before="20" w:after="20"/>
+            </w:pPr>
+            <w:r/>
+            <w:r>
+              <w:rPr>
+                <w:sz w:val="19"/>
+              </w:rPr>
+              <w:t>source_fallbacks.csv</w:t>
+            </w:r>
+          </w:p>
+        </w:tc>
+        <w:tc>
+          <w:tcPr>
+            <w:tcW w:type="dxa" w:w="864"/>
+          </w:tcPr>
+          <w:p>
+            <w:pPr>
+              <w:spacing w:before="20" w:after="20"/>
+            </w:pPr>
+            <w:r/>
+            <w:r>
+              <w:rPr>
+                <w:sz w:val="19"/>
+              </w:rPr>
+              <w:t>9</w:t>
+            </w:r>
+          </w:p>
+        </w:tc>
+        <w:tc>
+          <w:tcPr>
+            <w:tcW w:type="dxa" w:w="5040"/>
+          </w:tcPr>
+          <w:p>
+            <w:pPr>
+              <w:spacing w:before="20" w:after="20"/>
+            </w:pPr>
+            <w:r/>
+            <w:r>
+              <w:rPr>
+                <w:sz w:val="19"/>
+              </w:rPr>
+              <w:t>Per-indicator T0/T1/T2/T3 fallback chain (documentation-only)</w:t>
+            </w:r>
+          </w:p>
+        </w:tc>
+      </w:tr>
+      <w:tr>
+        <w:tc>
+          <w:tcPr>
+            <w:tcW w:type="dxa" w:w="3456"/>
+          </w:tcPr>
+          <w:p>
+            <w:pPr>
+              <w:spacing w:before="20" w:after="20"/>
+            </w:pPr>
+            <w:r/>
+            <w:r>
+              <w:rPr>
+                <w:sz w:val="19"/>
+              </w:rPr>
+              <w:t>macro_indicator_library.csv</w:t>
+            </w:r>
+          </w:p>
+        </w:tc>
+        <w:tc>
+          <w:tcPr>
+            <w:tcW w:type="dxa" w:w="864"/>
+          </w:tcPr>
+          <w:p>
+            <w:pPr>
+              <w:spacing w:before="20" w:after="20"/>
+            </w:pPr>
+            <w:r/>
+            <w:r>
+              <w:rPr>
+                <w:sz w:val="19"/>
+              </w:rPr>
+              <w:t>92</w:t>
+            </w:r>
+          </w:p>
+        </w:tc>
+        <w:tc>
+          <w:tcPr>
+            <w:tcW w:type="dxa" w:w="5040"/>
+          </w:tcPr>
+          <w:p>
+            <w:pPr>
+              <w:spacing w:before="20" w:after="20"/>
+            </w:pPr>
+            <w:r/>
+            <w:r>
+              <w:rPr>
+                <w:sz w:val="19"/>
+              </w:rPr>
+              <w:t>Phase E composite indicator definitions</w:t>
+            </w:r>
+          </w:p>
+        </w:tc>
+      </w:tr>
+    </w:tbl>
+    <w:p/>
+    <w:p>
+      <w:pPr>
+        <w:pStyle w:val="Heading2"/>
+        <w:spacing w:before="200" w:after="40"/>
+      </w:pPr>
+      <w:r>
+        <w:t>4.3  Source catalogue</w:t>
+      </w:r>
+    </w:p>
+    <w:p>
+      <w:pPr>
+        <w:spacing w:after="120"/>
+      </w:pPr>
+      <w:r>
+        <w:rPr>
+          <w:b w:val="0"/>
+          <w:i w:val="0"/>
+          <w:sz w:val="21"/>
+        </w:rPr>
+        <w:t>Ten free public sources currently contribute to the data layer. Each has its own access protocol, its own rate-limit envelope, and its own pattern of edge-case behaviour; the per-source modules in the sources/ package encapsulate these differences so that the upper layers can treat the data uniformly.</w:t>
+      </w:r>
+    </w:p>
+    <w:tbl>
+      <w:tblPr>
+        <w:tblStyle w:val="TableGrid"/>
+        <w:tblW w:type="auto" w:w="0"/>
+        <w:tblLook w:firstColumn="1" w:firstRow="1" w:lastColumn="0" w:lastRow="0" w:noHBand="0" w:noVBand="1" w:val="04A0"/>
+      </w:tblPr>
+      <w:tblGrid>
+        <w:gridCol w:w="2268"/>
+        <w:gridCol w:w="2268"/>
+        <w:gridCol w:w="2268"/>
+        <w:gridCol w:w="2268"/>
+      </w:tblGrid>
+      <w:tr>
+        <w:tc>
+          <w:tcPr>
+            <w:tcW w:type="dxa" w:w="1296"/>
+            <w:shd w:val="clear" w:color="auto" w:fill="D9E2F3"/>
+          </w:tcPr>
+          <w:p>
+            <w:pPr>
+              <w:spacing w:before="40" w:after="40"/>
+            </w:pPr>
+            <w:r/>
+            <w:r>
+              <w:rPr>
+                <w:b/>
+                <w:sz w:val="19"/>
+              </w:rPr>
+              <w:t>Source</w:t>
+            </w:r>
+          </w:p>
+        </w:tc>
+        <w:tc>
+          <w:tcPr>
+            <w:tcW w:type="dxa" w:w="2160"/>
+            <w:shd w:val="clear" w:color="auto" w:fill="D9E2F3"/>
+          </w:tcPr>
+          <w:p>
+            <w:pPr>
+              <w:spacing w:before="40" w:after="40"/>
+            </w:pPr>
+            <w:r/>
+            <w:r>
+              <w:rPr>
+                <w:b/>
+                <w:sz w:val="19"/>
+              </w:rPr>
+              <w:t>Provider</w:t>
+            </w:r>
+          </w:p>
+        </w:tc>
+        <w:tc>
+          <w:tcPr>
+            <w:tcW w:type="dxa" w:w="4752"/>
+            <w:shd w:val="clear" w:color="auto" w:fill="D9E2F3"/>
+          </w:tcPr>
+          <w:p>
+            <w:pPr>
+              <w:spacing w:before="40" w:after="40"/>
+            </w:pPr>
+            <w:r/>
+            <w:r>
+              <w:rPr>
+                <w:b/>
+                <w:sz w:val="19"/>
+              </w:rPr>
+              <w:t>Coverage</w:t>
+            </w:r>
+          </w:p>
+        </w:tc>
+        <w:tc>
+          <w:tcPr>
+            <w:tcW w:type="dxa" w:w="1008"/>
+            <w:shd w:val="clear" w:color="auto" w:fill="D9E2F3"/>
+          </w:tcPr>
+          <w:p>
+            <w:pPr>
+              <w:spacing w:before="40" w:after="40"/>
+            </w:pPr>
+            <w:r/>
+            <w:r>
+              <w:rPr>
+                <w:b/>
+                <w:sz w:val="19"/>
+              </w:rPr>
+              <w:t>Auth</w:t>
+            </w:r>
+          </w:p>
+        </w:tc>
+      </w:tr>
+      <w:tr>
+        <w:tc>
+          <w:tcPr>
+            <w:tcW w:type="dxa" w:w="1296"/>
+          </w:tcPr>
+          <w:p>
+            <w:pPr>
+              <w:spacing w:before="20" w:after="20"/>
+            </w:pPr>
+            <w:r/>
+            <w:r>
+              <w:rPr>
+                <w:sz w:val="19"/>
+              </w:rPr>
+              <w:t>yfinance</w:t>
+            </w:r>
+          </w:p>
+        </w:tc>
+        <w:tc>
+          <w:tcPr>
+            <w:tcW w:type="dxa" w:w="2160"/>
+          </w:tcPr>
+          <w:p>
+            <w:pPr>
+              <w:spacing w:before="20" w:after="20"/>
+            </w:pPr>
+            <w:r/>
+            <w:r>
+              <w:rPr>
+                <w:sz w:val="19"/>
+              </w:rPr>
+              <w:t>Yahoo Finance</w:t>
+            </w:r>
+          </w:p>
+        </w:tc>
+        <w:tc>
+          <w:tcPr>
+            <w:tcW w:type="dxa" w:w="4752"/>
+          </w:tcPr>
+          <w:p>
+            <w:pPr>
+              <w:spacing w:before="20" w:after="20"/>
+            </w:pPr>
+            <w:r/>
+            <w:r>
+              <w:rPr>
+                <w:sz w:val="19"/>
+              </w:rPr>
+              <w:t>~390 instruments — equities, ETFs, FX, commodities, crypto, vol</w:t>
+            </w:r>
+          </w:p>
+        </w:tc>
+        <w:tc>
+          <w:tcPr>
+            <w:tcW w:type="dxa" w:w="1008"/>
+          </w:tcPr>
+          <w:p>
+            <w:pPr>
+              <w:spacing w:before="20" w:after="20"/>
+            </w:pPr>
+            <w:r/>
+            <w:r>
+              <w:rPr>
+                <w:sz w:val="19"/>
+              </w:rPr>
+              <w:t>No key</w:t>
+            </w:r>
+          </w:p>
+        </w:tc>
+      </w:tr>
+      <w:tr>
+        <w:tc>
+          <w:tcPr>
+            <w:tcW w:type="dxa" w:w="1296"/>
+          </w:tcPr>
+          <w:p>
+            <w:pPr>
+              <w:spacing w:before="20" w:after="20"/>
+            </w:pPr>
+            <w:r/>
+            <w:r>
+              <w:rPr>
+                <w:sz w:val="19"/>
+              </w:rPr>
+              <w:t>FRED</w:t>
+            </w:r>
+          </w:p>
+        </w:tc>
+        <w:tc>
+          <w:tcPr>
+            <w:tcW w:type="dxa" w:w="2160"/>
+          </w:tcPr>
+          <w:p>
+            <w:pPr>
+              <w:spacing w:before="20" w:after="20"/>
+            </w:pPr>
+            <w:r/>
+            <w:r>
+              <w:rPr>
+                <w:sz w:val="19"/>
+              </w:rPr>
+              <w:t>St. Louis Fed</w:t>
+            </w:r>
+          </w:p>
+        </w:tc>
+        <w:tc>
+          <w:tcPr>
+            <w:tcW w:type="dxa" w:w="4752"/>
+          </w:tcPr>
+          <w:p>
+            <w:pPr>
+              <w:spacing w:before="20" w:after="20"/>
+            </w:pPr>
+            <w:r/>
+            <w:r>
+              <w:rPr>
+                <w:sz w:val="19"/>
+              </w:rPr>
+              <w:t>~85 series across yields, inflation, labour, credit, surveys</w:t>
+            </w:r>
+          </w:p>
+        </w:tc>
+        <w:tc>
+          <w:tcPr>
+            <w:tcW w:type="dxa" w:w="1008"/>
+          </w:tcPr>
+          <w:p>
+            <w:pPr>
+              <w:spacing w:before="20" w:after="20"/>
+            </w:pPr>
+            <w:r/>
+            <w:r>
+              <w:rPr>
+                <w:sz w:val="19"/>
+              </w:rPr>
+              <w:t>Free key</w:t>
+            </w:r>
+          </w:p>
+        </w:tc>
+      </w:tr>
+      <w:tr>
+        <w:tc>
+          <w:tcPr>
+            <w:tcW w:type="dxa" w:w="1296"/>
+          </w:tcPr>
+          <w:p>
+            <w:pPr>
+              <w:spacing w:before="20" w:after="20"/>
+            </w:pPr>
+            <w:r/>
+            <w:r>
+              <w:rPr>
+                <w:sz w:val="19"/>
+              </w:rPr>
+              <w:t>OECD</w:t>
+            </w:r>
+          </w:p>
+        </w:tc>
+        <w:tc>
+          <w:tcPr>
+            <w:tcW w:type="dxa" w:w="2160"/>
+          </w:tcPr>
+          <w:p>
+            <w:pPr>
+              <w:spacing w:before="20" w:after="20"/>
+            </w:pPr>
+            <w:r/>
+            <w:r>
+              <w:rPr>
+                <w:sz w:val="19"/>
+              </w:rPr>
+              <w:t>OECD SDMX</w:t>
+            </w:r>
+          </w:p>
+        </w:tc>
+        <w:tc>
+          <w:tcPr>
+            <w:tcW w:type="dxa" w:w="4752"/>
+          </w:tcPr>
+          <w:p>
+            <w:pPr>
+              <w:spacing w:before="20" w:after="20"/>
+            </w:pPr>
+            <w:r/>
+            <w:r>
+              <w:rPr>
+                <w:sz w:val="19"/>
+              </w:rPr>
+              <w:t>Composite Leading Indicator, unemployment, 3-month interbank</w:t>
+            </w:r>
+          </w:p>
+        </w:tc>
+        <w:tc>
+          <w:tcPr>
+            <w:tcW w:type="dxa" w:w="1008"/>
+          </w:tcPr>
+          <w:p>
+            <w:pPr>
+              <w:spacing w:before="20" w:after="20"/>
+            </w:pPr>
+            <w:r/>
+            <w:r>
+              <w:rPr>
+                <w:sz w:val="19"/>
+              </w:rPr>
+              <w:t>No key</w:t>
+            </w:r>
+          </w:p>
+        </w:tc>
+      </w:tr>
+      <w:tr>
+        <w:tc>
+          <w:tcPr>
+            <w:tcW w:type="dxa" w:w="1296"/>
+          </w:tcPr>
+          <w:p>
+            <w:pPr>
+              <w:spacing w:before="20" w:after="20"/>
+            </w:pPr>
+            <w:r/>
+            <w:r>
+              <w:rPr>
+                <w:sz w:val="19"/>
+              </w:rPr>
+              <w:t>World Bank</w:t>
+            </w:r>
+          </w:p>
+        </w:tc>
+        <w:tc>
+          <w:tcPr>
+            <w:tcW w:type="dxa" w:w="2160"/>
+          </w:tcPr>
+          <w:p>
+            <w:pPr>
+              <w:spacing w:before="20" w:after="20"/>
+            </w:pPr>
+            <w:r/>
+            <w:r>
+              <w:rPr>
+                <w:sz w:val="19"/>
+              </w:rPr>
+              <w:t>World Bank WDI</w:t>
+            </w:r>
+          </w:p>
+        </w:tc>
+        <w:tc>
+          <w:tcPr>
+            <w:tcW w:type="dxa" w:w="4752"/>
+          </w:tcPr>
+          <w:p>
+            <w:pPr>
+              <w:spacing w:before="20" w:after="20"/>
+            </w:pPr>
+            <w:r/>
+            <w:r>
+              <w:rPr>
+                <w:sz w:val="19"/>
+              </w:rPr>
+              <w:t>CPI YoY across 11 economies</w:t>
+            </w:r>
+          </w:p>
+        </w:tc>
+        <w:tc>
+          <w:tcPr>
+            <w:tcW w:type="dxa" w:w="1008"/>
+          </w:tcPr>
+          <w:p>
+            <w:pPr>
+              <w:spacing w:before="20" w:after="20"/>
+            </w:pPr>
+            <w:r/>
+            <w:r>
+              <w:rPr>
+                <w:sz w:val="19"/>
+              </w:rPr>
+              <w:t>No key</w:t>
+            </w:r>
+          </w:p>
+        </w:tc>
+      </w:tr>
+      <w:tr>
+        <w:tc>
+          <w:tcPr>
+            <w:tcW w:type="dxa" w:w="1296"/>
+          </w:tcPr>
+          <w:p>
+            <w:pPr>
+              <w:spacing w:before="20" w:after="20"/>
+            </w:pPr>
+            <w:r/>
+            <w:r>
+              <w:rPr>
+                <w:sz w:val="19"/>
+              </w:rPr>
+              <w:t>IMF</w:t>
+            </w:r>
+          </w:p>
+        </w:tc>
+        <w:tc>
+          <w:tcPr>
+            <w:tcW w:type="dxa" w:w="2160"/>
+          </w:tcPr>
+          <w:p>
+            <w:pPr>
+              <w:spacing w:before="20" w:after="20"/>
+            </w:pPr>
+            <w:r/>
+            <w:r>
+              <w:rPr>
+                <w:sz w:val="19"/>
+              </w:rPr>
+              <w:t>IMF DataMapper</w:t>
+            </w:r>
+          </w:p>
+        </w:tc>
+        <w:tc>
+          <w:tcPr>
+            <w:tcW w:type="dxa" w:w="4752"/>
+          </w:tcPr>
+          <w:p>
+            <w:pPr>
+              <w:spacing w:before="20" w:after="20"/>
+            </w:pPr>
+            <w:r/>
+            <w:r>
+              <w:rPr>
+                <w:sz w:val="19"/>
+              </w:rPr>
+              <w:t>Real GDP Growth (annual WEO including projections)</w:t>
+            </w:r>
+          </w:p>
+        </w:tc>
+        <w:tc>
+          <w:tcPr>
+            <w:tcW w:type="dxa" w:w="1008"/>
+          </w:tcPr>
+          <w:p>
+            <w:pPr>
+              <w:spacing w:before="20" w:after="20"/>
+            </w:pPr>
+            <w:r/>
+            <w:r>
+              <w:rPr>
+                <w:sz w:val="19"/>
+              </w:rPr>
+              <w:t>No key</w:t>
+            </w:r>
+          </w:p>
+        </w:tc>
+      </w:tr>
+      <w:tr>
+        <w:tc>
+          <w:tcPr>
+            <w:tcW w:type="dxa" w:w="1296"/>
+          </w:tcPr>
+          <w:p>
+            <w:pPr>
+              <w:spacing w:before="20" w:after="20"/>
+            </w:pPr>
+            <w:r/>
+            <w:r>
+              <w:rPr>
+                <w:sz w:val="19"/>
+              </w:rPr>
+              <w:t>DB.nomics</w:t>
+            </w:r>
+          </w:p>
+        </w:tc>
+        <w:tc>
+          <w:tcPr>
+            <w:tcW w:type="dxa" w:w="2160"/>
+          </w:tcPr>
+          <w:p>
+            <w:pPr>
+              <w:spacing w:before="20" w:after="20"/>
+            </w:pPr>
+            <w:r/>
+            <w:r>
+              <w:rPr>
+                <w:sz w:val="19"/>
+              </w:rPr>
+              <w:t>DB.nomics REST</w:t>
+            </w:r>
+          </w:p>
+        </w:tc>
+        <w:tc>
+          <w:tcPr>
+            <w:tcW w:type="dxa" w:w="4752"/>
+          </w:tcPr>
+          <w:p>
+            <w:pPr>
+              <w:spacing w:before="20" w:after="20"/>
+            </w:pPr>
+            <w:r/>
+            <w:r>
+              <w:rPr>
+                <w:sz w:val="19"/>
+              </w:rPr>
+              <w:t>Eurostat surveys, ISM PMIs, IMF/IFS fallback rates</w:t>
+            </w:r>
+          </w:p>
+        </w:tc>
+        <w:tc>
+          <w:tcPr>
+            <w:tcW w:type="dxa" w:w="1008"/>
+          </w:tcPr>
+          <w:p>
+            <w:pPr>
+              <w:spacing w:before="20" w:after="20"/>
+            </w:pPr>
+            <w:r/>
+            <w:r>
+              <w:rPr>
+                <w:sz w:val="19"/>
+              </w:rPr>
+              <w:t>No key</w:t>
+            </w:r>
+          </w:p>
+        </w:tc>
+      </w:tr>
+      <w:tr>
+        <w:tc>
+          <w:tcPr>
+            <w:tcW w:type="dxa" w:w="1296"/>
+          </w:tcPr>
+          <w:p>
+            <w:pPr>
+              <w:spacing w:before="20" w:after="20"/>
+            </w:pPr>
+            <w:r/>
+            <w:r>
+              <w:rPr>
+                <w:sz w:val="19"/>
+              </w:rPr>
+              <w:t>ifo</w:t>
+            </w:r>
+          </w:p>
+        </w:tc>
+        <w:tc>
+          <w:tcPr>
+            <w:tcW w:type="dxa" w:w="2160"/>
+          </w:tcPr>
+          <w:p>
+            <w:pPr>
+              <w:spacing w:before="20" w:after="20"/>
+            </w:pPr>
+            <w:r/>
+            <w:r>
+              <w:rPr>
+                <w:sz w:val="19"/>
+              </w:rPr>
+              <w:t>ifo Institute</w:t>
+            </w:r>
+          </w:p>
+        </w:tc>
+        <w:tc>
+          <w:tcPr>
+            <w:tcW w:type="dxa" w:w="4752"/>
+          </w:tcPr>
+          <w:p>
+            <w:pPr>
+              <w:spacing w:before="20" w:after="20"/>
+            </w:pPr>
+            <w:r/>
+            <w:r>
+              <w:rPr>
+                <w:sz w:val="19"/>
+              </w:rPr>
+              <w:t>26 German business-survey series (1991→) via Excel workbook</w:t>
+            </w:r>
+          </w:p>
+        </w:tc>
+        <w:tc>
+          <w:tcPr>
+            <w:tcW w:type="dxa" w:w="1008"/>
+          </w:tcPr>
+          <w:p>
+            <w:pPr>
+              <w:spacing w:before="20" w:after="20"/>
+            </w:pPr>
+            <w:r/>
+            <w:r>
+              <w:rPr>
+                <w:sz w:val="19"/>
+              </w:rPr>
+              <w:t>No key</w:t>
+            </w:r>
+          </w:p>
+        </w:tc>
+      </w:tr>
+      <w:tr>
+        <w:tc>
+          <w:tcPr>
+            <w:tcW w:type="dxa" w:w="1296"/>
+          </w:tcPr>
+          <w:p>
+            <w:pPr>
+              <w:spacing w:before="20" w:after="20"/>
+            </w:pPr>
+            <w:r/>
+            <w:r>
+              <w:rPr>
+                <w:sz w:val="19"/>
+              </w:rPr>
+              <w:t>BoE</w:t>
+            </w:r>
+          </w:p>
+        </w:tc>
+        <w:tc>
+          <w:tcPr>
+            <w:tcW w:type="dxa" w:w="2160"/>
+          </w:tcPr>
+          <w:p>
+            <w:pPr>
+              <w:spacing w:before="20" w:after="20"/>
+            </w:pPr>
+            <w:r/>
+            <w:r>
+              <w:rPr>
+                <w:sz w:val="19"/>
+              </w:rPr>
+              <w:t>Bank of England IADB</w:t>
+            </w:r>
+          </w:p>
+        </w:tc>
+        <w:tc>
+          <w:tcPr>
+            <w:tcW w:type="dxa" w:w="4752"/>
+          </w:tcPr>
+          <w:p>
+            <w:pPr>
+              <w:spacing w:before="20" w:after="20"/>
+            </w:pPr>
+            <w:r/>
+            <w:r>
+              <w:rPr>
+                <w:sz w:val="19"/>
+              </w:rPr>
+              <w:t>Bank Rate, SONIA, gilt par + zero-coupon yields</w:t>
+            </w:r>
+          </w:p>
+        </w:tc>
+        <w:tc>
+          <w:tcPr>
+            <w:tcW w:type="dxa" w:w="1008"/>
+          </w:tcPr>
+          <w:p>
+            <w:pPr>
+              <w:spacing w:before="20" w:after="20"/>
+            </w:pPr>
+            <w:r/>
+            <w:r>
+              <w:rPr>
+                <w:sz w:val="19"/>
+              </w:rPr>
+              <w:t>No key</w:t>
+            </w:r>
+          </w:p>
+        </w:tc>
+      </w:tr>
+      <w:tr>
+        <w:tc>
+          <w:tcPr>
+            <w:tcW w:type="dxa" w:w="1296"/>
+          </w:tcPr>
+          <w:p>
+            <w:pPr>
+              <w:spacing w:before="20" w:after="20"/>
+            </w:pPr>
+            <w:r/>
+            <w:r>
+              <w:rPr>
+                <w:sz w:val="19"/>
+              </w:rPr>
+              <w:t>ECB</w:t>
+            </w:r>
+          </w:p>
+        </w:tc>
+        <w:tc>
+          <w:tcPr>
+            <w:tcW w:type="dxa" w:w="2160"/>
+          </w:tcPr>
+          <w:p>
+            <w:pPr>
+              <w:spacing w:before="20" w:after="20"/>
+            </w:pPr>
+            <w:r/>
+            <w:r>
+              <w:rPr>
+                <w:sz w:val="19"/>
+              </w:rPr>
+              <w:t>ECB Data Portal</w:t>
+            </w:r>
+          </w:p>
+        </w:tc>
+        <w:tc>
+          <w:tcPr>
+            <w:tcW w:type="dxa" w:w="4752"/>
+          </w:tcPr>
+          <w:p>
+            <w:pPr>
+              <w:spacing w:before="20" w:after="20"/>
+            </w:pPr>
+            <w:r/>
+            <w:r>
+              <w:rPr>
+                <w:sz w:val="19"/>
+              </w:rPr>
+              <w:t>Deposit Facility Rate, AAA yield curve points</w:t>
+            </w:r>
+          </w:p>
+        </w:tc>
+        <w:tc>
+          <w:tcPr>
+            <w:tcW w:type="dxa" w:w="1008"/>
+          </w:tcPr>
+          <w:p>
+            <w:pPr>
+              <w:spacing w:before="20" w:after="20"/>
+            </w:pPr>
+            <w:r/>
+            <w:r>
+              <w:rPr>
+                <w:sz w:val="19"/>
+              </w:rPr>
+              <w:t>No key</w:t>
+            </w:r>
+          </w:p>
+        </w:tc>
+      </w:tr>
+      <w:tr>
+        <w:tc>
+          <w:tcPr>
+            <w:tcW w:type="dxa" w:w="1296"/>
+          </w:tcPr>
+          <w:p>
+            <w:pPr>
+              <w:spacing w:before="20" w:after="20"/>
+            </w:pPr>
+            <w:r/>
+            <w:r>
+              <w:rPr>
+                <w:sz w:val="19"/>
+              </w:rPr>
+              <w:t>BoJ</w:t>
+            </w:r>
+          </w:p>
+        </w:tc>
+        <w:tc>
+          <w:tcPr>
+            <w:tcW w:type="dxa" w:w="2160"/>
+          </w:tcPr>
+          <w:p>
+            <w:pPr>
+              <w:spacing w:before="20" w:after="20"/>
+            </w:pPr>
+            <w:r/>
+            <w:r>
+              <w:rPr>
+                <w:sz w:val="19"/>
+              </w:rPr>
+              <w:t>Bank of Japan Time-Series</w:t>
+            </w:r>
+          </w:p>
+        </w:tc>
+        <w:tc>
+          <w:tcPr>
+            <w:tcW w:type="dxa" w:w="4752"/>
+          </w:tcPr>
+          <w:p>
+            <w:pPr>
+              <w:spacing w:before="20" w:after="20"/>
+            </w:pPr>
+            <w:r/>
+            <w:r>
+              <w:rPr>
+                <w:sz w:val="19"/>
+              </w:rPr>
+              <w:t>Policy Rate, Tankan Large Manufacturer DI</w:t>
+            </w:r>
+          </w:p>
+        </w:tc>
+        <w:tc>
+          <w:tcPr>
+            <w:tcW w:type="dxa" w:w="1008"/>
+          </w:tcPr>
+          <w:p>
+            <w:pPr>
+              <w:spacing w:before="20" w:after="20"/>
+            </w:pPr>
+            <w:r/>
+            <w:r>
+              <w:rPr>
+                <w:sz w:val="19"/>
+              </w:rPr>
+              <w:t>No key</w:t>
+            </w:r>
+          </w:p>
+        </w:tc>
+      </w:tr>
+      <w:tr>
+        <w:tc>
+          <w:tcPr>
+            <w:tcW w:type="dxa" w:w="1296"/>
+          </w:tcPr>
+          <w:p>
+            <w:pPr>
+              <w:spacing w:before="20" w:after="20"/>
+            </w:pPr>
+            <w:r/>
+            <w:r>
+              <w:rPr>
+                <w:sz w:val="19"/>
+              </w:rPr>
+              <w:t>e-Stat</w:t>
+            </w:r>
+          </w:p>
+        </w:tc>
+        <w:tc>
+          <w:tcPr>
+            <w:tcW w:type="dxa" w:w="2160"/>
+          </w:tcPr>
+          <w:p>
+            <w:pPr>
+              <w:spacing w:before="20" w:after="20"/>
+            </w:pPr>
+            <w:r/>
+            <w:r>
+              <w:rPr>
+                <w:sz w:val="19"/>
+              </w:rPr>
+              <w:t>Statistics Bureau Japan</w:t>
+            </w:r>
+          </w:p>
+        </w:tc>
+        <w:tc>
+          <w:tcPr>
+            <w:tcW w:type="dxa" w:w="4752"/>
+          </w:tcPr>
+          <w:p>
+            <w:pPr>
+              <w:spacing w:before="20" w:after="20"/>
+            </w:pPr>
+            <w:r/>
+            <w:r>
+              <w:rPr>
+                <w:sz w:val="19"/>
+              </w:rPr>
+              <w:t>METI Indices of Industrial Production (1955→)</w:t>
+            </w:r>
+          </w:p>
+        </w:tc>
+        <w:tc>
+          <w:tcPr>
+            <w:tcW w:type="dxa" w:w="1008"/>
+          </w:tcPr>
+          <w:p>
+            <w:pPr>
+              <w:spacing w:before="20" w:after="20"/>
+            </w:pPr>
+            <w:r/>
+            <w:r>
+              <w:rPr>
+                <w:sz w:val="19"/>
+              </w:rPr>
+              <w:t>Free App ID</w:t>
+            </w:r>
+          </w:p>
+        </w:tc>
+      </w:tr>
+    </w:tbl>
+    <w:p/>
+    <w:p>
+      <w:pPr>
+        <w:pStyle w:val="Heading2"/>
+        <w:spacing w:before="200" w:after="40"/>
+      </w:pPr>
+      <w:r>
+        <w:t>4.4  Country and currency coverage</w:t>
+      </w:r>
+    </w:p>
+    <w:p>
+      <w:pPr>
+        <w:spacing w:after="120"/>
+      </w:pPr>
+      <w:r>
+        <w:rPr>
+          <w:b w:val="0"/>
+          <w:i w:val="0"/>
+          <w:sz w:val="21"/>
+        </w:rPr>
+        <w:t>The country registry covers twelve economies: the United States, United Kingdom, Germany, France, Italy, Japan, China, Australia, Canada, Switzerland, the Eurozone aggregate (EA19/EA20 depending on the source's convention), and India (added April 2026 to support the India 10-year bond yield series). The registry is the single source of truth: the World Bank uses code EMU for the Eurozone and the IMF DataMapper uses code EURO; both mappings live in macro_library_countries.csv rather than in Python.</w:t>
+      </w:r>
+    </w:p>
+    <w:p>
+      <w:pPr>
+        <w:spacing w:after="120"/>
+      </w:pPr>
+      <w:r>
+        <w:rPr>
+          <w:b w:val="0"/>
+          <w:i w:val="0"/>
+          <w:sz w:val="21"/>
+        </w:rPr>
+        <w:t>Foreign-exchange coverage spans eighteen currencies, of which fifteen are indirect-quote (i.e. expressed as foreign currency per US dollar — JPY, CNY, CAD, INR, KRW, HKD, BRL, TWD, MXN, ZAR, TRY, IDR, RUB, SAR) and three are direct-quote (GBP, EUR, AUD). For each non-USD instrument the comp pipeline computes a USD-adjusted return alongside the local-currency return. The identity used is:</w:t>
+      </w:r>
+    </w:p>
+    <w:tbl>
+      <w:tblPr>
+        <w:tblW w:type="auto" w:w="0"/>
+        <w:tblLayout w:type="fixed"/>
+        <w:tblLook w:firstColumn="1" w:firstRow="1" w:lastColumn="0" w:lastRow="0" w:noHBand="0" w:noVBand="1" w:val="04A0"/>
+      </w:tblPr>
+      <w:tblGrid>
+        <w:gridCol w:w="7776"/>
+        <w:gridCol w:w="1296"/>
+      </w:tblGrid>
+      <w:tr>
+        <w:tc>
+          <w:tcPr>
+            <w:tcW w:type="dxa" w:w="4536"/>
+            <w:tcBorders>
+              <w:top w:val="nil"/>
+              <w:left w:val="nil"/>
+              <w:bottom w:val="nil"/>
+              <w:right w:val="nil"/>
+            </w:tcBorders>
+          </w:tcPr>
+          <w:p>
+            <w:pPr>
+              <w:jc w:val="center"/>
+            </w:pPr>
+            <m:oMathPara>
+              <m:oMath>
+                <m:sSub>
+                  <m:e>
+                    <m:r>
+                      <m:t>r</m:t>
+                    </m:r>
+                  </m:e>
+                  <m:sub>
+                    <m:r>
+                      <m:rPr>
+                        <m:sty m:val="p"/>
+                      </m:rPr>
+                      <m:t>USD</m:t>
+                    </m:r>
+                  </m:sub>
+                </m:sSub>
+                <m:r>
+                  <m:t>=</m:t>
+                </m:r>
+                <m:d>
+                  <m:dPr>
+                    <m:begChr m:val="("/>
+                    <m:endChr m:val=")"/>
+                  </m:dPr>
+                  <m:e>
+                    <m:r>
+                      <m:rPr>
+                        <m:sty m:val="p"/>
+                      </m:rPr>
+                      <m:t>1+</m:t>
+                    </m:r>
+                    <m:sSub>
+                      <m:e>
+                        <m:r>
+                          <m:t>r</m:t>
+                        </m:r>
+                      </m:e>
+                      <m:sub>
+                        <m:r>
+                          <m:rPr>
+                            <m:sty m:val="p"/>
+                          </m:rPr>
+                          <m:t>local</m:t>
+                        </m:r>
+                      </m:sub>
+                    </m:sSub>
+                  </m:e>
+                </m:d>
+                <m:d>
+                  <m:dPr>
+                    <m:begChr m:val="("/>
+                    <m:endChr m:val=")"/>
+                  </m:dPr>
+                  <m:e>
+                    <m:r>
+                      <m:rPr>
+                        <m:sty m:val="p"/>
+                      </m:rPr>
+                      <m:t>1+</m:t>
+                    </m:r>
+                    <m:sSub>
+                      <m:e>
+                        <m:r>
+                          <m:t>r</m:t>
+                        </m:r>
+                      </m:e>
+                      <m:sub>
+                        <m:r>
+                          <m:rPr>
+                            <m:sty m:val="p"/>
+                          </m:rPr>
+                          <m:t>FX</m:t>
+                        </m:r>
+                      </m:sub>
+                    </m:sSub>
+                  </m:e>
+                </m:d>
+                <m:r>
+                  <m:t>−1</m:t>
+                </m:r>
+              </m:oMath>
+            </m:oMathPara>
+          </w:p>
+        </w:tc>
+        <w:tc>
+          <w:tcPr>
+            <w:tcW w:type="dxa" w:w="4536"/>
+            <w:tcBorders>
+              <w:top w:val="nil"/>
+              <w:left w:val="nil"/>
+              <w:bottom w:val="nil"/>
+              <w:right w:val="nil"/>
+            </w:tcBorders>
+          </w:tcPr>
+          <w:p>
+            <w:pPr>
+              <w:jc w:val="right"/>
+            </w:pPr>
+            <w:r>
+              <w:rPr>
+                <w:sz w:val="20"/>
+              </w:rPr>
+              <w:t>(4.1)</w:t>
+            </w:r>
+          </w:p>
+        </w:tc>
+      </w:tr>
+    </w:tbl>
+    <w:p/>
+    <w:p>
+      <w:pPr>
+        <w:spacing w:after="120"/>
+      </w:pPr>
+      <w:r>
+        <w:rPr>
+          <w:b w:val="0"/>
+          <w:i w:val="0"/>
+          <w:sz w:val="21"/>
+        </w:rPr>
+        <w:t>Indirect-quote currencies require inversion of the FX rate before applying the identity; the inversion is automatic, driven by membership in the COMP_FCY_PER_USD set in library_utils.py.</w:t>
+      </w:r>
+    </w:p>
+    <w:p>
+      <w:pPr>
+        <w:spacing w:after="120"/>
+      </w:pPr>
+      <w:r>
+        <w:rPr>
+          <w:b w:val="0"/>
+          <w:i w:val="0"/>
+          <w:sz w:val="21"/>
+        </w:rPr>
+        <w:t>A second pre-processing rule applies to UK-listed instruments. London Stock Exchange tickers (those ending in .L) report prices in pence (GBp) rather than pounds (GBP) for some instruments and not others. Rather than maintaining a hardcoded list of pence-denominated tickers, the pipeline applies the dynamic correction:</w:t>
+      </w:r>
+    </w:p>
+    <w:tbl>
+      <w:tblPr>
+        <w:tblW w:type="auto" w:w="0"/>
+        <w:tblLayout w:type="fixed"/>
+        <w:tblLook w:firstColumn="1" w:firstRow="1" w:lastColumn="0" w:lastRow="0" w:noHBand="0" w:noVBand="1" w:val="04A0"/>
+      </w:tblPr>
+      <w:tblGrid>
+        <w:gridCol w:w="7776"/>
+        <w:gridCol w:w="1296"/>
+      </w:tblGrid>
+      <w:tr>
+        <w:tc>
+          <w:tcPr>
+            <w:tcW w:type="dxa" w:w="4536"/>
+            <w:tcBorders>
+              <w:top w:val="nil"/>
+              <w:left w:val="nil"/>
+              <w:bottom w:val="nil"/>
+              <w:right w:val="nil"/>
+            </w:tcBorders>
+          </w:tcPr>
+          <w:p>
+            <w:pPr>
+              <w:jc w:val="center"/>
+            </w:pPr>
+            <m:oMathPara>
+              <m:oMath>
+                <m:sSup>
+                  <m:e>
+                    <m:r>
+                      <m:t>x</m:t>
+                    </m:r>
+                  </m:e>
+                  <m:sup>
+                    <m:r>
+                      <m:t>′</m:t>
+                    </m:r>
+                  </m:sup>
+                </m:sSup>
+                <m:r>
+                  <m:t>=</m:t>
+                </m:r>
+                <m:d>
+                  <m:dPr>
+                    <m:begChr m:val="{"/>
+                    <m:endChr m:val=""/>
+                  </m:dPr>
+                  <m:e>
+                    <m:eqArr>
+                      <m:eqArrPr>
+                        <m:baseJc m:val="center"/>
+                      </m:eqArrPr>
+                      <m:e>
+                        <m:f>
+                          <m:num>
+                            <m:r>
+                              <m:t>x</m:t>
+                            </m:r>
+                          </m:num>
+                          <m:den>
+                            <m:r>
+                              <m:rPr>
+                                <m:sty m:val="p"/>
+                              </m:rPr>
+                              <m:t>100</m:t>
+                            </m:r>
+                          </m:den>
+                        </m:f>
+                        <m:r>
+                          <m:rPr>
+                            <m:sty m:val="p"/>
+                          </m:rPr>
+                          <m:t>,   if ticker ends ‘.L’ and median(x) &gt; 50</m:t>
+                        </m:r>
+                      </m:e>
+                      <m:e>
+                        <m:r>
+                          <m:t>x</m:t>
+                        </m:r>
+                        <m:r>
+                          <m:rPr>
+                            <m:sty m:val="p"/>
+                          </m:rPr>
+                          <m:t>,   otherwise</m:t>
+                        </m:r>
+                      </m:e>
+                    </m:eqArr>
+                  </m:e>
+                </m:d>
+              </m:oMath>
+            </m:oMathPara>
+          </w:p>
+        </w:tc>
+        <w:tc>
+          <w:tcPr>
+            <w:tcW w:type="dxa" w:w="4536"/>
+            <w:tcBorders>
+              <w:top w:val="nil"/>
+              <w:left w:val="nil"/>
+              <w:bottom w:val="nil"/>
+              <w:right w:val="nil"/>
+            </w:tcBorders>
+          </w:tcPr>
+          <w:p>
+            <w:pPr>
+              <w:jc w:val="right"/>
+            </w:pPr>
+            <w:r>
+              <w:rPr>
+                <w:sz w:val="20"/>
+              </w:rPr>
+              <w:t>(4.2)</w:t>
+            </w:r>
+          </w:p>
+        </w:tc>
+      </w:tr>
+    </w:tbl>
+    <w:p/>
+    <w:p>
+      <w:pPr>
+        <w:spacing w:after="120"/>
+      </w:pPr>
+      <w:r>
+        <w:rPr>
+          <w:b w:val="0"/>
+          <w:i w:val="0"/>
+          <w:sz w:val="21"/>
+        </w:rPr>
+        <w:t>The threshold of fifty is empirically chosen: no genuine GBP-denominated UK security has had a median price below fifty pounds across the available history, while every pence-denominated security has.</w:t>
+      </w:r>
+    </w:p>
+    <w:p>
+      <w:pPr>
+        <w:pStyle w:val="Heading2"/>
+        <w:spacing w:before="200" w:after="40"/>
+      </w:pPr>
+      <w:r>
+        <w:t>4.5  Source-fallback chain</w:t>
+      </w:r>
+    </w:p>
+    <w:p>
+      <w:pPr>
+        <w:spacing w:after="120"/>
+      </w:pPr>
+      <w:r>
+        <w:rPr>
+          <w:b w:val="0"/>
+          <w:i w:val="0"/>
+          <w:sz w:val="21"/>
+        </w:rPr>
+        <w:t>Because nine FRED series carrying internationally-mirrored macro data have stopped updating (the OECD-mirror series for the Japanese policy rate, the Chinese policy rate, the UK Bank Rate, Eurozone HICP, German industrial production and others), the pipeline carries a per-indicator fallback registry in source_fallbacks.csv. Each row records the canonical tier-zero source for an indicator together with up to three fallback sources (T1, T2, T3). The runtime currently realises the chain implicitly through the read order in the unified coordinator — later sources overwrite earlier sources at the column level. Of the nine forcing-function rows, seven have been resolved through tier-one and tier-two fallbacks (DB.nomics IMF/IFS, Eurostat, the BoE IADB, the ECB Data Portal, the BoJ Time-Series API, and e-Stat); two remain accepted gaps because the underlying Chinese statistical agencies publish no free programmatic interface.</w:t>
+      </w:r>
+    </w:p>
+    <w:p>
+      <w:r>
+        <w:br w:type="page"/>
+      </w:r>
+    </w:p>
+    <w:p>
+      <w:pPr>
+        <w:pStyle w:val="Heading1"/>
+        <w:spacing w:before="0" w:after="160"/>
+      </w:pPr>
+      <w:r>
+        <w:t>5.  Pipeline Design Principles</w:t>
+      </w:r>
+    </w:p>
+    <w:p>
+      <w:pPr>
+        <w:spacing w:after="120"/>
+      </w:pPr>
+      <w:r>
+        <w:rPr>
+          <w:b w:val="0"/>
+          <w:i w:val="0"/>
+          <w:sz w:val="21"/>
+        </w:rPr>
+        <w:t>Nine recurring design patterns are used across the codebase. They are documented here once because each pattern appears in multiple modules; pattern-by-pattern documentation in each module would duplicate without adding clarity.</w:t>
+      </w:r>
+    </w:p>
+    <w:p>
+      <w:pPr>
+        <w:pStyle w:val="Heading2"/>
+        <w:spacing w:before="200" w:after="40"/>
+      </w:pPr>
+      <w:r>
+        <w:t>5.1  Phase isolation</w:t>
+      </w:r>
+    </w:p>
+    <w:p>
+      <w:pPr>
+        <w:spacing w:after="120"/>
+      </w:pPr>
+      <w:r>
+        <w:rPr>
+          <w:b w:val="0"/>
+          <w:i w:val="0"/>
+          <w:sz w:val="21"/>
+        </w:rPr>
+        <w:t>Every runtime phase after the master orchestrator's main function is wrapped in a module-level try/except block that catches every exception, logs it, and proceeds to the next phase. This pattern is the load-bearing reliability mechanism of the pipeline. If the macro-economic phase crashes — say, because OECD SDMX is briefly unavailable — the simple pipeline, the comp pipeline, and the comp historical phase have already completed and their outputs are already on disk. The audit subsequently surfaces the macro-economic failure, but no data the operator depends on has been lost.</w:t>
+      </w:r>
+    </w:p>
+    <w:p>
+      <w:pPr>
+        <w:pStyle w:val="Heading2"/>
+        <w:spacing w:before="200" w:after="40"/>
+      </w:pPr>
+      <w:r>
+        <w:t>5.2  Per-series exception containment</w:t>
+      </w:r>
+    </w:p>
+    <w:p>
+      <w:pPr>
+        <w:spacing w:after="120"/>
+      </w:pPr>
+      <w:r>
+        <w:rPr>
+          <w:b w:val="0"/>
+          <w:i w:val="0"/>
+          <w:sz w:val="21"/>
+        </w:rPr>
+        <w:t>Inside each phase, every individual fetch — one ticker, one FRED series, one OECD country fan-out, one indicator computation — is itself wrapped in a try/except block that logs the failure and continues. A single bad series never kills the rest of the output. This is the difference between ‘the pipeline failed’ and ‘the pipeline succeeded with twenty rows missing’; the latter is a strictly more useful state because the missing rows are visible in the audit and can be remediated, while preserved rows continue to inform analysis.</w:t>
+      </w:r>
+    </w:p>
+    <w:p>
+      <w:pPr>
+        <w:pStyle w:val="Heading2"/>
+        <w:spacing w:before="200" w:after="40"/>
+      </w:pPr>
+      <w:r>
+        <w:t>5.3  Friday-spine alignment</w:t>
+      </w:r>
+    </w:p>
+    <w:p>
+      <w:pPr>
+        <w:spacing w:after="120"/>
+      </w:pPr>
+      <w:r>
+        <w:rPr>
+          <w:b w:val="0"/>
+          <w:i w:val="0"/>
+          <w:sz w:val="21"/>
+        </w:rPr>
+        <w:t>All historical data is aligned to a weekly index of Friday dates. For a series sampled at any cadence, the value at Friday t is taken as the most recent observation on or before t, with forward-fill into Friday slots where the source has not yet released. Formally:</w:t>
+      </w:r>
+    </w:p>
+    <w:tbl>
+      <w:tblPr>
+        <w:tblW w:type="auto" w:w="0"/>
+        <w:tblLayout w:type="fixed"/>
+        <w:tblLook w:firstColumn="1" w:firstRow="1" w:lastColumn="0" w:lastRow="0" w:noHBand="0" w:noVBand="1" w:val="04A0"/>
+      </w:tblPr>
+      <w:tblGrid>
+        <w:gridCol w:w="7776"/>
+        <w:gridCol w:w="1296"/>
+      </w:tblGrid>
+      <w:tr>
+        <w:tc>
+          <w:tcPr>
+            <w:tcW w:type="dxa" w:w="4536"/>
+            <w:tcBorders>
+              <w:top w:val="nil"/>
+              <w:left w:val="nil"/>
+              <w:bottom w:val="nil"/>
+              <w:right w:val="nil"/>
+            </w:tcBorders>
+          </w:tcPr>
+          <w:p>
+            <w:pPr>
+              <w:jc w:val="center"/>
+            </w:pPr>
+            <m:oMathPara>
+              <m:oMath>
+                <m:sSubSup>
+                  <m:e>
+                    <m:r>
+                      <m:t>S</m:t>
+                    </m:r>
+                  </m:e>
+                  <m:sub>
+                    <m:r>
+                      <m:t>t</m:t>
+                    </m:r>
+                  </m:sub>
+                  <m:sup>
+                    <m:r>
+                      <m:rPr>
+                        <m:sty m:val="p"/>
+                      </m:rPr>
+                      <m:t>F</m:t>
+                    </m:r>
+                  </m:sup>
+                </m:sSubSup>
+                <m:r>
+                  <m:t>=</m:t>
+                </m:r>
+                <m:r>
+                  <m:t>S</m:t>
+                </m:r>
+                <m:d>
+                  <m:dPr>
+                    <m:begChr m:val="("/>
+                    <m:endChr m:val=")"/>
+                  </m:dPr>
+                  <m:e>
+                    <m:r>
+                      <m:t>τ</m:t>
+                    </m:r>
+                  </m:e>
+                </m:d>
+                <m:r>
+                  <m:rPr>
+                    <m:sty m:val="p"/>
+                  </m:rPr>
+                  <m:t>,   τ = max</m:t>
+                </m:r>
+                <m:d>
+                  <m:dPr>
+                    <m:begChr m:val="("/>
+                    <m:endChr m:val=")"/>
+                  </m:dPr>
+                  <m:e>
+                    <m:r>
+                      <m:rPr>
+                        <m:sty m:val="p"/>
+                      </m:rPr>
+                      <m:t>s ≤ t : S(s) defined</m:t>
+                    </m:r>
+                  </m:e>
+                </m:d>
+              </m:oMath>
+            </m:oMathPara>
+          </w:p>
+        </w:tc>
+        <w:tc>
+          <w:tcPr>
+            <w:tcW w:type="dxa" w:w="4536"/>
+            <w:tcBorders>
+              <w:top w:val="nil"/>
+              <w:left w:val="nil"/>
+              <w:bottom w:val="nil"/>
+              <w:right w:val="nil"/>
+            </w:tcBorders>
+          </w:tcPr>
+          <w:p>
+            <w:pPr>
+              <w:jc w:val="right"/>
+            </w:pPr>
+            <w:r>
+              <w:rPr>
+                <w:sz w:val="20"/>
+              </w:rPr>
+              <w:t>(5.1)</w:t>
+            </w:r>
+          </w:p>
+        </w:tc>
+      </w:tr>
+    </w:tbl>
+    <w:p/>
+    <w:p>
+      <w:pPr>
+        <w:spacing w:after="120"/>
+      </w:pPr>
+      <w:r>
+        <w:rPr>
+          <w:b w:val="0"/>
+          <w:i w:val="0"/>
+          <w:sz w:val="21"/>
+        </w:rPr>
+        <w:t>The Friday convention is chosen because end-of-week is the least ambiguous market data point for cross-asset analysis. The forward-fill is acceptable in conjunction with the value-change staleness audit (Section 8): any series that has stopped moving is detected and flagged regardless of whether its forward-filled cells continue to populate.</w:t>
+      </w:r>
+    </w:p>
+    <w:p>
+      <w:pPr>
+        <w:pStyle w:val="Heading2"/>
+        <w:spacing w:before="200" w:after="40"/>
+      </w:pPr>
+      <w:r>
+        <w:t>5.4  Metadata prefix rows</w:t>
+      </w:r>
+    </w:p>
+    <w:p>
+      <w:pPr>
+        <w:spacing w:after="120"/>
+      </w:pPr>
+      <w:r>
+        <w:rPr>
+          <w:b w:val="0"/>
+          <w:i w:val="0"/>
+          <w:sz w:val="21"/>
+        </w:rPr>
+        <w:t>History tabs in Google Sheets carry metadata rows above the data block. The macro-economic history carries fourteen prefix rows (Column ID, Series ID, Source, Indicator, Country, Country Name, Region, Category, Subcategory, Concept, cycle_timing, Units, Frequency, Last Updated). The market-data comp history carries ten prefix rows. These rows are visible to a human reader of the spreadsheet, support the explorer's by-concept and by-region grouping, and are consistently skipped by every code path that reads the history file via an explicit header offset.</w:t>
+      </w:r>
+    </w:p>
+    <w:p>
+      <w:pPr>
+        <w:pStyle w:val="Heading2"/>
+        <w:spacing w:before="200" w:after="40"/>
+      </w:pPr>
+      <w:r>
+        <w:t>5.5  Library-driven configuration</w:t>
+      </w:r>
+    </w:p>
+    <w:p>
+      <w:pPr>
+        <w:spacing w:after="120"/>
+      </w:pPr>
+      <w:r>
+        <w:rPr>
+          <w:b w:val="0"/>
+          <w:i w:val="0"/>
+          <w:sz w:val="21"/>
+        </w:rPr>
+        <w:t>Beyond the registry rule of Section 4.1, several configuration knobs that would conventionally live in code have been moved to CSV columns. The simple-pipeline instrument selection is a boolean column on the master library. The validation status of each ticker — CONFIRMED, PENDING, UNAVAILABLE — is a column. Per-row overrides on freshness tolerances are columns on the per-source library files. The result is that operator interventions — disabling a broken series, widening a tolerance for a slow publisher, swapping in a proxy ticker — are CSV edits rather than code commits.</w:t>
+      </w:r>
+    </w:p>
+    <w:p>
+      <w:pPr>
+        <w:pStyle w:val="Heading2"/>
+        <w:spacing w:before="200" w:after="40"/>
+      </w:pPr>
+      <w:r>
+        <w:t>5.6  Diff-check CSV commits</w:t>
+      </w:r>
+    </w:p>
+    <w:p>
+      <w:pPr>
+        <w:spacing w:after="120"/>
+      </w:pPr>
+      <w:r>
+        <w:rPr>
+          <w:b w:val="0"/>
+          <w:i w:val="0"/>
+          <w:sz w:val="21"/>
+        </w:rPr>
+        <w:t>Output CSV files are only committed back to git when their content has actually changed. This avoids a noisy commit history during weekends and holidays when markets are closed and series have not moved, while still committing every weekday's genuine update. The diff check is byte-level after a deterministic sort and serialisation, so it is robust to ordering instabilities in upstream APIs.</w:t>
+      </w:r>
+    </w:p>
+    <w:p>
+      <w:pPr>
+        <w:pStyle w:val="Heading2"/>
+        <w:spacing w:before="200" w:after="40"/>
+      </w:pPr>
+      <w:r>
+        <w:t>5.7  Sheets write pattern</w:t>
+      </w:r>
+    </w:p>
+    <w:p>
+      <w:pPr>
+        <w:spacing w:after="120"/>
+      </w:pPr>
+      <w:r>
+        <w:rPr>
+          <w:b w:val="0"/>
+          <w:i w:val="0"/>
+          <w:sz w:val="21"/>
+        </w:rPr>
+        <w:t>All writers to Google Sheets follow a five-step pattern: check the target tab against a protected-tab frozenset and abort if matched, ensure the tab exists (creating it if necessary), clear the existing range, write the new data, and finally sweep a separate legacy-tab frozenset on the way out so retired tabs cannot accumulate. The two frozensets — SHEETS_PROTECTED_TABS and SHEETS_LEGACY_TABS_TO_DELETE — are defined once in library_utils.py and imported by every writer. Adding or retiring a tab is a one-line edit there; no other writer needs to know.</w:t>
+      </w:r>
+    </w:p>
+    <w:p>
+      <w:pPr>
+        <w:pStyle w:val="Heading2"/>
+        <w:spacing w:before="200" w:after="40"/>
+      </w:pPr>
+      <w:r>
+        <w:t>5.8  Rate limiting and exponential backoff</w:t>
+      </w:r>
+    </w:p>
+    <w:p>
+      <w:pPr>
+        <w:spacing w:after="120"/>
+      </w:pPr>
+      <w:r>
+        <w:rPr>
+          <w:b w:val="0"/>
+          <w:i w:val="0"/>
+          <w:sz w:val="21"/>
+        </w:rPr>
+        <w:t>Every external HTTP call is rate-limited with a per-source base delay and retried with exponential backoff on transient failures (HTTP 429 or 5xx). The delays and retry budgets are tuned per source to its published or empirically-observed rate envelope:</w:t>
+      </w:r>
+    </w:p>
+    <w:tbl>
+      <w:tblPr>
+        <w:tblStyle w:val="TableGrid"/>
+        <w:tblW w:type="auto" w:w="0"/>
+        <w:tblLook w:firstColumn="1" w:firstRow="1" w:lastColumn="0" w:lastRow="0" w:noHBand="0" w:noVBand="1" w:val="04A0"/>
+      </w:tblPr>
+      <w:tblGrid>
+        <w:gridCol w:w="2268"/>
+        <w:gridCol w:w="2268"/>
+        <w:gridCol w:w="2268"/>
+        <w:gridCol w:w="2268"/>
+      </w:tblGrid>
+      <w:tr>
+        <w:tc>
+          <w:tcPr>
+            <w:tcW w:type="dxa" w:w="1872"/>
+            <w:shd w:val="clear" w:color="auto" w:fill="D9E2F3"/>
+          </w:tcPr>
+          <w:p>
+            <w:pPr>
+              <w:spacing w:before="40" w:after="40"/>
+            </w:pPr>
+            <w:r/>
+            <w:r>
+              <w:rPr>
+                <w:b/>
+                <w:sz w:val="19"/>
+              </w:rPr>
+              <w:t>Source</w:t>
+            </w:r>
+          </w:p>
+        </w:tc>
+        <w:tc>
+          <w:tcPr>
+            <w:tcW w:type="dxa" w:w="1584"/>
+            <w:shd w:val="clear" w:color="auto" w:fill="D9E2F3"/>
+          </w:tcPr>
+          <w:p>
+            <w:pPr>
+              <w:spacing w:before="40" w:after="40"/>
+            </w:pPr>
+            <w:r/>
+            <w:r>
+              <w:rPr>
+                <w:b/>
+                <w:sz w:val="19"/>
+              </w:rPr>
+              <w:t>Base delay</w:t>
+            </w:r>
+          </w:p>
+        </w:tc>
+        <w:tc>
+          <w:tcPr>
+            <w:tcW w:type="dxa" w:w="2880"/>
+            <w:shd w:val="clear" w:color="auto" w:fill="D9E2F3"/>
+          </w:tcPr>
+          <w:p>
+            <w:pPr>
+              <w:spacing w:before="40" w:after="40"/>
+            </w:pPr>
+            <w:r/>
+            <w:r>
+              <w:rPr>
+                <w:b/>
+                <w:sz w:val="19"/>
+              </w:rPr>
+              <w:t>Backoff schedule</w:t>
+            </w:r>
+          </w:p>
+        </w:tc>
+        <w:tc>
+          <w:tcPr>
+            <w:tcW w:type="dxa" w:w="1728"/>
+            <w:shd w:val="clear" w:color="auto" w:fill="D9E2F3"/>
+          </w:tcPr>
+          <w:p>
+            <w:pPr>
+              <w:spacing w:before="40" w:after="40"/>
+            </w:pPr>
+            <w:r/>
+            <w:r>
+              <w:rPr>
+                <w:b/>
+                <w:sz w:val="19"/>
+              </w:rPr>
+              <w:t>Max retries</w:t>
+            </w:r>
+          </w:p>
+        </w:tc>
+      </w:tr>
+      <w:tr>
+        <w:tc>
+          <w:tcPr>
+            <w:tcW w:type="dxa" w:w="1872"/>
+          </w:tcPr>
+          <w:p>
+            <w:pPr>
+              <w:spacing w:before="20" w:after="20"/>
+            </w:pPr>
+            <w:r/>
+            <w:r>
+              <w:rPr>
+                <w:sz w:val="19"/>
+              </w:rPr>
+              <w:t>yfinance</w:t>
+            </w:r>
+          </w:p>
+        </w:tc>
+        <w:tc>
+          <w:tcPr>
+            <w:tcW w:type="dxa" w:w="1584"/>
+          </w:tcPr>
+          <w:p>
+            <w:pPr>
+              <w:spacing w:before="20" w:after="20"/>
+            </w:pPr>
+            <w:r/>
+            <w:r>
+              <w:rPr>
+                <w:sz w:val="19"/>
+              </w:rPr>
+              <w:t>0.3 s</w:t>
+            </w:r>
+          </w:p>
+        </w:tc>
+        <w:tc>
+          <w:tcPr>
+            <w:tcW w:type="dxa" w:w="2880"/>
+          </w:tcPr>
+          <w:p>
+            <w:pPr>
+              <w:spacing w:before="20" w:after="20"/>
+            </w:pPr>
+            <w:r/>
+            <w:r>
+              <w:rPr>
+                <w:sz w:val="19"/>
+              </w:rPr>
+              <w:t>—</w:t>
+            </w:r>
+          </w:p>
+        </w:tc>
+        <w:tc>
+          <w:tcPr>
+            <w:tcW w:type="dxa" w:w="1728"/>
+          </w:tcPr>
+          <w:p>
+            <w:pPr>
+              <w:spacing w:before="20" w:after="20"/>
+            </w:pPr>
+            <w:r/>
+            <w:r>
+              <w:rPr>
+                <w:sz w:val="19"/>
+              </w:rPr>
+              <w:t>3</w:t>
+            </w:r>
+          </w:p>
+        </w:tc>
+      </w:tr>
+      <w:tr>
+        <w:tc>
+          <w:tcPr>
+            <w:tcW w:type="dxa" w:w="1872"/>
+          </w:tcPr>
+          <w:p>
+            <w:pPr>
+              <w:spacing w:before="20" w:after="20"/>
+            </w:pPr>
+            <w:r/>
+            <w:r>
+              <w:rPr>
+                <w:sz w:val="19"/>
+              </w:rPr>
+              <w:t>FRED</w:t>
+            </w:r>
+          </w:p>
+        </w:tc>
+        <w:tc>
+          <w:tcPr>
+            <w:tcW w:type="dxa" w:w="1584"/>
+          </w:tcPr>
+          <w:p>
+            <w:pPr>
+              <w:spacing w:before="20" w:after="20"/>
+            </w:pPr>
+            <w:r/>
+            <w:r>
+              <w:rPr>
+                <w:sz w:val="19"/>
+              </w:rPr>
+              <w:t>0.6 s</w:t>
+            </w:r>
+          </w:p>
+        </w:tc>
+        <w:tc>
+          <w:tcPr>
+            <w:tcW w:type="dxa" w:w="2880"/>
+          </w:tcPr>
+          <w:p>
+            <w:pPr>
+              <w:spacing w:before="20" w:after="20"/>
+            </w:pPr>
+            <w:r/>
+            <w:r>
+              <w:rPr>
+                <w:sz w:val="19"/>
+              </w:rPr>
+              <w:t>2, 4, 8, 16, 32 s</w:t>
+            </w:r>
+          </w:p>
+        </w:tc>
+        <w:tc>
+          <w:tcPr>
+            <w:tcW w:type="dxa" w:w="1728"/>
+          </w:tcPr>
+          <w:p>
+            <w:pPr>
+              <w:spacing w:before="20" w:after="20"/>
+            </w:pPr>
+            <w:r/>
+            <w:r>
+              <w:rPr>
+                <w:sz w:val="19"/>
+              </w:rPr>
+              <w:t>5</w:t>
+            </w:r>
+          </w:p>
+        </w:tc>
+      </w:tr>
+      <w:tr>
+        <w:tc>
+          <w:tcPr>
+            <w:tcW w:type="dxa" w:w="1872"/>
+          </w:tcPr>
+          <w:p>
+            <w:pPr>
+              <w:spacing w:before="20" w:after="20"/>
+            </w:pPr>
+            <w:r/>
+            <w:r>
+              <w:rPr>
+                <w:sz w:val="19"/>
+              </w:rPr>
+              <w:t>OECD</w:t>
+            </w:r>
+          </w:p>
+        </w:tc>
+        <w:tc>
+          <w:tcPr>
+            <w:tcW w:type="dxa" w:w="1584"/>
+          </w:tcPr>
+          <w:p>
+            <w:pPr>
+              <w:spacing w:before="20" w:after="20"/>
+            </w:pPr>
+            <w:r/>
+            <w:r>
+              <w:rPr>
+                <w:sz w:val="19"/>
+              </w:rPr>
+              <w:t>4.0 s</w:t>
+            </w:r>
+          </w:p>
+        </w:tc>
+        <w:tc>
+          <w:tcPr>
+            <w:tcW w:type="dxa" w:w="2880"/>
+          </w:tcPr>
+          <w:p>
+            <w:pPr>
+              <w:spacing w:before="20" w:after="20"/>
+            </w:pPr>
+            <w:r/>
+            <w:r>
+              <w:rPr>
+                <w:sz w:val="19"/>
+              </w:rPr>
+              <w:t>2, 4, 8, 16, 32 s</w:t>
+            </w:r>
+          </w:p>
+        </w:tc>
+        <w:tc>
+          <w:tcPr>
+            <w:tcW w:type="dxa" w:w="1728"/>
+          </w:tcPr>
+          <w:p>
+            <w:pPr>
+              <w:spacing w:before="20" w:after="20"/>
+            </w:pPr>
+            <w:r/>
+            <w:r>
+              <w:rPr>
+                <w:sz w:val="19"/>
+              </w:rPr>
+              <w:t>5</w:t>
+            </w:r>
+          </w:p>
+        </w:tc>
+      </w:tr>
+      <w:tr>
+        <w:tc>
+          <w:tcPr>
+            <w:tcW w:type="dxa" w:w="1872"/>
+          </w:tcPr>
+          <w:p>
+            <w:pPr>
+              <w:spacing w:before="20" w:after="20"/>
+            </w:pPr>
+            <w:r/>
+            <w:r>
+              <w:rPr>
+                <w:sz w:val="19"/>
+              </w:rPr>
+              <w:t>World Bank</w:t>
+            </w:r>
+          </w:p>
+        </w:tc>
+        <w:tc>
+          <w:tcPr>
+            <w:tcW w:type="dxa" w:w="1584"/>
+          </w:tcPr>
+          <w:p>
+            <w:pPr>
+              <w:spacing w:before="20" w:after="20"/>
+            </w:pPr>
+            <w:r/>
+            <w:r>
+              <w:rPr>
+                <w:sz w:val="19"/>
+              </w:rPr>
+              <w:t>1.0 s</w:t>
+            </w:r>
+          </w:p>
+        </w:tc>
+        <w:tc>
+          <w:tcPr>
+            <w:tcW w:type="dxa" w:w="2880"/>
+          </w:tcPr>
+          <w:p>
+            <w:pPr>
+              <w:spacing w:before="20" w:after="20"/>
+            </w:pPr>
+            <w:r/>
+            <w:r>
+              <w:rPr>
+                <w:sz w:val="19"/>
+              </w:rPr>
+              <w:t>2, 4, 8, 16, 32 s</w:t>
+            </w:r>
+          </w:p>
+        </w:tc>
+        <w:tc>
+          <w:tcPr>
+            <w:tcW w:type="dxa" w:w="1728"/>
+          </w:tcPr>
+          <w:p>
+            <w:pPr>
+              <w:spacing w:before="20" w:after="20"/>
+            </w:pPr>
+            <w:r/>
+            <w:r>
+              <w:rPr>
+                <w:sz w:val="19"/>
+              </w:rPr>
+              <w:t>5</w:t>
+            </w:r>
+          </w:p>
+        </w:tc>
+      </w:tr>
+      <w:tr>
+        <w:tc>
+          <w:tcPr>
+            <w:tcW w:type="dxa" w:w="1872"/>
+          </w:tcPr>
+          <w:p>
+            <w:pPr>
+              <w:spacing w:before="20" w:after="20"/>
+            </w:pPr>
+            <w:r/>
+            <w:r>
+              <w:rPr>
+                <w:sz w:val="19"/>
+              </w:rPr>
+              <w:t>IMF</w:t>
+            </w:r>
+          </w:p>
+        </w:tc>
+        <w:tc>
+          <w:tcPr>
+            <w:tcW w:type="dxa" w:w="1584"/>
+          </w:tcPr>
+          <w:p>
+            <w:pPr>
+              <w:spacing w:before="20" w:after="20"/>
+            </w:pPr>
+            <w:r/>
+            <w:r>
+              <w:rPr>
+                <w:sz w:val="19"/>
+              </w:rPr>
+              <w:t>1.0 s</w:t>
+            </w:r>
+          </w:p>
+        </w:tc>
+        <w:tc>
+          <w:tcPr>
+            <w:tcW w:type="dxa" w:w="2880"/>
+          </w:tcPr>
+          <w:p>
+            <w:pPr>
+              <w:spacing w:before="20" w:after="20"/>
+            </w:pPr>
+            <w:r/>
+            <w:r>
+              <w:rPr>
+                <w:sz w:val="19"/>
+              </w:rPr>
+              <w:t>2, 4, 8, 16, 32 s</w:t>
+            </w:r>
+          </w:p>
+        </w:tc>
+        <w:tc>
+          <w:tcPr>
+            <w:tcW w:type="dxa" w:w="1728"/>
+          </w:tcPr>
+          <w:p>
+            <w:pPr>
+              <w:spacing w:before="20" w:after="20"/>
+            </w:pPr>
+            <w:r/>
+            <w:r>
+              <w:rPr>
+                <w:sz w:val="19"/>
+              </w:rPr>
+              <w:t>5</w:t>
+            </w:r>
+          </w:p>
+        </w:tc>
+      </w:tr>
+      <w:tr>
+        <w:tc>
+          <w:tcPr>
+            <w:tcW w:type="dxa" w:w="1872"/>
+          </w:tcPr>
+          <w:p>
+            <w:pPr>
+              <w:spacing w:before="20" w:after="20"/>
+            </w:pPr>
+            <w:r/>
+            <w:r>
+              <w:rPr>
+                <w:sz w:val="19"/>
+              </w:rPr>
+              <w:t>ECB</w:t>
+            </w:r>
+          </w:p>
+        </w:tc>
+        <w:tc>
+          <w:tcPr>
+            <w:tcW w:type="dxa" w:w="1584"/>
+          </w:tcPr>
+          <w:p>
+            <w:pPr>
+              <w:spacing w:before="20" w:after="20"/>
+            </w:pPr>
+            <w:r/>
+            <w:r>
+              <w:rPr>
+                <w:sz w:val="19"/>
+              </w:rPr>
+              <w:t>0.6 s</w:t>
+            </w:r>
+          </w:p>
+        </w:tc>
+        <w:tc>
+          <w:tcPr>
+            <w:tcW w:type="dxa" w:w="2880"/>
+          </w:tcPr>
+          <w:p>
+            <w:pPr>
+              <w:spacing w:before="20" w:after="20"/>
+            </w:pPr>
+            <w:r/>
+            <w:r>
+              <w:rPr>
+                <w:sz w:val="19"/>
+              </w:rPr>
+              <w:t>2, 4, 8, 16 s</w:t>
+            </w:r>
+          </w:p>
+        </w:tc>
+        <w:tc>
+          <w:tcPr>
+            <w:tcW w:type="dxa" w:w="1728"/>
+          </w:tcPr>
+          <w:p>
+            <w:pPr>
+              <w:spacing w:before="20" w:after="20"/>
+            </w:pPr>
+            <w:r/>
+            <w:r>
+              <w:rPr>
+                <w:sz w:val="19"/>
+              </w:rPr>
+              <w:t>3</w:t>
+            </w:r>
+          </w:p>
+        </w:tc>
+      </w:tr>
+      <w:tr>
+        <w:tc>
+          <w:tcPr>
+            <w:tcW w:type="dxa" w:w="1872"/>
+          </w:tcPr>
+          <w:p>
+            <w:pPr>
+              <w:spacing w:before="20" w:after="20"/>
+            </w:pPr>
+            <w:r/>
+            <w:r>
+              <w:rPr>
+                <w:sz w:val="19"/>
+              </w:rPr>
+              <w:t>BoE</w:t>
+            </w:r>
+          </w:p>
+        </w:tc>
+        <w:tc>
+          <w:tcPr>
+            <w:tcW w:type="dxa" w:w="1584"/>
+          </w:tcPr>
+          <w:p>
+            <w:pPr>
+              <w:spacing w:before="20" w:after="20"/>
+            </w:pPr>
+            <w:r/>
+            <w:r>
+              <w:rPr>
+                <w:sz w:val="19"/>
+              </w:rPr>
+              <w:t>0.6 s</w:t>
+            </w:r>
+          </w:p>
+        </w:tc>
+        <w:tc>
+          <w:tcPr>
+            <w:tcW w:type="dxa" w:w="2880"/>
+          </w:tcPr>
+          <w:p>
+            <w:pPr>
+              <w:spacing w:before="20" w:after="20"/>
+            </w:pPr>
+            <w:r/>
+            <w:r>
+              <w:rPr>
+                <w:sz w:val="19"/>
+              </w:rPr>
+              <w:t>2, 4, 8, 16 s</w:t>
+            </w:r>
+          </w:p>
+        </w:tc>
+        <w:tc>
+          <w:tcPr>
+            <w:tcW w:type="dxa" w:w="1728"/>
+          </w:tcPr>
+          <w:p>
+            <w:pPr>
+              <w:spacing w:before="20" w:after="20"/>
+            </w:pPr>
+            <w:r/>
+            <w:r>
+              <w:rPr>
+                <w:sz w:val="19"/>
+              </w:rPr>
+              <w:t>3</w:t>
+            </w:r>
+          </w:p>
+        </w:tc>
+      </w:tr>
+      <w:tr>
+        <w:tc>
+          <w:tcPr>
+            <w:tcW w:type="dxa" w:w="1872"/>
+          </w:tcPr>
+          <w:p>
+            <w:pPr>
+              <w:spacing w:before="20" w:after="20"/>
+            </w:pPr>
+            <w:r/>
+            <w:r>
+              <w:rPr>
+                <w:sz w:val="19"/>
+              </w:rPr>
+              <w:t>BoJ</w:t>
+            </w:r>
+          </w:p>
+        </w:tc>
+        <w:tc>
+          <w:tcPr>
+            <w:tcW w:type="dxa" w:w="1584"/>
+          </w:tcPr>
+          <w:p>
+            <w:pPr>
+              <w:spacing w:before="20" w:after="20"/>
+            </w:pPr>
+            <w:r/>
+            <w:r>
+              <w:rPr>
+                <w:sz w:val="19"/>
+              </w:rPr>
+              <w:t>0.6 s</w:t>
+            </w:r>
+          </w:p>
+        </w:tc>
+        <w:tc>
+          <w:tcPr>
+            <w:tcW w:type="dxa" w:w="2880"/>
+          </w:tcPr>
+          <w:p>
+            <w:pPr>
+              <w:spacing w:before="20" w:after="20"/>
+            </w:pPr>
+            <w:r/>
+            <w:r>
+              <w:rPr>
+                <w:sz w:val="19"/>
+              </w:rPr>
+              <w:t>2, 4, 8, 16 s</w:t>
+            </w:r>
+          </w:p>
+        </w:tc>
+        <w:tc>
+          <w:tcPr>
+            <w:tcW w:type="dxa" w:w="1728"/>
+          </w:tcPr>
+          <w:p>
+            <w:pPr>
+              <w:spacing w:before="20" w:after="20"/>
+            </w:pPr>
+            <w:r/>
+            <w:r>
+              <w:rPr>
+                <w:sz w:val="19"/>
+              </w:rPr>
+              <w:t>3</w:t>
+            </w:r>
+          </w:p>
+        </w:tc>
+      </w:tr>
+      <w:tr>
+        <w:tc>
+          <w:tcPr>
+            <w:tcW w:type="dxa" w:w="1872"/>
+          </w:tcPr>
+          <w:p>
+            <w:pPr>
+              <w:spacing w:before="20" w:after="20"/>
+            </w:pPr>
+            <w:r/>
+            <w:r>
+              <w:rPr>
+                <w:sz w:val="19"/>
+              </w:rPr>
+              <w:t>e-Stat</w:t>
+            </w:r>
+          </w:p>
+        </w:tc>
+        <w:tc>
+          <w:tcPr>
+            <w:tcW w:type="dxa" w:w="1584"/>
+          </w:tcPr>
+          <w:p>
+            <w:pPr>
+              <w:spacing w:before="20" w:after="20"/>
+            </w:pPr>
+            <w:r/>
+            <w:r>
+              <w:rPr>
+                <w:sz w:val="19"/>
+              </w:rPr>
+              <w:t>0.6 s</w:t>
+            </w:r>
+          </w:p>
+        </w:tc>
+        <w:tc>
+          <w:tcPr>
+            <w:tcW w:type="dxa" w:w="2880"/>
+          </w:tcPr>
+          <w:p>
+            <w:pPr>
+              <w:spacing w:before="20" w:after="20"/>
+            </w:pPr>
+            <w:r/>
+            <w:r>
+              <w:rPr>
+                <w:sz w:val="19"/>
+              </w:rPr>
+              <w:t>2, 4, 8, 16 s</w:t>
+            </w:r>
+          </w:p>
+        </w:tc>
+        <w:tc>
+          <w:tcPr>
+            <w:tcW w:type="dxa" w:w="1728"/>
+          </w:tcPr>
+          <w:p>
+            <w:pPr>
+              <w:spacing w:before="20" w:after="20"/>
+            </w:pPr>
+            <w:r/>
+            <w:r>
+              <w:rPr>
+                <w:sz w:val="19"/>
+              </w:rPr>
+              <w:t>3</w:t>
+            </w:r>
+          </w:p>
+        </w:tc>
+      </w:tr>
+    </w:tbl>
+    <w:p/>
+    <w:p>
+      <w:pPr>
+        <w:pStyle w:val="Heading2"/>
+        <w:spacing w:before="200" w:after="40"/>
+      </w:pPr>
+      <w:r>
+        <w:t>5.9  History preservation under source truncation</w:t>
+      </w:r>
+    </w:p>
+    <w:p>
+      <w:pPr>
+        <w:spacing w:after="120"/>
+      </w:pPr>
+      <w:r>
+        <w:rPr>
+          <w:b w:val="0"/>
+          <w:i w:val="0"/>
+          <w:sz w:val="21"/>
+        </w:rPr>
+        <w:t>Source-side history can shrink retroactively. The cleanest example is the ICE Data licence change of April 2026, which obliged FRED to truncate its redistributed ICE BofA spread series — including BAMLH0A0HYM2, BAMLC0A0CM and BAMLHE00EHYIOAS — to a rolling three-year window. Twenty or more years of pre-2023 spread data disappeared from the FRED side. Without intervention, the next nightly fetch would have overwritten the local history with the truncated window, losing the historical depth on which the rolling z-score depends.</w:t>
+      </w:r>
+    </w:p>
+    <w:p>
+      <w:pPr>
+        <w:spacing w:after="120"/>
+      </w:pPr>
+      <w:r>
+        <w:rPr>
+          <w:b w:val="0"/>
+          <w:i w:val="0"/>
+          <w:sz w:val="21"/>
+        </w:rPr>
+        <w:t>The mitigation is architectural. For every primary history file the pipeline writes, an append-only sister file captures rows that pre-date the current source-side window. The detection logic operates per column rather than per row: a rolling-window source can keep row count constant while the earliest non-null date walks forward each cycle, so the test is whether a column's earliest non-null date in the new fetch is later than the earliest non-null date previously stored. If so, the rows about to disappear are appended to the sister file, deduplicated by date, before the live file is rewritten with the new window. Read paths transparently union the live and sister files, with the live file winning where it has a non-null observation.</w:t>
+      </w:r>
+    </w:p>
+    <w:tbl>
+      <w:tblPr>
+        <w:tblW w:type="auto" w:w="0"/>
+        <w:tblLook w:firstColumn="1" w:firstRow="1" w:lastColumn="0" w:lastRow="0" w:noHBand="0" w:noVBand="1" w:val="04A0"/>
+      </w:tblPr>
+      <w:tblGrid>
+        <w:gridCol w:w="9072"/>
+      </w:tblGrid>
+      <w:tr>
+        <w:tc>
+          <w:tcPr>
+            <w:tcW w:type="dxa" w:w="9072"/>
+            <w:shd w:val="clear" w:color="auto" w:fill="F2F2F2"/>
+            <w:vAlign w:val="top"/>
+          </w:tcPr>
+          <w:p>
+            <w:pPr>
+              <w:spacing w:after="40"/>
+            </w:pPr>
+            <w:r>
+              <w:rPr>
+                <w:b/>
+                <w:sz w:val="20"/>
+              </w:rPr>
+              <w:t>Out of scope</w:t>
+            </w:r>
+          </w:p>
+          <w:p>
+            <w:pPr>
+              <w:spacing w:after="0"/>
+            </w:pPr>
+            <w:r>
+              <w:rPr>
+                <w:sz w:val="20"/>
+              </w:rPr>
+              <w:t>This rule preserves history that the pipeline already has. It does not back-fill history that was never captured. Filling a pre-installation gap would require either a paid ICE Data subscription or an alternative archive — neither is currently in scope.</w:t>
+            </w:r>
+          </w:p>
+        </w:tc>
+      </w:tr>
+    </w:tbl>
+    <w:p/>
+    <w:p>
+      <w:r>
+        <w:br w:type="page"/>
+      </w:r>
+    </w:p>
+    <w:p>
       <w:pPr>
         <w:pStyle w:val="Heading1"/>
       </w:pPr>
       <w:r>
-        <w:t>Step 2 — Equation library probe</w:t>
+        <w:t>Appendix Z — Equation library probe (interim)</w:t>
       </w:r>
     </w:p>
     <w:p>
+      <w:pPr>
+        <w:spacing w:after="120"/>
+      </w:pPr>
       <w:r>
-        <w:t>This section renders every equation slated for inclusion in the report body, presented as display equations for typography review. Each equation is preceded by its symbolic label and a one-line description of where it appears in the report. Reviewer to confirm: (a) every equation parses as a native Word equation object, (b) italic-symbol / upright-label conventions are correct, (c) piecewise / cases constructions render legibly, and (d) operator spacing is consistent. Once signed off, Steps 3–5 embed these equations into body prose by reference.</w:t>
+        <w:rPr>
+          <w:b w:val="0"/>
+          <w:i/>
+          <w:sz w:val="21"/>
+        </w:rPr>
+        <w:t>This appendix renders every equation in the report's library as a centred display equation, for typography review. It will be removed in Step 6 once equations have been individually signed off in their final positions in the body. Reviewer to confirm italic-symbol / upright-label conventions, piecewise legibility, and operator spacing.</w:t>
       </w:r>
     </w:p>
     <w:p>
@@ -2647,12 +8141,6 @@
         </m:oMath>
       </m:oMathPara>
     </w:p>
-    <w:p/>
-    <w:p>
-      <w:r>
-        <w:t>Acceptance for Step 2: every equation above renders cleanly in Word and is editable via the equation editor. Any equation requiring typography adjustment to be flagged before Step 3 begins.</w:t>
-      </w:r>
-    </w:p>
     <w:sectPr>
       <w:pgSz w:w="12240" w:h="15840"/>
       <w:pgMar w:top="1440" w:right="1584" w:bottom="1440" w:left="1584" w:header="720" w:footer="720" w:gutter="0"/>

--- a/manuals/Data_Pipeline_Project_Report.docx
+++ b/manuals/Data_Pipeline_Project_Report.docx
@@ -5520,6 +5520,5817 @@
                 <w:sz w:val="20"/>
               </w:rPr>
               <w:t>This rule preserves history that the pipeline already has. It does not back-fill history that was never captured. Filling a pre-installation gap would require either a paid ICE Data subscription or an alternative archive — neither is currently in scope.</w:t>
+            </w:r>
+          </w:p>
+        </w:tc>
+      </w:tr>
+    </w:tbl>
+    <w:p/>
+    <w:p>
+      <w:r>
+        <w:br w:type="page"/>
+      </w:r>
+    </w:p>
+    <w:p>
+      <w:pPr>
+        <w:pStyle w:val="Heading1"/>
+        <w:spacing w:before="0" w:after="160"/>
+      </w:pPr>
+      <w:r>
+        <w:t>6.  The Composite-Indicator Layer (Phase E)</w:t>
+      </w:r>
+    </w:p>
+    <w:p>
+      <w:pPr>
+        <w:spacing w:after="120"/>
+      </w:pPr>
+      <w:r>
+        <w:rPr>
+          <w:b w:val="0"/>
+          <w:i w:val="0"/>
+          <w:sz w:val="21"/>
+        </w:rPr>
+        <w:t>Phase E is the analytical heart of the project. It consumes the unified macro-economic history and the comp-pipeline price history, applies a small library of standard transforms, and produces ninety-two composite indicators. Each indicator emits, for every Friday in its history, a raw value, a rolling z-score, a regime classification, a forward-regime signal, and a z-score trajectory diagnostic. The indicator is the unit on which all downstream interpretation is built.</w:t>
+      </w:r>
+    </w:p>
+    <w:p>
+      <w:pPr>
+        <w:pStyle w:val="Heading2"/>
+        <w:spacing w:before="200" w:after="40"/>
+      </w:pPr>
+      <w:r>
+        <w:t>6.1  Computation flow per indicator</w:t>
+      </w:r>
+    </w:p>
+    <w:p>
+      <w:pPr>
+        <w:spacing w:after="120"/>
+      </w:pPr>
+      <w:r>
+        <w:rPr>
+          <w:b w:val="0"/>
+          <w:i w:val="0"/>
+          <w:sz w:val="21"/>
+        </w:rPr>
+        <w:t>Every indicator passes through the same five-stage pipeline. The first three stages are purely mechanical and identical across indicators; the last two stages are where economic judgement enters.</w:t>
+      </w:r>
+    </w:p>
+    <w:tbl>
+      <w:tblPr>
+        <w:tblStyle w:val="TableGrid"/>
+        <w:tblW w:type="auto" w:w="0"/>
+        <w:tblLook w:firstColumn="1" w:firstRow="1" w:lastColumn="0" w:lastRow="0" w:noHBand="0" w:noVBand="1" w:val="04A0"/>
+      </w:tblPr>
+      <w:tblGrid>
+        <w:gridCol w:w="3024"/>
+        <w:gridCol w:w="3024"/>
+        <w:gridCol w:w="3024"/>
+      </w:tblGrid>
+      <w:tr>
+        <w:tc>
+          <w:tcPr>
+            <w:tcW w:type="dxa" w:w="576"/>
+            <w:shd w:val="clear" w:color="auto" w:fill="D9E2F3"/>
+          </w:tcPr>
+          <w:p>
+            <w:pPr>
+              <w:spacing w:before="40" w:after="40"/>
+            </w:pPr>
+            <w:r/>
+            <w:r>
+              <w:rPr>
+                <w:b/>
+                <w:sz w:val="19"/>
+              </w:rPr>
+              <w:t>#</w:t>
+            </w:r>
+          </w:p>
+        </w:tc>
+        <w:tc>
+          <w:tcPr>
+            <w:tcW w:type="dxa" w:w="2304"/>
+            <w:shd w:val="clear" w:color="auto" w:fill="D9E2F3"/>
+          </w:tcPr>
+          <w:p>
+            <w:pPr>
+              <w:spacing w:before="40" w:after="40"/>
+            </w:pPr>
+            <w:r/>
+            <w:r>
+              <w:rPr>
+                <w:b/>
+                <w:sz w:val="19"/>
+              </w:rPr>
+              <w:t>Stage</w:t>
+            </w:r>
+          </w:p>
+        </w:tc>
+        <w:tc>
+          <w:tcPr>
+            <w:tcW w:type="dxa" w:w="6480"/>
+            <w:shd w:val="clear" w:color="auto" w:fill="D9E2F3"/>
+          </w:tcPr>
+          <w:p>
+            <w:pPr>
+              <w:spacing w:before="40" w:after="40"/>
+            </w:pPr>
+            <w:r/>
+            <w:r>
+              <w:rPr>
+                <w:b/>
+                <w:sz w:val="19"/>
+              </w:rPr>
+              <w:t>Description</w:t>
+            </w:r>
+          </w:p>
+        </w:tc>
+      </w:tr>
+      <w:tr>
+        <w:tc>
+          <w:tcPr>
+            <w:tcW w:type="dxa" w:w="576"/>
+          </w:tcPr>
+          <w:p>
+            <w:pPr>
+              <w:spacing w:before="20" w:after="20"/>
+            </w:pPr>
+            <w:r/>
+            <w:r>
+              <w:rPr>
+                <w:sz w:val="19"/>
+              </w:rPr>
+              <w:t>1</w:t>
+            </w:r>
+          </w:p>
+        </w:tc>
+        <w:tc>
+          <w:tcPr>
+            <w:tcW w:type="dxa" w:w="2304"/>
+          </w:tcPr>
+          <w:p>
+            <w:pPr>
+              <w:spacing w:before="20" w:after="20"/>
+            </w:pPr>
+            <w:r/>
+            <w:r>
+              <w:rPr>
+                <w:sz w:val="19"/>
+              </w:rPr>
+              <w:t>Calculator function</w:t>
+            </w:r>
+          </w:p>
+        </w:tc>
+        <w:tc>
+          <w:tcPr>
+            <w:tcW w:type="dxa" w:w="6480"/>
+          </w:tcPr>
+          <w:p>
+            <w:pPr>
+              <w:spacing w:before="20" w:after="20"/>
+            </w:pPr>
+            <w:r/>
+            <w:r>
+              <w:rPr>
+                <w:sz w:val="19"/>
+              </w:rPr>
+              <w:t>A registered Python function (e.g. _calc_US_G1) reads its inputs from the unified macro hist or the comp-pipeline price history, applies the indicator-specific transform, and returns a weekly Series.</w:t>
+            </w:r>
+          </w:p>
+        </w:tc>
+      </w:tr>
+      <w:tr>
+        <w:tc>
+          <w:tcPr>
+            <w:tcW w:type="dxa" w:w="576"/>
+          </w:tcPr>
+          <w:p>
+            <w:pPr>
+              <w:spacing w:before="20" w:after="20"/>
+            </w:pPr>
+            <w:r/>
+            <w:r>
+              <w:rPr>
+                <w:sz w:val="19"/>
+              </w:rPr>
+              <w:t>2</w:t>
+            </w:r>
+          </w:p>
+        </w:tc>
+        <w:tc>
+          <w:tcPr>
+            <w:tcW w:type="dxa" w:w="2304"/>
+          </w:tcPr>
+          <w:p>
+            <w:pPr>
+              <w:spacing w:before="20" w:after="20"/>
+            </w:pPr>
+            <w:r/>
+            <w:r>
+              <w:rPr>
+                <w:sz w:val="19"/>
+              </w:rPr>
+              <w:t>Rolling z-score</w:t>
+            </w:r>
+          </w:p>
+        </w:tc>
+        <w:tc>
+          <w:tcPr>
+            <w:tcW w:type="dxa" w:w="6480"/>
+          </w:tcPr>
+          <w:p>
+            <w:pPr>
+              <w:spacing w:before="20" w:after="20"/>
+            </w:pPr>
+            <w:r/>
+            <w:r>
+              <w:rPr>
+                <w:sz w:val="19"/>
+              </w:rPr>
+              <w:t>A 156-week (three-year) rolling z-score is computed against the indicator's own history, with a 52-week minimum warm-up before the first z-value is emitted.</w:t>
+            </w:r>
+          </w:p>
+        </w:tc>
+      </w:tr>
+      <w:tr>
+        <w:tc>
+          <w:tcPr>
+            <w:tcW w:type="dxa" w:w="576"/>
+          </w:tcPr>
+          <w:p>
+            <w:pPr>
+              <w:spacing w:before="20" w:after="20"/>
+            </w:pPr>
+            <w:r/>
+            <w:r>
+              <w:rPr>
+                <w:sz w:val="19"/>
+              </w:rPr>
+              <w:t>3</w:t>
+            </w:r>
+          </w:p>
+        </w:tc>
+        <w:tc>
+          <w:tcPr>
+            <w:tcW w:type="dxa" w:w="2304"/>
+          </w:tcPr>
+          <w:p>
+            <w:pPr>
+              <w:spacing w:before="20" w:after="20"/>
+            </w:pPr>
+            <w:r/>
+            <w:r>
+              <w:rPr>
+                <w:sz w:val="19"/>
+              </w:rPr>
+              <w:t>Regime classification</w:t>
+            </w:r>
+          </w:p>
+        </w:tc>
+        <w:tc>
+          <w:tcPr>
+            <w:tcW w:type="dxa" w:w="6480"/>
+          </w:tcPr>
+          <w:p>
+            <w:pPr>
+              <w:spacing w:before="20" w:after="20"/>
+            </w:pPr>
+            <w:r/>
+            <w:r>
+              <w:rPr>
+                <w:sz w:val="19"/>
+              </w:rPr>
+              <w:t>A registered classifier function (a lambda keyed by indicator id in REGIME_RULES) maps the (raw, z) pair to a discrete regime label.</w:t>
+            </w:r>
+          </w:p>
+        </w:tc>
+      </w:tr>
+      <w:tr>
+        <w:tc>
+          <w:tcPr>
+            <w:tcW w:type="dxa" w:w="576"/>
+          </w:tcPr>
+          <w:p>
+            <w:pPr>
+              <w:spacing w:before="20" w:after="20"/>
+            </w:pPr>
+            <w:r/>
+            <w:r>
+              <w:rPr>
+                <w:sz w:val="19"/>
+              </w:rPr>
+              <w:t>4</w:t>
+            </w:r>
+          </w:p>
+        </w:tc>
+        <w:tc>
+          <w:tcPr>
+            <w:tcW w:type="dxa" w:w="2304"/>
+          </w:tcPr>
+          <w:p>
+            <w:pPr>
+              <w:spacing w:before="20" w:after="20"/>
+            </w:pPr>
+            <w:r/>
+            <w:r>
+              <w:rPr>
+                <w:sz w:val="19"/>
+              </w:rPr>
+              <w:t>Forward regime</w:t>
+            </w:r>
+          </w:p>
+        </w:tc>
+        <w:tc>
+          <w:tcPr>
+            <w:tcW w:type="dxa" w:w="6480"/>
+          </w:tcPr>
+          <w:p>
+            <w:pPr>
+              <w:spacing w:before="20" w:after="20"/>
+            </w:pPr>
+            <w:r/>
+            <w:r>
+              <w:rPr>
+                <w:sz w:val="19"/>
+              </w:rPr>
+              <w:t>The slope of the z-score over the trailing eight weeks is classified as improving / stable / deteriorating, with a [leading] suffix where the indicator is naturally leading.</w:t>
+            </w:r>
+          </w:p>
+        </w:tc>
+      </w:tr>
+      <w:tr>
+        <w:tc>
+          <w:tcPr>
+            <w:tcW w:type="dxa" w:w="576"/>
+          </w:tcPr>
+          <w:p>
+            <w:pPr>
+              <w:spacing w:before="20" w:after="20"/>
+            </w:pPr>
+            <w:r/>
+            <w:r>
+              <w:rPr>
+                <w:sz w:val="19"/>
+              </w:rPr>
+              <w:t>5</w:t>
+            </w:r>
+          </w:p>
+        </w:tc>
+        <w:tc>
+          <w:tcPr>
+            <w:tcW w:type="dxa" w:w="2304"/>
+          </w:tcPr>
+          <w:p>
+            <w:pPr>
+              <w:spacing w:before="20" w:after="20"/>
+            </w:pPr>
+            <w:r/>
+            <w:r>
+              <w:rPr>
+                <w:sz w:val="19"/>
+              </w:rPr>
+              <w:t>Z-score trajectory</w:t>
+            </w:r>
+          </w:p>
+        </w:tc>
+        <w:tc>
+          <w:tcPr>
+            <w:tcW w:type="dxa" w:w="6480"/>
+          </w:tcPr>
+          <w:p>
+            <w:pPr>
+              <w:spacing w:before="20" w:after="20"/>
+            </w:pPr>
+            <w:r/>
+            <w:r>
+              <w:rPr>
+                <w:sz w:val="19"/>
+              </w:rPr>
+              <w:t>Sampled at 1-, 4-, and 13-week lags, the z-score's recent trajectory is classified as intensifying, fading, reversing, or stable. This is purely diagnostic — it does not feed the regime call.</w:t>
+            </w:r>
+          </w:p>
+        </w:tc>
+      </w:tr>
+    </w:tbl>
+    <w:p/>
+    <w:p>
+      <w:pPr>
+        <w:pStyle w:val="Heading2"/>
+        <w:spacing w:before="200" w:after="40"/>
+      </w:pPr>
+      <w:r>
+        <w:t>6.2  The rolling z-score</w:t>
+      </w:r>
+    </w:p>
+    <w:p>
+      <w:pPr>
+        <w:spacing w:after="120"/>
+      </w:pPr>
+      <w:r>
+        <w:rPr>
+          <w:b w:val="0"/>
+          <w:i w:val="0"/>
+          <w:sz w:val="21"/>
+        </w:rPr>
+        <w:t>The rolling z-score is the single normalisation that makes ninety-two indicators of heterogeneous units comparable. For an indicator series, the z-score at time t is:</w:t>
+      </w:r>
+    </w:p>
+    <w:tbl>
+      <w:tblPr>
+        <w:tblW w:type="auto" w:w="0"/>
+        <w:tblLayout w:type="fixed"/>
+        <w:tblLook w:firstColumn="1" w:firstRow="1" w:lastColumn="0" w:lastRow="0" w:noHBand="0" w:noVBand="1" w:val="04A0"/>
+      </w:tblPr>
+      <w:tblGrid>
+        <w:gridCol w:w="7776"/>
+        <w:gridCol w:w="1296"/>
+      </w:tblGrid>
+      <w:tr>
+        <w:tc>
+          <w:tcPr>
+            <w:tcW w:type="dxa" w:w="4536"/>
+            <w:tcBorders>
+              <w:top w:val="nil"/>
+              <w:left w:val="nil"/>
+              <w:bottom w:val="nil"/>
+              <w:right w:val="nil"/>
+            </w:tcBorders>
+          </w:tcPr>
+          <w:p>
+            <w:pPr>
+              <w:jc w:val="center"/>
+            </w:pPr>
+            <m:oMathPara>
+              <m:oMath>
+                <m:sSub>
+                  <m:e>
+                    <m:r>
+                      <m:t>z</m:t>
+                    </m:r>
+                  </m:e>
+                  <m:sub>
+                    <m:r>
+                      <m:t>t</m:t>
+                    </m:r>
+                  </m:sub>
+                </m:sSub>
+                <m:r>
+                  <m:t>=</m:t>
+                </m:r>
+                <m:f>
+                  <m:num>
+                    <m:sSub>
+                      <m:e>
+                        <m:r>
+                          <m:t>x</m:t>
+                        </m:r>
+                      </m:e>
+                      <m:sub>
+                        <m:r>
+                          <m:t>t</m:t>
+                        </m:r>
+                      </m:sub>
+                    </m:sSub>
+                    <m:r>
+                      <m:t>−</m:t>
+                    </m:r>
+                    <m:sSub>
+                      <m:e>
+                        <m:r>
+                          <m:t>μ</m:t>
+                        </m:r>
+                      </m:e>
+                      <m:sub>
+                        <m:r>
+                          <m:t>W</m:t>
+                        </m:r>
+                      </m:sub>
+                    </m:sSub>
+                    <m:d>
+                      <m:dPr>
+                        <m:begChr m:val="("/>
+                        <m:endChr m:val=")"/>
+                      </m:dPr>
+                      <m:e>
+                        <m:r>
+                          <m:t>t</m:t>
+                        </m:r>
+                      </m:e>
+                    </m:d>
+                  </m:num>
+                  <m:den>
+                    <m:sSub>
+                      <m:e>
+                        <m:r>
+                          <m:t>σ</m:t>
+                        </m:r>
+                      </m:e>
+                      <m:sub>
+                        <m:r>
+                          <m:t>W</m:t>
+                        </m:r>
+                      </m:sub>
+                    </m:sSub>
+                    <m:d>
+                      <m:dPr>
+                        <m:begChr m:val="("/>
+                        <m:endChr m:val=")"/>
+                      </m:dPr>
+                      <m:e>
+                        <m:r>
+                          <m:t>t</m:t>
+                        </m:r>
+                      </m:e>
+                    </m:d>
+                  </m:den>
+                </m:f>
+              </m:oMath>
+            </m:oMathPara>
+          </w:p>
+        </w:tc>
+        <w:tc>
+          <w:tcPr>
+            <w:tcW w:type="dxa" w:w="4536"/>
+            <w:tcBorders>
+              <w:top w:val="nil"/>
+              <w:left w:val="nil"/>
+              <w:bottom w:val="nil"/>
+              <w:right w:val="nil"/>
+            </w:tcBorders>
+          </w:tcPr>
+          <w:p>
+            <w:pPr>
+              <w:jc w:val="right"/>
+            </w:pPr>
+            <w:r>
+              <w:rPr>
+                <w:sz w:val="20"/>
+              </w:rPr>
+              <w:t>(6.1)</w:t>
+            </w:r>
+          </w:p>
+        </w:tc>
+      </w:tr>
+    </w:tbl>
+    <w:p/>
+    <w:p>
+      <w:pPr>
+        <w:spacing w:after="120"/>
+      </w:pPr>
+      <w:r>
+        <w:rPr>
+          <w:b w:val="0"/>
+          <w:i w:val="0"/>
+          <w:sz w:val="21"/>
+        </w:rPr>
+        <w:t>where the window mean and standard deviation are computed over the trailing W observations:</w:t>
+      </w:r>
+    </w:p>
+    <w:tbl>
+      <w:tblPr>
+        <w:tblW w:type="auto" w:w="0"/>
+        <w:tblLayout w:type="fixed"/>
+        <w:tblLook w:firstColumn="1" w:firstRow="1" w:lastColumn="0" w:lastRow="0" w:noHBand="0" w:noVBand="1" w:val="04A0"/>
+      </w:tblPr>
+      <w:tblGrid>
+        <w:gridCol w:w="7776"/>
+        <w:gridCol w:w="1296"/>
+      </w:tblGrid>
+      <w:tr>
+        <w:tc>
+          <w:tcPr>
+            <w:tcW w:type="dxa" w:w="4536"/>
+            <w:tcBorders>
+              <w:top w:val="nil"/>
+              <w:left w:val="nil"/>
+              <w:bottom w:val="nil"/>
+              <w:right w:val="nil"/>
+            </w:tcBorders>
+          </w:tcPr>
+          <w:p>
+            <w:pPr>
+              <w:jc w:val="center"/>
+            </w:pPr>
+            <m:oMathPara>
+              <m:oMath>
+                <m:sSub>
+                  <m:e>
+                    <m:r>
+                      <m:t>μ</m:t>
+                    </m:r>
+                  </m:e>
+                  <m:sub>
+                    <m:r>
+                      <m:t>W</m:t>
+                    </m:r>
+                  </m:sub>
+                </m:sSub>
+                <m:d>
+                  <m:dPr>
+                    <m:begChr m:val="("/>
+                    <m:endChr m:val=")"/>
+                  </m:dPr>
+                  <m:e>
+                    <m:r>
+                      <m:t>t</m:t>
+                    </m:r>
+                  </m:e>
+                </m:d>
+                <m:r>
+                  <m:t>=</m:t>
+                </m:r>
+                <m:f>
+                  <m:num>
+                    <m:r>
+                      <m:rPr>
+                        <m:sty m:val="p"/>
+                      </m:rPr>
+                      <m:t>1</m:t>
+                    </m:r>
+                  </m:num>
+                  <m:den>
+                    <m:r>
+                      <m:t>W</m:t>
+                    </m:r>
+                  </m:den>
+                </m:f>
+                <m:nary>
+                  <m:naryPr>
+                    <m:chr m:val="∑"/>
+                    <m:limLoc m:val="undOvr"/>
+                  </m:naryPr>
+                  <m:sub>
+                    <m:r>
+                      <m:rPr>
+                        <m:sty m:val="p"/>
+                      </m:rPr>
+                      <m:t>i=0</m:t>
+                    </m:r>
+                  </m:sub>
+                  <m:sup>
+                    <m:r>
+                      <m:rPr>
+                        <m:sty m:val="p"/>
+                      </m:rPr>
+                      <m:t>W−1</m:t>
+                    </m:r>
+                  </m:sup>
+                  <m:e>
+                    <m:sSub>
+                      <m:e>
+                        <m:r>
+                          <m:t>x</m:t>
+                        </m:r>
+                      </m:e>
+                      <m:sub>
+                        <m:r>
+                          <m:t>t−i</m:t>
+                        </m:r>
+                      </m:sub>
+                    </m:sSub>
+                  </m:e>
+                </m:nary>
+                <m:r>
+                  <m:rPr>
+                    <m:sty m:val="p"/>
+                  </m:rPr>
+                  <m:t>,   W = 156,   min_periods = 52</m:t>
+                </m:r>
+              </m:oMath>
+            </m:oMathPara>
+          </w:p>
+        </w:tc>
+        <w:tc>
+          <w:tcPr>
+            <w:tcW w:type="dxa" w:w="4536"/>
+            <w:tcBorders>
+              <w:top w:val="nil"/>
+              <w:left w:val="nil"/>
+              <w:bottom w:val="nil"/>
+              <w:right w:val="nil"/>
+            </w:tcBorders>
+          </w:tcPr>
+          <w:p>
+            <w:pPr>
+              <w:jc w:val="right"/>
+            </w:pPr>
+            <w:r>
+              <w:rPr>
+                <w:sz w:val="20"/>
+              </w:rPr>
+              <w:t>(6.2)</w:t>
+            </w:r>
+          </w:p>
+        </w:tc>
+      </w:tr>
+    </w:tbl>
+    <w:p/>
+    <w:p>
+      <w:pPr>
+        <w:spacing w:after="120"/>
+      </w:pPr>
+      <w:r>
+        <w:rPr>
+          <w:b w:val="0"/>
+          <w:i w:val="0"/>
+          <w:sz w:val="21"/>
+        </w:rPr>
+        <w:t>The choice of W = 156 weeks corresponds to three calendar years. Three years is long enough to span the typical short business cycle while remaining short enough that the window tracks regime shifts rather than averaging across them. The minimum-periods threshold of 52 weeks ensures that no indicator emits a z-score until it has accumulated at least one year of context, so that early-history values are not computed against a degenerate sample.</w:t>
+      </w:r>
+    </w:p>
+    <w:tbl>
+      <w:tblPr>
+        <w:tblW w:type="auto" w:w="0"/>
+        <w:tblLook w:firstColumn="1" w:firstRow="1" w:lastColumn="0" w:lastRow="0" w:noHBand="0" w:noVBand="1" w:val="04A0"/>
+      </w:tblPr>
+      <w:tblGrid>
+        <w:gridCol w:w="9072"/>
+      </w:tblGrid>
+      <w:tr>
+        <w:tc>
+          <w:tcPr>
+            <w:tcW w:type="dxa" w:w="9072"/>
+            <w:shd w:val="clear" w:color="auto" w:fill="F2F2F2"/>
+            <w:vAlign w:val="top"/>
+          </w:tcPr>
+          <w:p>
+            <w:pPr>
+              <w:spacing w:after="40"/>
+            </w:pPr>
+            <w:r>
+              <w:rPr>
+                <w:b/>
+                <w:sz w:val="20"/>
+              </w:rPr>
+              <w:t>Why z-scores rather than absolute thresholds?</w:t>
+            </w:r>
+          </w:p>
+          <w:p>
+            <w:pPr>
+              <w:spacing w:after="0"/>
+            </w:pPr>
+            <w:r>
+              <w:rPr>
+                <w:sz w:val="20"/>
+              </w:rPr>
+              <w:t>The economic meaning of a credit spread of 500 basis points in 1995 is materially different from its meaning in 2025. Spreads have structurally tightened. The same is true of implied volatility, the yield curve, and most spread relations in the indicator library. A rolling z-score adapts to the indicator's own recent regime and answers the only question that matters in practice: is this reading unusual relative to the recent history? Where structural levels do matter — the credit spread above 800 basis points, the inverted yield curve, the inverted VIX term structure — the regime classifier applies a level override, as discussed in Section 7.</w:t>
+            </w:r>
+          </w:p>
+        </w:tc>
+      </w:tr>
+    </w:tbl>
+    <w:p/>
+    <w:p>
+      <w:pPr>
+        <w:pStyle w:val="Heading2"/>
+        <w:spacing w:before="200" w:after="40"/>
+      </w:pPr>
+      <w:r>
+        <w:t>6.3  Indicator formula templates</w:t>
+      </w:r>
+    </w:p>
+    <w:p>
+      <w:pPr>
+        <w:spacing w:after="120"/>
+      </w:pPr>
+      <w:r>
+        <w:rPr>
+          <w:b w:val="0"/>
+          <w:i w:val="0"/>
+          <w:sz w:val="21"/>
+        </w:rPr>
+        <w:t>Every calculator in the library is a thin wrapper around one of four standard transforms, plus a small set of derived operations. The transforms are:</w:t>
+      </w:r>
+    </w:p>
+    <w:p>
+      <w:pPr>
+        <w:spacing w:after="40"/>
+      </w:pPr>
+      <w:r>
+        <w:rPr>
+          <w:b/>
+          <w:i w:val="0"/>
+          <w:sz w:val="21"/>
+        </w:rPr>
+        <w:t>Log-ratio. Used wherever two prices or two yield-class series are compared:</w:t>
+      </w:r>
+    </w:p>
+    <w:tbl>
+      <w:tblPr>
+        <w:tblW w:type="auto" w:w="0"/>
+        <w:tblLayout w:type="fixed"/>
+        <w:tblLook w:firstColumn="1" w:firstRow="1" w:lastColumn="0" w:lastRow="0" w:noHBand="0" w:noVBand="1" w:val="04A0"/>
+      </w:tblPr>
+      <w:tblGrid>
+        <w:gridCol w:w="7776"/>
+        <w:gridCol w:w="1296"/>
+      </w:tblGrid>
+      <w:tr>
+        <w:tc>
+          <w:tcPr>
+            <w:tcW w:type="dxa" w:w="4536"/>
+            <w:tcBorders>
+              <w:top w:val="nil"/>
+              <w:left w:val="nil"/>
+              <w:bottom w:val="nil"/>
+              <w:right w:val="nil"/>
+            </w:tcBorders>
+          </w:tcPr>
+          <w:p>
+            <w:pPr>
+              <w:jc w:val="center"/>
+            </w:pPr>
+            <m:oMathPara>
+              <m:oMath>
+                <m:sSub>
+                  <m:e>
+                    <m:r>
+                      <m:t>I</m:t>
+                    </m:r>
+                  </m:e>
+                  <m:sub>
+                    <m:r>
+                      <m:t>t</m:t>
+                    </m:r>
+                  </m:sub>
+                </m:sSub>
+                <m:r>
+                  <m:t>=</m:t>
+                </m:r>
+                <m:func>
+                  <m:fName>
+                    <m:r>
+                      <m:rPr>
+                        <m:sty m:val="p"/>
+                      </m:rPr>
+                      <m:t>log</m:t>
+                    </m:r>
+                  </m:fName>
+                  <m:e>
+                    <m:f>
+                      <m:num>
+                        <m:sSub>
+                          <m:e>
+                            <m:r>
+                              <m:t>N</m:t>
+                            </m:r>
+                          </m:e>
+                          <m:sub>
+                            <m:r>
+                              <m:t>t</m:t>
+                            </m:r>
+                          </m:sub>
+                        </m:sSub>
+                      </m:num>
+                      <m:den>
+                        <m:sSub>
+                          <m:e>
+                            <m:r>
+                              <m:t>D</m:t>
+                            </m:r>
+                          </m:e>
+                          <m:sub>
+                            <m:r>
+                              <m:t>t</m:t>
+                            </m:r>
+                          </m:sub>
+                        </m:sSub>
+                      </m:den>
+                    </m:f>
+                  </m:e>
+                </m:func>
+              </m:oMath>
+            </m:oMathPara>
+          </w:p>
+        </w:tc>
+        <w:tc>
+          <w:tcPr>
+            <w:tcW w:type="dxa" w:w="4536"/>
+            <w:tcBorders>
+              <w:top w:val="nil"/>
+              <w:left w:val="nil"/>
+              <w:bottom w:val="nil"/>
+              <w:right w:val="nil"/>
+            </w:tcBorders>
+          </w:tcPr>
+          <w:p>
+            <w:pPr>
+              <w:jc w:val="right"/>
+            </w:pPr>
+            <w:r>
+              <w:rPr>
+                <w:sz w:val="20"/>
+              </w:rPr>
+              <w:t>(6.3)</w:t>
+            </w:r>
+          </w:p>
+        </w:tc>
+      </w:tr>
+    </w:tbl>
+    <w:p/>
+    <w:p>
+      <w:pPr>
+        <w:spacing w:after="40"/>
+      </w:pPr>
+      <w:r>
+        <w:rPr>
+          <w:b/>
+          <w:i w:val="0"/>
+          <w:sz w:val="21"/>
+        </w:rPr>
+        <w:t>Composite log-ratio. Used to average several log-ratios into a single composite signal:</w:t>
+      </w:r>
+    </w:p>
+    <w:tbl>
+      <w:tblPr>
+        <w:tblW w:type="auto" w:w="0"/>
+        <w:tblLayout w:type="fixed"/>
+        <w:tblLook w:firstColumn="1" w:firstRow="1" w:lastColumn="0" w:lastRow="0" w:noHBand="0" w:noVBand="1" w:val="04A0"/>
+      </w:tblPr>
+      <w:tblGrid>
+        <w:gridCol w:w="7776"/>
+        <w:gridCol w:w="1296"/>
+      </w:tblGrid>
+      <w:tr>
+        <w:tc>
+          <w:tcPr>
+            <w:tcW w:type="dxa" w:w="4536"/>
+            <w:tcBorders>
+              <w:top w:val="nil"/>
+              <w:left w:val="nil"/>
+              <w:bottom w:val="nil"/>
+              <w:right w:val="nil"/>
+            </w:tcBorders>
+          </w:tcPr>
+          <w:p>
+            <w:pPr>
+              <w:jc w:val="center"/>
+            </w:pPr>
+            <m:oMathPara>
+              <m:oMath>
+                <m:sSub>
+                  <m:e>
+                    <m:r>
+                      <m:t>I</m:t>
+                    </m:r>
+                  </m:e>
+                  <m:sub>
+                    <m:r>
+                      <m:t>t</m:t>
+                    </m:r>
+                  </m:sub>
+                </m:sSub>
+                <m:r>
+                  <m:t>=</m:t>
+                </m:r>
+                <m:f>
+                  <m:num>
+                    <m:r>
+                      <m:rPr>
+                        <m:sty m:val="p"/>
+                      </m:rPr>
+                      <m:t>1</m:t>
+                    </m:r>
+                  </m:num>
+                  <m:den>
+                    <m:r>
+                      <m:t>k</m:t>
+                    </m:r>
+                  </m:den>
+                </m:f>
+                <m:nary>
+                  <m:naryPr>
+                    <m:chr m:val="∑"/>
+                    <m:limLoc m:val="undOvr"/>
+                  </m:naryPr>
+                  <m:sub>
+                    <m:r>
+                      <m:rPr>
+                        <m:sty m:val="p"/>
+                      </m:rPr>
+                      <m:t>i=1</m:t>
+                    </m:r>
+                  </m:sub>
+                  <m:sup>
+                    <m:r>
+                      <m:t>k</m:t>
+                    </m:r>
+                  </m:sup>
+                  <m:e>
+                    <m:func>
+                      <m:fName>
+                        <m:r>
+                          <m:rPr>
+                            <m:sty m:val="p"/>
+                          </m:rPr>
+                          <m:t>log</m:t>
+                        </m:r>
+                      </m:fName>
+                      <m:e>
+                        <m:f>
+                          <m:num>
+                            <m:sSub>
+                              <m:e>
+                                <m:r>
+                                  <m:t>N</m:t>
+                                </m:r>
+                              </m:e>
+                              <m:sub>
+                                <m:r>
+                                  <m:rPr>
+                                    <m:sty m:val="p"/>
+                                  </m:rPr>
+                                  <m:t>i,t</m:t>
+                                </m:r>
+                              </m:sub>
+                            </m:sSub>
+                          </m:num>
+                          <m:den>
+                            <m:sSub>
+                              <m:e>
+                                <m:r>
+                                  <m:t>D</m:t>
+                                </m:r>
+                              </m:e>
+                              <m:sub>
+                                <m:r>
+                                  <m:rPr>
+                                    <m:sty m:val="p"/>
+                                  </m:rPr>
+                                  <m:t>i,t</m:t>
+                                </m:r>
+                              </m:sub>
+                            </m:sSub>
+                          </m:den>
+                        </m:f>
+                      </m:e>
+                    </m:func>
+                  </m:e>
+                </m:nary>
+              </m:oMath>
+            </m:oMathPara>
+          </w:p>
+        </w:tc>
+        <w:tc>
+          <w:tcPr>
+            <w:tcW w:type="dxa" w:w="4536"/>
+            <w:tcBorders>
+              <w:top w:val="nil"/>
+              <w:left w:val="nil"/>
+              <w:bottom w:val="nil"/>
+              <w:right w:val="nil"/>
+            </w:tcBorders>
+          </w:tcPr>
+          <w:p>
+            <w:pPr>
+              <w:jc w:val="right"/>
+            </w:pPr>
+            <w:r>
+              <w:rPr>
+                <w:sz w:val="20"/>
+              </w:rPr>
+              <w:t>(6.4)</w:t>
+            </w:r>
+          </w:p>
+        </w:tc>
+      </w:tr>
+    </w:tbl>
+    <w:p/>
+    <w:p>
+      <w:pPr>
+        <w:spacing w:after="40"/>
+      </w:pPr>
+      <w:r>
+        <w:rPr>
+          <w:b/>
+          <w:i w:val="0"/>
+          <w:sz w:val="21"/>
+        </w:rPr>
+        <w:t>Arithmetic difference. Used for yield-curve and spread differences:</w:t>
+      </w:r>
+    </w:p>
+    <w:tbl>
+      <w:tblPr>
+        <w:tblW w:type="auto" w:w="0"/>
+        <w:tblLayout w:type="fixed"/>
+        <w:tblLook w:firstColumn="1" w:firstRow="1" w:lastColumn="0" w:lastRow="0" w:noHBand="0" w:noVBand="1" w:val="04A0"/>
+      </w:tblPr>
+      <w:tblGrid>
+        <w:gridCol w:w="7776"/>
+        <w:gridCol w:w="1296"/>
+      </w:tblGrid>
+      <w:tr>
+        <w:tc>
+          <w:tcPr>
+            <w:tcW w:type="dxa" w:w="4536"/>
+            <w:tcBorders>
+              <w:top w:val="nil"/>
+              <w:left w:val="nil"/>
+              <w:bottom w:val="nil"/>
+              <w:right w:val="nil"/>
+            </w:tcBorders>
+          </w:tcPr>
+          <w:p>
+            <w:pPr>
+              <w:jc w:val="center"/>
+            </w:pPr>
+            <m:oMathPara>
+              <m:oMath>
+                <m:sSub>
+                  <m:e>
+                    <m:r>
+                      <m:t>I</m:t>
+                    </m:r>
+                  </m:e>
+                  <m:sub>
+                    <m:r>
+                      <m:t>t</m:t>
+                    </m:r>
+                  </m:sub>
+                </m:sSub>
+                <m:r>
+                  <m:t>=</m:t>
+                </m:r>
+                <m:sSub>
+                  <m:e>
+                    <m:r>
+                      <m:t>a</m:t>
+                    </m:r>
+                  </m:e>
+                  <m:sub>
+                    <m:r>
+                      <m:t>t</m:t>
+                    </m:r>
+                  </m:sub>
+                </m:sSub>
+                <m:r>
+                  <m:t>−</m:t>
+                </m:r>
+                <m:sSub>
+                  <m:e>
+                    <m:r>
+                      <m:t>b</m:t>
+                    </m:r>
+                  </m:e>
+                  <m:sub>
+                    <m:r>
+                      <m:t>t</m:t>
+                    </m:r>
+                  </m:sub>
+                </m:sSub>
+              </m:oMath>
+            </m:oMathPara>
+          </w:p>
+        </w:tc>
+        <w:tc>
+          <w:tcPr>
+            <w:tcW w:type="dxa" w:w="4536"/>
+            <w:tcBorders>
+              <w:top w:val="nil"/>
+              <w:left w:val="nil"/>
+              <w:bottom w:val="nil"/>
+              <w:right w:val="nil"/>
+            </w:tcBorders>
+          </w:tcPr>
+          <w:p>
+            <w:pPr>
+              <w:jc w:val="right"/>
+            </w:pPr>
+            <w:r>
+              <w:rPr>
+                <w:sz w:val="20"/>
+              </w:rPr>
+              <w:t>(6.5)</w:t>
+            </w:r>
+          </w:p>
+        </w:tc>
+      </w:tr>
+    </w:tbl>
+    <w:p/>
+    <w:p>
+      <w:pPr>
+        <w:spacing w:after="40"/>
+      </w:pPr>
+      <w:r>
+        <w:rPr>
+          <w:b/>
+          <w:i w:val="0"/>
+          <w:sz w:val="21"/>
+        </w:rPr>
+        <w:t>Year-on-year change. Used for monthly macro-economic series whose level is not directly comparable across regimes:</w:t>
+      </w:r>
+    </w:p>
+    <w:tbl>
+      <w:tblPr>
+        <w:tblW w:type="auto" w:w="0"/>
+        <w:tblLayout w:type="fixed"/>
+        <w:tblLook w:firstColumn="1" w:firstRow="1" w:lastColumn="0" w:lastRow="0" w:noHBand="0" w:noVBand="1" w:val="04A0"/>
+      </w:tblPr>
+      <w:tblGrid>
+        <w:gridCol w:w="7776"/>
+        <w:gridCol w:w="1296"/>
+      </w:tblGrid>
+      <w:tr>
+        <w:tc>
+          <w:tcPr>
+            <w:tcW w:type="dxa" w:w="4536"/>
+            <w:tcBorders>
+              <w:top w:val="nil"/>
+              <w:left w:val="nil"/>
+              <w:bottom w:val="nil"/>
+              <w:right w:val="nil"/>
+            </w:tcBorders>
+          </w:tcPr>
+          <w:p>
+            <w:pPr>
+              <w:jc w:val="center"/>
+            </w:pPr>
+            <m:oMathPara>
+              <m:oMath>
+                <m:r>
+                  <m:rPr>
+                    <m:sty m:val="p"/>
+                  </m:rPr>
+                  <m:t>YoY</m:t>
+                </m:r>
+                <m:d>
+                  <m:dPr>
+                    <m:begChr m:val="("/>
+                    <m:endChr m:val=")"/>
+                  </m:dPr>
+                  <m:e>
+                    <m:sSub>
+                      <m:e>
+                        <m:r>
+                          <m:t>x</m:t>
+                        </m:r>
+                      </m:e>
+                      <m:sub>
+                        <m:r>
+                          <m:t>t</m:t>
+                        </m:r>
+                      </m:sub>
+                    </m:sSub>
+                  </m:e>
+                </m:d>
+                <m:r>
+                  <m:t>=</m:t>
+                </m:r>
+                <m:f>
+                  <m:num>
+                    <m:sSub>
+                      <m:e>
+                        <m:r>
+                          <m:t>x</m:t>
+                        </m:r>
+                      </m:e>
+                      <m:sub>
+                        <m:r>
+                          <m:t>t</m:t>
+                        </m:r>
+                      </m:sub>
+                    </m:sSub>
+                    <m:r>
+                      <m:t>−</m:t>
+                    </m:r>
+                    <m:sSub>
+                      <m:e>
+                        <m:r>
+                          <m:t>x</m:t>
+                        </m:r>
+                      </m:e>
+                      <m:sub>
+                        <m:r>
+                          <m:rPr>
+                            <m:sty m:val="p"/>
+                          </m:rPr>
+                          <m:t>t−12</m:t>
+                        </m:r>
+                      </m:sub>
+                    </m:sSub>
+                  </m:num>
+                  <m:den>
+                    <m:sSub>
+                      <m:e>
+                        <m:r>
+                          <m:t>x</m:t>
+                        </m:r>
+                      </m:e>
+                      <m:sub>
+                        <m:r>
+                          <m:rPr>
+                            <m:sty m:val="p"/>
+                          </m:rPr>
+                          <m:t>t−12</m:t>
+                        </m:r>
+                      </m:sub>
+                    </m:sSub>
+                  </m:den>
+                </m:f>
+              </m:oMath>
+            </m:oMathPara>
+          </w:p>
+        </w:tc>
+        <w:tc>
+          <w:tcPr>
+            <w:tcW w:type="dxa" w:w="4536"/>
+            <w:tcBorders>
+              <w:top w:val="nil"/>
+              <w:left w:val="nil"/>
+              <w:bottom w:val="nil"/>
+              <w:right w:val="nil"/>
+            </w:tcBorders>
+          </w:tcPr>
+          <w:p>
+            <w:pPr>
+              <w:jc w:val="right"/>
+            </w:pPr>
+            <w:r>
+              <w:rPr>
+                <w:sz w:val="20"/>
+              </w:rPr>
+              <w:t>(6.6)</w:t>
+            </w:r>
+          </w:p>
+        </w:tc>
+      </w:tr>
+    </w:tbl>
+    <w:p/>
+    <w:p>
+      <w:pPr>
+        <w:pStyle w:val="Heading2"/>
+        <w:spacing w:before="200" w:after="40"/>
+      </w:pPr>
+      <w:r>
+        <w:t>6.4  Indicator families</w:t>
+      </w:r>
+    </w:p>
+    <w:p>
+      <w:pPr>
+        <w:spacing w:after="120"/>
+      </w:pPr>
+      <w:r>
+        <w:rPr>
+          <w:b w:val="0"/>
+          <w:i w:val="0"/>
+          <w:sz w:val="21"/>
+        </w:rPr>
+        <w:t>The ninety-two indicators are organised across regions and concept families:</w:t>
+      </w:r>
+    </w:p>
+    <w:tbl>
+      <w:tblPr>
+        <w:tblStyle w:val="TableGrid"/>
+        <w:tblW w:type="auto" w:w="0"/>
+        <w:tblLook w:firstColumn="1" w:firstRow="1" w:lastColumn="0" w:lastRow="0" w:noHBand="0" w:noVBand="1" w:val="04A0"/>
+      </w:tblPr>
+      <w:tblGrid>
+        <w:gridCol w:w="3024"/>
+        <w:gridCol w:w="3024"/>
+        <w:gridCol w:w="3024"/>
+      </w:tblGrid>
+      <w:tr>
+        <w:tc>
+          <w:tcPr>
+            <w:tcW w:type="dxa" w:w="2880"/>
+            <w:shd w:val="clear" w:color="auto" w:fill="D9E2F3"/>
+          </w:tcPr>
+          <w:p>
+            <w:pPr>
+              <w:spacing w:before="40" w:after="40"/>
+            </w:pPr>
+            <w:r/>
+            <w:r>
+              <w:rPr>
+                <w:b/>
+                <w:sz w:val="19"/>
+              </w:rPr>
+              <w:t>Family</w:t>
+            </w:r>
+          </w:p>
+        </w:tc>
+        <w:tc>
+          <w:tcPr>
+            <w:tcW w:type="dxa" w:w="864"/>
+            <w:shd w:val="clear" w:color="auto" w:fill="D9E2F3"/>
+          </w:tcPr>
+          <w:p>
+            <w:pPr>
+              <w:spacing w:before="40" w:after="40"/>
+            </w:pPr>
+            <w:r/>
+            <w:r>
+              <w:rPr>
+                <w:b/>
+                <w:sz w:val="19"/>
+              </w:rPr>
+              <w:t>Count</w:t>
+            </w:r>
+          </w:p>
+        </w:tc>
+        <w:tc>
+          <w:tcPr>
+            <w:tcW w:type="dxa" w:w="5616"/>
+            <w:shd w:val="clear" w:color="auto" w:fill="D9E2F3"/>
+          </w:tcPr>
+          <w:p>
+            <w:pPr>
+              <w:spacing w:before="40" w:after="40"/>
+            </w:pPr>
+            <w:r/>
+            <w:r>
+              <w:rPr>
+                <w:b/>
+                <w:sz w:val="19"/>
+              </w:rPr>
+              <w:t>Coverage</w:t>
+            </w:r>
+          </w:p>
+        </w:tc>
+      </w:tr>
+      <w:tr>
+        <w:tc>
+          <w:tcPr>
+            <w:tcW w:type="dxa" w:w="2880"/>
+          </w:tcPr>
+          <w:p>
+            <w:pPr>
+              <w:spacing w:before="20" w:after="20"/>
+            </w:pPr>
+            <w:r/>
+            <w:r>
+              <w:rPr>
+                <w:sz w:val="19"/>
+              </w:rPr>
+              <w:t>US</w:t>
+            </w:r>
+          </w:p>
+        </w:tc>
+        <w:tc>
+          <w:tcPr>
+            <w:tcW w:type="dxa" w:w="864"/>
+          </w:tcPr>
+          <w:p>
+            <w:pPr>
+              <w:spacing w:before="20" w:after="20"/>
+            </w:pPr>
+            <w:r/>
+            <w:r>
+              <w:rPr>
+                <w:sz w:val="19"/>
+              </w:rPr>
+              <w:t>34</w:t>
+            </w:r>
+          </w:p>
+        </w:tc>
+        <w:tc>
+          <w:tcPr>
+            <w:tcW w:type="dxa" w:w="5616"/>
+          </w:tcPr>
+          <w:p>
+            <w:pPr>
+              <w:spacing w:before="20" w:after="20"/>
+            </w:pPr>
+            <w:r/>
+            <w:r>
+              <w:rPr>
+                <w:sz w:val="19"/>
+              </w:rPr>
+              <w:t>Equity rotation, credit, rates, volatility, momentum, macro / survey</w:t>
+            </w:r>
+          </w:p>
+        </w:tc>
+      </w:tr>
+      <w:tr>
+        <w:tc>
+          <w:tcPr>
+            <w:tcW w:type="dxa" w:w="2880"/>
+          </w:tcPr>
+          <w:p>
+            <w:pPr>
+              <w:spacing w:before="20" w:after="20"/>
+            </w:pPr>
+            <w:r/>
+            <w:r>
+              <w:rPr>
+                <w:sz w:val="19"/>
+              </w:rPr>
+              <w:t>Europe / UK</w:t>
+            </w:r>
+          </w:p>
+        </w:tc>
+        <w:tc>
+          <w:tcPr>
+            <w:tcW w:type="dxa" w:w="864"/>
+          </w:tcPr>
+          <w:p>
+            <w:pPr>
+              <w:spacing w:before="20" w:after="20"/>
+            </w:pPr>
+            <w:r/>
+            <w:r>
+              <w:rPr>
+                <w:sz w:val="19"/>
+              </w:rPr>
+              <w:t>11</w:t>
+            </w:r>
+          </w:p>
+        </w:tc>
+        <w:tc>
+          <w:tcPr>
+            <w:tcW w:type="dxa" w:w="5616"/>
+          </w:tcPr>
+          <w:p>
+            <w:pPr>
+              <w:spacing w:before="20" w:after="20"/>
+            </w:pPr>
+            <w:r/>
+            <w:r>
+              <w:rPr>
+                <w:sz w:val="19"/>
+              </w:rPr>
+              <w:t>European cyclicals, EU IG/HY credit, BTP-Bund, gilts, breakeven, GBP credit</w:t>
+            </w:r>
+          </w:p>
+        </w:tc>
+      </w:tr>
+      <w:tr>
+        <w:tc>
+          <w:tcPr>
+            <w:tcW w:type="dxa" w:w="2880"/>
+          </w:tcPr>
+          <w:p>
+            <w:pPr>
+              <w:spacing w:before="20" w:after="20"/>
+            </w:pPr>
+            <w:r/>
+            <w:r>
+              <w:rPr>
+                <w:sz w:val="19"/>
+              </w:rPr>
+              <w:t>Japan</w:t>
+            </w:r>
+          </w:p>
+        </w:tc>
+        <w:tc>
+          <w:tcPr>
+            <w:tcW w:type="dxa" w:w="864"/>
+          </w:tcPr>
+          <w:p>
+            <w:pPr>
+              <w:spacing w:before="20" w:after="20"/>
+            </w:pPr>
+            <w:r/>
+            <w:r>
+              <w:rPr>
+                <w:sz w:val="19"/>
+              </w:rPr>
+              <w:t>1</w:t>
+            </w:r>
+          </w:p>
+        </w:tc>
+        <w:tc>
+          <w:tcPr>
+            <w:tcW w:type="dxa" w:w="5616"/>
+          </w:tcPr>
+          <w:p>
+            <w:pPr>
+              <w:spacing w:before="20" w:after="20"/>
+            </w:pPr>
+            <w:r/>
+            <w:r>
+              <w:rPr>
+                <w:sz w:val="19"/>
+              </w:rPr>
+              <w:t>Japan vs global equities</w:t>
+            </w:r>
+          </w:p>
+        </w:tc>
+      </w:tr>
+      <w:tr>
+        <w:tc>
+          <w:tcPr>
+            <w:tcW w:type="dxa" w:w="2880"/>
+          </w:tcPr>
+          <w:p>
+            <w:pPr>
+              <w:spacing w:before="20" w:after="20"/>
+            </w:pPr>
+            <w:r/>
+            <w:r>
+              <w:rPr>
+                <w:sz w:val="19"/>
+              </w:rPr>
+              <w:t>Asia (China / India)</w:t>
+            </w:r>
+          </w:p>
+        </w:tc>
+        <w:tc>
+          <w:tcPr>
+            <w:tcW w:type="dxa" w:w="864"/>
+          </w:tcPr>
+          <w:p>
+            <w:pPr>
+              <w:spacing w:before="20" w:after="20"/>
+            </w:pPr>
+            <w:r/>
+            <w:r>
+              <w:rPr>
+                <w:sz w:val="19"/>
+              </w:rPr>
+              <w:t>6</w:t>
+            </w:r>
+          </w:p>
+        </w:tc>
+        <w:tc>
+          <w:tcPr>
+            <w:tcW w:type="dxa" w:w="5616"/>
+          </w:tcPr>
+          <w:p>
+            <w:pPr>
+              <w:spacing w:before="20" w:after="20"/>
+            </w:pPr>
+            <w:r/>
+            <w:r>
+              <w:rPr>
+                <w:sz w:val="19"/>
+              </w:rPr>
+              <w:t>Size, growth, rates</w:t>
+            </w:r>
+          </w:p>
+        </w:tc>
+      </w:tr>
+      <w:tr>
+        <w:tc>
+          <w:tcPr>
+            <w:tcW w:type="dxa" w:w="2880"/>
+          </w:tcPr>
+          <w:p>
+            <w:pPr>
+              <w:spacing w:before="20" w:after="20"/>
+            </w:pPr>
+            <w:r/>
+            <w:r>
+              <w:rPr>
+                <w:sz w:val="19"/>
+              </w:rPr>
+              <w:t>Global</w:t>
+            </w:r>
+          </w:p>
+        </w:tc>
+        <w:tc>
+          <w:tcPr>
+            <w:tcW w:type="dxa" w:w="864"/>
+          </w:tcPr>
+          <w:p>
+            <w:pPr>
+              <w:spacing w:before="20" w:after="20"/>
+            </w:pPr>
+            <w:r/>
+            <w:r>
+              <w:rPr>
+                <w:sz w:val="19"/>
+              </w:rPr>
+              <w:t>8</w:t>
+            </w:r>
+          </w:p>
+        </w:tc>
+        <w:tc>
+          <w:tcPr>
+            <w:tcW w:type="dxa" w:w="5616"/>
+          </w:tcPr>
+          <w:p>
+            <w:pPr>
+              <w:spacing w:before="20" w:after="20"/>
+            </w:pPr>
+            <w:r/>
+            <w:r>
+              <w:rPr>
+                <w:sz w:val="19"/>
+              </w:rPr>
+              <w:t>Risk appetite, EM vs DM, CLI differentials and breadth</w:t>
+            </w:r>
+          </w:p>
+        </w:tc>
+      </w:tr>
+      <w:tr>
+        <w:tc>
+          <w:tcPr>
+            <w:tcW w:type="dxa" w:w="2880"/>
+          </w:tcPr>
+          <w:p>
+            <w:pPr>
+              <w:spacing w:before="20" w:after="20"/>
+            </w:pPr>
+            <w:r/>
+            <w:r>
+              <w:rPr>
+                <w:sz w:val="19"/>
+              </w:rPr>
+              <w:t>FX &amp; Commodities</w:t>
+            </w:r>
+          </w:p>
+        </w:tc>
+        <w:tc>
+          <w:tcPr>
+            <w:tcW w:type="dxa" w:w="864"/>
+          </w:tcPr>
+          <w:p>
+            <w:pPr>
+              <w:spacing w:before="20" w:after="20"/>
+            </w:pPr>
+            <w:r/>
+            <w:r>
+              <w:rPr>
+                <w:sz w:val="19"/>
+              </w:rPr>
+              <w:t>9</w:t>
+            </w:r>
+          </w:p>
+        </w:tc>
+        <w:tc>
+          <w:tcPr>
+            <w:tcW w:type="dxa" w:w="5616"/>
+          </w:tcPr>
+          <w:p>
+            <w:pPr>
+              <w:spacing w:before="20" w:after="20"/>
+            </w:pPr>
+            <w:r/>
+            <w:r>
+              <w:rPr>
+                <w:sz w:val="19"/>
+              </w:rPr>
+              <w:t>Copper/gold, dollar, iron ore, commodity and FX momentum</w:t>
+            </w:r>
+          </w:p>
+        </w:tc>
+      </w:tr>
+      <w:tr>
+        <w:tc>
+          <w:tcPr>
+            <w:tcW w:type="dxa" w:w="2880"/>
+          </w:tcPr>
+          <w:p>
+            <w:pPr>
+              <w:spacing w:before="20" w:after="20"/>
+            </w:pPr>
+            <w:r/>
+            <w:r>
+              <w:rPr>
+                <w:sz w:val="19"/>
+              </w:rPr>
+              <w:t>Survey composites</w:t>
+            </w:r>
+          </w:p>
+        </w:tc>
+        <w:tc>
+          <w:tcPr>
+            <w:tcW w:type="dxa" w:w="864"/>
+          </w:tcPr>
+          <w:p>
+            <w:pPr>
+              <w:spacing w:before="20" w:after="20"/>
+            </w:pPr>
+            <w:r/>
+            <w:r>
+              <w:rPr>
+                <w:sz w:val="19"/>
+              </w:rPr>
+              <w:t>23</w:t>
+            </w:r>
+          </w:p>
+        </w:tc>
+        <w:tc>
+          <w:tcPr>
+            <w:tcW w:type="dxa" w:w="5616"/>
+          </w:tcPr>
+          <w:p>
+            <w:pPr>
+              <w:spacing w:before="20" w:after="20"/>
+            </w:pPr>
+            <w:r/>
+            <w:r>
+              <w:rPr>
+                <w:sz w:val="19"/>
+              </w:rPr>
+              <w:t>Country-level OECD CLI / business / consumer confidence, ISM, PMI</w:t>
+            </w:r>
+          </w:p>
+        </w:tc>
+      </w:tr>
+    </w:tbl>
+    <w:p/>
+    <w:p>
+      <w:pPr>
+        <w:pStyle w:val="Heading2"/>
+        <w:spacing w:before="200" w:after="40"/>
+      </w:pPr>
+      <w:r>
+        <w:t>6.5  Six worked examples</w:t>
+      </w:r>
+    </w:p>
+    <w:p>
+      <w:pPr>
+        <w:spacing w:after="120"/>
+      </w:pPr>
+      <w:r>
+        <w:rPr>
+          <w:b w:val="0"/>
+          <w:i w:val="0"/>
+          <w:sz w:val="21"/>
+        </w:rPr>
+        <w:t>The six examples that follow span the full breadth of the library: an equity-rotation log-ratio, a credit-spread level-and-z hybrid, a yield-curve arithmetic difference, an equity-volatility term-structure spread, a cross-commodity log-ratio, and a multi-country survey composite. Each card lists the formula, the data sources, the regime thresholds, an interpretation, and the supporting academic references.</w:t>
+      </w:r>
+    </w:p>
+    <w:tbl>
+      <w:tblPr>
+        <w:tblStyle w:val="TableGrid"/>
+        <w:tblW w:type="auto" w:w="0"/>
+        <w:tblLayout w:type="fixed"/>
+        <w:tblLook w:firstColumn="1" w:firstRow="1" w:lastColumn="0" w:lastRow="0" w:noHBand="0" w:noVBand="1" w:val="04A0"/>
+      </w:tblPr>
+      <w:tblGrid>
+        <w:gridCol w:w="1584"/>
+        <w:gridCol w:w="7776"/>
+      </w:tblGrid>
+      <w:tr>
+        <w:tc>
+          <w:tcPr>
+            <w:tcW w:type="dxa" w:w="9072"/>
+            <w:gridSpan w:val="2"/>
+            <w:shd w:val="clear" w:color="auto" w:fill="D9E2F3"/>
+          </w:tcPr>
+          <w:p>
+            <w:pPr>
+              <w:spacing w:before="40" w:after="40"/>
+            </w:pPr>
+            <w:r>
+              <w:rPr>
+                <w:b/>
+                <w:sz w:val="22"/>
+              </w:rPr>
+              <w:t>US_G1  —  Cyclicals vs Defensives (Discretionary / Staples)</w:t>
+            </w:r>
+          </w:p>
+        </w:tc>
+      </w:tr>
+      <w:tr>
+        <w:tc>
+          <w:tcPr>
+            <w:tcW w:type="dxa" w:w="4536"/>
+            <w:shd w:val="clear" w:color="auto" w:fill="F2F2F2"/>
+          </w:tcPr>
+          <w:p>
+            <w:pPr>
+              <w:spacing w:before="40" w:after="40"/>
+            </w:pPr>
+            <w:r>
+              <w:rPr>
+                <w:b/>
+                <w:sz w:val="19"/>
+              </w:rPr>
+              <w:t>Formula</w:t>
+            </w:r>
+          </w:p>
+        </w:tc>
+        <w:tc>
+          <w:tcPr>
+            <w:tcW w:type="dxa" w:w="4536"/>
+          </w:tcPr>
+          <w:p>
+            <w:pPr>
+              <w:spacing w:before="40" w:after="40"/>
+              <w:jc w:val="center"/>
+            </w:pPr>
+            <m:oMathPara>
+              <m:oMath>
+                <m:r>
+                  <m:t>I</m:t>
+                </m:r>
+                <m:r>
+                  <m:t>=</m:t>
+                </m:r>
+                <m:func>
+                  <m:fName>
+                    <m:r>
+                      <m:rPr>
+                        <m:sty m:val="p"/>
+                      </m:rPr>
+                      <m:t>log</m:t>
+                    </m:r>
+                  </m:fName>
+                  <m:e>
+                    <m:f>
+                      <m:num>
+                        <m:r>
+                          <m:rPr>
+                            <m:sty m:val="p"/>
+                          </m:rPr>
+                          <m:t>XLY</m:t>
+                        </m:r>
+                      </m:num>
+                      <m:den>
+                        <m:r>
+                          <m:rPr>
+                            <m:sty m:val="p"/>
+                          </m:rPr>
+                          <m:t>XLP</m:t>
+                        </m:r>
+                      </m:den>
+                    </m:f>
+                  </m:e>
+                </m:func>
+              </m:oMath>
+            </m:oMathPara>
+          </w:p>
+        </w:tc>
+      </w:tr>
+      <w:tr>
+        <w:tc>
+          <w:tcPr>
+            <w:tcW w:type="dxa" w:w="4536"/>
+            <w:shd w:val="clear" w:color="auto" w:fill="F2F2F2"/>
+          </w:tcPr>
+          <w:p>
+            <w:pPr>
+              <w:spacing w:before="40" w:after="40"/>
+            </w:pPr>
+            <w:r>
+              <w:rPr>
+                <w:b/>
+                <w:sz w:val="19"/>
+              </w:rPr>
+              <w:t>Data</w:t>
+            </w:r>
+          </w:p>
+        </w:tc>
+        <w:tc>
+          <w:tcPr>
+            <w:tcW w:type="dxa" w:w="4536"/>
+          </w:tcPr>
+          <w:p>
+            <w:pPr>
+              <w:spacing w:before="40" w:after="40"/>
+            </w:pPr>
+            <w:r>
+              <w:rPr>
+                <w:i w:val="0"/>
+                <w:sz w:val="19"/>
+              </w:rPr>
+              <w:t>SPDR Consumer Discretionary ETF (XLY) and SPDR Consumer Staples ETF (XLP), yfinance total-return.</w:t>
+            </w:r>
+          </w:p>
+        </w:tc>
+      </w:tr>
+      <w:tr>
+        <w:tc>
+          <w:tcPr>
+            <w:tcW w:type="dxa" w:w="4536"/>
+            <w:shd w:val="clear" w:color="auto" w:fill="F2F2F2"/>
+          </w:tcPr>
+          <w:p>
+            <w:pPr>
+              <w:spacing w:before="40" w:after="40"/>
+            </w:pPr>
+            <w:r>
+              <w:rPr>
+                <w:b/>
+                <w:sz w:val="19"/>
+              </w:rPr>
+              <w:t>Lookback</w:t>
+            </w:r>
+          </w:p>
+        </w:tc>
+        <w:tc>
+          <w:tcPr>
+            <w:tcW w:type="dxa" w:w="4536"/>
+          </w:tcPr>
+          <w:p>
+            <w:pPr>
+              <w:spacing w:before="40" w:after="40"/>
+            </w:pPr>
+            <w:r>
+              <w:rPr>
+                <w:i w:val="0"/>
+                <w:sz w:val="19"/>
+              </w:rPr>
+              <w:t>156-week rolling z-score of the log-ratio.</w:t>
+            </w:r>
+          </w:p>
+        </w:tc>
+      </w:tr>
+      <w:tr>
+        <w:tc>
+          <w:tcPr>
+            <w:tcW w:type="dxa" w:w="4536"/>
+            <w:shd w:val="clear" w:color="auto" w:fill="F2F2F2"/>
+          </w:tcPr>
+          <w:p>
+            <w:pPr>
+              <w:spacing w:before="40" w:after="40"/>
+            </w:pPr>
+            <w:r>
+              <w:rPr>
+                <w:b/>
+                <w:sz w:val="19"/>
+              </w:rPr>
+              <w:t>Regime</w:t>
+            </w:r>
+          </w:p>
+        </w:tc>
+        <w:tc>
+          <w:tcPr>
+            <w:tcW w:type="dxa" w:w="4536"/>
+          </w:tcPr>
+          <w:p>
+            <w:pPr>
+              <w:spacing w:before="20" w:after="20"/>
+            </w:pPr>
+            <w:r>
+              <w:rPr>
+                <w:b/>
+                <w:sz w:val="19"/>
+              </w:rPr>
+              <w:t>z &gt; +1</w:t>
+            </w:r>
+            <w:r>
+              <w:rPr>
+                <w:sz w:val="19"/>
+              </w:rPr>
+              <w:t xml:space="preserve">   →   </w:t>
+            </w:r>
+            <w:r>
+              <w:rPr>
+                <w:sz w:val="19"/>
+              </w:rPr>
+              <w:t>pro-growth — OW discretionary, HY credit, cyclicals</w:t>
+            </w:r>
+          </w:p>
+          <w:p>
+            <w:pPr>
+              <w:spacing w:before="20" w:after="20"/>
+            </w:pPr>
+            <w:r>
+              <w:rPr>
+                <w:b/>
+                <w:sz w:val="19"/>
+              </w:rPr>
+              <w:t>|z| ≤ 1</w:t>
+            </w:r>
+            <w:r>
+              <w:rPr>
+                <w:sz w:val="19"/>
+              </w:rPr>
+              <w:t xml:space="preserve">   →   </w:t>
+            </w:r>
+            <w:r>
+              <w:rPr>
+                <w:sz w:val="19"/>
+              </w:rPr>
+              <w:t>neutral — balanced allocation</w:t>
+            </w:r>
+          </w:p>
+          <w:p>
+            <w:pPr>
+              <w:spacing w:before="20" w:after="20"/>
+            </w:pPr>
+            <w:r>
+              <w:rPr>
+                <w:b/>
+                <w:sz w:val="19"/>
+              </w:rPr>
+              <w:t>z &lt; −1</w:t>
+            </w:r>
+            <w:r>
+              <w:rPr>
+                <w:sz w:val="19"/>
+              </w:rPr>
+              <w:t xml:space="preserve">   →   </w:t>
+            </w:r>
+            <w:r>
+              <w:rPr>
+                <w:sz w:val="19"/>
+              </w:rPr>
+              <w:t>defensive — OW staples, IG, defensive sectors</w:t>
+            </w:r>
+          </w:p>
+        </w:tc>
+      </w:tr>
+      <w:tr>
+        <w:tc>
+          <w:tcPr>
+            <w:tcW w:type="dxa" w:w="4536"/>
+            <w:shd w:val="clear" w:color="auto" w:fill="F2F2F2"/>
+          </w:tcPr>
+          <w:p>
+            <w:pPr>
+              <w:spacing w:before="40" w:after="40"/>
+            </w:pPr>
+            <w:r>
+              <w:rPr>
+                <w:b/>
+                <w:sz w:val="19"/>
+              </w:rPr>
+              <w:t>Interpretation</w:t>
+            </w:r>
+          </w:p>
+        </w:tc>
+        <w:tc>
+          <w:tcPr>
+            <w:tcW w:type="dxa" w:w="4536"/>
+          </w:tcPr>
+          <w:p>
+            <w:pPr>
+              <w:spacing w:before="40" w:after="40"/>
+            </w:pPr>
+            <w:r>
+              <w:rPr>
+                <w:i w:val="0"/>
+                <w:sz w:val="19"/>
+              </w:rPr>
+              <w:t>Households purchase discretionaries when they feel financially secure and curtail them in stress; staples spending is near-inelastic. The ratio therefore distils aggregate consumer confidence and tends to peak three to six months ahead of the economic cycle.</w:t>
+            </w:r>
+          </w:p>
+        </w:tc>
+      </w:tr>
+      <w:tr>
+        <w:tc>
+          <w:tcPr>
+            <w:tcW w:type="dxa" w:w="4536"/>
+            <w:shd w:val="clear" w:color="auto" w:fill="F2F2F2"/>
+          </w:tcPr>
+          <w:p>
+            <w:pPr>
+              <w:spacing w:before="40" w:after="40"/>
+            </w:pPr>
+            <w:r>
+              <w:rPr>
+                <w:b/>
+                <w:sz w:val="19"/>
+              </w:rPr>
+              <w:t>References</w:t>
+            </w:r>
+          </w:p>
+        </w:tc>
+        <w:tc>
+          <w:tcPr>
+            <w:tcW w:type="dxa" w:w="4536"/>
+          </w:tcPr>
+          <w:p>
+            <w:pPr>
+              <w:spacing w:before="40" w:after="40"/>
+            </w:pPr>
+            <w:r>
+              <w:rPr>
+                <w:i/>
+                <w:sz w:val="18"/>
+              </w:rPr>
+              <w:t>Friedman (1957) permanent-income hypothesis; Fama &amp; French (1989) on cyclicals leading staples around cycle turns; Conference Board LEI methodology.</w:t>
+            </w:r>
+          </w:p>
+        </w:tc>
+      </w:tr>
+    </w:tbl>
+    <w:p/>
+    <w:tbl>
+      <w:tblPr>
+        <w:tblStyle w:val="TableGrid"/>
+        <w:tblW w:type="auto" w:w="0"/>
+        <w:tblLayout w:type="fixed"/>
+        <w:tblLook w:firstColumn="1" w:firstRow="1" w:lastColumn="0" w:lastRow="0" w:noHBand="0" w:noVBand="1" w:val="04A0"/>
+      </w:tblPr>
+      <w:tblGrid>
+        <w:gridCol w:w="1584"/>
+        <w:gridCol w:w="7776"/>
+      </w:tblGrid>
+      <w:tr>
+        <w:tc>
+          <w:tcPr>
+            <w:tcW w:type="dxa" w:w="9072"/>
+            <w:gridSpan w:val="2"/>
+            <w:shd w:val="clear" w:color="auto" w:fill="D9E2F3"/>
+          </w:tcPr>
+          <w:p>
+            <w:pPr>
+              <w:spacing w:before="40" w:after="40"/>
+            </w:pPr>
+            <w:r>
+              <w:rPr>
+                <w:b/>
+                <w:sz w:val="22"/>
+              </w:rPr>
+              <w:t>US_Cr2  —  US High-Yield Credit Spread (5-regime)</w:t>
+            </w:r>
+          </w:p>
+        </w:tc>
+      </w:tr>
+      <w:tr>
+        <w:tc>
+          <w:tcPr>
+            <w:tcW w:type="dxa" w:w="4536"/>
+            <w:shd w:val="clear" w:color="auto" w:fill="F2F2F2"/>
+          </w:tcPr>
+          <w:p>
+            <w:pPr>
+              <w:spacing w:before="40" w:after="40"/>
+            </w:pPr>
+            <w:r>
+              <w:rPr>
+                <w:b/>
+                <w:sz w:val="19"/>
+              </w:rPr>
+              <w:t>Formula</w:t>
+            </w:r>
+          </w:p>
+        </w:tc>
+        <w:tc>
+          <w:tcPr>
+            <w:tcW w:type="dxa" w:w="4536"/>
+          </w:tcPr>
+          <w:p>
+            <w:pPr>
+              <w:spacing w:before="40" w:after="40"/>
+              <w:jc w:val="center"/>
+            </w:pPr>
+            <m:oMathPara>
+              <m:oMath>
+                <m:r>
+                  <m:rPr>
+                    <m:sty m:val="p"/>
+                  </m:rPr>
+                  <m:t>regime</m:t>
+                </m:r>
+                <m:r>
+                  <m:t>=</m:t>
+                </m:r>
+                <m:d>
+                  <m:dPr>
+                    <m:begChr m:val="{"/>
+                    <m:endChr m:val=""/>
+                  </m:dPr>
+                  <m:e>
+                    <m:eqArr>
+                      <m:eqArrPr>
+                        <m:baseJc m:val="center"/>
+                      </m:eqArrPr>
+                      <m:e>
+                        <m:r>
+                          <m:rPr>
+                            <m:sty m:val="p"/>
+                          </m:rPr>
+                          <m:t>opportunity</m:t>
+                        </m:r>
+                        <m:r>
+                          <m:rPr>
+                            <m:sty m:val="p"/>
+                          </m:rPr>
+                          <m:t>,   if HY_OAS &gt; 800   ∨   z &gt; +2</m:t>
+                        </m:r>
+                      </m:e>
+                      <m:e>
+                        <m:r>
+                          <m:rPr>
+                            <m:sty m:val="p"/>
+                          </m:rPr>
+                          <m:t>stress</m:t>
+                        </m:r>
+                        <m:r>
+                          <m:rPr>
+                            <m:sty m:val="p"/>
+                          </m:rPr>
+                          <m:t>,            if HY_OAS &gt; 500   ∧   z &gt; +1</m:t>
+                        </m:r>
+                      </m:e>
+                      <m:e>
+                        <m:r>
+                          <m:rPr>
+                            <m:sty m:val="p"/>
+                          </m:rPr>
+                          <m:t>normal</m:t>
+                        </m:r>
+                        <m:r>
+                          <m:rPr>
+                            <m:sty m:val="p"/>
+                          </m:rPr>
+                          <m:t>,          if 400 ≤ HY_OAS ≤ 600   ∧   |z| &lt; 1</m:t>
+                        </m:r>
+                      </m:e>
+                      <m:e>
+                        <m:r>
+                          <m:rPr>
+                            <m:sty m:val="p"/>
+                          </m:rPr>
+                          <m:t>complacent</m:t>
+                        </m:r>
+                        <m:r>
+                          <m:rPr>
+                            <m:sty m:val="p"/>
+                          </m:rPr>
+                          <m:t>,   if HY_OAS &lt; 400   ∧   z &lt; −0.5</m:t>
+                        </m:r>
+                      </m:e>
+                      <m:e>
+                        <m:r>
+                          <m:rPr>
+                            <m:sty m:val="p"/>
+                          </m:rPr>
+                          <m:t>frothy</m:t>
+                        </m:r>
+                        <m:r>
+                          <m:rPr>
+                            <m:sty m:val="p"/>
+                          </m:rPr>
+                          <m:t>,            if HY_OAS &lt; 300   ∧   z &lt; −1</m:t>
+                        </m:r>
+                      </m:e>
+                    </m:eqArr>
+                  </m:e>
+                </m:d>
+              </m:oMath>
+            </m:oMathPara>
+          </w:p>
+        </w:tc>
+      </w:tr>
+      <w:tr>
+        <w:tc>
+          <w:tcPr>
+            <w:tcW w:type="dxa" w:w="4536"/>
+            <w:shd w:val="clear" w:color="auto" w:fill="F2F2F2"/>
+          </w:tcPr>
+          <w:p>
+            <w:pPr>
+              <w:spacing w:before="40" w:after="40"/>
+            </w:pPr>
+            <w:r>
+              <w:rPr>
+                <w:b/>
+                <w:sz w:val="19"/>
+              </w:rPr>
+              <w:t>Data</w:t>
+            </w:r>
+          </w:p>
+        </w:tc>
+        <w:tc>
+          <w:tcPr>
+            <w:tcW w:type="dxa" w:w="4536"/>
+          </w:tcPr>
+          <w:p>
+            <w:pPr>
+              <w:spacing w:before="40" w:after="40"/>
+            </w:pPr>
+            <w:r>
+              <w:rPr>
+                <w:i w:val="0"/>
+                <w:sz w:val="19"/>
+              </w:rPr>
+              <w:t>ICE BofA US High Yield OAS (FRED: BAMLH0A0HYM2) and the 10-year Treasury yield (FRED: DGS10) for context.</w:t>
+            </w:r>
+          </w:p>
+        </w:tc>
+      </w:tr>
+      <w:tr>
+        <w:tc>
+          <w:tcPr>
+            <w:tcW w:type="dxa" w:w="4536"/>
+            <w:shd w:val="clear" w:color="auto" w:fill="F2F2F2"/>
+          </w:tcPr>
+          <w:p>
+            <w:pPr>
+              <w:spacing w:before="40" w:after="40"/>
+            </w:pPr>
+            <w:r>
+              <w:rPr>
+                <w:b/>
+                <w:sz w:val="19"/>
+              </w:rPr>
+              <w:t>Lookback</w:t>
+            </w:r>
+          </w:p>
+        </w:tc>
+        <w:tc>
+          <w:tcPr>
+            <w:tcW w:type="dxa" w:w="4536"/>
+          </w:tcPr>
+          <w:p>
+            <w:pPr>
+              <w:spacing w:before="40" w:after="40"/>
+            </w:pPr>
+            <w:r>
+              <w:rPr>
+                <w:i w:val="0"/>
+                <w:sz w:val="19"/>
+              </w:rPr>
+              <w:t>Regime is a level / z-score hybrid; z computed on a 156-week window.</w:t>
+            </w:r>
+          </w:p>
+        </w:tc>
+      </w:tr>
+      <w:tr>
+        <w:tc>
+          <w:tcPr>
+            <w:tcW w:type="dxa" w:w="4536"/>
+            <w:shd w:val="clear" w:color="auto" w:fill="F2F2F2"/>
+          </w:tcPr>
+          <w:p>
+            <w:pPr>
+              <w:spacing w:before="40" w:after="40"/>
+            </w:pPr>
+            <w:r>
+              <w:rPr>
+                <w:b/>
+                <w:sz w:val="19"/>
+              </w:rPr>
+              <w:t>Regime</w:t>
+            </w:r>
+          </w:p>
+        </w:tc>
+        <w:tc>
+          <w:tcPr>
+            <w:tcW w:type="dxa" w:w="4536"/>
+          </w:tcPr>
+          <w:p>
+            <w:pPr>
+              <w:spacing w:before="20" w:after="20"/>
+            </w:pPr>
+            <w:r>
+              <w:rPr>
+                <w:b/>
+                <w:sz w:val="19"/>
+              </w:rPr>
+              <w:t>Spread &gt; 800 bps   ∨   z &gt; +2</w:t>
+            </w:r>
+            <w:r>
+              <w:rPr>
+                <w:sz w:val="19"/>
+              </w:rPr>
+              <w:t xml:space="preserve">   →   </w:t>
+            </w:r>
+            <w:r>
+              <w:rPr>
+                <w:sz w:val="19"/>
+              </w:rPr>
+              <w:t>opportunity</w:t>
+            </w:r>
+          </w:p>
+          <w:p>
+            <w:pPr>
+              <w:spacing w:before="20" w:after="20"/>
+            </w:pPr>
+            <w:r>
+              <w:rPr>
+                <w:b/>
+                <w:sz w:val="19"/>
+              </w:rPr>
+              <w:t>Spread &gt; 500 bps   ∧   z &gt; +1</w:t>
+            </w:r>
+            <w:r>
+              <w:rPr>
+                <w:sz w:val="19"/>
+              </w:rPr>
+              <w:t xml:space="preserve">   →   </w:t>
+            </w:r>
+            <w:r>
+              <w:rPr>
+                <w:sz w:val="19"/>
+              </w:rPr>
+              <w:t>stress</w:t>
+            </w:r>
+          </w:p>
+          <w:p>
+            <w:pPr>
+              <w:spacing w:before="20" w:after="20"/>
+            </w:pPr>
+            <w:r>
+              <w:rPr>
+                <w:b/>
+                <w:sz w:val="19"/>
+              </w:rPr>
+              <w:t>400 ≤ spread ≤ 600   ∧   |z| &lt; 1</w:t>
+            </w:r>
+            <w:r>
+              <w:rPr>
+                <w:sz w:val="19"/>
+              </w:rPr>
+              <w:t xml:space="preserve">   →   </w:t>
+            </w:r>
+            <w:r>
+              <w:rPr>
+                <w:sz w:val="19"/>
+              </w:rPr>
+              <w:t>normal</w:t>
+            </w:r>
+          </w:p>
+          <w:p>
+            <w:pPr>
+              <w:spacing w:before="20" w:after="20"/>
+            </w:pPr>
+            <w:r>
+              <w:rPr>
+                <w:b/>
+                <w:sz w:val="19"/>
+              </w:rPr>
+              <w:t>Spread &lt; 400 bps   ∧   z &lt; −0.5</w:t>
+            </w:r>
+            <w:r>
+              <w:rPr>
+                <w:sz w:val="19"/>
+              </w:rPr>
+              <w:t xml:space="preserve">   →   </w:t>
+            </w:r>
+            <w:r>
+              <w:rPr>
+                <w:sz w:val="19"/>
+              </w:rPr>
+              <w:t>complacent</w:t>
+            </w:r>
+          </w:p>
+          <w:p>
+            <w:pPr>
+              <w:spacing w:before="20" w:after="20"/>
+            </w:pPr>
+            <w:r>
+              <w:rPr>
+                <w:b/>
+                <w:sz w:val="19"/>
+              </w:rPr>
+              <w:t>Spread &lt; 300 bps   ∧   z &lt; −1</w:t>
+            </w:r>
+            <w:r>
+              <w:rPr>
+                <w:sz w:val="19"/>
+              </w:rPr>
+              <w:t xml:space="preserve">   →   </w:t>
+            </w:r>
+            <w:r>
+              <w:rPr>
+                <w:sz w:val="19"/>
+              </w:rPr>
+              <w:t>frothy</w:t>
+            </w:r>
+          </w:p>
+        </w:tc>
+      </w:tr>
+      <w:tr>
+        <w:tc>
+          <w:tcPr>
+            <w:tcW w:type="dxa" w:w="4536"/>
+            <w:shd w:val="clear" w:color="auto" w:fill="F2F2F2"/>
+          </w:tcPr>
+          <w:p>
+            <w:pPr>
+              <w:spacing w:before="40" w:after="40"/>
+            </w:pPr>
+            <w:r>
+              <w:rPr>
+                <w:b/>
+                <w:sz w:val="19"/>
+              </w:rPr>
+              <w:t>Interpretation</w:t>
+            </w:r>
+          </w:p>
+        </w:tc>
+        <w:tc>
+          <w:tcPr>
+            <w:tcW w:type="dxa" w:w="4536"/>
+          </w:tcPr>
+          <w:p>
+            <w:pPr>
+              <w:spacing w:before="40" w:after="40"/>
+            </w:pPr>
+            <w:r>
+              <w:rPr>
+                <w:i w:val="0"/>
+                <w:sz w:val="19"/>
+              </w:rPr>
+              <w:t>The HY spread is the most sensitive real-time measure of credit conditions. Five regimes are required because at the extremes, structural levels (the 800 bps contrarian buy zone, the 300 bps frothy zone) carry signal that pure z-score normalisation would lose by adapting to regime drift.</w:t>
+            </w:r>
+          </w:p>
+        </w:tc>
+      </w:tr>
+      <w:tr>
+        <w:tc>
+          <w:tcPr>
+            <w:tcW w:type="dxa" w:w="4536"/>
+            <w:shd w:val="clear" w:color="auto" w:fill="F2F2F2"/>
+          </w:tcPr>
+          <w:p>
+            <w:pPr>
+              <w:spacing w:before="40" w:after="40"/>
+            </w:pPr>
+            <w:r>
+              <w:rPr>
+                <w:b/>
+                <w:sz w:val="19"/>
+              </w:rPr>
+              <w:t>References</w:t>
+            </w:r>
+          </w:p>
+        </w:tc>
+        <w:tc>
+          <w:tcPr>
+            <w:tcW w:type="dxa" w:w="4536"/>
+          </w:tcPr>
+          <w:p>
+            <w:pPr>
+              <w:spacing w:before="40" w:after="40"/>
+            </w:pPr>
+            <w:r>
+              <w:rPr>
+                <w:i/>
+                <w:sz w:val="18"/>
+              </w:rPr>
+              <w:t>Altman (1968) Z-score / default-probability framework; Merton (1974) structural credit model; Duffie &amp; Singleton (1999); T. Rowe Price post-crisis recovery study (CFA Institute analysis).</w:t>
+            </w:r>
+          </w:p>
+        </w:tc>
+      </w:tr>
+    </w:tbl>
+    <w:p/>
+    <w:tbl>
+      <w:tblPr>
+        <w:tblStyle w:val="TableGrid"/>
+        <w:tblW w:type="auto" w:w="0"/>
+        <w:tblLayout w:type="fixed"/>
+        <w:tblLook w:firstColumn="1" w:firstRow="1" w:lastColumn="0" w:lastRow="0" w:noHBand="0" w:noVBand="1" w:val="04A0"/>
+      </w:tblPr>
+      <w:tblGrid>
+        <w:gridCol w:w="1584"/>
+        <w:gridCol w:w="7776"/>
+      </w:tblGrid>
+      <w:tr>
+        <w:tc>
+          <w:tcPr>
+            <w:tcW w:type="dxa" w:w="9072"/>
+            <w:gridSpan w:val="2"/>
+            <w:shd w:val="clear" w:color="auto" w:fill="D9E2F3"/>
+          </w:tcPr>
+          <w:p>
+            <w:pPr>
+              <w:spacing w:before="40" w:after="40"/>
+            </w:pPr>
+            <w:r>
+              <w:rPr>
+                <w:b/>
+                <w:sz w:val="22"/>
+              </w:rPr>
+              <w:t>US_R1  —  Yield-Curve Slope 10Y − 3M</w:t>
+            </w:r>
+          </w:p>
+        </w:tc>
+      </w:tr>
+      <w:tr>
+        <w:tc>
+          <w:tcPr>
+            <w:tcW w:type="dxa" w:w="4536"/>
+            <w:shd w:val="clear" w:color="auto" w:fill="F2F2F2"/>
+          </w:tcPr>
+          <w:p>
+            <w:pPr>
+              <w:spacing w:before="40" w:after="40"/>
+            </w:pPr>
+            <w:r>
+              <w:rPr>
+                <w:b/>
+                <w:sz w:val="19"/>
+              </w:rPr>
+              <w:t>Formula</w:t>
+            </w:r>
+          </w:p>
+        </w:tc>
+        <w:tc>
+          <w:tcPr>
+            <w:tcW w:type="dxa" w:w="4536"/>
+          </w:tcPr>
+          <w:p>
+            <w:pPr>
+              <w:spacing w:before="40" w:after="40"/>
+              <w:jc w:val="center"/>
+            </w:pPr>
+            <m:oMathPara>
+              <m:oMath>
+                <m:r>
+                  <m:t>I</m:t>
+                </m:r>
+                <m:r>
+                  <m:t>=</m:t>
+                </m:r>
+                <m:sSub>
+                  <m:e>
+                    <m:r>
+                      <m:t>y</m:t>
+                    </m:r>
+                  </m:e>
+                  <m:sub>
+                    <m:r>
+                      <m:rPr>
+                        <m:sty m:val="p"/>
+                      </m:rPr>
+                      <m:t>10Y</m:t>
+                    </m:r>
+                  </m:sub>
+                </m:sSub>
+                <m:r>
+                  <m:t>−</m:t>
+                </m:r>
+                <m:sSub>
+                  <m:e>
+                    <m:r>
+                      <m:t>y</m:t>
+                    </m:r>
+                  </m:e>
+                  <m:sub>
+                    <m:r>
+                      <m:rPr>
+                        <m:sty m:val="p"/>
+                      </m:rPr>
+                      <m:t>3M</m:t>
+                    </m:r>
+                  </m:sub>
+                </m:sSub>
+              </m:oMath>
+            </m:oMathPara>
+          </w:p>
+        </w:tc>
+      </w:tr>
+      <w:tr>
+        <w:tc>
+          <w:tcPr>
+            <w:tcW w:type="dxa" w:w="4536"/>
+            <w:shd w:val="clear" w:color="auto" w:fill="F2F2F2"/>
+          </w:tcPr>
+          <w:p>
+            <w:pPr>
+              <w:spacing w:before="40" w:after="40"/>
+            </w:pPr>
+            <w:r>
+              <w:rPr>
+                <w:b/>
+                <w:sz w:val="19"/>
+              </w:rPr>
+              <w:t>Data</w:t>
+            </w:r>
+          </w:p>
+        </w:tc>
+        <w:tc>
+          <w:tcPr>
+            <w:tcW w:type="dxa" w:w="4536"/>
+          </w:tcPr>
+          <w:p>
+            <w:pPr>
+              <w:spacing w:before="40" w:after="40"/>
+            </w:pPr>
+            <w:r>
+              <w:rPr>
+                <w:i w:val="0"/>
+                <w:sz w:val="19"/>
+              </w:rPr>
+              <w:t>Federal Reserve H.15 release via FRED (T10Y3M = DGS10 − DGS3MO), in percentage points.</w:t>
+            </w:r>
+          </w:p>
+        </w:tc>
+      </w:tr>
+      <w:tr>
+        <w:tc>
+          <w:tcPr>
+            <w:tcW w:type="dxa" w:w="4536"/>
+            <w:shd w:val="clear" w:color="auto" w:fill="F2F2F2"/>
+          </w:tcPr>
+          <w:p>
+            <w:pPr>
+              <w:spacing w:before="40" w:after="40"/>
+            </w:pPr>
+            <w:r>
+              <w:rPr>
+                <w:b/>
+                <w:sz w:val="19"/>
+              </w:rPr>
+              <w:t>Lookback</w:t>
+            </w:r>
+          </w:p>
+        </w:tc>
+        <w:tc>
+          <w:tcPr>
+            <w:tcW w:type="dxa" w:w="4536"/>
+          </w:tcPr>
+          <w:p>
+            <w:pPr>
+              <w:spacing w:before="40" w:after="40"/>
+            </w:pPr>
+            <w:r>
+              <w:rPr>
+                <w:i w:val="0"/>
+                <w:sz w:val="19"/>
+              </w:rPr>
+              <w:t>Level-based regime with z-score modulation; z computed on 156 weeks.</w:t>
+            </w:r>
+          </w:p>
+        </w:tc>
+      </w:tr>
+      <w:tr>
+        <w:tc>
+          <w:tcPr>
+            <w:tcW w:type="dxa" w:w="4536"/>
+            <w:shd w:val="clear" w:color="auto" w:fill="F2F2F2"/>
+          </w:tcPr>
+          <w:p>
+            <w:pPr>
+              <w:spacing w:before="40" w:after="40"/>
+            </w:pPr>
+            <w:r>
+              <w:rPr>
+                <w:b/>
+                <w:sz w:val="19"/>
+              </w:rPr>
+              <w:t>Regime</w:t>
+            </w:r>
+          </w:p>
+        </w:tc>
+        <w:tc>
+          <w:tcPr>
+            <w:tcW w:type="dxa" w:w="4536"/>
+          </w:tcPr>
+          <w:p>
+            <w:pPr>
+              <w:spacing w:before="20" w:after="20"/>
+            </w:pPr>
+            <w:r>
+              <w:rPr>
+                <w:b/>
+                <w:sz w:val="19"/>
+              </w:rPr>
+              <w:t>Spread &lt; 0</w:t>
+            </w:r>
+            <w:r>
+              <w:rPr>
+                <w:sz w:val="19"/>
+              </w:rPr>
+              <w:t xml:space="preserve">   →   </w:t>
+            </w:r>
+            <w:r>
+              <w:rPr>
+                <w:sz w:val="19"/>
+              </w:rPr>
+              <w:t>recession-watch</w:t>
+            </w:r>
+          </w:p>
+          <w:p>
+            <w:pPr>
+              <w:spacing w:before="20" w:after="20"/>
+            </w:pPr>
+            <w:r>
+              <w:rPr>
+                <w:b/>
+                <w:sz w:val="19"/>
+              </w:rPr>
+              <w:t>Spread &gt; 0   ∧   z &gt; +1</w:t>
+            </w:r>
+            <w:r>
+              <w:rPr>
+                <w:sz w:val="19"/>
+              </w:rPr>
+              <w:t xml:space="preserve">   →   </w:t>
+            </w:r>
+            <w:r>
+              <w:rPr>
+                <w:sz w:val="19"/>
+              </w:rPr>
+              <w:t>early-cycle</w:t>
+            </w:r>
+          </w:p>
+          <w:p>
+            <w:pPr>
+              <w:spacing w:before="20" w:after="20"/>
+            </w:pPr>
+            <w:r>
+              <w:rPr>
+                <w:b/>
+                <w:sz w:val="19"/>
+              </w:rPr>
+              <w:t>Spread &gt; 0   ∧   |z| ≤ 1</w:t>
+            </w:r>
+            <w:r>
+              <w:rPr>
+                <w:sz w:val="19"/>
+              </w:rPr>
+              <w:t xml:space="preserve">   →   </w:t>
+            </w:r>
+            <w:r>
+              <w:rPr>
+                <w:sz w:val="19"/>
+              </w:rPr>
+              <w:t>mid-cycle</w:t>
+            </w:r>
+          </w:p>
+          <w:p>
+            <w:pPr>
+              <w:spacing w:before="20" w:after="20"/>
+            </w:pPr>
+            <w:r>
+              <w:rPr>
+                <w:b/>
+                <w:sz w:val="19"/>
+              </w:rPr>
+              <w:t>Spread &gt; 0   ∧   z &lt; −1</w:t>
+            </w:r>
+            <w:r>
+              <w:rPr>
+                <w:sz w:val="19"/>
+              </w:rPr>
+              <w:t xml:space="preserve">   →   </w:t>
+            </w:r>
+            <w:r>
+              <w:rPr>
+                <w:sz w:val="19"/>
+              </w:rPr>
+              <w:t>late-cycle</w:t>
+            </w:r>
+          </w:p>
+        </w:tc>
+      </w:tr>
+      <w:tr>
+        <w:tc>
+          <w:tcPr>
+            <w:tcW w:type="dxa" w:w="4536"/>
+            <w:shd w:val="clear" w:color="auto" w:fill="F2F2F2"/>
+          </w:tcPr>
+          <w:p>
+            <w:pPr>
+              <w:spacing w:before="40" w:after="40"/>
+            </w:pPr>
+            <w:r>
+              <w:rPr>
+                <w:b/>
+                <w:sz w:val="19"/>
+              </w:rPr>
+              <w:t>Interpretation</w:t>
+            </w:r>
+          </w:p>
+        </w:tc>
+        <w:tc>
+          <w:tcPr>
+            <w:tcW w:type="dxa" w:w="4536"/>
+          </w:tcPr>
+          <w:p>
+            <w:pPr>
+              <w:spacing w:before="40" w:after="40"/>
+            </w:pPr>
+            <w:r>
+              <w:rPr>
+                <w:i w:val="0"/>
+                <w:sz w:val="19"/>
+              </w:rPr>
+              <w:t>The most empirically validated recession predictor in macroeconomics. The 3-month yield tracks the current Fed Funds Rate; the 10-year blends future-rate expectations with the term premium. Inversion implies the market expects the Fed will need to cut rates materially — which only happens in recessions.</w:t>
+            </w:r>
+          </w:p>
+        </w:tc>
+      </w:tr>
+      <w:tr>
+        <w:tc>
+          <w:tcPr>
+            <w:tcW w:type="dxa" w:w="4536"/>
+            <w:shd w:val="clear" w:color="auto" w:fill="F2F2F2"/>
+          </w:tcPr>
+          <w:p>
+            <w:pPr>
+              <w:spacing w:before="40" w:after="40"/>
+            </w:pPr>
+            <w:r>
+              <w:rPr>
+                <w:b/>
+                <w:sz w:val="19"/>
+              </w:rPr>
+              <w:t>References</w:t>
+            </w:r>
+          </w:p>
+        </w:tc>
+        <w:tc>
+          <w:tcPr>
+            <w:tcW w:type="dxa" w:w="4536"/>
+          </w:tcPr>
+          <w:p>
+            <w:pPr>
+              <w:spacing w:before="40" w:after="40"/>
+            </w:pPr>
+            <w:r>
+              <w:rPr>
+                <w:i/>
+                <w:sz w:val="18"/>
+              </w:rPr>
+              <w:t>Estrella &amp; Mishkin (1996, NBER) — the curve outperforms all single recession indicators 4–6 quarters ahead. NY Fed publishes an ongoing recession-probability model based solely on this spread.</w:t>
+            </w:r>
+          </w:p>
+        </w:tc>
+      </w:tr>
+    </w:tbl>
+    <w:p/>
+    <w:tbl>
+      <w:tblPr>
+        <w:tblStyle w:val="TableGrid"/>
+        <w:tblW w:type="auto" w:w="0"/>
+        <w:tblLayout w:type="fixed"/>
+        <w:tblLook w:firstColumn="1" w:firstRow="1" w:lastColumn="0" w:lastRow="0" w:noHBand="0" w:noVBand="1" w:val="04A0"/>
+      </w:tblPr>
+      <w:tblGrid>
+        <w:gridCol w:w="1584"/>
+        <w:gridCol w:w="7776"/>
+      </w:tblGrid>
+      <w:tr>
+        <w:tc>
+          <w:tcPr>
+            <w:tcW w:type="dxa" w:w="9072"/>
+            <w:gridSpan w:val="2"/>
+            <w:shd w:val="clear" w:color="auto" w:fill="D9E2F3"/>
+          </w:tcPr>
+          <w:p>
+            <w:pPr>
+              <w:spacing w:before="40" w:after="40"/>
+            </w:pPr>
+            <w:r>
+              <w:rPr>
+                <w:b/>
+                <w:sz w:val="22"/>
+              </w:rPr>
+              <w:t>US_V1  —  VIX Term Structure (3-month minus 1-month)</w:t>
+            </w:r>
+          </w:p>
+        </w:tc>
+      </w:tr>
+      <w:tr>
+        <w:tc>
+          <w:tcPr>
+            <w:tcW w:type="dxa" w:w="4536"/>
+            <w:shd w:val="clear" w:color="auto" w:fill="F2F2F2"/>
+          </w:tcPr>
+          <w:p>
+            <w:pPr>
+              <w:spacing w:before="40" w:after="40"/>
+            </w:pPr>
+            <w:r>
+              <w:rPr>
+                <w:b/>
+                <w:sz w:val="19"/>
+              </w:rPr>
+              <w:t>Formula</w:t>
+            </w:r>
+          </w:p>
+        </w:tc>
+        <w:tc>
+          <w:tcPr>
+            <w:tcW w:type="dxa" w:w="4536"/>
+          </w:tcPr>
+          <w:p>
+            <w:pPr>
+              <w:spacing w:before="40" w:after="40"/>
+              <w:jc w:val="center"/>
+            </w:pPr>
+            <m:oMathPara>
+              <m:oMath>
+                <m:r>
+                  <m:t>I</m:t>
+                </m:r>
+                <m:r>
+                  <m:t>=</m:t>
+                </m:r>
+                <m:r>
+                  <m:rPr>
+                    <m:sty m:val="p"/>
+                  </m:rPr>
+                  <m:t>VIX3M</m:t>
+                </m:r>
+                <m:r>
+                  <m:t>−</m:t>
+                </m:r>
+                <m:r>
+                  <m:rPr>
+                    <m:sty m:val="p"/>
+                  </m:rPr>
+                  <m:t>VIX</m:t>
+                </m:r>
+              </m:oMath>
+            </m:oMathPara>
+          </w:p>
+        </w:tc>
+      </w:tr>
+      <w:tr>
+        <w:tc>
+          <w:tcPr>
+            <w:tcW w:type="dxa" w:w="4536"/>
+            <w:shd w:val="clear" w:color="auto" w:fill="F2F2F2"/>
+          </w:tcPr>
+          <w:p>
+            <w:pPr>
+              <w:spacing w:before="40" w:after="40"/>
+            </w:pPr>
+            <w:r>
+              <w:rPr>
+                <w:b/>
+                <w:sz w:val="19"/>
+              </w:rPr>
+              <w:t>Data</w:t>
+            </w:r>
+          </w:p>
+        </w:tc>
+        <w:tc>
+          <w:tcPr>
+            <w:tcW w:type="dxa" w:w="4536"/>
+          </w:tcPr>
+          <w:p>
+            <w:pPr>
+              <w:spacing w:before="40" w:after="40"/>
+            </w:pPr>
+            <w:r>
+              <w:rPr>
+                <w:i w:val="0"/>
+                <w:sz w:val="19"/>
+              </w:rPr>
+              <w:t>CBOE 3-Month VIX (^VIX3M) and CBOE VIX (^VIX), yfinance.</w:t>
+            </w:r>
+          </w:p>
+        </w:tc>
+      </w:tr>
+      <w:tr>
+        <w:tc>
+          <w:tcPr>
+            <w:tcW w:type="dxa" w:w="4536"/>
+            <w:shd w:val="clear" w:color="auto" w:fill="F2F2F2"/>
+          </w:tcPr>
+          <w:p>
+            <w:pPr>
+              <w:spacing w:before="40" w:after="40"/>
+            </w:pPr>
+            <w:r>
+              <w:rPr>
+                <w:b/>
+                <w:sz w:val="19"/>
+              </w:rPr>
+              <w:t>Lookback</w:t>
+            </w:r>
+          </w:p>
+        </w:tc>
+        <w:tc>
+          <w:tcPr>
+            <w:tcW w:type="dxa" w:w="4536"/>
+          </w:tcPr>
+          <w:p>
+            <w:pPr>
+              <w:spacing w:before="40" w:after="40"/>
+            </w:pPr>
+            <w:r>
+              <w:rPr>
+                <w:i w:val="0"/>
+                <w:sz w:val="19"/>
+              </w:rPr>
+              <w:t>Level-based regime with z-modulation in the positive regime; z over 156 weeks.</w:t>
+            </w:r>
+          </w:p>
+        </w:tc>
+      </w:tr>
+      <w:tr>
+        <w:tc>
+          <w:tcPr>
+            <w:tcW w:type="dxa" w:w="4536"/>
+            <w:shd w:val="clear" w:color="auto" w:fill="F2F2F2"/>
+          </w:tcPr>
+          <w:p>
+            <w:pPr>
+              <w:spacing w:before="40" w:after="40"/>
+            </w:pPr>
+            <w:r>
+              <w:rPr>
+                <w:b/>
+                <w:sz w:val="19"/>
+              </w:rPr>
+              <w:t>Regime</w:t>
+            </w:r>
+          </w:p>
+        </w:tc>
+        <w:tc>
+          <w:tcPr>
+            <w:tcW w:type="dxa" w:w="4536"/>
+          </w:tcPr>
+          <w:p>
+            <w:pPr>
+              <w:spacing w:before="20" w:after="20"/>
+            </w:pPr>
+            <w:r>
+              <w:rPr>
+                <w:b/>
+                <w:sz w:val="19"/>
+              </w:rPr>
+              <w:t>VIX3M − VIX &lt; 0   (inversion)</w:t>
+            </w:r>
+            <w:r>
+              <w:rPr>
+                <w:sz w:val="19"/>
+              </w:rPr>
+              <w:t xml:space="preserve">   →   </w:t>
+            </w:r>
+            <w:r>
+              <w:rPr>
+                <w:sz w:val="19"/>
+              </w:rPr>
+              <w:t>stress</w:t>
+            </w:r>
+          </w:p>
+          <w:p>
+            <w:pPr>
+              <w:spacing w:before="20" w:after="20"/>
+            </w:pPr>
+            <w:r>
+              <w:rPr>
+                <w:b/>
+                <w:sz w:val="19"/>
+              </w:rPr>
+              <w:t>Spread &gt; 0   ∧   z &lt; −1</w:t>
+            </w:r>
+            <w:r>
+              <w:rPr>
+                <w:sz w:val="19"/>
+              </w:rPr>
+              <w:t xml:space="preserve">   →   </w:t>
+            </w:r>
+            <w:r>
+              <w:rPr>
+                <w:sz w:val="19"/>
+              </w:rPr>
+              <w:t>complacency</w:t>
+            </w:r>
+          </w:p>
+          <w:p>
+            <w:pPr>
+              <w:spacing w:before="20" w:after="20"/>
+            </w:pPr>
+            <w:r>
+              <w:rPr>
+                <w:b/>
+                <w:sz w:val="19"/>
+              </w:rPr>
+              <w:t>Spread &gt; 0   ∧   |z| ≤ 1</w:t>
+            </w:r>
+            <w:r>
+              <w:rPr>
+                <w:sz w:val="19"/>
+              </w:rPr>
+              <w:t xml:space="preserve">   →   </w:t>
+            </w:r>
+            <w:r>
+              <w:rPr>
+                <w:sz w:val="19"/>
+              </w:rPr>
+              <w:t>normal</w:t>
+            </w:r>
+          </w:p>
+        </w:tc>
+      </w:tr>
+      <w:tr>
+        <w:tc>
+          <w:tcPr>
+            <w:tcW w:type="dxa" w:w="4536"/>
+            <w:shd w:val="clear" w:color="auto" w:fill="F2F2F2"/>
+          </w:tcPr>
+          <w:p>
+            <w:pPr>
+              <w:spacing w:before="40" w:after="40"/>
+            </w:pPr>
+            <w:r>
+              <w:rPr>
+                <w:b/>
+                <w:sz w:val="19"/>
+              </w:rPr>
+              <w:t>Interpretation</w:t>
+            </w:r>
+          </w:p>
+        </w:tc>
+        <w:tc>
+          <w:tcPr>
+            <w:tcW w:type="dxa" w:w="4536"/>
+          </w:tcPr>
+          <w:p>
+            <w:pPr>
+              <w:spacing w:before="40" w:after="40"/>
+            </w:pPr>
+            <w:r>
+              <w:rPr>
+                <w:i w:val="0"/>
+                <w:sz w:val="19"/>
+              </w:rPr>
+              <w:t>Implied volatility term structures are normally in contango — three-month vol exceeds one-month vol because uncertainty grows with horizon. Inversion is a hallmark of acute stress; investors are paying premium prices for immediate hedges. Inversion has preceded most major market dislocations of the last two decades.</w:t>
+            </w:r>
+          </w:p>
+        </w:tc>
+      </w:tr>
+      <w:tr>
+        <w:tc>
+          <w:tcPr>
+            <w:tcW w:type="dxa" w:w="4536"/>
+            <w:shd w:val="clear" w:color="auto" w:fill="F2F2F2"/>
+          </w:tcPr>
+          <w:p>
+            <w:pPr>
+              <w:spacing w:before="40" w:after="40"/>
+            </w:pPr>
+            <w:r>
+              <w:rPr>
+                <w:b/>
+                <w:sz w:val="19"/>
+              </w:rPr>
+              <w:t>References</w:t>
+            </w:r>
+          </w:p>
+        </w:tc>
+        <w:tc>
+          <w:tcPr>
+            <w:tcW w:type="dxa" w:w="4536"/>
+          </w:tcPr>
+          <w:p>
+            <w:pPr>
+              <w:spacing w:before="40" w:after="40"/>
+            </w:pPr>
+            <w:r>
+              <w:rPr>
+                <w:i/>
+                <w:sz w:val="18"/>
+              </w:rPr>
+              <w:t>Whaley (2009, JFM) on VIX term structure as a real-time fear gauge; Carr &amp; Wu (2006) on the variance risk premium in inversions.</w:t>
+            </w:r>
+          </w:p>
+        </w:tc>
+      </w:tr>
+    </w:tbl>
+    <w:p/>
+    <w:tbl>
+      <w:tblPr>
+        <w:tblStyle w:val="TableGrid"/>
+        <w:tblW w:type="auto" w:w="0"/>
+        <w:tblLayout w:type="fixed"/>
+        <w:tblLook w:firstColumn="1" w:firstRow="1" w:lastColumn="0" w:lastRow="0" w:noHBand="0" w:noVBand="1" w:val="04A0"/>
+      </w:tblPr>
+      <w:tblGrid>
+        <w:gridCol w:w="1584"/>
+        <w:gridCol w:w="7776"/>
+      </w:tblGrid>
+      <w:tr>
+        <w:tc>
+          <w:tcPr>
+            <w:tcW w:type="dxa" w:w="9072"/>
+            <w:gridSpan w:val="2"/>
+            <w:shd w:val="clear" w:color="auto" w:fill="D9E2F3"/>
+          </w:tcPr>
+          <w:p>
+            <w:pPr>
+              <w:spacing w:before="40" w:after="40"/>
+            </w:pPr>
+            <w:r>
+              <w:rPr>
+                <w:b/>
+                <w:sz w:val="22"/>
+              </w:rPr>
+              <w:t>FX_CMD1  —  Copper / Gold (Global Growth Barometer)</w:t>
+            </w:r>
+          </w:p>
+        </w:tc>
+      </w:tr>
+      <w:tr>
+        <w:tc>
+          <w:tcPr>
+            <w:tcW w:type="dxa" w:w="4536"/>
+            <w:shd w:val="clear" w:color="auto" w:fill="F2F2F2"/>
+          </w:tcPr>
+          <w:p>
+            <w:pPr>
+              <w:spacing w:before="40" w:after="40"/>
+            </w:pPr>
+            <w:r>
+              <w:rPr>
+                <w:b/>
+                <w:sz w:val="19"/>
+              </w:rPr>
+              <w:t>Formula</w:t>
+            </w:r>
+          </w:p>
+        </w:tc>
+        <w:tc>
+          <w:tcPr>
+            <w:tcW w:type="dxa" w:w="4536"/>
+          </w:tcPr>
+          <w:p>
+            <w:pPr>
+              <w:spacing w:before="40" w:after="40"/>
+              <w:jc w:val="center"/>
+            </w:pPr>
+            <m:oMathPara>
+              <m:oMath>
+                <m:r>
+                  <m:t>I</m:t>
+                </m:r>
+                <m:r>
+                  <m:t>=</m:t>
+                </m:r>
+                <m:func>
+                  <m:fName>
+                    <m:r>
+                      <m:rPr>
+                        <m:sty m:val="p"/>
+                      </m:rPr>
+                      <m:t>log</m:t>
+                    </m:r>
+                  </m:fName>
+                  <m:e>
+                    <m:f>
+                      <m:num>
+                        <m:r>
+                          <m:rPr>
+                            <m:sty m:val="p"/>
+                          </m:rPr>
+                          <m:t>copper</m:t>
+                        </m:r>
+                      </m:num>
+                      <m:den>
+                        <m:r>
+                          <m:rPr>
+                            <m:sty m:val="p"/>
+                          </m:rPr>
+                          <m:t>gold</m:t>
+                        </m:r>
+                      </m:den>
+                    </m:f>
+                  </m:e>
+                </m:func>
+              </m:oMath>
+            </m:oMathPara>
+          </w:p>
+        </w:tc>
+      </w:tr>
+      <w:tr>
+        <w:tc>
+          <w:tcPr>
+            <w:tcW w:type="dxa" w:w="4536"/>
+            <w:shd w:val="clear" w:color="auto" w:fill="F2F2F2"/>
+          </w:tcPr>
+          <w:p>
+            <w:pPr>
+              <w:spacing w:before="40" w:after="40"/>
+            </w:pPr>
+            <w:r>
+              <w:rPr>
+                <w:b/>
+                <w:sz w:val="19"/>
+              </w:rPr>
+              <w:t>Data</w:t>
+            </w:r>
+          </w:p>
+        </w:tc>
+        <w:tc>
+          <w:tcPr>
+            <w:tcW w:type="dxa" w:w="4536"/>
+          </w:tcPr>
+          <w:p>
+            <w:pPr>
+              <w:spacing w:before="40" w:after="40"/>
+            </w:pPr>
+            <w:r>
+              <w:rPr>
+                <w:i w:val="0"/>
+                <w:sz w:val="19"/>
+              </w:rPr>
+              <w:t>Copper futures (HG=F) and gold futures (GC=F), yfinance.</w:t>
+            </w:r>
+          </w:p>
+        </w:tc>
+      </w:tr>
+      <w:tr>
+        <w:tc>
+          <w:tcPr>
+            <w:tcW w:type="dxa" w:w="4536"/>
+            <w:shd w:val="clear" w:color="auto" w:fill="F2F2F2"/>
+          </w:tcPr>
+          <w:p>
+            <w:pPr>
+              <w:spacing w:before="40" w:after="40"/>
+            </w:pPr>
+            <w:r>
+              <w:rPr>
+                <w:b/>
+                <w:sz w:val="19"/>
+              </w:rPr>
+              <w:t>Lookback</w:t>
+            </w:r>
+          </w:p>
+        </w:tc>
+        <w:tc>
+          <w:tcPr>
+            <w:tcW w:type="dxa" w:w="4536"/>
+          </w:tcPr>
+          <w:p>
+            <w:pPr>
+              <w:spacing w:before="40" w:after="40"/>
+            </w:pPr>
+            <w:r>
+              <w:rPr>
+                <w:i w:val="0"/>
+                <w:sz w:val="19"/>
+              </w:rPr>
+              <w:t>156-week rolling z-score of the log-ratio.</w:t>
+            </w:r>
+          </w:p>
+        </w:tc>
+      </w:tr>
+      <w:tr>
+        <w:tc>
+          <w:tcPr>
+            <w:tcW w:type="dxa" w:w="4536"/>
+            <w:shd w:val="clear" w:color="auto" w:fill="F2F2F2"/>
+          </w:tcPr>
+          <w:p>
+            <w:pPr>
+              <w:spacing w:before="40" w:after="40"/>
+            </w:pPr>
+            <w:r>
+              <w:rPr>
+                <w:b/>
+                <w:sz w:val="19"/>
+              </w:rPr>
+              <w:t>Regime</w:t>
+            </w:r>
+          </w:p>
+        </w:tc>
+        <w:tc>
+          <w:tcPr>
+            <w:tcW w:type="dxa" w:w="4536"/>
+          </w:tcPr>
+          <w:p>
+            <w:pPr>
+              <w:spacing w:before="20" w:after="20"/>
+            </w:pPr>
+            <w:r>
+              <w:rPr>
+                <w:b/>
+                <w:sz w:val="19"/>
+              </w:rPr>
+              <w:t>z &gt; +1</w:t>
+            </w:r>
+            <w:r>
+              <w:rPr>
+                <w:sz w:val="19"/>
+              </w:rPr>
+              <w:t xml:space="preserve">   →   </w:t>
+            </w:r>
+            <w:r>
+              <w:rPr>
+                <w:sz w:val="19"/>
+              </w:rPr>
+              <w:t>pro-growth — OW cyclicals, EM commodities</w:t>
+            </w:r>
+          </w:p>
+          <w:p>
+            <w:pPr>
+              <w:spacing w:before="20" w:after="20"/>
+            </w:pPr>
+            <w:r>
+              <w:rPr>
+                <w:b/>
+                <w:sz w:val="19"/>
+              </w:rPr>
+              <w:t>|z| ≤ 1</w:t>
+            </w:r>
+            <w:r>
+              <w:rPr>
+                <w:sz w:val="19"/>
+              </w:rPr>
+              <w:t xml:space="preserve">   →   </w:t>
+            </w:r>
+            <w:r>
+              <w:rPr>
+                <w:sz w:val="19"/>
+              </w:rPr>
+              <w:t>neutral</w:t>
+            </w:r>
+          </w:p>
+          <w:p>
+            <w:pPr>
+              <w:spacing w:before="20" w:after="20"/>
+            </w:pPr>
+            <w:r>
+              <w:rPr>
+                <w:b/>
+                <w:sz w:val="19"/>
+              </w:rPr>
+              <w:t>z &lt; −1</w:t>
+            </w:r>
+            <w:r>
+              <w:rPr>
+                <w:sz w:val="19"/>
+              </w:rPr>
+              <w:t xml:space="preserve">   →   </w:t>
+            </w:r>
+            <w:r>
+              <w:rPr>
+                <w:sz w:val="19"/>
+              </w:rPr>
+              <w:t>growth-scare — OW gold, defensive duration</w:t>
+            </w:r>
+          </w:p>
+        </w:tc>
+      </w:tr>
+      <w:tr>
+        <w:tc>
+          <w:tcPr>
+            <w:tcW w:type="dxa" w:w="4536"/>
+            <w:shd w:val="clear" w:color="auto" w:fill="F2F2F2"/>
+          </w:tcPr>
+          <w:p>
+            <w:pPr>
+              <w:spacing w:before="40" w:after="40"/>
+            </w:pPr>
+            <w:r>
+              <w:rPr>
+                <w:b/>
+                <w:sz w:val="19"/>
+              </w:rPr>
+              <w:t>Interpretation</w:t>
+            </w:r>
+          </w:p>
+        </w:tc>
+        <w:tc>
+          <w:tcPr>
+            <w:tcW w:type="dxa" w:w="4536"/>
+          </w:tcPr>
+          <w:p>
+            <w:pPr>
+              <w:spacing w:before="40" w:after="40"/>
+            </w:pPr>
+            <w:r>
+              <w:rPr>
+                <w:i w:val="0"/>
+                <w:sz w:val="19"/>
+              </w:rPr>
+              <w:t>Copper is the industrial bellwether (about 60% of demand from construction, electrical, machinery); gold is the safe-haven. The ratio answers a single question: is the marginal capital seeking productive investment or protecting itself? The ratio leads the 10-year Treasury yield by six to twelve months.</w:t>
+            </w:r>
+          </w:p>
+        </w:tc>
+      </w:tr>
+      <w:tr>
+        <w:tc>
+          <w:tcPr>
+            <w:tcW w:type="dxa" w:w="4536"/>
+            <w:shd w:val="clear" w:color="auto" w:fill="F2F2F2"/>
+          </w:tcPr>
+          <w:p>
+            <w:pPr>
+              <w:spacing w:before="40" w:after="40"/>
+            </w:pPr>
+            <w:r>
+              <w:rPr>
+                <w:b/>
+                <w:sz w:val="19"/>
+              </w:rPr>
+              <w:t>References</w:t>
+            </w:r>
+          </w:p>
+        </w:tc>
+        <w:tc>
+          <w:tcPr>
+            <w:tcW w:type="dxa" w:w="4536"/>
+          </w:tcPr>
+          <w:p>
+            <w:pPr>
+              <w:spacing w:before="40" w:after="40"/>
+            </w:pPr>
+            <w:r>
+              <w:rPr>
+                <w:i/>
+                <w:sz w:val="18"/>
+              </w:rPr>
+              <w:t>Erb &amp; Harvey (2006, FAJ) on copper-PMI linkage; Gundlach (DoubleLine commentary) popularising the ratio as a 10-year-yield leading indicator.</w:t>
+            </w:r>
+          </w:p>
+        </w:tc>
+      </w:tr>
+    </w:tbl>
+    <w:p/>
+    <w:tbl>
+      <w:tblPr>
+        <w:tblStyle w:val="TableGrid"/>
+        <w:tblW w:type="auto" w:w="0"/>
+        <w:tblLayout w:type="fixed"/>
+        <w:tblLook w:firstColumn="1" w:firstRow="1" w:lastColumn="0" w:lastRow="0" w:noHBand="0" w:noVBand="1" w:val="04A0"/>
+      </w:tblPr>
+      <w:tblGrid>
+        <w:gridCol w:w="1584"/>
+        <w:gridCol w:w="7776"/>
+      </w:tblGrid>
+      <w:tr>
+        <w:tc>
+          <w:tcPr>
+            <w:tcW w:type="dxa" w:w="9072"/>
+            <w:gridSpan w:val="2"/>
+            <w:shd w:val="clear" w:color="auto" w:fill="D9E2F3"/>
+          </w:tcPr>
+          <w:p>
+            <w:pPr>
+              <w:spacing w:before="40" w:after="40"/>
+            </w:pPr>
+            <w:r>
+              <w:rPr>
+                <w:b/>
+                <w:sz w:val="22"/>
+              </w:rPr>
+              <w:t>GL_PMI1  —  Equal-weight Global Manufacturing Survey Composite</w:t>
+            </w:r>
+          </w:p>
+        </w:tc>
+      </w:tr>
+      <w:tr>
+        <w:tc>
+          <w:tcPr>
+            <w:tcW w:type="dxa" w:w="4536"/>
+            <w:shd w:val="clear" w:color="auto" w:fill="F2F2F2"/>
+          </w:tcPr>
+          <w:p>
+            <w:pPr>
+              <w:spacing w:before="40" w:after="40"/>
+            </w:pPr>
+            <w:r>
+              <w:rPr>
+                <w:b/>
+                <w:sz w:val="19"/>
+              </w:rPr>
+              <w:t>Formula</w:t>
+            </w:r>
+          </w:p>
+        </w:tc>
+        <w:tc>
+          <w:tcPr>
+            <w:tcW w:type="dxa" w:w="4536"/>
+          </w:tcPr>
+          <w:p>
+            <w:pPr>
+              <w:spacing w:before="40" w:after="40"/>
+              <w:jc w:val="center"/>
+            </w:pPr>
+            <m:oMathPara>
+              <m:oMath>
+                <m:r>
+                  <m:t>I</m:t>
+                </m:r>
+                <m:r>
+                  <m:t>=</m:t>
+                </m:r>
+                <m:f>
+                  <m:num>
+                    <m:r>
+                      <m:rPr>
+                        <m:sty m:val="p"/>
+                      </m:rPr>
+                      <m:t>1</m:t>
+                    </m:r>
+                  </m:num>
+                  <m:den>
+                    <m:r>
+                      <m:t>n</m:t>
+                    </m:r>
+                  </m:den>
+                </m:f>
+                <m:nary>
+                  <m:naryPr>
+                    <m:chr m:val="∑"/>
+                    <m:limLoc m:val="undOvr"/>
+                  </m:naryPr>
+                  <m:sub>
+                    <m:r>
+                      <m:rPr>
+                        <m:sty m:val="p"/>
+                      </m:rPr>
+                      <m:t>i=1</m:t>
+                    </m:r>
+                  </m:sub>
+                  <m:sup>
+                    <m:r>
+                      <m:t>n</m:t>
+                    </m:r>
+                  </m:sup>
+                  <m:e>
+                    <m:sSub>
+                      <m:e>
+                        <m:r>
+                          <m:t>z</m:t>
+                        </m:r>
+                      </m:e>
+                      <m:sub>
+                        <m:r>
+                          <m:t>i</m:t>
+                        </m:r>
+                      </m:sub>
+                    </m:sSub>
+                  </m:e>
+                </m:nary>
+              </m:oMath>
+            </m:oMathPara>
+          </w:p>
+        </w:tc>
+      </w:tr>
+      <w:tr>
+        <w:tc>
+          <w:tcPr>
+            <w:tcW w:type="dxa" w:w="4536"/>
+            <w:shd w:val="clear" w:color="auto" w:fill="F2F2F2"/>
+          </w:tcPr>
+          <w:p>
+            <w:pPr>
+              <w:spacing w:before="40" w:after="40"/>
+            </w:pPr>
+            <w:r>
+              <w:rPr>
+                <w:b/>
+                <w:sz w:val="19"/>
+              </w:rPr>
+              <w:t>Data</w:t>
+            </w:r>
+          </w:p>
+        </w:tc>
+        <w:tc>
+          <w:tcPr>
+            <w:tcW w:type="dxa" w:w="4536"/>
+          </w:tcPr>
+          <w:p>
+            <w:pPr>
+              <w:spacing w:before="40" w:after="40"/>
+            </w:pPr>
+            <w:r>
+              <w:rPr>
+                <w:i w:val="0"/>
+                <w:sz w:val="19"/>
+              </w:rPr>
+              <w:t>ISM Manufacturing PMI (DB.nomics), Eurostat Industrial Confidence (DB.nomics), UK Business Confidence (FRED OECD mirror), German ifo Industry composite (ifo direct), and Japan Tankan Large Manufacturer DI (BoJ Time-Series).</w:t>
+            </w:r>
+          </w:p>
+        </w:tc>
+      </w:tr>
+      <w:tr>
+        <w:tc>
+          <w:tcPr>
+            <w:tcW w:type="dxa" w:w="4536"/>
+            <w:shd w:val="clear" w:color="auto" w:fill="F2F2F2"/>
+          </w:tcPr>
+          <w:p>
+            <w:pPr>
+              <w:spacing w:before="40" w:after="40"/>
+            </w:pPr>
+            <w:r>
+              <w:rPr>
+                <w:b/>
+                <w:sz w:val="19"/>
+              </w:rPr>
+              <w:t>Lookback</w:t>
+            </w:r>
+          </w:p>
+        </w:tc>
+        <w:tc>
+          <w:tcPr>
+            <w:tcW w:type="dxa" w:w="4536"/>
+          </w:tcPr>
+          <w:p>
+            <w:pPr>
+              <w:spacing w:before="40" w:after="40"/>
+            </w:pPr>
+            <w:r>
+              <w:rPr>
+                <w:i w:val="0"/>
+                <w:sz w:val="19"/>
+              </w:rPr>
+              <w:t>Each component independently z-scored against its own 156-week window; the composite is the equal-weight average of available z-scores.</w:t>
+            </w:r>
+          </w:p>
+        </w:tc>
+      </w:tr>
+      <w:tr>
+        <w:tc>
+          <w:tcPr>
+            <w:tcW w:type="dxa" w:w="4536"/>
+            <w:shd w:val="clear" w:color="auto" w:fill="F2F2F2"/>
+          </w:tcPr>
+          <w:p>
+            <w:pPr>
+              <w:spacing w:before="40" w:after="40"/>
+            </w:pPr>
+            <w:r>
+              <w:rPr>
+                <w:b/>
+                <w:sz w:val="19"/>
+              </w:rPr>
+              <w:t>Regime</w:t>
+            </w:r>
+          </w:p>
+        </w:tc>
+        <w:tc>
+          <w:tcPr>
+            <w:tcW w:type="dxa" w:w="4536"/>
+          </w:tcPr>
+          <w:p>
+            <w:pPr>
+              <w:spacing w:before="20" w:after="20"/>
+            </w:pPr>
+            <w:r>
+              <w:rPr>
+                <w:b/>
+                <w:sz w:val="19"/>
+              </w:rPr>
+              <w:t>z &gt; +1</w:t>
+            </w:r>
+            <w:r>
+              <w:rPr>
+                <w:sz w:val="19"/>
+              </w:rPr>
+              <w:t xml:space="preserve">   →   </w:t>
+            </w:r>
+            <w:r>
+              <w:rPr>
+                <w:sz w:val="19"/>
+              </w:rPr>
+              <w:t>global-expansion — broad survey-led growth</w:t>
+            </w:r>
+          </w:p>
+          <w:p>
+            <w:pPr>
+              <w:spacing w:before="20" w:after="20"/>
+            </w:pPr>
+            <w:r>
+              <w:rPr>
+                <w:b/>
+                <w:sz w:val="19"/>
+              </w:rPr>
+              <w:t>|z| ≤ 1</w:t>
+            </w:r>
+            <w:r>
+              <w:rPr>
+                <w:sz w:val="19"/>
+              </w:rPr>
+              <w:t xml:space="preserve">   →   </w:t>
+            </w:r>
+            <w:r>
+              <w:rPr>
+                <w:sz w:val="19"/>
+              </w:rPr>
+              <w:t>neutral</w:t>
+            </w:r>
+          </w:p>
+          <w:p>
+            <w:pPr>
+              <w:spacing w:before="20" w:after="20"/>
+            </w:pPr>
+            <w:r>
+              <w:rPr>
+                <w:b/>
+                <w:sz w:val="19"/>
+              </w:rPr>
+              <w:t>z &lt; −1</w:t>
+            </w:r>
+            <w:r>
+              <w:rPr>
+                <w:sz w:val="19"/>
+              </w:rPr>
+              <w:t xml:space="preserve">   →   </w:t>
+            </w:r>
+            <w:r>
+              <w:rPr>
+                <w:sz w:val="19"/>
+              </w:rPr>
+              <w:t>global-contraction — broad survey-led decline</w:t>
+            </w:r>
+          </w:p>
+        </w:tc>
+      </w:tr>
+      <w:tr>
+        <w:tc>
+          <w:tcPr>
+            <w:tcW w:type="dxa" w:w="4536"/>
+            <w:shd w:val="clear" w:color="auto" w:fill="F2F2F2"/>
+          </w:tcPr>
+          <w:p>
+            <w:pPr>
+              <w:spacing w:before="40" w:after="40"/>
+            </w:pPr>
+            <w:r>
+              <w:rPr>
+                <w:b/>
+                <w:sz w:val="19"/>
+              </w:rPr>
+              <w:t>Interpretation</w:t>
+            </w:r>
+          </w:p>
+        </w:tc>
+        <w:tc>
+          <w:tcPr>
+            <w:tcW w:type="dxa" w:w="4536"/>
+          </w:tcPr>
+          <w:p>
+            <w:pPr>
+              <w:spacing w:before="40" w:after="40"/>
+            </w:pPr>
+            <w:r>
+              <w:rPr>
+                <w:i w:val="0"/>
+                <w:sz w:val="19"/>
+              </w:rPr>
+              <w:t>A free-data substitute for the proprietary JP Morgan Global Manufacturing PMI. The composite degrades gracefully when individual components are missing — only the available z-scores are averaged — so the indicator continues to compute through publisher-side outages of any single component.</w:t>
+            </w:r>
+          </w:p>
+        </w:tc>
+      </w:tr>
+      <w:tr>
+        <w:tc>
+          <w:tcPr>
+            <w:tcW w:type="dxa" w:w="4536"/>
+            <w:shd w:val="clear" w:color="auto" w:fill="F2F2F2"/>
+          </w:tcPr>
+          <w:p>
+            <w:pPr>
+              <w:spacing w:before="40" w:after="40"/>
+            </w:pPr>
+            <w:r>
+              <w:rPr>
+                <w:b/>
+                <w:sz w:val="19"/>
+              </w:rPr>
+              <w:t>References</w:t>
+            </w:r>
+          </w:p>
+        </w:tc>
+        <w:tc>
+          <w:tcPr>
+            <w:tcW w:type="dxa" w:w="4536"/>
+          </w:tcPr>
+          <w:p>
+            <w:pPr>
+              <w:spacing w:before="40" w:after="40"/>
+            </w:pPr>
+            <w:r>
+              <w:rPr>
+                <w:i/>
+                <w:sz w:val="18"/>
+              </w:rPr>
+              <w:t>Marquette (1992) on ISM new orders leading industrial production; methodological convention follows the OECD Composite Leading Indicator framework of equal-weight z-score aggregation.</w:t>
+            </w:r>
+          </w:p>
+        </w:tc>
+      </w:tr>
+    </w:tbl>
+    <w:p/>
+    <w:p>
+      <w:r>
+        <w:br w:type="page"/>
+      </w:r>
+    </w:p>
+    <w:p>
+      <w:pPr>
+        <w:pStyle w:val="Heading1"/>
+        <w:spacing w:before="0" w:after="160"/>
+      </w:pPr>
+      <w:r>
+        <w:t>7.  Regime, Forward-Regime &amp; Z-Score Trajectory Classification</w:t>
+      </w:r>
+    </w:p>
+    <w:p>
+      <w:pPr>
+        <w:spacing w:after="120"/>
+      </w:pPr>
+      <w:r>
+        <w:rPr>
+          <w:b w:val="0"/>
+          <w:i w:val="0"/>
+          <w:sz w:val="21"/>
+        </w:rPr>
+        <w:t>Each indicator emits four classification labels alongside its raw and z-scored values: a current regime, a forward regime, a z-score trajectory diagnostic, and a cycle-timing tag. Together these labels carry the analytical interpretation of the indicator at every time step. This section documents how each label is computed.</w:t>
+      </w:r>
+    </w:p>
+    <w:p>
+      <w:pPr>
+        <w:pStyle w:val="Heading2"/>
+        <w:spacing w:before="200" w:after="40"/>
+      </w:pPr>
+      <w:r>
+        <w:t>7.1  Regime classification</w:t>
+      </w:r>
+    </w:p>
+    <w:p>
+      <w:pPr>
+        <w:spacing w:after="120"/>
+      </w:pPr>
+      <w:r>
+        <w:rPr>
+          <w:b w:val="0"/>
+          <w:i w:val="0"/>
+          <w:sz w:val="21"/>
+        </w:rPr>
+        <w:t>The default regime classifier is a three-bucket helper applied to the z-score:</w:t>
+      </w:r>
+    </w:p>
+    <w:tbl>
+      <w:tblPr>
+        <w:tblW w:type="auto" w:w="0"/>
+        <w:tblLayout w:type="fixed"/>
+        <w:tblLook w:firstColumn="1" w:firstRow="1" w:lastColumn="0" w:lastRow="0" w:noHBand="0" w:noVBand="1" w:val="04A0"/>
+      </w:tblPr>
+      <w:tblGrid>
+        <w:gridCol w:w="7776"/>
+        <w:gridCol w:w="1296"/>
+      </w:tblGrid>
+      <w:tr>
+        <w:tc>
+          <w:tcPr>
+            <w:tcW w:type="dxa" w:w="4536"/>
+            <w:tcBorders>
+              <w:top w:val="nil"/>
+              <w:left w:val="nil"/>
+              <w:bottom w:val="nil"/>
+              <w:right w:val="nil"/>
+            </w:tcBorders>
+          </w:tcPr>
+          <w:p>
+            <w:pPr>
+              <w:jc w:val="center"/>
+            </w:pPr>
+            <m:oMathPara>
+              <m:oMath>
+                <m:r>
+                  <m:rPr>
+                    <m:sty m:val="p"/>
+                  </m:rPr>
+                  <m:t>regime</m:t>
+                </m:r>
+                <m:d>
+                  <m:dPr>
+                    <m:begChr m:val="("/>
+                    <m:endChr m:val=")"/>
+                  </m:dPr>
+                  <m:e>
+                    <m:r>
+                      <m:t>z</m:t>
+                    </m:r>
+                  </m:e>
+                </m:d>
+                <m:r>
+                  <m:t>=</m:t>
+                </m:r>
+                <m:d>
+                  <m:dPr>
+                    <m:begChr m:val="{"/>
+                    <m:endChr m:val=""/>
+                  </m:dPr>
+                  <m:e>
+                    <m:eqArr>
+                      <m:eqArrPr>
+                        <m:baseJc m:val="center"/>
+                      </m:eqArrPr>
+                      <m:e>
+                        <m:r>
+                          <m:rPr>
+                            <m:sty m:val="p"/>
+                          </m:rPr>
+                          <m:t>L₊</m:t>
+                        </m:r>
+                        <m:r>
+                          <m:rPr>
+                            <m:sty m:val="p"/>
+                          </m:rPr>
+                          <m:t>,   if z &gt; +1</m:t>
+                        </m:r>
+                      </m:e>
+                      <m:e>
+                        <m:r>
+                          <m:rPr>
+                            <m:sty m:val="p"/>
+                          </m:rPr>
+                          <m:t>L₀</m:t>
+                        </m:r>
+                        <m:r>
+                          <m:rPr>
+                            <m:sty m:val="p"/>
+                          </m:rPr>
+                          <m:t>,   if |z| ≤ 1</m:t>
+                        </m:r>
+                      </m:e>
+                      <m:e>
+                        <m:r>
+                          <m:rPr>
+                            <m:sty m:val="p"/>
+                          </m:rPr>
+                          <m:t>L₋</m:t>
+                        </m:r>
+                        <m:r>
+                          <m:rPr>
+                            <m:sty m:val="p"/>
+                          </m:rPr>
+                          <m:t>,   if z &lt; −1</m:t>
+                        </m:r>
+                      </m:e>
+                    </m:eqArr>
+                  </m:e>
+                </m:d>
+              </m:oMath>
+            </m:oMathPara>
+          </w:p>
+        </w:tc>
+        <w:tc>
+          <w:tcPr>
+            <w:tcW w:type="dxa" w:w="4536"/>
+            <w:tcBorders>
+              <w:top w:val="nil"/>
+              <w:left w:val="nil"/>
+              <w:bottom w:val="nil"/>
+              <w:right w:val="nil"/>
+            </w:tcBorders>
+          </w:tcPr>
+          <w:p>
+            <w:pPr>
+              <w:jc w:val="right"/>
+            </w:pPr>
+            <w:r>
+              <w:rPr>
+                <w:sz w:val="20"/>
+              </w:rPr>
+              <w:t>(7.1)</w:t>
+            </w:r>
+          </w:p>
+        </w:tc>
+      </w:tr>
+    </w:tbl>
+    <w:p/>
+    <w:p>
+      <w:pPr>
+        <w:spacing w:after="120"/>
+      </w:pPr>
+      <w:r>
+        <w:rPr>
+          <w:b w:val="0"/>
+          <w:i w:val="0"/>
+          <w:sz w:val="21"/>
+        </w:rPr>
+        <w:t>Each indicator supplies its own labels for L₊, L₀, and L₋. For US_G1 these are pro-growth / neutral / defensive; for FX_CMD1 they are pro-growth / neutral / growth-scare; for US_M2 they are abundant-liquidity / neutral / tight-liquidity. The labels are not comparable across indicators — they are interpretation aids rather than universal categories — but the underlying ±1 z-threshold convention is uniform.</w:t>
+      </w:r>
+    </w:p>
+    <w:p>
+      <w:pPr>
+        <w:pStyle w:val="Heading2"/>
+        <w:spacing w:before="200" w:after="40"/>
+      </w:pPr>
+      <w:r>
+        <w:t>7.2  Indicator-specific overrides</w:t>
+      </w:r>
+    </w:p>
+    <w:p>
+      <w:pPr>
+        <w:spacing w:after="120"/>
+      </w:pPr>
+      <w:r>
+        <w:rPr>
+          <w:b w:val="0"/>
+          <w:i w:val="0"/>
+          <w:sz w:val="21"/>
+        </w:rPr>
+        <w:t>A minority of indicators apply a level override to the default classifier. The overrides exist for two reasons: structural levels carry signal that a rolling z-score would lose by adapting to regime drift, and certain economic conditions (yield-curve inversion, vol-curve inversion, credit spread above 800 basis points) are absolute states that should not be relativised.</w:t>
+      </w:r>
+    </w:p>
+    <w:p>
+      <w:pPr>
+        <w:spacing w:after="120"/>
+      </w:pPr>
+      <w:r>
+        <w:rPr>
+          <w:b w:val="0"/>
+          <w:i w:val="0"/>
+          <w:sz w:val="21"/>
+        </w:rPr>
+        <w:t>Three patterns recur: yield-curve inversion (US_R1, US_R2, US_R3) — any negative spread overrides the z-score to recession-watch; volatility-curve inversion (US_V1) — any negative VIX3M − VIX overrides to stress; and the five-regime credit-spread classifier (US_Cr2) which couples raw basis-point levels with z-score thresholds across five distinct regimes.</w:t>
+      </w:r>
+    </w:p>
+    <w:p>
+      <w:pPr>
+        <w:pStyle w:val="Heading2"/>
+        <w:spacing w:before="200" w:after="40"/>
+      </w:pPr>
+      <w:r>
+        <w:t>7.3  Forward regime</w:t>
+      </w:r>
+    </w:p>
+    <w:p>
+      <w:pPr>
+        <w:spacing w:after="120"/>
+      </w:pPr>
+      <w:r>
+        <w:rPr>
+          <w:b w:val="0"/>
+          <w:i w:val="0"/>
+          <w:sz w:val="21"/>
+        </w:rPr>
+        <w:t>The forward regime captures the indicator's recent trajectory rather than its current level. It is computed from the slope of the z-score over the trailing eight weeks:</w:t>
+      </w:r>
+    </w:p>
+    <w:tbl>
+      <w:tblPr>
+        <w:tblW w:type="auto" w:w="0"/>
+        <w:tblLayout w:type="fixed"/>
+        <w:tblLook w:firstColumn="1" w:firstRow="1" w:lastColumn="0" w:lastRow="0" w:noHBand="0" w:noVBand="1" w:val="04A0"/>
+      </w:tblPr>
+      <w:tblGrid>
+        <w:gridCol w:w="7776"/>
+        <w:gridCol w:w="1296"/>
+      </w:tblGrid>
+      <w:tr>
+        <w:tc>
+          <w:tcPr>
+            <w:tcW w:type="dxa" w:w="4536"/>
+            <w:tcBorders>
+              <w:top w:val="nil"/>
+              <w:left w:val="nil"/>
+              <w:bottom w:val="nil"/>
+              <w:right w:val="nil"/>
+            </w:tcBorders>
+          </w:tcPr>
+          <w:p>
+            <w:pPr>
+              <w:jc w:val="center"/>
+            </w:pPr>
+            <m:oMathPara>
+              <m:oMath>
+                <m:r>
+                  <m:t>β</m:t>
+                </m:r>
+                <m:r>
+                  <m:t>=</m:t>
+                </m:r>
+                <m:f>
+                  <m:num>
+                    <m:sSub>
+                      <m:e>
+                        <m:r>
+                          <m:t>z</m:t>
+                        </m:r>
+                      </m:e>
+                      <m:sub>
+                        <m:r>
+                          <m:t>t</m:t>
+                        </m:r>
+                      </m:sub>
+                    </m:sSub>
+                    <m:r>
+                      <m:t>−</m:t>
+                    </m:r>
+                    <m:sSub>
+                      <m:e>
+                        <m:r>
+                          <m:t>z</m:t>
+                        </m:r>
+                      </m:e>
+                      <m:sub>
+                        <m:r>
+                          <m:rPr>
+                            <m:sty m:val="p"/>
+                          </m:rPr>
+                          <m:t>t−8</m:t>
+                        </m:r>
+                      </m:sub>
+                    </m:sSub>
+                  </m:num>
+                  <m:den>
+                    <m:r>
+                      <m:rPr>
+                        <m:sty m:val="p"/>
+                      </m:rPr>
+                      <m:t>8</m:t>
+                    </m:r>
+                  </m:den>
+                </m:f>
+              </m:oMath>
+            </m:oMathPara>
+          </w:p>
+        </w:tc>
+        <w:tc>
+          <w:tcPr>
+            <w:tcW w:type="dxa" w:w="4536"/>
+            <w:tcBorders>
+              <w:top w:val="nil"/>
+              <w:left w:val="nil"/>
+              <w:bottom w:val="nil"/>
+              <w:right w:val="nil"/>
+            </w:tcBorders>
+          </w:tcPr>
+          <w:p>
+            <w:pPr>
+              <w:jc w:val="right"/>
+            </w:pPr>
+            <w:r>
+              <w:rPr>
+                <w:sz w:val="20"/>
+              </w:rPr>
+              <w:t>(7.2)</w:t>
+            </w:r>
+          </w:p>
+        </w:tc>
+      </w:tr>
+    </w:tbl>
+    <w:p/>
+    <w:p>
+      <w:pPr>
+        <w:spacing w:after="120"/>
+      </w:pPr>
+      <w:r>
+        <w:rPr>
+          <w:b w:val="0"/>
+          <w:i w:val="0"/>
+          <w:sz w:val="21"/>
+        </w:rPr>
+        <w:t>and classified using ±0.15 thresholds:</w:t>
+      </w:r>
+    </w:p>
+    <w:tbl>
+      <w:tblPr>
+        <w:tblW w:type="auto" w:w="0"/>
+        <w:tblLayout w:type="fixed"/>
+        <w:tblLook w:firstColumn="1" w:firstRow="1" w:lastColumn="0" w:lastRow="0" w:noHBand="0" w:noVBand="1" w:val="04A0"/>
+      </w:tblPr>
+      <w:tblGrid>
+        <w:gridCol w:w="7776"/>
+        <w:gridCol w:w="1296"/>
+      </w:tblGrid>
+      <w:tr>
+        <w:tc>
+          <w:tcPr>
+            <w:tcW w:type="dxa" w:w="4536"/>
+            <w:tcBorders>
+              <w:top w:val="nil"/>
+              <w:left w:val="nil"/>
+              <w:bottom w:val="nil"/>
+              <w:right w:val="nil"/>
+            </w:tcBorders>
+          </w:tcPr>
+          <w:p>
+            <w:pPr>
+              <w:jc w:val="center"/>
+            </w:pPr>
+            <m:oMathPara>
+              <m:oMath>
+                <m:r>
+                  <m:rPr>
+                    <m:sty m:val="p"/>
+                  </m:rPr>
+                  <m:t>fwd_regime</m:t>
+                </m:r>
+                <m:r>
+                  <m:t>=</m:t>
+                </m:r>
+                <m:d>
+                  <m:dPr>
+                    <m:begChr m:val="{"/>
+                    <m:endChr m:val=""/>
+                  </m:dPr>
+                  <m:e>
+                    <m:eqArr>
+                      <m:eqArrPr>
+                        <m:baseJc m:val="center"/>
+                      </m:eqArrPr>
+                      <m:e>
+                        <m:r>
+                          <m:rPr>
+                            <m:sty m:val="p"/>
+                          </m:rPr>
+                          <m:t>improving</m:t>
+                        </m:r>
+                        <m:r>
+                          <m:rPr>
+                            <m:sty m:val="p"/>
+                          </m:rPr>
+                          <m:t>,       if β &gt; +0.15</m:t>
+                        </m:r>
+                      </m:e>
+                      <m:e>
+                        <m:r>
+                          <m:rPr>
+                            <m:sty m:val="p"/>
+                          </m:rPr>
+                          <m:t>stable</m:t>
+                        </m:r>
+                        <m:r>
+                          <m:rPr>
+                            <m:sty m:val="p"/>
+                          </m:rPr>
+                          <m:t>,         if |β| ≤ 0.15</m:t>
+                        </m:r>
+                      </m:e>
+                      <m:e>
+                        <m:r>
+                          <m:rPr>
+                            <m:sty m:val="p"/>
+                          </m:rPr>
+                          <m:t>deteriorating</m:t>
+                        </m:r>
+                        <m:r>
+                          <m:rPr>
+                            <m:sty m:val="p"/>
+                          </m:rPr>
+                          <m:t>,  if β &lt; −0.15</m:t>
+                        </m:r>
+                      </m:e>
+                    </m:eqArr>
+                  </m:e>
+                </m:d>
+              </m:oMath>
+            </m:oMathPara>
+          </w:p>
+        </w:tc>
+        <w:tc>
+          <w:tcPr>
+            <w:tcW w:type="dxa" w:w="4536"/>
+            <w:tcBorders>
+              <w:top w:val="nil"/>
+              <w:left w:val="nil"/>
+              <w:bottom w:val="nil"/>
+              <w:right w:val="nil"/>
+            </w:tcBorders>
+          </w:tcPr>
+          <w:p>
+            <w:pPr>
+              <w:jc w:val="right"/>
+            </w:pPr>
+            <w:r>
+              <w:rPr>
+                <w:sz w:val="20"/>
+              </w:rPr>
+              <w:t>(7.3)</w:t>
+            </w:r>
+          </w:p>
+        </w:tc>
+      </w:tr>
+    </w:tbl>
+    <w:p/>
+    <w:p>
+      <w:pPr>
+        <w:spacing w:after="120"/>
+      </w:pPr>
+      <w:r>
+        <w:rPr>
+          <w:b w:val="0"/>
+          <w:i w:val="0"/>
+          <w:sz w:val="21"/>
+        </w:rPr>
+        <w:t>The eight-week window is short enough to capture genuine trajectory shifts and long enough to dampen weekly noise. The 0.15 threshold corresponds to a z-score change of about 1.2 over the eight weeks — small enough to register typical regime transitions and large enough to filter out random walks. Indicators flagged as naturally leading in the registry receive a [leading] suffix on their forward-regime label, marking that their trajectory is itself a forward-looking signal rather than a coincident one.</w:t>
+      </w:r>
+    </w:p>
+    <w:p>
+      <w:pPr>
+        <w:pStyle w:val="Heading2"/>
+        <w:spacing w:before="200" w:after="40"/>
+      </w:pPr>
+      <w:r>
+        <w:t>7.4  Z-score trajectory diagnostic</w:t>
+      </w:r>
+    </w:p>
+    <w:p>
+      <w:pPr>
+        <w:spacing w:after="120"/>
+      </w:pPr>
+      <w:r>
+        <w:rPr>
+          <w:b w:val="0"/>
+          <w:i w:val="0"/>
+          <w:sz w:val="21"/>
+        </w:rPr>
+        <w:t>A separate diagnostic classifies the recent z-score trajectory against three lookbacks (1, 4, and 13 weeks) and the trailing 13-week peak in absolute z-score. Four classes are recognised.</w:t>
+      </w:r>
+    </w:p>
+    <w:p>
+      <w:pPr>
+        <w:spacing w:after="40"/>
+      </w:pPr>
+      <w:r>
+        <w:rPr>
+          <w:b w:val="0"/>
+          <w:i w:val="0"/>
+          <w:sz w:val="21"/>
+        </w:rPr>
+        <w:t>Intensifying — z is rising in magnitude vs both 1- and 4-week lags, and is near the 13-week peak in absolute value:</w:t>
+      </w:r>
+    </w:p>
+    <w:tbl>
+      <w:tblPr>
+        <w:tblW w:type="auto" w:w="0"/>
+        <w:tblLayout w:type="fixed"/>
+        <w:tblLook w:firstColumn="1" w:firstRow="1" w:lastColumn="0" w:lastRow="0" w:noHBand="0" w:noVBand="1" w:val="04A0"/>
+      </w:tblPr>
+      <w:tblGrid>
+        <w:gridCol w:w="7776"/>
+        <w:gridCol w:w="1296"/>
+      </w:tblGrid>
+      <w:tr>
+        <w:tc>
+          <w:tcPr>
+            <w:tcW w:type="dxa" w:w="4536"/>
+            <w:tcBorders>
+              <w:top w:val="nil"/>
+              <w:left w:val="nil"/>
+              <w:bottom w:val="nil"/>
+              <w:right w:val="nil"/>
+            </w:tcBorders>
+          </w:tcPr>
+          <w:p>
+            <w:pPr>
+              <w:jc w:val="center"/>
+            </w:pPr>
+            <m:oMathPara>
+              <m:oMath>
+                <m:r>
+                  <m:rPr>
+                    <m:sty m:val="p"/>
+                  </m:rPr>
+                  <m:t>intensifying:    </m:t>
+                </m:r>
+                <m:d>
+                  <m:dPr>
+                    <m:begChr m:val="|"/>
+                    <m:endChr m:val="|"/>
+                  </m:dPr>
+                  <m:e>
+                    <m:sSub>
+                      <m:e>
+                        <m:r>
+                          <m:t>z</m:t>
+                        </m:r>
+                      </m:e>
+                      <m:sub>
+                        <m:r>
+                          <m:rPr>
+                            <m:sty m:val="p"/>
+                          </m:rPr>
+                          <m:t>t</m:t>
+                        </m:r>
+                      </m:sub>
+                    </m:sSub>
+                  </m:e>
+                </m:d>
+                <m:r>
+                  <m:t>&gt;</m:t>
+                </m:r>
+                <m:d>
+                  <m:dPr>
+                    <m:begChr m:val="|"/>
+                    <m:endChr m:val="|"/>
+                  </m:dPr>
+                  <m:e>
+                    <m:sSub>
+                      <m:e>
+                        <m:r>
+                          <m:t>z</m:t>
+                        </m:r>
+                      </m:e>
+                      <m:sub>
+                        <m:r>
+                          <m:rPr>
+                            <m:sty m:val="p"/>
+                          </m:rPr>
+                          <m:t>t−1</m:t>
+                        </m:r>
+                      </m:sub>
+                    </m:sSub>
+                  </m:e>
+                </m:d>
+                <m:r>
+                  <m:rPr>
+                    <m:sty m:val="p"/>
+                  </m:rPr>
+                  <m:t>    ∧    </m:t>
+                </m:r>
+                <m:d>
+                  <m:dPr>
+                    <m:begChr m:val="|"/>
+                    <m:endChr m:val="|"/>
+                  </m:dPr>
+                  <m:e>
+                    <m:sSub>
+                      <m:e>
+                        <m:r>
+                          <m:t>z</m:t>
+                        </m:r>
+                      </m:e>
+                      <m:sub>
+                        <m:r>
+                          <m:rPr>
+                            <m:sty m:val="p"/>
+                          </m:rPr>
+                          <m:t>t</m:t>
+                        </m:r>
+                      </m:sub>
+                    </m:sSub>
+                  </m:e>
+                </m:d>
+                <m:r>
+                  <m:t>&gt;</m:t>
+                </m:r>
+                <m:d>
+                  <m:dPr>
+                    <m:begChr m:val="|"/>
+                    <m:endChr m:val="|"/>
+                  </m:dPr>
+                  <m:e>
+                    <m:sSub>
+                      <m:e>
+                        <m:r>
+                          <m:t>z</m:t>
+                        </m:r>
+                      </m:e>
+                      <m:sub>
+                        <m:r>
+                          <m:rPr>
+                            <m:sty m:val="p"/>
+                          </m:rPr>
+                          <m:t>t−4</m:t>
+                        </m:r>
+                      </m:sub>
+                    </m:sSub>
+                  </m:e>
+                </m:d>
+                <m:r>
+                  <m:rPr>
+                    <m:sty m:val="p"/>
+                  </m:rPr>
+                  <m:t>    ∧    </m:t>
+                </m:r>
+                <m:d>
+                  <m:dPr>
+                    <m:begChr m:val="|"/>
+                    <m:endChr m:val="|"/>
+                  </m:dPr>
+                  <m:e>
+                    <m:sSub>
+                      <m:e>
+                        <m:r>
+                          <m:t>z</m:t>
+                        </m:r>
+                      </m:e>
+                      <m:sub>
+                        <m:r>
+                          <m:rPr>
+                            <m:sty m:val="p"/>
+                          </m:rPr>
+                          <m:t>t</m:t>
+                        </m:r>
+                      </m:sub>
+                    </m:sSub>
+                  </m:e>
+                </m:d>
+                <m:r>
+                  <m:t>≥</m:t>
+                </m:r>
+                <m:r>
+                  <m:rPr>
+                    <m:sty m:val="p"/>
+                  </m:rPr>
+                  <m:t>0.9 ·</m:t>
+                </m:r>
+                <m:r>
+                  <m:rPr>
+                    <m:sty m:val="p"/>
+                  </m:rPr>
+                  <m:t>max</m:t>
+                </m:r>
+                <m:sSub>
+                  <m:e>
+                    <m:r>
+                      <m:rPr>
+                        <m:sty m:val="p"/>
+                      </m:rPr>
+                      <m:t/>
+                    </m:r>
+                  </m:e>
+                  <m:sub>
+                    <m:r>
+                      <m:rPr>
+                        <m:sty m:val="p"/>
+                      </m:rPr>
+                      <m:t>[t−13, t]</m:t>
+                    </m:r>
+                  </m:sub>
+                </m:sSub>
+                <m:d>
+                  <m:dPr>
+                    <m:begChr m:val="|"/>
+                    <m:endChr m:val="|"/>
+                  </m:dPr>
+                  <m:e>
+                    <m:r>
+                      <m:t>z</m:t>
+                    </m:r>
+                  </m:e>
+                </m:d>
+              </m:oMath>
+            </m:oMathPara>
+          </w:p>
+        </w:tc>
+        <w:tc>
+          <w:tcPr>
+            <w:tcW w:type="dxa" w:w="4536"/>
+            <w:tcBorders>
+              <w:top w:val="nil"/>
+              <w:left w:val="nil"/>
+              <w:bottom w:val="nil"/>
+              <w:right w:val="nil"/>
+            </w:tcBorders>
+          </w:tcPr>
+          <w:p>
+            <w:pPr>
+              <w:jc w:val="right"/>
+            </w:pPr>
+            <w:r>
+              <w:rPr>
+                <w:sz w:val="20"/>
+              </w:rPr>
+              <w:t>(7.4)</w:t>
+            </w:r>
+          </w:p>
+        </w:tc>
+      </w:tr>
+    </w:tbl>
+    <w:p/>
+    <w:p>
+      <w:pPr>
+        <w:spacing w:after="40"/>
+      </w:pPr>
+      <w:r>
+        <w:rPr>
+          <w:b w:val="0"/>
+          <w:i w:val="0"/>
+          <w:sz w:val="21"/>
+        </w:rPr>
+        <w:t>Fading — current absolute z is meaningfully below its 4-week lag:</w:t>
+      </w:r>
+    </w:p>
+    <w:tbl>
+      <w:tblPr>
+        <w:tblW w:type="auto" w:w="0"/>
+        <w:tblLayout w:type="fixed"/>
+        <w:tblLook w:firstColumn="1" w:firstRow="1" w:lastColumn="0" w:lastRow="0" w:noHBand="0" w:noVBand="1" w:val="04A0"/>
+      </w:tblPr>
+      <w:tblGrid>
+        <w:gridCol w:w="7776"/>
+        <w:gridCol w:w="1296"/>
+      </w:tblGrid>
+      <w:tr>
+        <w:tc>
+          <w:tcPr>
+            <w:tcW w:type="dxa" w:w="4536"/>
+            <w:tcBorders>
+              <w:top w:val="nil"/>
+              <w:left w:val="nil"/>
+              <w:bottom w:val="nil"/>
+              <w:right w:val="nil"/>
+            </w:tcBorders>
+          </w:tcPr>
+          <w:p>
+            <w:pPr>
+              <w:jc w:val="center"/>
+            </w:pPr>
+            <m:oMathPara>
+              <m:oMath>
+                <m:r>
+                  <m:rPr>
+                    <m:sty m:val="p"/>
+                  </m:rPr>
+                  <m:t>fading:    </m:t>
+                </m:r>
+                <m:d>
+                  <m:dPr>
+                    <m:begChr m:val="|"/>
+                    <m:endChr m:val="|"/>
+                  </m:dPr>
+                  <m:e>
+                    <m:sSub>
+                      <m:e>
+                        <m:r>
+                          <m:t>z</m:t>
+                        </m:r>
+                      </m:e>
+                      <m:sub>
+                        <m:r>
+                          <m:rPr>
+                            <m:sty m:val="p"/>
+                          </m:rPr>
+                          <m:t>t</m:t>
+                        </m:r>
+                      </m:sub>
+                    </m:sSub>
+                  </m:e>
+                </m:d>
+                <m:r>
+                  <m:t>&lt;</m:t>
+                </m:r>
+                <m:r>
+                  <m:rPr>
+                    <m:sty m:val="p"/>
+                  </m:rPr>
+                  <m:t>0.9 ·</m:t>
+                </m:r>
+                <m:d>
+                  <m:dPr>
+                    <m:begChr m:val="|"/>
+                    <m:endChr m:val="|"/>
+                  </m:dPr>
+                  <m:e>
+                    <m:sSub>
+                      <m:e>
+                        <m:r>
+                          <m:t>z</m:t>
+                        </m:r>
+                      </m:e>
+                      <m:sub>
+                        <m:r>
+                          <m:rPr>
+                            <m:sty m:val="p"/>
+                          </m:rPr>
+                          <m:t>t−4</m:t>
+                        </m:r>
+                      </m:sub>
+                    </m:sSub>
+                  </m:e>
+                </m:d>
+              </m:oMath>
+            </m:oMathPara>
+          </w:p>
+        </w:tc>
+        <w:tc>
+          <w:tcPr>
+            <w:tcW w:type="dxa" w:w="4536"/>
+            <w:tcBorders>
+              <w:top w:val="nil"/>
+              <w:left w:val="nil"/>
+              <w:bottom w:val="nil"/>
+              <w:right w:val="nil"/>
+            </w:tcBorders>
+          </w:tcPr>
+          <w:p>
+            <w:pPr>
+              <w:jc w:val="right"/>
+            </w:pPr>
+            <w:r>
+              <w:rPr>
+                <w:sz w:val="20"/>
+              </w:rPr>
+              <w:t>(7.5)</w:t>
+            </w:r>
+          </w:p>
+        </w:tc>
+      </w:tr>
+    </w:tbl>
+    <w:p/>
+    <w:p>
+      <w:pPr>
+        <w:spacing w:after="40"/>
+      </w:pPr>
+      <w:r>
+        <w:rPr>
+          <w:b w:val="0"/>
+          <w:i w:val="0"/>
+          <w:sz w:val="21"/>
+        </w:rPr>
+        <w:t>Reversing — z has changed sign vs the 4-week lag, from a previous reading already meaningful in magnitude:</w:t>
+      </w:r>
+    </w:p>
+    <w:tbl>
+      <w:tblPr>
+        <w:tblW w:type="auto" w:w="0"/>
+        <w:tblLayout w:type="fixed"/>
+        <w:tblLook w:firstColumn="1" w:firstRow="1" w:lastColumn="0" w:lastRow="0" w:noHBand="0" w:noVBand="1" w:val="04A0"/>
+      </w:tblPr>
+      <w:tblGrid>
+        <w:gridCol w:w="7776"/>
+        <w:gridCol w:w="1296"/>
+      </w:tblGrid>
+      <w:tr>
+        <w:tc>
+          <w:tcPr>
+            <w:tcW w:type="dxa" w:w="4536"/>
+            <w:tcBorders>
+              <w:top w:val="nil"/>
+              <w:left w:val="nil"/>
+              <w:bottom w:val="nil"/>
+              <w:right w:val="nil"/>
+            </w:tcBorders>
+          </w:tcPr>
+          <w:p>
+            <w:pPr>
+              <w:jc w:val="center"/>
+            </w:pPr>
+            <m:oMathPara>
+              <m:oMath>
+                <m:r>
+                  <m:rPr>
+                    <m:sty m:val="p"/>
+                  </m:rPr>
+                  <m:t>reversing:    </m:t>
+                </m:r>
+                <m:r>
+                  <m:rPr>
+                    <m:sty m:val="p"/>
+                  </m:rPr>
+                  <m:t>sgn</m:t>
+                </m:r>
+                <m:d>
+                  <m:dPr>
+                    <m:begChr m:val="("/>
+                    <m:endChr m:val=")"/>
+                  </m:dPr>
+                  <m:e>
+                    <m:sSub>
+                      <m:e>
+                        <m:r>
+                          <m:t>z</m:t>
+                        </m:r>
+                      </m:e>
+                      <m:sub>
+                        <m:r>
+                          <m:rPr>
+                            <m:sty m:val="p"/>
+                          </m:rPr>
+                          <m:t>t</m:t>
+                        </m:r>
+                      </m:sub>
+                    </m:sSub>
+                  </m:e>
+                </m:d>
+                <m:r>
+                  <m:t>≠</m:t>
+                </m:r>
+                <m:r>
+                  <m:rPr>
+                    <m:sty m:val="p"/>
+                  </m:rPr>
+                  <m:t>sgn</m:t>
+                </m:r>
+                <m:d>
+                  <m:dPr>
+                    <m:begChr m:val="("/>
+                    <m:endChr m:val=")"/>
+                  </m:dPr>
+                  <m:e>
+                    <m:sSub>
+                      <m:e>
+                        <m:r>
+                          <m:t>z</m:t>
+                        </m:r>
+                      </m:e>
+                      <m:sub>
+                        <m:r>
+                          <m:rPr>
+                            <m:sty m:val="p"/>
+                          </m:rPr>
+                          <m:t>t−4</m:t>
+                        </m:r>
+                      </m:sub>
+                    </m:sSub>
+                  </m:e>
+                </m:d>
+                <m:r>
+                  <m:rPr>
+                    <m:sty m:val="p"/>
+                  </m:rPr>
+                  <m:t>    ∧    </m:t>
+                </m:r>
+                <m:d>
+                  <m:dPr>
+                    <m:begChr m:val="|"/>
+                    <m:endChr m:val="|"/>
+                  </m:dPr>
+                  <m:e>
+                    <m:sSub>
+                      <m:e>
+                        <m:r>
+                          <m:t>z</m:t>
+                        </m:r>
+                      </m:e>
+                      <m:sub>
+                        <m:r>
+                          <m:rPr>
+                            <m:sty m:val="p"/>
+                          </m:rPr>
+                          <m:t>t−4</m:t>
+                        </m:r>
+                      </m:sub>
+                    </m:sSub>
+                  </m:e>
+                </m:d>
+                <m:r>
+                  <m:t>&gt;</m:t>
+                </m:r>
+                <m:r>
+                  <m:rPr>
+                    <m:sty m:val="p"/>
+                  </m:rPr>
+                  <m:t>0.5</m:t>
+                </m:r>
+              </m:oMath>
+            </m:oMathPara>
+          </w:p>
+        </w:tc>
+        <w:tc>
+          <w:tcPr>
+            <w:tcW w:type="dxa" w:w="4536"/>
+            <w:tcBorders>
+              <w:top w:val="nil"/>
+              <w:left w:val="nil"/>
+              <w:bottom w:val="nil"/>
+              <w:right w:val="nil"/>
+            </w:tcBorders>
+          </w:tcPr>
+          <w:p>
+            <w:pPr>
+              <w:jc w:val="right"/>
+            </w:pPr>
+            <w:r>
+              <w:rPr>
+                <w:sz w:val="20"/>
+              </w:rPr>
+              <w:t>(7.6)</w:t>
+            </w:r>
+          </w:p>
+        </w:tc>
+      </w:tr>
+    </w:tbl>
+    <w:p/>
+    <w:p>
+      <w:pPr>
+        <w:spacing w:after="120"/>
+      </w:pPr>
+      <w:r>
+        <w:rPr>
+          <w:b w:val="0"/>
+          <w:i w:val="0"/>
+          <w:sz w:val="21"/>
+        </w:rPr>
+        <w:t>Stable — none of the above. The trajectory is purely diagnostic; it does not feed the regime call. Its purpose is to give a reader of the snapshot output a one-glance read on whether an indicator's signal is strengthening, weakening, or turning over without re-examining the raw z-score history. The four supplementary z-score samples (one, four, and thirteen weeks ago, plus the thirteen-week peak in absolute value) are also exposed in the snapshot CSV so a reader can verify the classification.</w:t>
+      </w:r>
+    </w:p>
+    <w:p>
+      <w:pPr>
+        <w:pStyle w:val="Heading2"/>
+        <w:spacing w:before="200" w:after="40"/>
+      </w:pPr>
+      <w:r>
+        <w:t>7.5  Cycle-timing classification</w:t>
+      </w:r>
+    </w:p>
+    <w:p>
+      <w:pPr>
+        <w:spacing w:after="120"/>
+      </w:pPr>
+      <w:r>
+        <w:rPr>
+          <w:b w:val="0"/>
+          <w:i w:val="0"/>
+          <w:sz w:val="21"/>
+        </w:rPr>
+        <w:t>Each indicator carries a cycle-timing tag of Leading, Coincident, or Lagging in the indicator-library CSV. The tag is determined editorially against academic and practitioner literature for that indicator's referent — yield-curve inversion is Leading by approximately twelve months, ISM new orders is Leading by approximately six weeks, NBER recession dates are Lagging. Of the ninety-two indicators currently in the library, ninety are Leading, two are Coincident, and none are Lagging — a deliberate skew, since the project's analytical purpose is forward-looking and the indicator selection has been biased accordingly.</w:t>
+      </w:r>
+    </w:p>
+    <w:tbl>
+      <w:tblPr>
+        <w:tblW w:type="auto" w:w="0"/>
+        <w:tblLook w:firstColumn="1" w:firstRow="1" w:lastColumn="0" w:lastRow="0" w:noHBand="0" w:noVBand="1" w:val="04A0"/>
+      </w:tblPr>
+      <w:tblGrid>
+        <w:gridCol w:w="9072"/>
+      </w:tblGrid>
+      <w:tr>
+        <w:tc>
+          <w:tcPr>
+            <w:tcW w:type="dxa" w:w="9072"/>
+            <w:shd w:val="clear" w:color="auto" w:fill="F2F2F2"/>
+            <w:vAlign w:val="top"/>
+          </w:tcPr>
+          <w:p>
+            <w:pPr>
+              <w:spacing w:after="40"/>
+            </w:pPr>
+            <w:r>
+              <w:rPr>
+                <w:b/>
+                <w:sz w:val="20"/>
+              </w:rPr>
+              <w:t>The four labels read together</w:t>
+            </w:r>
+          </w:p>
+          <w:p>
+            <w:pPr>
+              <w:spacing w:after="0"/>
+            </w:pPr>
+            <w:r>
+              <w:rPr>
+                <w:sz w:val="20"/>
+              </w:rPr>
+              <w:t>A high-conviction regime call combines all four signals: the current regime is on the right side of the bucket boundary, the forward regime carries [leading] and reads improving, the z-score trajectory is intensifying, and the cycle-timing tag is Leading. The opposite — current regime deep in one bucket while the forward regime contradicts and the trajectory is reversing — is the early-warning state that a regime transition is in progress. Regime-based asset allocation work depends on this multi-signal reading.</w:t>
+            </w:r>
+          </w:p>
+        </w:tc>
+      </w:tr>
+    </w:tbl>
+    <w:p/>
+    <w:p>
+      <w:r>
+        <w:br w:type="page"/>
+      </w:r>
+    </w:p>
+    <w:p>
+      <w:pPr>
+        <w:pStyle w:val="Heading1"/>
+        <w:spacing w:before="0" w:after="160"/>
+      </w:pPr>
+      <w:r>
+        <w:t>8.  Operational Scaffolding</w:t>
+      </w:r>
+    </w:p>
+    <w:p>
+      <w:pPr>
+        <w:spacing w:after="120"/>
+      </w:pPr>
+      <w:r>
+        <w:rPr>
+          <w:b w:val="0"/>
+          <w:i w:val="0"/>
+          <w:sz w:val="21"/>
+        </w:rPr>
+        <w:t>Daily operation of a multi-source data pipeline produces a non-trivial volume of failure modes: HTTP errors, dead tickers, schema drift between code and registry, silent publisher freezes that the Friday-spine forward-fill would otherwise mask, and retroactive source-side history truncation. An integrated audit subsystem detects all of these in a single daily report and surfaces them through a perpetual GitHub Issue thread. A writeback step automates the most common remediation (retiring persistently dead tickers). A separate operator-gated utility synchronises history files with their source-of-truth registries when rows are deliberately removed.</w:t>
+      </w:r>
+    </w:p>
+    <w:p>
+      <w:pPr>
+        <w:pStyle w:val="Heading2"/>
+        <w:spacing w:before="200" w:after="40"/>
+      </w:pPr>
+      <w:r>
+        <w:t>8.1  The daily integrated audit</w:t>
+      </w:r>
+    </w:p>
+    <w:p>
+      <w:pPr>
+        <w:spacing w:after="120"/>
+      </w:pPr>
+      <w:r>
+        <w:rPr>
+          <w:b w:val="0"/>
+          <w:i w:val="0"/>
+          <w:sz w:val="21"/>
+        </w:rPr>
+        <w:t>The audit runs as the post-fetch, post-explorer step of the GitHub Actions workflow. It produces two artefacts: a full plaintext report (data_audit.txt) committed alongside the data CSVs, and a Markdown body (audit_comment.md) posted as a comment to the perpetual daily-audit GitHub Issue. The first line of the comment is always one of:</w:t>
+      </w:r>
+    </w:p>
+    <w:p>
+      <w:pPr>
+        <w:pStyle w:val="ListBullet"/>
+      </w:pPr>
+      <w:r>
+        <w:rPr>
+          <w:sz w:val="21"/>
+        </w:rPr>
+        <w:t>## Daily audit — YYYY-MM-DD — ALL CLEAN</w:t>
+      </w:r>
+    </w:p>
+    <w:p>
+      <w:pPr>
+        <w:pStyle w:val="ListBullet"/>
+      </w:pPr>
+      <w:r>
+        <w:rPr>
+          <w:sz w:val="21"/>
+        </w:rPr>
+        <w:t>## Daily audit — YYYY-MM-DD — N ISSUES (X fetch errors, Y static-check failures, Z stale series, …)</w:t>
+      </w:r>
+    </w:p>
+    <w:p>
+      <w:pPr>
+        <w:spacing w:after="120"/>
+      </w:pPr>
+      <w:r>
+        <w:rPr>
+          <w:b w:val="0"/>
+          <w:i w:val="0"/>
+          <w:sz w:val="21"/>
+        </w:rPr>
+        <w:t>Detail follows in collapsible Markdown sections; row counts per category are capped for readability with full detail in the plaintext report. The audit is a strict warning channel — it always exits cleanly, never failing the workflow.</w:t>
+      </w:r>
+    </w:p>
+    <w:p>
+      <w:pPr>
+        <w:pStyle w:val="Heading2"/>
+        <w:spacing w:before="200" w:after="40"/>
+      </w:pPr>
+      <w:r>
+        <w:t>8.2  Section A — fetch outcomes</w:t>
+      </w:r>
+    </w:p>
+    <w:p>
+      <w:pPr>
+        <w:spacing w:after="120"/>
+      </w:pPr>
+      <w:r>
+        <w:rPr>
+          <w:b w:val="0"/>
+          <w:i w:val="0"/>
+          <w:sz w:val="21"/>
+        </w:rPr>
+        <w:t>Section A scrapes the freshly-captured pipeline.log for known failure patterns: HTTP 4xx/5xx errors that survived the exponential backoff, yfinance ‘possibly delisted’ warnings, and ‘Quote not found for symbol’ messages. yfinance suspects are cross-checked against the latest non-empty row of the comp-pipeline history file to filter transient warnings — a ticker that returned no data for one fetch but shows up in the latest history row was clearly a transient failure, not a delisting. Retried-then-recovered transients are filtered out by matching only the ‘— skipping’ suffix in the log line.</w:t>
+      </w:r>
+    </w:p>
+    <w:p>
+      <w:pPr>
+        <w:pStyle w:val="Heading2"/>
+        <w:spacing w:before="200" w:after="40"/>
+      </w:pPr>
+      <w:r>
+        <w:t>8.3  Section B — static checks</w:t>
+      </w:r>
+    </w:p>
+    <w:p>
+      <w:pPr>
+        <w:spacing w:after="120"/>
+      </w:pPr>
+      <w:r>
+        <w:rPr>
+          <w:b w:val="0"/>
+          <w:i w:val="0"/>
+          <w:sz w:val="21"/>
+        </w:rPr>
+        <w:t>Section B runs a battery of consistency checks against the registry CSVs and the code that consumes them. Each is a local operation requiring no network access:</w:t>
+      </w:r>
+    </w:p>
+    <w:p>
+      <w:pPr>
+        <w:pStyle w:val="ListBullet"/>
+      </w:pPr>
+      <w:r>
+        <w:rPr>
+          <w:sz w:val="21"/>
+        </w:rPr>
+        <w:t>Country-code orphans: every code referenced in the per-source libraries must exist in macro_library_countries.csv.</w:t>
+      </w:r>
+    </w:p>
+    <w:p>
+      <w:pPr>
+        <w:pStyle w:val="ListBullet"/>
+      </w:pPr>
+      <w:r>
+        <w:rPr>
+          <w:sz w:val="21"/>
+        </w:rPr>
+        <w:t>Indicator-id uniqueness: no two rows in macro_indicator_library.csv share an id.</w:t>
+      </w:r>
+    </w:p>
+    <w:p>
+      <w:pPr>
+        <w:pStyle w:val="ListBullet"/>
+      </w:pPr>
+      <w:r>
+        <w:rPr>
+          <w:sz w:val="21"/>
+        </w:rPr>
+        <w:t>Calculator registration: every id in the indicator library must be registered as a calculator in compute_macro_market.py.</w:t>
+      </w:r>
+    </w:p>
+    <w:p>
+      <w:pPr>
+        <w:pStyle w:val="ListBullet"/>
+      </w:pPr>
+      <w:r>
+        <w:rPr>
+          <w:sz w:val="21"/>
+        </w:rPr>
+        <w:t>Column-existence: every literal passed to _get_col(...) by a calculator must resolve to a column in the unified macro hist.</w:t>
+      </w:r>
+    </w:p>
+    <w:p>
+      <w:pPr>
+        <w:pStyle w:val="ListBullet"/>
+      </w:pPr>
+      <w:r>
+        <w:rPr>
+          <w:sz w:val="21"/>
+        </w:rPr>
+        <w:t>Registry drift across all three history-vs-library pairs (comp / macro_economic / macro_market): every column in each history file must trace back to a row in its source-of-truth library. Orphan columns are reported with the recommended remediation: ‘run python library_sync.py --confirm’.</w:t>
+      </w:r>
+    </w:p>
+    <w:p>
+      <w:pPr>
+        <w:pStyle w:val="Heading2"/>
+        <w:spacing w:before="200" w:after="40"/>
+      </w:pPr>
+      <w:r>
+        <w:t>8.4  Section C — value-change staleness</w:t>
+      </w:r>
+    </w:p>
+    <w:p>
+      <w:pPr>
+        <w:spacing w:after="120"/>
+      </w:pPr>
+      <w:r>
+        <w:rPr>
+          <w:b w:val="0"/>
+          <w:i w:val="0"/>
+          <w:sz w:val="21"/>
+        </w:rPr>
+        <w:t>Section C addresses the failure mode that the Friday-spine forward-fill would otherwise mask: a publisher silently stopping its updates while the most-recent observation continues to populate every Friday slot via forward-fill. The audit walks every column of the unified macro hist, finds the last date on which the value actually changed (rather than the last non-null cell), and computes the age in days:</w:t>
+      </w:r>
+    </w:p>
+    <w:tbl>
+      <w:tblPr>
+        <w:tblW w:type="auto" w:w="0"/>
+        <w:tblLayout w:type="fixed"/>
+        <w:tblLook w:firstColumn="1" w:firstRow="1" w:lastColumn="0" w:lastRow="0" w:noHBand="0" w:noVBand="1" w:val="04A0"/>
+      </w:tblPr>
+      <w:tblGrid>
+        <w:gridCol w:w="7776"/>
+        <w:gridCol w:w="1296"/>
+      </w:tblGrid>
+      <w:tr>
+        <w:tc>
+          <w:tcPr>
+            <w:tcW w:type="dxa" w:w="4536"/>
+            <w:tcBorders>
+              <w:top w:val="nil"/>
+              <w:left w:val="nil"/>
+              <w:bottom w:val="nil"/>
+              <w:right w:val="nil"/>
+            </w:tcBorders>
+          </w:tcPr>
+          <w:p>
+            <w:pPr>
+              <w:jc w:val="center"/>
+            </w:pPr>
+            <m:oMathPara>
+              <m:oMath>
+                <m:r>
+                  <m:rPr>
+                    <m:sty m:val="p"/>
+                  </m:rPr>
+                  <m:t>age</m:t>
+                </m:r>
+                <m:d>
+                  <m:dPr>
+                    <m:begChr m:val="("/>
+                    <m:endChr m:val=")"/>
+                  </m:dPr>
+                  <m:e>
+                    <m:r>
+                      <m:t>s</m:t>
+                    </m:r>
+                  </m:e>
+                </m:d>
+                <m:r>
+                  <m:t>=</m:t>
+                </m:r>
+                <m:sSub>
+                  <m:e>
+                    <m:r>
+                      <m:t>t</m:t>
+                    </m:r>
+                  </m:e>
+                  <m:sub>
+                    <m:r>
+                      <m:rPr>
+                        <m:sty m:val="p"/>
+                      </m:rPr>
+                      <m:t>now</m:t>
+                    </m:r>
+                  </m:sub>
+                </m:sSub>
+                <m:r>
+                  <m:t>−</m:t>
+                </m:r>
+                <m:sSub>
+                  <m:e>
+                    <m:r>
+                      <m:t>t</m:t>
+                    </m:r>
+                  </m:e>
+                  <m:sub>
+                    <m:r>
+                      <m:rPr>
+                        <m:sty m:val="p"/>
+                      </m:rPr>
+                      <m:t>change</m:t>
+                    </m:r>
+                  </m:sub>
+                </m:sSub>
+                <m:d>
+                  <m:dPr>
+                    <m:begChr m:val="("/>
+                    <m:endChr m:val=")"/>
+                  </m:dPr>
+                  <m:e>
+                    <m:r>
+                      <m:t>s</m:t>
+                    </m:r>
+                  </m:e>
+                </m:d>
+              </m:oMath>
+            </m:oMathPara>
+          </w:p>
+        </w:tc>
+        <w:tc>
+          <w:tcPr>
+            <w:tcW w:type="dxa" w:w="4536"/>
+            <w:tcBorders>
+              <w:top w:val="nil"/>
+              <w:left w:val="nil"/>
+              <w:bottom w:val="nil"/>
+              <w:right w:val="nil"/>
+            </w:tcBorders>
+          </w:tcPr>
+          <w:p>
+            <w:pPr>
+              <w:jc w:val="right"/>
+            </w:pPr>
+            <w:r>
+              <w:rPr>
+                <w:sz w:val="20"/>
+              </w:rPr>
+              <w:t>(8.1)</w:t>
+            </w:r>
+          </w:p>
+        </w:tc>
+      </w:tr>
+    </w:tbl>
+    <w:p/>
+    <w:p>
+      <w:pPr>
+        <w:spacing w:after="120"/>
+      </w:pPr>
+      <w:r>
+        <w:rPr>
+          <w:b w:val="0"/>
+          <w:i w:val="0"/>
+          <w:sz w:val="21"/>
+        </w:rPr>
+        <w:t>This age is then bucketed against a per-frequency tolerance T loaded from data/freshness_thresholds.csv (5 days for daily series, 10 for weekly, 45 for monthly, 120 for quarterly, 540 for annual). Per-row overrides on the per-source library files allow individual series with longer-than-normal publisher lag to be calibrated upward. The classification is:</w:t>
+      </w:r>
+    </w:p>
+    <w:tbl>
+      <w:tblPr>
+        <w:tblW w:type="auto" w:w="0"/>
+        <w:tblLayout w:type="fixed"/>
+        <w:tblLook w:firstColumn="1" w:firstRow="1" w:lastColumn="0" w:lastRow="0" w:noHBand="0" w:noVBand="1" w:val="04A0"/>
+      </w:tblPr>
+      <w:tblGrid>
+        <w:gridCol w:w="7776"/>
+        <w:gridCol w:w="1296"/>
+      </w:tblGrid>
+      <w:tr>
+        <w:tc>
+          <w:tcPr>
+            <w:tcW w:type="dxa" w:w="4536"/>
+            <w:tcBorders>
+              <w:top w:val="nil"/>
+              <w:left w:val="nil"/>
+              <w:bottom w:val="nil"/>
+              <w:right w:val="nil"/>
+            </w:tcBorders>
+          </w:tcPr>
+          <w:p>
+            <w:pPr>
+              <w:jc w:val="center"/>
+            </w:pPr>
+            <m:oMathPara>
+              <m:oMath>
+                <m:r>
+                  <m:rPr>
+                    <m:sty m:val="p"/>
+                  </m:rPr>
+                  <m:t>classify</m:t>
+                </m:r>
+                <m:d>
+                  <m:dPr>
+                    <m:begChr m:val="("/>
+                    <m:endChr m:val=")"/>
+                  </m:dPr>
+                  <m:e>
+                    <m:r>
+                      <m:rPr>
+                        <m:sty m:val="p"/>
+                      </m:rPr>
+                      <m:t>age</m:t>
+                    </m:r>
+                  </m:e>
+                </m:d>
+                <m:r>
+                  <m:t>=</m:t>
+                </m:r>
+                <m:d>
+                  <m:dPr>
+                    <m:begChr m:val="{"/>
+                    <m:endChr m:val=""/>
+                  </m:dPr>
+                  <m:e>
+                    <m:eqArr>
+                      <m:eqArrPr>
+                        <m:baseJc m:val="center"/>
+                      </m:eqArrPr>
+                      <m:e>
+                        <m:r>
+                          <m:rPr>
+                            <m:sty m:val="p"/>
+                          </m:rPr>
+                          <m:t>FRESH</m:t>
+                        </m:r>
+                        <m:r>
+                          <m:rPr>
+                            <m:sty m:val="p"/>
+                          </m:rPr>
+                          <m:t>,         if age ≤ T</m:t>
+                        </m:r>
+                      </m:e>
+                      <m:e>
+                        <m:r>
+                          <m:rPr>
+                            <m:sty m:val="p"/>
+                          </m:rPr>
+                          <m:t>STALE</m:t>
+                        </m:r>
+                        <m:r>
+                          <m:rPr>
+                            <m:sty m:val="p"/>
+                          </m:rPr>
+                          <m:t>,         if T &lt; age ≤ 2T</m:t>
+                        </m:r>
+                      </m:e>
+                      <m:e>
+                        <m:r>
+                          <m:rPr>
+                            <m:sty m:val="p"/>
+                          </m:rPr>
+                          <m:t>EXPIRED</m:t>
+                        </m:r>
+                        <m:r>
+                          <m:rPr>
+                            <m:sty m:val="p"/>
+                          </m:rPr>
+                          <m:t>,   if age &gt; 2T</m:t>
+                        </m:r>
+                      </m:e>
+                    </m:eqArr>
+                  </m:e>
+                </m:d>
+              </m:oMath>
+            </m:oMathPara>
+          </w:p>
+        </w:tc>
+        <w:tc>
+          <w:tcPr>
+            <w:tcW w:type="dxa" w:w="4536"/>
+            <w:tcBorders>
+              <w:top w:val="nil"/>
+              <w:left w:val="nil"/>
+              <w:bottom w:val="nil"/>
+              <w:right w:val="nil"/>
+            </w:tcBorders>
+          </w:tcPr>
+          <w:p>
+            <w:pPr>
+              <w:jc w:val="right"/>
+            </w:pPr>
+            <w:r>
+              <w:rPr>
+                <w:sz w:val="20"/>
+              </w:rPr>
+              <w:t>(8.2)</w:t>
+            </w:r>
+          </w:p>
+        </w:tc>
+      </w:tr>
+    </w:tbl>
+    <w:p/>
+    <w:p>
+      <w:pPr>
+        <w:spacing w:after="120"/>
+      </w:pPr>
+      <w:r>
+        <w:rPr>
+          <w:b w:val="0"/>
+          <w:i w:val="0"/>
+          <w:sz w:val="21"/>
+        </w:rPr>
+        <w:t>FRESH series are silent in the audit. STALE series receive a one-line note. EXPIRED series are surfaced in the headline issue count and listed individually in the report. A 2026-04-29 bulk pass widened tolerances on 48 rows where the 30-50 day publisher cadence on monthly series was producing benign STALE noise; the cluster-to-override mapping is recorded in technical_manual.md §9.8 as the durable record of what was chosen and why.</w:t>
+      </w:r>
+    </w:p>
+    <w:p>
+      <w:pPr>
+        <w:pStyle w:val="Heading2"/>
+        <w:spacing w:before="200" w:after="40"/>
+      </w:pPr>
+      <w:r>
+        <w:t>8.5  Section D — history preservation</w:t>
+      </w:r>
+    </w:p>
+    <w:p>
+      <w:pPr>
+        <w:spacing w:after="120"/>
+      </w:pPr>
+      <w:r>
+        <w:rPr>
+          <w:b w:val="0"/>
+          <w:i w:val="0"/>
+          <w:sz w:val="21"/>
+        </w:rPr>
+        <w:t>Section D, added 30 April 2026 in response to the ICE BofA truncation event, reports per-history-file row counts (live file, sister x-file, and union) and the date range of each. Two specific alerts fire: (a) any ICE-BofA-bearing live file with no sister x-file, and (b) sister rows being a strict subset of live rows, which would indicate a regression in the history-preservation writer. The mechanics of the preservation rule are documented in §5.9; Section D is the monitoring channel for it.</w:t>
+      </w:r>
+    </w:p>
+    <w:p>
+      <w:pPr>
+        <w:pStyle w:val="Heading2"/>
+        <w:spacing w:before="200" w:after="40"/>
+      </w:pPr>
+      <w:r>
+        <w:t>8.6  Library writeback</w:t>
+      </w:r>
+    </w:p>
+    <w:p>
+      <w:pPr>
+        <w:spacing w:after="120"/>
+      </w:pPr>
+      <w:r>
+        <w:rPr>
+          <w:b w:val="0"/>
+          <w:i w:val="0"/>
+          <w:sz w:val="21"/>
+        </w:rPr>
+        <w:t>audit_writeback.py runs immediately after the audit. It parses Section A's yfinance-dead list, maintains a per-ticker dead-streak counter in data/yfinance_failure_streaks.csv, and flips a row's validation_status from CONFIRMED to UNAVAILABLE once its streak reaches fourteen consecutive days. A single-line summary of any flips is appended to audit_comment.md so the daily GitHub-Issue notification surfaces them.</w:t>
+      </w:r>
+    </w:p>
+    <w:p>
+      <w:pPr>
+        <w:spacing w:after="120"/>
+      </w:pPr>
+      <w:r>
+        <w:rPr>
+          <w:b w:val="0"/>
+          <w:i w:val="0"/>
+          <w:sz w:val="21"/>
+        </w:rPr>
+        <w:t>The fourteen-day threshold is an operationally-tuned compromise. It is long enough that genuine transient outages (a weekend yfinance throttle, a one-day FRED maintenance window) do not trigger spurious retirement, and short enough that a permanently delisted ticker is removed from the fetch budget within a fortnight. Manual override always wins — re-setting validation_status to CONFIRMED after a real fix restarts the streak at zero on the next day's run.</w:t>
+      </w:r>
+    </w:p>
+    <w:p>
+      <w:pPr>
+        <w:pStyle w:val="Heading2"/>
+        <w:spacing w:before="200" w:after="40"/>
+      </w:pPr>
+      <w:r>
+        <w:t>8.7  Library-sync utility</w:t>
+      </w:r>
+    </w:p>
+    <w:p>
+      <w:pPr>
+        <w:spacing w:after="120"/>
+      </w:pPr>
+      <w:r>
+        <w:rPr>
+          <w:b w:val="0"/>
+          <w:i w:val="0"/>
+          <w:sz w:val="21"/>
+        </w:rPr>
+        <w:t>library_sync.py is the operator-gated companion to the registry-drift static check. When a row is deliberately removed from a registry CSV, the corresponding column in the relevant history file becomes orphaned. The utility covers three history-versus-library pairs: the comp pipeline (index_library.csv against market_data_comp_hist.csv), the macro-economic layer (the union of seven library CSVs against macro_economic_hist.csv), and the macro-market layer (macro_indicator_library.csv against macro_market_hist.csv with each indicator id producing four columns). For each orphan column, the existing data is archived to data/_archived_columns/ before the column is dropped from the live history file. Default mode is dry-run; the operator passes --confirm to apply.</w:t>
+      </w:r>
+    </w:p>
+    <w:tbl>
+      <w:tblPr>
+        <w:tblW w:type="auto" w:w="0"/>
+        <w:tblLook w:firstColumn="1" w:firstRow="1" w:lastColumn="0" w:lastRow="0" w:noHBand="0" w:noVBand="1" w:val="04A0"/>
+      </w:tblPr>
+      <w:tblGrid>
+        <w:gridCol w:w="9072"/>
+      </w:tblGrid>
+      <w:tr>
+        <w:tc>
+          <w:tcPr>
+            <w:tcW w:type="dxa" w:w="9072"/>
+            <w:shd w:val="clear" w:color="auto" w:fill="F2F2F2"/>
+            <w:vAlign w:val="top"/>
+          </w:tcPr>
+          <w:p>
+            <w:pPr>
+              <w:spacing w:after="40"/>
+            </w:pPr>
+            <w:r>
+              <w:rPr>
+                <w:b/>
+                <w:sz w:val="20"/>
+              </w:rPr>
+              <w:t>Why archive rather than delete?</w:t>
+            </w:r>
+          </w:p>
+          <w:p>
+            <w:pPr>
+              <w:spacing w:after="0"/>
+            </w:pPr>
+            <w:r>
+              <w:rPr>
+                <w:sz w:val="20"/>
+              </w:rPr>
+              <w:t>An orphan column is the result of a deliberate operator edit to the registry — a series being retired, a ticker being replaced with a proxy. Archiving preserves the historical data so that subsequent analytical work, or a reversal of the decision, can recover it without a round-trip to the original publisher. The archived files are tiny and version-controlled; the storage cost is negligible against the analytical cost of irreversible loss.</w:t>
             </w:r>
           </w:p>
         </w:tc>

--- a/manuals/Data_Pipeline_Project_Report.docx
+++ b/manuals/Data_Pipeline_Project_Report.docx
@@ -11337,6 +11337,5665 @@
       </w:tr>
     </w:tbl>
     <w:p/>
+    <w:p>
+      <w:r>
+        <w:br w:type="page"/>
+      </w:r>
+    </w:p>
+    <w:p>
+      <w:pPr>
+        <w:pStyle w:val="Heading1"/>
+        <w:spacing w:before="0" w:after="160"/>
+      </w:pPr>
+      <w:r>
+        <w:t>9.  The Indicator Explorer &amp; Concept Taxonomy</w:t>
+      </w:r>
+    </w:p>
+    <w:p>
+      <w:pPr>
+        <w:spacing w:after="120"/>
+      </w:pPr>
+      <w:r>
+        <w:rPr>
+          <w:b w:val="0"/>
+          <w:i w:val="0"/>
+          <w:sz w:val="21"/>
+        </w:rPr>
+        <w:t>The CSV outputs are the canonical record of what the pipeline produced on any given day. They are not, however, the artefact from which a human analyst typically reads the data. That role is filled by the Indicator Explorer — a self-contained HTML page rebuilt nightly from the freshly-written CSVs and committed to git alongside them, additionally published to GitHub Pages so any browser can load it without authentication.</w:t>
+      </w:r>
+    </w:p>
+    <w:p>
+      <w:pPr>
+        <w:pStyle w:val="Heading2"/>
+        <w:spacing w:before="200" w:after="40"/>
+      </w:pPr>
+      <w:r>
+        <w:t>9.1  Layout</w:t>
+      </w:r>
+    </w:p>
+    <w:p>
+      <w:pPr>
+        <w:spacing w:after="120"/>
+      </w:pPr>
+      <w:r>
+        <w:rPr>
+          <w:b w:val="0"/>
+          <w:i w:val="0"/>
+          <w:sz w:val="21"/>
+        </w:rPr>
+        <w:t>The explorer is organised around a three-section sidebar. The first section, Macro Market Indicators, lists the ninety-two Phase E composites. The second, Economic Data, surfaces every raw macro series across the ten data sources in a single merged tree. The third, Market Data, exposes the comp-pipeline price series with a Local-currency / USD variant toggle.</w:t>
+      </w:r>
+    </w:p>
+    <w:p>
+      <w:pPr>
+        <w:spacing w:after="120"/>
+      </w:pPr>
+      <w:r>
+        <w:rPr>
+          <w:b w:val="0"/>
+          <w:i w:val="0"/>
+          <w:sz w:val="21"/>
+        </w:rPr>
+        <w:t>Each of the first two sections supports two grouping modes: By Region (the indicator's regional bucket — US, UK, Europe, Japan, Asia, Global, FX &amp; Commodities) and By Concept (against the seventeen-concept taxonomy described below). Mode switching preserves the user's checked-state for plotted series, so the analyst can move between an asset-class lens and a thematic lens without losing position.</w:t>
+      </w:r>
+    </w:p>
+    <w:p>
+      <w:pPr>
+        <w:pStyle w:val="Heading2"/>
+        <w:spacing w:before="200" w:after="40"/>
+      </w:pPr>
+      <w:r>
+        <w:t>9.2  The 17-concept taxonomy</w:t>
+      </w:r>
+    </w:p>
+    <w:p>
+      <w:pPr>
+        <w:spacing w:after="120"/>
+      </w:pPr>
+      <w:r>
+        <w:rPr>
+          <w:b w:val="0"/>
+          <w:i w:val="0"/>
+          <w:sz w:val="21"/>
+        </w:rPr>
+        <w:t>The taxonomy was developed on 2026-04-28 to give the indicator library a thematic grouping orthogonal to its regional one. It applies uniformly across both the Phase E composites and the raw macro series — the same concept labels appear in both sidebar trees.</w:t>
+      </w:r>
+    </w:p>
+    <w:tbl>
+      <w:tblPr>
+        <w:tblStyle w:val="TableGrid"/>
+        <w:tblW w:type="auto" w:w="0"/>
+        <w:tblLook w:firstColumn="1" w:firstRow="1" w:lastColumn="0" w:lastRow="0" w:noHBand="0" w:noVBand="1" w:val="04A0"/>
+      </w:tblPr>
+      <w:tblGrid>
+        <w:gridCol w:w="4536"/>
+        <w:gridCol w:w="4536"/>
+      </w:tblGrid>
+      <w:tr>
+        <w:tc>
+          <w:tcPr>
+            <w:tcW w:type="dxa" w:w="2304"/>
+            <w:shd w:val="clear" w:color="auto" w:fill="D9E2F3"/>
+          </w:tcPr>
+          <w:p>
+            <w:pPr>
+              <w:spacing w:before="40" w:after="40"/>
+            </w:pPr>
+            <w:r/>
+            <w:r>
+              <w:rPr>
+                <w:b/>
+                <w:sz w:val="19"/>
+              </w:rPr>
+              <w:t>Concept</w:t>
+            </w:r>
+          </w:p>
+        </w:tc>
+        <w:tc>
+          <w:tcPr>
+            <w:tcW w:type="dxa" w:w="6624"/>
+            <w:shd w:val="clear" w:color="auto" w:fill="D9E2F3"/>
+          </w:tcPr>
+          <w:p>
+            <w:pPr>
+              <w:spacing w:before="40" w:after="40"/>
+            </w:pPr>
+            <w:r/>
+            <w:r>
+              <w:rPr>
+                <w:b/>
+                <w:sz w:val="19"/>
+              </w:rPr>
+              <w:t>Coverage</w:t>
+            </w:r>
+          </w:p>
+        </w:tc>
+      </w:tr>
+      <w:tr>
+        <w:tc>
+          <w:tcPr>
+            <w:tcW w:type="dxa" w:w="2304"/>
+          </w:tcPr>
+          <w:p>
+            <w:pPr>
+              <w:spacing w:before="20" w:after="20"/>
+            </w:pPr>
+            <w:r/>
+            <w:r>
+              <w:rPr>
+                <w:sz w:val="19"/>
+              </w:rPr>
+              <w:t>Equity</w:t>
+            </w:r>
+          </w:p>
+        </w:tc>
+        <w:tc>
+          <w:tcPr>
+            <w:tcW w:type="dxa" w:w="6624"/>
+          </w:tcPr>
+          <w:p>
+            <w:pPr>
+              <w:spacing w:before="20" w:after="20"/>
+            </w:pPr>
+            <w:r/>
+            <w:r>
+              <w:rPr>
+                <w:sz w:val="19"/>
+              </w:rPr>
+              <w:t>Cyclicals, defensives, factor / size / sector rotation</w:t>
+            </w:r>
+          </w:p>
+        </w:tc>
+      </w:tr>
+      <w:tr>
+        <w:tc>
+          <w:tcPr>
+            <w:tcW w:type="dxa" w:w="2304"/>
+          </w:tcPr>
+          <w:p>
+            <w:pPr>
+              <w:spacing w:before="20" w:after="20"/>
+            </w:pPr>
+            <w:r/>
+            <w:r>
+              <w:rPr>
+                <w:sz w:val="19"/>
+              </w:rPr>
+              <w:t>Rates / Yields</w:t>
+            </w:r>
+          </w:p>
+        </w:tc>
+        <w:tc>
+          <w:tcPr>
+            <w:tcW w:type="dxa" w:w="6624"/>
+          </w:tcPr>
+          <w:p>
+            <w:pPr>
+              <w:spacing w:before="20" w:after="20"/>
+            </w:pPr>
+            <w:r/>
+            <w:r>
+              <w:rPr>
+                <w:sz w:val="19"/>
+              </w:rPr>
+              <w:t>Yield-curve slopes, real rates, policy paths</w:t>
+            </w:r>
+          </w:p>
+        </w:tc>
+      </w:tr>
+      <w:tr>
+        <w:tc>
+          <w:tcPr>
+            <w:tcW w:type="dxa" w:w="2304"/>
+          </w:tcPr>
+          <w:p>
+            <w:pPr>
+              <w:spacing w:before="20" w:after="20"/>
+            </w:pPr>
+            <w:r/>
+            <w:r>
+              <w:rPr>
+                <w:sz w:val="19"/>
+              </w:rPr>
+              <w:t>Credit / Spreads</w:t>
+            </w:r>
+          </w:p>
+        </w:tc>
+        <w:tc>
+          <w:tcPr>
+            <w:tcW w:type="dxa" w:w="6624"/>
+          </w:tcPr>
+          <w:p>
+            <w:pPr>
+              <w:spacing w:before="20" w:after="20"/>
+            </w:pPr>
+            <w:r/>
+            <w:r>
+              <w:rPr>
+                <w:sz w:val="19"/>
+              </w:rPr>
+              <w:t>IG OAS, HY OAS, sovereign spreads, BTP-Bund</w:t>
+            </w:r>
+          </w:p>
+        </w:tc>
+      </w:tr>
+      <w:tr>
+        <w:tc>
+          <w:tcPr>
+            <w:tcW w:type="dxa" w:w="2304"/>
+          </w:tcPr>
+          <w:p>
+            <w:pPr>
+              <w:spacing w:before="20" w:after="20"/>
+            </w:pPr>
+            <w:r/>
+            <w:r>
+              <w:rPr>
+                <w:sz w:val="19"/>
+              </w:rPr>
+              <w:t>Inflation</w:t>
+            </w:r>
+          </w:p>
+        </w:tc>
+        <w:tc>
+          <w:tcPr>
+            <w:tcW w:type="dxa" w:w="6624"/>
+          </w:tcPr>
+          <w:p>
+            <w:pPr>
+              <w:spacing w:before="20" w:after="20"/>
+            </w:pPr>
+            <w:r/>
+            <w:r>
+              <w:rPr>
+                <w:sz w:val="19"/>
+              </w:rPr>
+              <w:t>CPI, PPI, breakevens, inflation expectations</w:t>
+            </w:r>
+          </w:p>
+        </w:tc>
+      </w:tr>
+      <w:tr>
+        <w:tc>
+          <w:tcPr>
+            <w:tcW w:type="dxa" w:w="2304"/>
+          </w:tcPr>
+          <w:p>
+            <w:pPr>
+              <w:spacing w:before="20" w:after="20"/>
+            </w:pPr>
+            <w:r/>
+            <w:r>
+              <w:rPr>
+                <w:sz w:val="19"/>
+              </w:rPr>
+              <w:t>Sentiment / Survey</w:t>
+            </w:r>
+          </w:p>
+        </w:tc>
+        <w:tc>
+          <w:tcPr>
+            <w:tcW w:type="dxa" w:w="6624"/>
+          </w:tcPr>
+          <w:p>
+            <w:pPr>
+              <w:spacing w:before="20" w:after="20"/>
+            </w:pPr>
+            <w:r/>
+            <w:r>
+              <w:rPr>
+                <w:sz w:val="19"/>
+              </w:rPr>
+              <w:t>PMIs, OECD CLI/BCI/CCI, ifo, Tankan, ZEW</w:t>
+            </w:r>
+          </w:p>
+        </w:tc>
+      </w:tr>
+      <w:tr>
+        <w:tc>
+          <w:tcPr>
+            <w:tcW w:type="dxa" w:w="2304"/>
+          </w:tcPr>
+          <w:p>
+            <w:pPr>
+              <w:spacing w:before="20" w:after="20"/>
+            </w:pPr>
+            <w:r/>
+            <w:r>
+              <w:rPr>
+                <w:sz w:val="19"/>
+              </w:rPr>
+              <w:t>Leading Indicators</w:t>
+            </w:r>
+          </w:p>
+        </w:tc>
+        <w:tc>
+          <w:tcPr>
+            <w:tcW w:type="dxa" w:w="6624"/>
+          </w:tcPr>
+          <w:p>
+            <w:pPr>
+              <w:spacing w:before="20" w:after="20"/>
+            </w:pPr>
+            <w:r/>
+            <w:r>
+              <w:rPr>
+                <w:sz w:val="19"/>
+              </w:rPr>
+              <w:t>OECD CLI composites, Conference Board LEI</w:t>
+            </w:r>
+          </w:p>
+        </w:tc>
+      </w:tr>
+      <w:tr>
+        <w:tc>
+          <w:tcPr>
+            <w:tcW w:type="dxa" w:w="2304"/>
+          </w:tcPr>
+          <w:p>
+            <w:pPr>
+              <w:spacing w:before="20" w:after="20"/>
+            </w:pPr>
+            <w:r/>
+            <w:r>
+              <w:rPr>
+                <w:sz w:val="19"/>
+              </w:rPr>
+              <w:t>Growth</w:t>
+            </w:r>
+          </w:p>
+        </w:tc>
+        <w:tc>
+          <w:tcPr>
+            <w:tcW w:type="dxa" w:w="6624"/>
+          </w:tcPr>
+          <w:p>
+            <w:pPr>
+              <w:spacing w:before="20" w:after="20"/>
+            </w:pPr>
+            <w:r/>
+            <w:r>
+              <w:rPr>
+                <w:sz w:val="19"/>
+              </w:rPr>
+              <w:t>GDP, industrial production, retail volumes</w:t>
+            </w:r>
+          </w:p>
+        </w:tc>
+      </w:tr>
+      <w:tr>
+        <w:tc>
+          <w:tcPr>
+            <w:tcW w:type="dxa" w:w="2304"/>
+          </w:tcPr>
+          <w:p>
+            <w:pPr>
+              <w:spacing w:before="20" w:after="20"/>
+            </w:pPr>
+            <w:r/>
+            <w:r>
+              <w:rPr>
+                <w:sz w:val="19"/>
+              </w:rPr>
+              <w:t>Labour</w:t>
+            </w:r>
+          </w:p>
+        </w:tc>
+        <w:tc>
+          <w:tcPr>
+            <w:tcW w:type="dxa" w:w="6624"/>
+          </w:tcPr>
+          <w:p>
+            <w:pPr>
+              <w:spacing w:before="20" w:after="20"/>
+            </w:pPr>
+            <w:r/>
+            <w:r>
+              <w:rPr>
+                <w:sz w:val="19"/>
+              </w:rPr>
+              <w:t>Unemployment, jobless claims, JOLTS, payrolls</w:t>
+            </w:r>
+          </w:p>
+        </w:tc>
+      </w:tr>
+      <w:tr>
+        <w:tc>
+          <w:tcPr>
+            <w:tcW w:type="dxa" w:w="2304"/>
+          </w:tcPr>
+          <w:p>
+            <w:pPr>
+              <w:spacing w:before="20" w:after="20"/>
+            </w:pPr>
+            <w:r/>
+            <w:r>
+              <w:rPr>
+                <w:sz w:val="19"/>
+              </w:rPr>
+              <w:t>Consumer</w:t>
+            </w:r>
+          </w:p>
+        </w:tc>
+        <w:tc>
+          <w:tcPr>
+            <w:tcW w:type="dxa" w:w="6624"/>
+          </w:tcPr>
+          <w:p>
+            <w:pPr>
+              <w:spacing w:before="20" w:after="20"/>
+            </w:pPr>
+            <w:r/>
+            <w:r>
+              <w:rPr>
+                <w:sz w:val="19"/>
+              </w:rPr>
+              <w:t>Consumer confidence, retail sales, dispositions</w:t>
+            </w:r>
+          </w:p>
+        </w:tc>
+      </w:tr>
+      <w:tr>
+        <w:tc>
+          <w:tcPr>
+            <w:tcW w:type="dxa" w:w="2304"/>
+          </w:tcPr>
+          <w:p>
+            <w:pPr>
+              <w:spacing w:before="20" w:after="20"/>
+            </w:pPr>
+            <w:r/>
+            <w:r>
+              <w:rPr>
+                <w:sz w:val="19"/>
+              </w:rPr>
+              <w:t>Housing</w:t>
+            </w:r>
+          </w:p>
+        </w:tc>
+        <w:tc>
+          <w:tcPr>
+            <w:tcW w:type="dxa" w:w="6624"/>
+          </w:tcPr>
+          <w:p>
+            <w:pPr>
+              <w:spacing w:before="20" w:after="20"/>
+            </w:pPr>
+            <w:r/>
+            <w:r>
+              <w:rPr>
+                <w:sz w:val="19"/>
+              </w:rPr>
+              <w:t>Building permits, mortgage spread, NAHB</w:t>
+            </w:r>
+          </w:p>
+        </w:tc>
+      </w:tr>
+      <w:tr>
+        <w:tc>
+          <w:tcPr>
+            <w:tcW w:type="dxa" w:w="2304"/>
+          </w:tcPr>
+          <w:p>
+            <w:pPr>
+              <w:spacing w:before="20" w:after="20"/>
+            </w:pPr>
+            <w:r/>
+            <w:r>
+              <w:rPr>
+                <w:sz w:val="19"/>
+              </w:rPr>
+              <w:t>Manufacturing</w:t>
+            </w:r>
+          </w:p>
+        </w:tc>
+        <w:tc>
+          <w:tcPr>
+            <w:tcW w:type="dxa" w:w="6624"/>
+          </w:tcPr>
+          <w:p>
+            <w:pPr>
+              <w:spacing w:before="20" w:after="20"/>
+            </w:pPr>
+            <w:r/>
+            <w:r>
+              <w:rPr>
+                <w:sz w:val="19"/>
+              </w:rPr>
+              <w:t>ISM Manufacturing, IIP, capacity utilisation</w:t>
+            </w:r>
+          </w:p>
+        </w:tc>
+      </w:tr>
+      <w:tr>
+        <w:tc>
+          <w:tcPr>
+            <w:tcW w:type="dxa" w:w="2304"/>
+          </w:tcPr>
+          <w:p>
+            <w:pPr>
+              <w:spacing w:before="20" w:after="20"/>
+            </w:pPr>
+            <w:r/>
+            <w:r>
+              <w:rPr>
+                <w:sz w:val="19"/>
+              </w:rPr>
+              <w:t>External / Trade</w:t>
+            </w:r>
+          </w:p>
+        </w:tc>
+        <w:tc>
+          <w:tcPr>
+            <w:tcW w:type="dxa" w:w="6624"/>
+          </w:tcPr>
+          <w:p>
+            <w:pPr>
+              <w:spacing w:before="20" w:after="20"/>
+            </w:pPr>
+            <w:r/>
+            <w:r>
+              <w:rPr>
+                <w:sz w:val="19"/>
+              </w:rPr>
+              <w:t>Trade balances, current account, FX reserves</w:t>
+            </w:r>
+          </w:p>
+        </w:tc>
+      </w:tr>
+      <w:tr>
+        <w:tc>
+          <w:tcPr>
+            <w:tcW w:type="dxa" w:w="2304"/>
+          </w:tcPr>
+          <w:p>
+            <w:pPr>
+              <w:spacing w:before="20" w:after="20"/>
+            </w:pPr>
+            <w:r/>
+            <w:r>
+              <w:rPr>
+                <w:sz w:val="19"/>
+              </w:rPr>
+              <w:t>Money / Liquidity</w:t>
+            </w:r>
+          </w:p>
+        </w:tc>
+        <w:tc>
+          <w:tcPr>
+            <w:tcW w:type="dxa" w:w="6624"/>
+          </w:tcPr>
+          <w:p>
+            <w:pPr>
+              <w:spacing w:before="20" w:after="20"/>
+            </w:pPr>
+            <w:r/>
+            <w:r>
+              <w:rPr>
+                <w:sz w:val="19"/>
+              </w:rPr>
+              <w:t>M2, financial conditions, NFCI</w:t>
+            </w:r>
+          </w:p>
+        </w:tc>
+      </w:tr>
+      <w:tr>
+        <w:tc>
+          <w:tcPr>
+            <w:tcW w:type="dxa" w:w="2304"/>
+          </w:tcPr>
+          <w:p>
+            <w:pPr>
+              <w:spacing w:before="20" w:after="20"/>
+            </w:pPr>
+            <w:r/>
+            <w:r>
+              <w:rPr>
+                <w:sz w:val="19"/>
+              </w:rPr>
+              <w:t>Cross-Asset</w:t>
+            </w:r>
+          </w:p>
+        </w:tc>
+        <w:tc>
+          <w:tcPr>
+            <w:tcW w:type="dxa" w:w="6624"/>
+          </w:tcPr>
+          <w:p>
+            <w:pPr>
+              <w:spacing w:before="20" w:after="20"/>
+            </w:pPr>
+            <w:r/>
+            <w:r>
+              <w:rPr>
+                <w:sz w:val="19"/>
+              </w:rPr>
+              <w:t>SPY/GOVT, ACWI/AGG, copper/gold cross signals</w:t>
+            </w:r>
+          </w:p>
+        </w:tc>
+      </w:tr>
+      <w:tr>
+        <w:tc>
+          <w:tcPr>
+            <w:tcW w:type="dxa" w:w="2304"/>
+          </w:tcPr>
+          <w:p>
+            <w:pPr>
+              <w:spacing w:before="20" w:after="20"/>
+            </w:pPr>
+            <w:r/>
+            <w:r>
+              <w:rPr>
+                <w:sz w:val="19"/>
+              </w:rPr>
+              <w:t>FX</w:t>
+            </w:r>
+          </w:p>
+        </w:tc>
+        <w:tc>
+          <w:tcPr>
+            <w:tcW w:type="dxa" w:w="6624"/>
+          </w:tcPr>
+          <w:p>
+            <w:pPr>
+              <w:spacing w:before="20" w:after="20"/>
+            </w:pPr>
+            <w:r/>
+            <w:r>
+              <w:rPr>
+                <w:sz w:val="19"/>
+              </w:rPr>
+              <w:t>Dollar index, EM currency baskets, single-pair</w:t>
+            </w:r>
+          </w:p>
+        </w:tc>
+      </w:tr>
+      <w:tr>
+        <w:tc>
+          <w:tcPr>
+            <w:tcW w:type="dxa" w:w="2304"/>
+          </w:tcPr>
+          <w:p>
+            <w:pPr>
+              <w:spacing w:before="20" w:after="20"/>
+            </w:pPr>
+            <w:r/>
+            <w:r>
+              <w:rPr>
+                <w:sz w:val="19"/>
+              </w:rPr>
+              <w:t>Volatility</w:t>
+            </w:r>
+          </w:p>
+        </w:tc>
+        <w:tc>
+          <w:tcPr>
+            <w:tcW w:type="dxa" w:w="6624"/>
+          </w:tcPr>
+          <w:p>
+            <w:pPr>
+              <w:spacing w:before="20" w:after="20"/>
+            </w:pPr>
+            <w:r/>
+            <w:r>
+              <w:rPr>
+                <w:sz w:val="19"/>
+              </w:rPr>
+              <w:t>VIX, VIX term structure, MOVE, MOVE/VIX ratio</w:t>
+            </w:r>
+          </w:p>
+        </w:tc>
+      </w:tr>
+      <w:tr>
+        <w:tc>
+          <w:tcPr>
+            <w:tcW w:type="dxa" w:w="2304"/>
+          </w:tcPr>
+          <w:p>
+            <w:pPr>
+              <w:spacing w:before="20" w:after="20"/>
+            </w:pPr>
+            <w:r/>
+            <w:r>
+              <w:rPr>
+                <w:sz w:val="19"/>
+              </w:rPr>
+              <w:t>Momentum</w:t>
+            </w:r>
+          </w:p>
+        </w:tc>
+        <w:tc>
+          <w:tcPr>
+            <w:tcW w:type="dxa" w:w="6624"/>
+          </w:tcPr>
+          <w:p>
+            <w:pPr>
+              <w:spacing w:before="20" w:after="20"/>
+            </w:pPr>
+            <w:r/>
+            <w:r>
+              <w:rPr>
+                <w:sz w:val="19"/>
+              </w:rPr>
+              <w:t>Trend-following, breadth, dual momentum</w:t>
+            </w:r>
+          </w:p>
+        </w:tc>
+      </w:tr>
+    </w:tbl>
+    <w:p/>
+    <w:p>
+      <w:pPr>
+        <w:pStyle w:val="Heading2"/>
+        <w:spacing w:before="200" w:after="40"/>
+      </w:pPr>
+      <w:r>
+        <w:t>9.3  Filtering and visualisation</w:t>
+      </w:r>
+    </w:p>
+    <w:p>
+      <w:pPr>
+        <w:spacing w:after="120"/>
+      </w:pPr>
+      <w:r>
+        <w:rPr>
+          <w:b w:val="0"/>
+          <w:i w:val="0"/>
+          <w:sz w:val="21"/>
+        </w:rPr>
+        <w:t>The explorer carries four orthogonal filters that compose freely: a free-text search box, the market-data variant toggle (Local / USD), an L/C/G chip filter on cycle-timing, and a country dropdown that surfaces the twelve canonical country codes. Empty groups collapse automatically when filters reduce them to zero rows. The country dropdown is populated from macro_library_countries.csv at build time, so additions to the country registry propagate to the explorer with no JavaScript edit.</w:t>
+      </w:r>
+    </w:p>
+    <w:p>
+      <w:pPr>
+        <w:spacing w:after="120"/>
+      </w:pPr>
+      <w:r>
+        <w:rPr>
+          <w:b w:val="0"/>
+          <w:i w:val="0"/>
+          <w:sz w:val="21"/>
+        </w:rPr>
+        <w:t>Each indicator panel renders three things together: the raw series as a line, the rolling z-score as a secondary axis, and a coloured regime strip running along the time axis. Four colours encode the regime palette: green for the positive regime, red for the negative, gold for amber / transitional regimes, and grey for neutral. The forward-regime label appears as a coloured badge alongside the current regime; an L, C, or G badge marks the indicator's cycle-timing tag.</w:t>
+      </w:r>
+    </w:p>
+    <w:p>
+      <w:pPr>
+        <w:spacing w:after="120"/>
+      </w:pPr>
+      <w:r>
+        <w:rPr>
+          <w:b w:val="0"/>
+          <w:i w:val="0"/>
+          <w:sz w:val="21"/>
+        </w:rPr>
+        <w:t>A custom PNG snapshot button composites the chart title, the Plotly chart image, the legend entries, and the regime colour key onto a single canvas — useful for pasting an indicator's current state into a research note without a screenshot tool.</w:t>
+      </w:r>
+    </w:p>
+    <w:p>
+      <w:r>
+        <w:br w:type="page"/>
+      </w:r>
+    </w:p>
+    <w:p>
+      <w:pPr>
+        <w:pStyle w:val="Heading1"/>
+        <w:spacing w:before="0" w:after="160"/>
+      </w:pPr>
+      <w:r>
+        <w:t>10.  Outputs &amp; Integration Points</w:t>
+      </w:r>
+    </w:p>
+    <w:p>
+      <w:pPr>
+        <w:spacing w:after="120"/>
+      </w:pPr>
+      <w:r>
+        <w:rPr>
+          <w:b w:val="0"/>
+          <w:i w:val="0"/>
+          <w:sz w:val="21"/>
+        </w:rPr>
+        <w:t>The pipeline emits five categories of artefact each day. Three are data products consumed by humans or downstream code; two are operational artefacts consumed by the audit subsystem and the GitHub Issue notification channel.</w:t>
+      </w:r>
+    </w:p>
+    <w:tbl>
+      <w:tblPr>
+        <w:tblStyle w:val="TableGrid"/>
+        <w:tblW w:type="auto" w:w="0"/>
+        <w:tblLook w:firstColumn="1" w:firstRow="1" w:lastColumn="0" w:lastRow="0" w:noHBand="0" w:noVBand="1" w:val="04A0"/>
+      </w:tblPr>
+      <w:tblGrid>
+        <w:gridCol w:w="4536"/>
+        <w:gridCol w:w="4536"/>
+      </w:tblGrid>
+      <w:tr>
+        <w:tc>
+          <w:tcPr>
+            <w:tcW w:type="dxa" w:w="2880"/>
+            <w:shd w:val="clear" w:color="auto" w:fill="D9E2F3"/>
+          </w:tcPr>
+          <w:p>
+            <w:pPr>
+              <w:spacing w:before="40" w:after="40"/>
+            </w:pPr>
+            <w:r/>
+            <w:r>
+              <w:rPr>
+                <w:b/>
+                <w:sz w:val="19"/>
+              </w:rPr>
+              <w:t>Artefact</w:t>
+            </w:r>
+          </w:p>
+        </w:tc>
+        <w:tc>
+          <w:tcPr>
+            <w:tcW w:type="dxa" w:w="6480"/>
+            <w:shd w:val="clear" w:color="auto" w:fill="D9E2F3"/>
+          </w:tcPr>
+          <w:p>
+            <w:pPr>
+              <w:spacing w:before="40" w:after="40"/>
+            </w:pPr>
+            <w:r/>
+            <w:r>
+              <w:rPr>
+                <w:b/>
+                <w:sz w:val="19"/>
+              </w:rPr>
+              <w:t>Purpose</w:t>
+            </w:r>
+          </w:p>
+        </w:tc>
+      </w:tr>
+      <w:tr>
+        <w:tc>
+          <w:tcPr>
+            <w:tcW w:type="dxa" w:w="2880"/>
+          </w:tcPr>
+          <w:p>
+            <w:pPr>
+              <w:spacing w:before="20" w:after="20"/>
+            </w:pPr>
+            <w:r/>
+            <w:r>
+              <w:rPr>
+                <w:sz w:val="19"/>
+              </w:rPr>
+              <w:t>Google Sheets workspace</w:t>
+            </w:r>
+          </w:p>
+        </w:tc>
+        <w:tc>
+          <w:tcPr>
+            <w:tcW w:type="dxa" w:w="6480"/>
+          </w:tcPr>
+          <w:p>
+            <w:pPr>
+              <w:spacing w:before="20" w:after="20"/>
+            </w:pPr>
+            <w:r/>
+            <w:r>
+              <w:rPr>
+                <w:sz w:val="19"/>
+              </w:rPr>
+              <w:t>Seven active tabs in a single spreadsheet (ID 12nKIUGHz5...). Authoritative human-readable surface for the daily snapshot, history, and indicator outputs.</w:t>
+            </w:r>
+          </w:p>
+        </w:tc>
+      </w:tr>
+      <w:tr>
+        <w:tc>
+          <w:tcPr>
+            <w:tcW w:type="dxa" w:w="2880"/>
+          </w:tcPr>
+          <w:p>
+            <w:pPr>
+              <w:spacing w:before="20" w:after="20"/>
+            </w:pPr>
+            <w:r/>
+            <w:r>
+              <w:rPr>
+                <w:sz w:val="19"/>
+              </w:rPr>
+              <w:t>Version-controlled CSVs in data/</w:t>
+            </w:r>
+          </w:p>
+        </w:tc>
+        <w:tc>
+          <w:tcPr>
+            <w:tcW w:type="dxa" w:w="6480"/>
+          </w:tcPr>
+          <w:p>
+            <w:pPr>
+              <w:spacing w:before="20" w:after="20"/>
+            </w:pPr>
+            <w:r/>
+            <w:r>
+              <w:rPr>
+                <w:sz w:val="19"/>
+              </w:rPr>
+              <w:t>One CSV per Sheets tab, plus the audit and ledger files. Programmatic consumption surface; every output is pinned to a Git commit with date-stamped message.</w:t>
+            </w:r>
+          </w:p>
+        </w:tc>
+      </w:tr>
+      <w:tr>
+        <w:tc>
+          <w:tcPr>
+            <w:tcW w:type="dxa" w:w="2880"/>
+          </w:tcPr>
+          <w:p>
+            <w:pPr>
+              <w:spacing w:before="20" w:after="20"/>
+            </w:pPr>
+            <w:r/>
+            <w:r>
+              <w:rPr>
+                <w:sz w:val="19"/>
+              </w:rPr>
+              <w:t>Indicator Explorer (HTML)</w:t>
+            </w:r>
+          </w:p>
+        </w:tc>
+        <w:tc>
+          <w:tcPr>
+            <w:tcW w:type="dxa" w:w="6480"/>
+          </w:tcPr>
+          <w:p>
+            <w:pPr>
+              <w:spacing w:before="20" w:after="20"/>
+            </w:pPr>
+            <w:r/>
+            <w:r>
+              <w:rPr>
+                <w:sz w:val="19"/>
+              </w:rPr>
+              <w:t>Self-contained HTML + JavaScript bundle, committed to docs/indicator_explorer.html and published to GitHub Pages. Reads the freshly-written CSVs for every rebuild.</w:t>
+            </w:r>
+          </w:p>
+        </w:tc>
+      </w:tr>
+      <w:tr>
+        <w:tc>
+          <w:tcPr>
+            <w:tcW w:type="dxa" w:w="2880"/>
+          </w:tcPr>
+          <w:p>
+            <w:pPr>
+              <w:spacing w:before="20" w:after="20"/>
+            </w:pPr>
+            <w:r/>
+            <w:r>
+              <w:rPr>
+                <w:sz w:val="19"/>
+              </w:rPr>
+              <w:t>Pipeline log (pipeline.log)</w:t>
+            </w:r>
+          </w:p>
+        </w:tc>
+        <w:tc>
+          <w:tcPr>
+            <w:tcW w:type="dxa" w:w="6480"/>
+          </w:tcPr>
+          <w:p>
+            <w:pPr>
+              <w:spacing w:before="20" w:after="20"/>
+            </w:pPr>
+            <w:r/>
+            <w:r>
+              <w:rPr>
+                <w:sz w:val="19"/>
+              </w:rPr>
+              <w:t>Captured stdout and stderr of the daily Python run, committed to the repo for diagnostic recovery without needing to download workflow artefacts.</w:t>
+            </w:r>
+          </w:p>
+        </w:tc>
+      </w:tr>
+      <w:tr>
+        <w:tc>
+          <w:tcPr>
+            <w:tcW w:type="dxa" w:w="2880"/>
+          </w:tcPr>
+          <w:p>
+            <w:pPr>
+              <w:spacing w:before="20" w:after="20"/>
+            </w:pPr>
+            <w:r/>
+            <w:r>
+              <w:rPr>
+                <w:sz w:val="19"/>
+              </w:rPr>
+              <w:t>Daily audit (data_audit.txt + audit_comment.md)</w:t>
+            </w:r>
+          </w:p>
+        </w:tc>
+        <w:tc>
+          <w:tcPr>
+            <w:tcW w:type="dxa" w:w="6480"/>
+          </w:tcPr>
+          <w:p>
+            <w:pPr>
+              <w:spacing w:before="20" w:after="20"/>
+            </w:pPr>
+            <w:r/>
+            <w:r>
+              <w:rPr>
+                <w:sz w:val="19"/>
+              </w:rPr>
+              <w:t>Plaintext report committed to the repo, plus Markdown body posted as a comment to the perpetual daily-audit GitHub Issue. First line is the one-sentence ALL CLEAN / N ISSUES summary; GitHub native notifications email the operator on every comment.</w:t>
+            </w:r>
+          </w:p>
+        </w:tc>
+      </w:tr>
+    </w:tbl>
+    <w:p/>
+    <w:p>
+      <w:pPr>
+        <w:pStyle w:val="Heading2"/>
+        <w:spacing w:before="200" w:after="40"/>
+      </w:pPr>
+      <w:r>
+        <w:t>10.1  Downstream consumers</w:t>
+      </w:r>
+    </w:p>
+    <w:p>
+      <w:pPr>
+        <w:spacing w:after="120"/>
+      </w:pPr>
+      <w:r>
+        <w:rPr>
+          <w:b w:val="0"/>
+          <w:i w:val="0"/>
+          <w:sz w:val="21"/>
+        </w:rPr>
+        <w:t>One known downstream consumer reads the pipeline output today: a separate Windows-local script (trigger.py) running on a 06:15 London cron, which reads the market_data tab via Google Sheets CSV export. Because trigger.py is the project's only production-critical reader of the simple-pipeline output, the market_data tab is included in the SHEETS_PROTECTED_TABS frozenset and is verified untouched by every writer in the pipeline.</w:t>
+      </w:r>
+    </w:p>
+    <w:p>
+      <w:pPr>
+        <w:spacing w:after="120"/>
+      </w:pPr>
+      <w:r>
+        <w:rPr>
+          <w:b w:val="0"/>
+          <w:i w:val="0"/>
+          <w:sz w:val="21"/>
+        </w:rPr>
+        <w:t>Beyond trigger.py, the data layer is designed to be a generic integration surface. Any downstream workflow — manual analysis in Sheets, ad-hoc Python notebooks against the committed CSVs, the planned regime-allocation back-test tooling, or research notes — consumes the same artefacts on the same schedule without coordination with the pipeline. The architectural rule is that downstream code reads but never writes; operational state lives only in the registry CSVs and the audit ledger files.</w:t>
+      </w:r>
+    </w:p>
+    <w:tbl>
+      <w:tblPr>
+        <w:tblW w:type="auto" w:w="0"/>
+        <w:tblLook w:firstColumn="1" w:firstRow="1" w:lastColumn="0" w:lastRow="0" w:noHBand="0" w:noVBand="1" w:val="04A0"/>
+      </w:tblPr>
+      <w:tblGrid>
+        <w:gridCol w:w="9072"/>
+      </w:tblGrid>
+      <w:tr>
+        <w:tc>
+          <w:tcPr>
+            <w:tcW w:type="dxa" w:w="9072"/>
+            <w:shd w:val="clear" w:color="auto" w:fill="F2F2F2"/>
+            <w:vAlign w:val="top"/>
+          </w:tcPr>
+          <w:p>
+            <w:pPr>
+              <w:spacing w:after="40"/>
+            </w:pPr>
+            <w:r>
+              <w:rPr>
+                <w:b/>
+                <w:sz w:val="20"/>
+              </w:rPr>
+              <w:t>Integration contract</w:t>
+            </w:r>
+          </w:p>
+          <w:p>
+            <w:pPr>
+              <w:spacing w:after="0"/>
+            </w:pPr>
+            <w:r>
+              <w:rPr>
+                <w:sz w:val="20"/>
+              </w:rPr>
+              <w:t>Every output file is fully regenerated each daily run; downstream code should read by date column and not by row index. Metadata prefix rows on history files (10 rows on the comp history, 14 on the macro history) must be skipped explicitly. The committed CSVs are the only stable contract — Sheets tab GIDs are stable but their column ordering is not strictly guaranteed across schema changes.</w:t>
+            </w:r>
+          </w:p>
+        </w:tc>
+      </w:tr>
+    </w:tbl>
+    <w:p/>
+    <w:p>
+      <w:r>
+        <w:br w:type="page"/>
+      </w:r>
+    </w:p>
+    <w:p>
+      <w:pPr>
+        <w:pStyle w:val="Heading1"/>
+        <w:spacing w:before="0" w:after="160"/>
+      </w:pPr>
+      <w:r>
+        <w:t>11.  Coverage Today vs Reference Baseline</w:t>
+      </w:r>
+    </w:p>
+    <w:p>
+      <w:pPr>
+        <w:spacing w:after="120"/>
+      </w:pPr>
+      <w:r>
+        <w:rPr>
+          <w:b w:val="0"/>
+          <w:i w:val="0"/>
+          <w:sz w:val="21"/>
+        </w:rPr>
+        <w:t>A standalone reference document — Macro Market Indicators Reference.docx — enumerates 206 macro and market indicators across six regions with explicit Leading / Coincident / Lagging classifications. That document is the demand-side specification against which the pipeline's coverage is evaluated. The current state, refreshed 1 May 2026 after Stage F community-ticker additions, is recorded below.</w:t>
+      </w:r>
+    </w:p>
+    <w:p>
+      <w:pPr>
+        <w:pStyle w:val="Heading2"/>
+        <w:spacing w:before="200" w:after="40"/>
+      </w:pPr>
+      <w:r>
+        <w:t>11.1  Per-region coverage</w:t>
+      </w:r>
+    </w:p>
+    <w:p>
+      <w:pPr>
+        <w:spacing w:after="120"/>
+      </w:pPr>
+      <w:r>
+        <w:rPr>
+          <w:b w:val="0"/>
+          <w:i w:val="0"/>
+          <w:sz w:val="21"/>
+        </w:rPr>
+        <w:t>Captured rows are those for which a free programmatic source is wired and producing a clean weekly observation. Partial captures use a proxy series (an ETF total-return instead of a yield, for example, or a sub-component instead of the headline). Missing rows are awaiting either a free source or an architectural decision.</w:t>
+      </w:r>
+    </w:p>
+    <w:tbl>
+      <w:tblPr>
+        <w:tblStyle w:val="TableGrid"/>
+        <w:tblW w:type="auto" w:w="0"/>
+        <w:tblLook w:firstColumn="1" w:firstRow="1" w:lastColumn="0" w:lastRow="0" w:noHBand="0" w:noVBand="1" w:val="04A0"/>
+      </w:tblPr>
+      <w:tblGrid>
+        <w:gridCol w:w="1512"/>
+        <w:gridCol w:w="1512"/>
+        <w:gridCol w:w="1512"/>
+        <w:gridCol w:w="1512"/>
+        <w:gridCol w:w="1512"/>
+        <w:gridCol w:w="1512"/>
+      </w:tblGrid>
+      <w:tr>
+        <w:tc>
+          <w:tcPr>
+            <w:tcW w:type="dxa" w:w="2016"/>
+            <w:shd w:val="clear" w:color="auto" w:fill="D9E2F3"/>
+          </w:tcPr>
+          <w:p>
+            <w:pPr>
+              <w:spacing w:before="40" w:after="40"/>
+            </w:pPr>
+            <w:r/>
+            <w:r>
+              <w:rPr>
+                <w:b/>
+                <w:sz w:val="19"/>
+              </w:rPr>
+              <w:t>Region</w:t>
+            </w:r>
+          </w:p>
+        </w:tc>
+        <w:tc>
+          <w:tcPr>
+            <w:tcW w:type="dxa" w:w="1152"/>
+            <w:shd w:val="clear" w:color="auto" w:fill="D9E2F3"/>
+          </w:tcPr>
+          <w:p>
+            <w:pPr>
+              <w:spacing w:before="40" w:after="40"/>
+            </w:pPr>
+            <w:r/>
+            <w:r>
+              <w:rPr>
+                <w:b/>
+                <w:sz w:val="19"/>
+              </w:rPr>
+              <w:t>Total</w:t>
+            </w:r>
+          </w:p>
+        </w:tc>
+        <w:tc>
+          <w:tcPr>
+            <w:tcW w:type="dxa" w:w="1152"/>
+            <w:shd w:val="clear" w:color="auto" w:fill="D9E2F3"/>
+          </w:tcPr>
+          <w:p>
+            <w:pPr>
+              <w:spacing w:before="40" w:after="40"/>
+            </w:pPr>
+            <w:r/>
+            <w:r>
+              <w:rPr>
+                <w:b/>
+                <w:sz w:val="19"/>
+              </w:rPr>
+              <w:t>Full</w:t>
+            </w:r>
+          </w:p>
+        </w:tc>
+        <w:tc>
+          <w:tcPr>
+            <w:tcW w:type="dxa" w:w="1296"/>
+            <w:shd w:val="clear" w:color="auto" w:fill="D9E2F3"/>
+          </w:tcPr>
+          <w:p>
+            <w:pPr>
+              <w:spacing w:before="40" w:after="40"/>
+            </w:pPr>
+            <w:r/>
+            <w:r>
+              <w:rPr>
+                <w:b/>
+                <w:sz w:val="19"/>
+              </w:rPr>
+              <w:t>Partial</w:t>
+            </w:r>
+          </w:p>
+        </w:tc>
+        <w:tc>
+          <w:tcPr>
+            <w:tcW w:type="dxa" w:w="1296"/>
+            <w:shd w:val="clear" w:color="auto" w:fill="D9E2F3"/>
+          </w:tcPr>
+          <w:p>
+            <w:pPr>
+              <w:spacing w:before="40" w:after="40"/>
+            </w:pPr>
+            <w:r/>
+            <w:r>
+              <w:rPr>
+                <w:b/>
+                <w:sz w:val="19"/>
+              </w:rPr>
+              <w:t>Missing</w:t>
+            </w:r>
+          </w:p>
+        </w:tc>
+        <w:tc>
+          <w:tcPr>
+            <w:tcW w:type="dxa" w:w="1728"/>
+            <w:shd w:val="clear" w:color="auto" w:fill="D9E2F3"/>
+          </w:tcPr>
+          <w:p>
+            <w:pPr>
+              <w:spacing w:before="40" w:after="40"/>
+            </w:pPr>
+            <w:r/>
+            <w:r>
+              <w:rPr>
+                <w:b/>
+                <w:sz w:val="19"/>
+              </w:rPr>
+              <w:t>% Captured</w:t>
+            </w:r>
+          </w:p>
+        </w:tc>
+      </w:tr>
+      <w:tr>
+        <w:tc>
+          <w:tcPr>
+            <w:tcW w:type="dxa" w:w="2016"/>
+          </w:tcPr>
+          <w:p>
+            <w:pPr>
+              <w:spacing w:before="20" w:after="20"/>
+            </w:pPr>
+            <w:r/>
+            <w:r>
+              <w:rPr>
+                <w:sz w:val="19"/>
+              </w:rPr>
+              <w:t>US</w:t>
+            </w:r>
+          </w:p>
+        </w:tc>
+        <w:tc>
+          <w:tcPr>
+            <w:tcW w:type="dxa" w:w="1152"/>
+          </w:tcPr>
+          <w:p>
+            <w:pPr>
+              <w:spacing w:before="20" w:after="20"/>
+            </w:pPr>
+            <w:r/>
+            <w:r>
+              <w:rPr>
+                <w:sz w:val="19"/>
+              </w:rPr>
+              <w:t>37</w:t>
+            </w:r>
+          </w:p>
+        </w:tc>
+        <w:tc>
+          <w:tcPr>
+            <w:tcW w:type="dxa" w:w="1152"/>
+          </w:tcPr>
+          <w:p>
+            <w:pPr>
+              <w:spacing w:before="20" w:after="20"/>
+            </w:pPr>
+            <w:r/>
+            <w:r>
+              <w:rPr>
+                <w:sz w:val="19"/>
+              </w:rPr>
+              <w:t>28</w:t>
+            </w:r>
+          </w:p>
+        </w:tc>
+        <w:tc>
+          <w:tcPr>
+            <w:tcW w:type="dxa" w:w="1296"/>
+          </w:tcPr>
+          <w:p>
+            <w:pPr>
+              <w:spacing w:before="20" w:after="20"/>
+            </w:pPr>
+            <w:r/>
+            <w:r>
+              <w:rPr>
+                <w:sz w:val="19"/>
+              </w:rPr>
+              <w:t>2</w:t>
+            </w:r>
+          </w:p>
+        </w:tc>
+        <w:tc>
+          <w:tcPr>
+            <w:tcW w:type="dxa" w:w="1296"/>
+          </w:tcPr>
+          <w:p>
+            <w:pPr>
+              <w:spacing w:before="20" w:after="20"/>
+            </w:pPr>
+            <w:r/>
+            <w:r>
+              <w:rPr>
+                <w:sz w:val="19"/>
+              </w:rPr>
+              <w:t>7</w:t>
+            </w:r>
+          </w:p>
+        </w:tc>
+        <w:tc>
+          <w:tcPr>
+            <w:tcW w:type="dxa" w:w="1728"/>
+          </w:tcPr>
+          <w:p>
+            <w:pPr>
+              <w:spacing w:before="20" w:after="20"/>
+            </w:pPr>
+            <w:r/>
+            <w:r>
+              <w:rPr>
+                <w:sz w:val="19"/>
+              </w:rPr>
+              <w:t>78%</w:t>
+            </w:r>
+          </w:p>
+        </w:tc>
+      </w:tr>
+      <w:tr>
+        <w:tc>
+          <w:tcPr>
+            <w:tcW w:type="dxa" w:w="2016"/>
+            <w:shd w:val="clear" w:color="auto" w:fill="FBDDDD"/>
+          </w:tcPr>
+          <w:p>
+            <w:pPr>
+              <w:spacing w:before="20" w:after="20"/>
+            </w:pPr>
+            <w:r/>
+            <w:r>
+              <w:rPr>
+                <w:sz w:val="19"/>
+              </w:rPr>
+              <w:t>UK</w:t>
+            </w:r>
+          </w:p>
+        </w:tc>
+        <w:tc>
+          <w:tcPr>
+            <w:tcW w:type="dxa" w:w="1152"/>
+            <w:shd w:val="clear" w:color="auto" w:fill="FBDDDD"/>
+          </w:tcPr>
+          <w:p>
+            <w:pPr>
+              <w:spacing w:before="20" w:after="20"/>
+            </w:pPr>
+            <w:r/>
+            <w:r>
+              <w:rPr>
+                <w:sz w:val="19"/>
+              </w:rPr>
+              <w:t>36</w:t>
+            </w:r>
+          </w:p>
+        </w:tc>
+        <w:tc>
+          <w:tcPr>
+            <w:tcW w:type="dxa" w:w="1152"/>
+            <w:shd w:val="clear" w:color="auto" w:fill="FBDDDD"/>
+          </w:tcPr>
+          <w:p>
+            <w:pPr>
+              <w:spacing w:before="20" w:after="20"/>
+            </w:pPr>
+            <w:r/>
+            <w:r>
+              <w:rPr>
+                <w:sz w:val="19"/>
+              </w:rPr>
+              <w:t>3</w:t>
+            </w:r>
+          </w:p>
+        </w:tc>
+        <w:tc>
+          <w:tcPr>
+            <w:tcW w:type="dxa" w:w="1296"/>
+            <w:shd w:val="clear" w:color="auto" w:fill="FBDDDD"/>
+          </w:tcPr>
+          <w:p>
+            <w:pPr>
+              <w:spacing w:before="20" w:after="20"/>
+            </w:pPr>
+            <w:r/>
+            <w:r>
+              <w:rPr>
+                <w:sz w:val="19"/>
+              </w:rPr>
+              <w:t>2</w:t>
+            </w:r>
+          </w:p>
+        </w:tc>
+        <w:tc>
+          <w:tcPr>
+            <w:tcW w:type="dxa" w:w="1296"/>
+            <w:shd w:val="clear" w:color="auto" w:fill="FBDDDD"/>
+          </w:tcPr>
+          <w:p>
+            <w:pPr>
+              <w:spacing w:before="20" w:after="20"/>
+            </w:pPr>
+            <w:r/>
+            <w:r>
+              <w:rPr>
+                <w:sz w:val="19"/>
+              </w:rPr>
+              <w:t>31</w:t>
+            </w:r>
+          </w:p>
+        </w:tc>
+        <w:tc>
+          <w:tcPr>
+            <w:tcW w:type="dxa" w:w="1728"/>
+            <w:shd w:val="clear" w:color="auto" w:fill="FBDDDD"/>
+          </w:tcPr>
+          <w:p>
+            <w:pPr>
+              <w:spacing w:before="20" w:after="20"/>
+            </w:pPr>
+            <w:r/>
+            <w:r>
+              <w:rPr>
+                <w:sz w:val="19"/>
+              </w:rPr>
+              <w:t>11%</w:t>
+            </w:r>
+          </w:p>
+        </w:tc>
+      </w:tr>
+      <w:tr>
+        <w:tc>
+          <w:tcPr>
+            <w:tcW w:type="dxa" w:w="2016"/>
+          </w:tcPr>
+          <w:p>
+            <w:pPr>
+              <w:spacing w:before="20" w:after="20"/>
+            </w:pPr>
+            <w:r/>
+            <w:r>
+              <w:rPr>
+                <w:sz w:val="19"/>
+              </w:rPr>
+              <w:t>Eurozone</w:t>
+            </w:r>
+          </w:p>
+        </w:tc>
+        <w:tc>
+          <w:tcPr>
+            <w:tcW w:type="dxa" w:w="1152"/>
+          </w:tcPr>
+          <w:p>
+            <w:pPr>
+              <w:spacing w:before="20" w:after="20"/>
+            </w:pPr>
+            <w:r/>
+            <w:r>
+              <w:rPr>
+                <w:sz w:val="19"/>
+              </w:rPr>
+              <w:t>36</w:t>
+            </w:r>
+          </w:p>
+        </w:tc>
+        <w:tc>
+          <w:tcPr>
+            <w:tcW w:type="dxa" w:w="1152"/>
+          </w:tcPr>
+          <w:p>
+            <w:pPr>
+              <w:spacing w:before="20" w:after="20"/>
+            </w:pPr>
+            <w:r/>
+            <w:r>
+              <w:rPr>
+                <w:sz w:val="19"/>
+              </w:rPr>
+              <w:t>12</w:t>
+            </w:r>
+          </w:p>
+        </w:tc>
+        <w:tc>
+          <w:tcPr>
+            <w:tcW w:type="dxa" w:w="1296"/>
+          </w:tcPr>
+          <w:p>
+            <w:pPr>
+              <w:spacing w:before="20" w:after="20"/>
+            </w:pPr>
+            <w:r/>
+            <w:r>
+              <w:rPr>
+                <w:sz w:val="19"/>
+              </w:rPr>
+              <w:t>8</w:t>
+            </w:r>
+          </w:p>
+        </w:tc>
+        <w:tc>
+          <w:tcPr>
+            <w:tcW w:type="dxa" w:w="1296"/>
+          </w:tcPr>
+          <w:p>
+            <w:pPr>
+              <w:spacing w:before="20" w:after="20"/>
+            </w:pPr>
+            <w:r/>
+            <w:r>
+              <w:rPr>
+                <w:sz w:val="19"/>
+              </w:rPr>
+              <w:t>16</w:t>
+            </w:r>
+          </w:p>
+        </w:tc>
+        <w:tc>
+          <w:tcPr>
+            <w:tcW w:type="dxa" w:w="1728"/>
+          </w:tcPr>
+          <w:p>
+            <w:pPr>
+              <w:spacing w:before="20" w:after="20"/>
+            </w:pPr>
+            <w:r/>
+            <w:r>
+              <w:rPr>
+                <w:sz w:val="19"/>
+              </w:rPr>
+              <w:t>44%</w:t>
+            </w:r>
+          </w:p>
+        </w:tc>
+      </w:tr>
+      <w:tr>
+        <w:tc>
+          <w:tcPr>
+            <w:tcW w:type="dxa" w:w="2016"/>
+          </w:tcPr>
+          <w:p>
+            <w:pPr>
+              <w:spacing w:before="20" w:after="20"/>
+            </w:pPr>
+            <w:r/>
+            <w:r>
+              <w:rPr>
+                <w:sz w:val="19"/>
+              </w:rPr>
+              <w:t>Japan</w:t>
+            </w:r>
+          </w:p>
+        </w:tc>
+        <w:tc>
+          <w:tcPr>
+            <w:tcW w:type="dxa" w:w="1152"/>
+          </w:tcPr>
+          <w:p>
+            <w:pPr>
+              <w:spacing w:before="20" w:after="20"/>
+            </w:pPr>
+            <w:r/>
+            <w:r>
+              <w:rPr>
+                <w:sz w:val="19"/>
+              </w:rPr>
+              <w:t>35</w:t>
+            </w:r>
+          </w:p>
+        </w:tc>
+        <w:tc>
+          <w:tcPr>
+            <w:tcW w:type="dxa" w:w="1152"/>
+          </w:tcPr>
+          <w:p>
+            <w:pPr>
+              <w:spacing w:before="20" w:after="20"/>
+            </w:pPr>
+            <w:r/>
+            <w:r>
+              <w:rPr>
+                <w:sz w:val="19"/>
+              </w:rPr>
+              <w:t>6</w:t>
+            </w:r>
+          </w:p>
+        </w:tc>
+        <w:tc>
+          <w:tcPr>
+            <w:tcW w:type="dxa" w:w="1296"/>
+          </w:tcPr>
+          <w:p>
+            <w:pPr>
+              <w:spacing w:before="20" w:after="20"/>
+            </w:pPr>
+            <w:r/>
+            <w:r>
+              <w:rPr>
+                <w:sz w:val="19"/>
+              </w:rPr>
+              <w:t>3</w:t>
+            </w:r>
+          </w:p>
+        </w:tc>
+        <w:tc>
+          <w:tcPr>
+            <w:tcW w:type="dxa" w:w="1296"/>
+          </w:tcPr>
+          <w:p>
+            <w:pPr>
+              <w:spacing w:before="20" w:after="20"/>
+            </w:pPr>
+            <w:r/>
+            <w:r>
+              <w:rPr>
+                <w:sz w:val="19"/>
+              </w:rPr>
+              <w:t>26</w:t>
+            </w:r>
+          </w:p>
+        </w:tc>
+        <w:tc>
+          <w:tcPr>
+            <w:tcW w:type="dxa" w:w="1728"/>
+          </w:tcPr>
+          <w:p>
+            <w:pPr>
+              <w:spacing w:before="20" w:after="20"/>
+            </w:pPr>
+            <w:r/>
+            <w:r>
+              <w:rPr>
+                <w:sz w:val="19"/>
+              </w:rPr>
+              <w:t>21%</w:t>
+            </w:r>
+          </w:p>
+        </w:tc>
+      </w:tr>
+      <w:tr>
+        <w:tc>
+          <w:tcPr>
+            <w:tcW w:type="dxa" w:w="2016"/>
+          </w:tcPr>
+          <w:p>
+            <w:pPr>
+              <w:spacing w:before="20" w:after="20"/>
+            </w:pPr>
+            <w:r/>
+            <w:r>
+              <w:rPr>
+                <w:sz w:val="19"/>
+              </w:rPr>
+              <w:t>China</w:t>
+            </w:r>
+          </w:p>
+        </w:tc>
+        <w:tc>
+          <w:tcPr>
+            <w:tcW w:type="dxa" w:w="1152"/>
+          </w:tcPr>
+          <w:p>
+            <w:pPr>
+              <w:spacing w:before="20" w:after="20"/>
+            </w:pPr>
+            <w:r/>
+            <w:r>
+              <w:rPr>
+                <w:sz w:val="19"/>
+              </w:rPr>
+              <w:t>36</w:t>
+            </w:r>
+          </w:p>
+        </w:tc>
+        <w:tc>
+          <w:tcPr>
+            <w:tcW w:type="dxa" w:w="1152"/>
+          </w:tcPr>
+          <w:p>
+            <w:pPr>
+              <w:spacing w:before="20" w:after="20"/>
+            </w:pPr>
+            <w:r/>
+            <w:r>
+              <w:rPr>
+                <w:sz w:val="19"/>
+              </w:rPr>
+              <w:t>8</w:t>
+            </w:r>
+          </w:p>
+        </w:tc>
+        <w:tc>
+          <w:tcPr>
+            <w:tcW w:type="dxa" w:w="1296"/>
+          </w:tcPr>
+          <w:p>
+            <w:pPr>
+              <w:spacing w:before="20" w:after="20"/>
+            </w:pPr>
+            <w:r/>
+            <w:r>
+              <w:rPr>
+                <w:sz w:val="19"/>
+              </w:rPr>
+              <w:t>4</w:t>
+            </w:r>
+          </w:p>
+        </w:tc>
+        <w:tc>
+          <w:tcPr>
+            <w:tcW w:type="dxa" w:w="1296"/>
+          </w:tcPr>
+          <w:p>
+            <w:pPr>
+              <w:spacing w:before="20" w:after="20"/>
+            </w:pPr>
+            <w:r/>
+            <w:r>
+              <w:rPr>
+                <w:sz w:val="19"/>
+              </w:rPr>
+              <w:t>24</w:t>
+            </w:r>
+          </w:p>
+        </w:tc>
+        <w:tc>
+          <w:tcPr>
+            <w:tcW w:type="dxa" w:w="1728"/>
+          </w:tcPr>
+          <w:p>
+            <w:pPr>
+              <w:spacing w:before="20" w:after="20"/>
+            </w:pPr>
+            <w:r/>
+            <w:r>
+              <w:rPr>
+                <w:sz w:val="19"/>
+              </w:rPr>
+              <w:t>28%</w:t>
+            </w:r>
+          </w:p>
+        </w:tc>
+      </w:tr>
+      <w:tr>
+        <w:tc>
+          <w:tcPr>
+            <w:tcW w:type="dxa" w:w="2016"/>
+          </w:tcPr>
+          <w:p>
+            <w:pPr>
+              <w:spacing w:before="20" w:after="20"/>
+            </w:pPr>
+            <w:r/>
+            <w:r>
+              <w:rPr>
+                <w:sz w:val="19"/>
+              </w:rPr>
+              <w:t>Global</w:t>
+            </w:r>
+          </w:p>
+        </w:tc>
+        <w:tc>
+          <w:tcPr>
+            <w:tcW w:type="dxa" w:w="1152"/>
+          </w:tcPr>
+          <w:p>
+            <w:pPr>
+              <w:spacing w:before="20" w:after="20"/>
+            </w:pPr>
+            <w:r/>
+            <w:r>
+              <w:rPr>
+                <w:sz w:val="19"/>
+              </w:rPr>
+              <w:t>26</w:t>
+            </w:r>
+          </w:p>
+        </w:tc>
+        <w:tc>
+          <w:tcPr>
+            <w:tcW w:type="dxa" w:w="1152"/>
+          </w:tcPr>
+          <w:p>
+            <w:pPr>
+              <w:spacing w:before="20" w:after="20"/>
+            </w:pPr>
+            <w:r/>
+            <w:r>
+              <w:rPr>
+                <w:sz w:val="19"/>
+              </w:rPr>
+              <w:t>9</w:t>
+            </w:r>
+          </w:p>
+        </w:tc>
+        <w:tc>
+          <w:tcPr>
+            <w:tcW w:type="dxa" w:w="1296"/>
+          </w:tcPr>
+          <w:p>
+            <w:pPr>
+              <w:spacing w:before="20" w:after="20"/>
+            </w:pPr>
+            <w:r/>
+            <w:r>
+              <w:rPr>
+                <w:sz w:val="19"/>
+              </w:rPr>
+              <w:t>3</w:t>
+            </w:r>
+          </w:p>
+        </w:tc>
+        <w:tc>
+          <w:tcPr>
+            <w:tcW w:type="dxa" w:w="1296"/>
+          </w:tcPr>
+          <w:p>
+            <w:pPr>
+              <w:spacing w:before="20" w:after="20"/>
+            </w:pPr>
+            <w:r/>
+            <w:r>
+              <w:rPr>
+                <w:sz w:val="19"/>
+              </w:rPr>
+              <w:t>14</w:t>
+            </w:r>
+          </w:p>
+        </w:tc>
+        <w:tc>
+          <w:tcPr>
+            <w:tcW w:type="dxa" w:w="1728"/>
+          </w:tcPr>
+          <w:p>
+            <w:pPr>
+              <w:spacing w:before="20" w:after="20"/>
+            </w:pPr>
+            <w:r/>
+            <w:r>
+              <w:rPr>
+                <w:sz w:val="19"/>
+              </w:rPr>
+              <w:t>40%</w:t>
+            </w:r>
+          </w:p>
+        </w:tc>
+      </w:tr>
+      <w:tr>
+        <w:tc>
+          <w:tcPr>
+            <w:tcW w:type="dxa" w:w="2016"/>
+            <w:shd w:val="clear" w:color="auto" w:fill="D9E2F3"/>
+          </w:tcPr>
+          <w:p>
+            <w:pPr>
+              <w:spacing w:before="20" w:after="20"/>
+            </w:pPr>
+            <w:r/>
+            <w:r>
+              <w:rPr>
+                <w:sz w:val="19"/>
+              </w:rPr>
+              <w:t>Total</w:t>
+            </w:r>
+          </w:p>
+        </w:tc>
+        <w:tc>
+          <w:tcPr>
+            <w:tcW w:type="dxa" w:w="1152"/>
+            <w:shd w:val="clear" w:color="auto" w:fill="D9E2F3"/>
+          </w:tcPr>
+          <w:p>
+            <w:pPr>
+              <w:spacing w:before="20" w:after="20"/>
+            </w:pPr>
+            <w:r/>
+            <w:r>
+              <w:rPr>
+                <w:sz w:val="19"/>
+              </w:rPr>
+              <w:t>206</w:t>
+            </w:r>
+          </w:p>
+        </w:tc>
+        <w:tc>
+          <w:tcPr>
+            <w:tcW w:type="dxa" w:w="1152"/>
+            <w:shd w:val="clear" w:color="auto" w:fill="D9E2F3"/>
+          </w:tcPr>
+          <w:p>
+            <w:pPr>
+              <w:spacing w:before="20" w:after="20"/>
+            </w:pPr>
+            <w:r/>
+            <w:r>
+              <w:rPr>
+                <w:sz w:val="19"/>
+              </w:rPr>
+              <w:t>66</w:t>
+            </w:r>
+          </w:p>
+        </w:tc>
+        <w:tc>
+          <w:tcPr>
+            <w:tcW w:type="dxa" w:w="1296"/>
+            <w:shd w:val="clear" w:color="auto" w:fill="D9E2F3"/>
+          </w:tcPr>
+          <w:p>
+            <w:pPr>
+              <w:spacing w:before="20" w:after="20"/>
+            </w:pPr>
+            <w:r/>
+            <w:r>
+              <w:rPr>
+                <w:sz w:val="19"/>
+              </w:rPr>
+              <w:t>22</w:t>
+            </w:r>
+          </w:p>
+        </w:tc>
+        <w:tc>
+          <w:tcPr>
+            <w:tcW w:type="dxa" w:w="1296"/>
+            <w:shd w:val="clear" w:color="auto" w:fill="D9E2F3"/>
+          </w:tcPr>
+          <w:p>
+            <w:pPr>
+              <w:spacing w:before="20" w:after="20"/>
+            </w:pPr>
+            <w:r/>
+            <w:r>
+              <w:rPr>
+                <w:sz w:val="19"/>
+              </w:rPr>
+              <w:t>118</w:t>
+            </w:r>
+          </w:p>
+        </w:tc>
+        <w:tc>
+          <w:tcPr>
+            <w:tcW w:type="dxa" w:w="1728"/>
+            <w:shd w:val="clear" w:color="auto" w:fill="D9E2F3"/>
+          </w:tcPr>
+          <w:p>
+            <w:pPr>
+              <w:spacing w:before="20" w:after="20"/>
+            </w:pPr>
+            <w:r/>
+            <w:r>
+              <w:rPr>
+                <w:sz w:val="19"/>
+              </w:rPr>
+              <w:t>37%</w:t>
+            </w:r>
+          </w:p>
+        </w:tc>
+      </w:tr>
+    </w:tbl>
+    <w:p/>
+    <w:p>
+      <w:pPr>
+        <w:pStyle w:val="Heading2"/>
+        <w:spacing w:before="200" w:after="40"/>
+      </w:pPr>
+      <w:r>
+        <w:t>11.2  Coverage by concept × region</w:t>
+      </w:r>
+    </w:p>
+    <w:p>
+      <w:pPr>
+        <w:spacing w:after="120"/>
+      </w:pPr>
+      <w:r>
+        <w:rPr>
+          <w:b w:val="0"/>
+          <w:i w:val="0"/>
+          <w:sz w:val="21"/>
+        </w:rPr>
+        <w:t>Cell entries below are ‘full / total’ counts. Concepts selected are those most material to the regime-classification axes (growth, inflation, rates, credit, sentiment, labour). Two regional standouts deserve explicit attention: the United Kingdom is the largest single-region coverage gap at eleven per cent, with growth at zero out of eight rows wired; and the Phase E inflation indicator family is sparse — only two of the ninety-two composites carry the Inflation concept tag — which constrains any future regime classifier that uses inflation as an axis.</w:t>
+      </w:r>
+    </w:p>
+    <w:tbl>
+      <w:tblPr>
+        <w:tblStyle w:val="TableGrid"/>
+        <w:tblW w:type="auto" w:w="0"/>
+        <w:tblLook w:firstColumn="1" w:firstRow="1" w:lastColumn="0" w:lastRow="0" w:noHBand="0" w:noVBand="1" w:val="04A0"/>
+      </w:tblPr>
+      <w:tblGrid>
+        <w:gridCol w:w="1134"/>
+        <w:gridCol w:w="1134"/>
+        <w:gridCol w:w="1134"/>
+        <w:gridCol w:w="1134"/>
+        <w:gridCol w:w="1134"/>
+        <w:gridCol w:w="1134"/>
+        <w:gridCol w:w="1134"/>
+        <w:gridCol w:w="1134"/>
+      </w:tblGrid>
+      <w:tr>
+        <w:tc>
+          <w:tcPr>
+            <w:tcW w:type="dxa" w:w="2016"/>
+            <w:shd w:val="clear" w:color="auto" w:fill="D9E2F3"/>
+          </w:tcPr>
+          <w:p>
+            <w:pPr>
+              <w:spacing w:before="40" w:after="40"/>
+            </w:pPr>
+            <w:r/>
+            <w:r>
+              <w:rPr>
+                <w:b/>
+                <w:sz w:val="19"/>
+              </w:rPr>
+              <w:t>Concept</w:t>
+            </w:r>
+          </w:p>
+        </w:tc>
+        <w:tc>
+          <w:tcPr>
+            <w:tcW w:type="dxa" w:w="864"/>
+            <w:shd w:val="clear" w:color="auto" w:fill="D9E2F3"/>
+          </w:tcPr>
+          <w:p>
+            <w:pPr>
+              <w:spacing w:before="40" w:after="40"/>
+            </w:pPr>
+            <w:r/>
+            <w:r>
+              <w:rPr>
+                <w:b/>
+                <w:sz w:val="19"/>
+              </w:rPr>
+              <w:t>US</w:t>
+            </w:r>
+          </w:p>
+        </w:tc>
+        <w:tc>
+          <w:tcPr>
+            <w:tcW w:type="dxa" w:w="864"/>
+            <w:shd w:val="clear" w:color="auto" w:fill="D9E2F3"/>
+          </w:tcPr>
+          <w:p>
+            <w:pPr>
+              <w:spacing w:before="40" w:after="40"/>
+            </w:pPr>
+            <w:r/>
+            <w:r>
+              <w:rPr>
+                <w:b/>
+                <w:sz w:val="19"/>
+              </w:rPr>
+              <w:t>UK</w:t>
+            </w:r>
+          </w:p>
+        </w:tc>
+        <w:tc>
+          <w:tcPr>
+            <w:tcW w:type="dxa" w:w="864"/>
+            <w:shd w:val="clear" w:color="auto" w:fill="D9E2F3"/>
+          </w:tcPr>
+          <w:p>
+            <w:pPr>
+              <w:spacing w:before="40" w:after="40"/>
+            </w:pPr>
+            <w:r/>
+            <w:r>
+              <w:rPr>
+                <w:b/>
+                <w:sz w:val="19"/>
+              </w:rPr>
+              <w:t>EZ</w:t>
+            </w:r>
+          </w:p>
+        </w:tc>
+        <w:tc>
+          <w:tcPr>
+            <w:tcW w:type="dxa" w:w="864"/>
+            <w:shd w:val="clear" w:color="auto" w:fill="D9E2F3"/>
+          </w:tcPr>
+          <w:p>
+            <w:pPr>
+              <w:spacing w:before="40" w:after="40"/>
+            </w:pPr>
+            <w:r/>
+            <w:r>
+              <w:rPr>
+                <w:b/>
+                <w:sz w:val="19"/>
+              </w:rPr>
+              <w:t>JP</w:t>
+            </w:r>
+          </w:p>
+        </w:tc>
+        <w:tc>
+          <w:tcPr>
+            <w:tcW w:type="dxa" w:w="864"/>
+            <w:shd w:val="clear" w:color="auto" w:fill="D9E2F3"/>
+          </w:tcPr>
+          <w:p>
+            <w:pPr>
+              <w:spacing w:before="40" w:after="40"/>
+            </w:pPr>
+            <w:r/>
+            <w:r>
+              <w:rPr>
+                <w:b/>
+                <w:sz w:val="19"/>
+              </w:rPr>
+              <w:t>CN</w:t>
+            </w:r>
+          </w:p>
+        </w:tc>
+        <w:tc>
+          <w:tcPr>
+            <w:tcW w:type="dxa" w:w="864"/>
+            <w:shd w:val="clear" w:color="auto" w:fill="D9E2F3"/>
+          </w:tcPr>
+          <w:p>
+            <w:pPr>
+              <w:spacing w:before="40" w:after="40"/>
+            </w:pPr>
+            <w:r/>
+            <w:r>
+              <w:rPr>
+                <w:b/>
+                <w:sz w:val="19"/>
+              </w:rPr>
+              <w:t>Global</w:t>
+            </w:r>
+          </w:p>
+        </w:tc>
+        <w:tc>
+          <w:tcPr>
+            <w:tcW w:type="dxa" w:w="1008"/>
+            <w:shd w:val="clear" w:color="auto" w:fill="D9E2F3"/>
+          </w:tcPr>
+          <w:p>
+            <w:pPr>
+              <w:spacing w:before="40" w:after="40"/>
+            </w:pPr>
+            <w:r/>
+            <w:r>
+              <w:rPr>
+                <w:b/>
+                <w:sz w:val="19"/>
+              </w:rPr>
+              <w:t>Total</w:t>
+            </w:r>
+          </w:p>
+        </w:tc>
+      </w:tr>
+      <w:tr>
+        <w:tc>
+          <w:tcPr>
+            <w:tcW w:type="dxa" w:w="2016"/>
+          </w:tcPr>
+          <w:p>
+            <w:pPr>
+              <w:spacing w:before="20" w:after="20"/>
+            </w:pPr>
+            <w:r/>
+            <w:r>
+              <w:rPr>
+                <w:sz w:val="19"/>
+              </w:rPr>
+              <w:t>Inflation</w:t>
+            </w:r>
+          </w:p>
+        </w:tc>
+        <w:tc>
+          <w:tcPr>
+            <w:tcW w:type="dxa" w:w="864"/>
+          </w:tcPr>
+          <w:p>
+            <w:pPr>
+              <w:spacing w:before="20" w:after="20"/>
+            </w:pPr>
+            <w:r/>
+            <w:r>
+              <w:rPr>
+                <w:sz w:val="19"/>
+              </w:rPr>
+              <w:t>2/2</w:t>
+            </w:r>
+          </w:p>
+        </w:tc>
+        <w:tc>
+          <w:tcPr>
+            <w:tcW w:type="dxa" w:w="864"/>
+          </w:tcPr>
+          <w:p>
+            <w:pPr>
+              <w:spacing w:before="20" w:after="20"/>
+            </w:pPr>
+            <w:r/>
+            <w:r>
+              <w:rPr>
+                <w:sz w:val="19"/>
+              </w:rPr>
+              <w:t>1/1</w:t>
+            </w:r>
+          </w:p>
+        </w:tc>
+        <w:tc>
+          <w:tcPr>
+            <w:tcW w:type="dxa" w:w="864"/>
+          </w:tcPr>
+          <w:p>
+            <w:pPr>
+              <w:spacing w:before="20" w:after="20"/>
+            </w:pPr>
+            <w:r/>
+            <w:r>
+              <w:rPr>
+                <w:sz w:val="19"/>
+              </w:rPr>
+              <w:t>1/1</w:t>
+            </w:r>
+          </w:p>
+        </w:tc>
+        <w:tc>
+          <w:tcPr>
+            <w:tcW w:type="dxa" w:w="864"/>
+          </w:tcPr>
+          <w:p>
+            <w:pPr>
+              <w:spacing w:before="20" w:after="20"/>
+            </w:pPr>
+            <w:r/>
+            <w:r>
+              <w:rPr>
+                <w:sz w:val="19"/>
+              </w:rPr>
+              <w:t>1/3</w:t>
+            </w:r>
+          </w:p>
+        </w:tc>
+        <w:tc>
+          <w:tcPr>
+            <w:tcW w:type="dxa" w:w="864"/>
+          </w:tcPr>
+          <w:p>
+            <w:pPr>
+              <w:spacing w:before="20" w:after="20"/>
+            </w:pPr>
+            <w:r/>
+            <w:r>
+              <w:rPr>
+                <w:sz w:val="19"/>
+              </w:rPr>
+              <w:t>2/2</w:t>
+            </w:r>
+          </w:p>
+        </w:tc>
+        <w:tc>
+          <w:tcPr>
+            <w:tcW w:type="dxa" w:w="864"/>
+          </w:tcPr>
+          <w:p>
+            <w:pPr>
+              <w:spacing w:before="20" w:after="20"/>
+            </w:pPr>
+            <w:r/>
+            <w:r>
+              <w:rPr>
+                <w:sz w:val="19"/>
+              </w:rPr>
+              <w:t>0/0</w:t>
+            </w:r>
+          </w:p>
+        </w:tc>
+        <w:tc>
+          <w:tcPr>
+            <w:tcW w:type="dxa" w:w="1008"/>
+          </w:tcPr>
+          <w:p>
+            <w:pPr>
+              <w:spacing w:before="20" w:after="20"/>
+            </w:pPr>
+            <w:r/>
+            <w:r>
+              <w:rPr>
+                <w:sz w:val="19"/>
+              </w:rPr>
+              <w:t>7/9</w:t>
+            </w:r>
+          </w:p>
+        </w:tc>
+      </w:tr>
+      <w:tr>
+        <w:tc>
+          <w:tcPr>
+            <w:tcW w:type="dxa" w:w="2016"/>
+          </w:tcPr>
+          <w:p>
+            <w:pPr>
+              <w:spacing w:before="20" w:after="20"/>
+            </w:pPr>
+            <w:r/>
+            <w:r>
+              <w:rPr>
+                <w:sz w:val="19"/>
+              </w:rPr>
+              <w:t>Growth</w:t>
+            </w:r>
+          </w:p>
+        </w:tc>
+        <w:tc>
+          <w:tcPr>
+            <w:tcW w:type="dxa" w:w="864"/>
+          </w:tcPr>
+          <w:p>
+            <w:pPr>
+              <w:spacing w:before="20" w:after="20"/>
+            </w:pPr>
+            <w:r/>
+            <w:r>
+              <w:rPr>
+                <w:sz w:val="19"/>
+              </w:rPr>
+              <w:t>6/6</w:t>
+            </w:r>
+          </w:p>
+        </w:tc>
+        <w:tc>
+          <w:tcPr>
+            <w:tcW w:type="dxa" w:w="864"/>
+          </w:tcPr>
+          <w:p>
+            <w:pPr>
+              <w:spacing w:before="20" w:after="20"/>
+            </w:pPr>
+            <w:r/>
+            <w:r>
+              <w:rPr>
+                <w:sz w:val="19"/>
+              </w:rPr>
+              <w:t>0/8</w:t>
+            </w:r>
+          </w:p>
+        </w:tc>
+        <w:tc>
+          <w:tcPr>
+            <w:tcW w:type="dxa" w:w="864"/>
+          </w:tcPr>
+          <w:p>
+            <w:pPr>
+              <w:spacing w:before="20" w:after="20"/>
+            </w:pPr>
+            <w:r/>
+            <w:r>
+              <w:rPr>
+                <w:sz w:val="19"/>
+              </w:rPr>
+              <w:t>6/6</w:t>
+            </w:r>
+          </w:p>
+        </w:tc>
+        <w:tc>
+          <w:tcPr>
+            <w:tcW w:type="dxa" w:w="864"/>
+          </w:tcPr>
+          <w:p>
+            <w:pPr>
+              <w:spacing w:before="20" w:after="20"/>
+            </w:pPr>
+            <w:r/>
+            <w:r>
+              <w:rPr>
+                <w:sz w:val="19"/>
+              </w:rPr>
+              <w:t>3/7</w:t>
+            </w:r>
+          </w:p>
+        </w:tc>
+        <w:tc>
+          <w:tcPr>
+            <w:tcW w:type="dxa" w:w="864"/>
+          </w:tcPr>
+          <w:p>
+            <w:pPr>
+              <w:spacing w:before="20" w:after="20"/>
+            </w:pPr>
+            <w:r/>
+            <w:r>
+              <w:rPr>
+                <w:sz w:val="19"/>
+              </w:rPr>
+              <w:t>3/9</w:t>
+            </w:r>
+          </w:p>
+        </w:tc>
+        <w:tc>
+          <w:tcPr>
+            <w:tcW w:type="dxa" w:w="864"/>
+          </w:tcPr>
+          <w:p>
+            <w:pPr>
+              <w:spacing w:before="20" w:after="20"/>
+            </w:pPr>
+            <w:r/>
+            <w:r>
+              <w:rPr>
+                <w:sz w:val="19"/>
+              </w:rPr>
+              <w:t>0/1</w:t>
+            </w:r>
+          </w:p>
+        </w:tc>
+        <w:tc>
+          <w:tcPr>
+            <w:tcW w:type="dxa" w:w="1008"/>
+          </w:tcPr>
+          <w:p>
+            <w:pPr>
+              <w:spacing w:before="20" w:after="20"/>
+            </w:pPr>
+            <w:r/>
+            <w:r>
+              <w:rPr>
+                <w:sz w:val="19"/>
+              </w:rPr>
+              <w:t>18/37</w:t>
+            </w:r>
+          </w:p>
+        </w:tc>
+      </w:tr>
+      <w:tr>
+        <w:tc>
+          <w:tcPr>
+            <w:tcW w:type="dxa" w:w="2016"/>
+          </w:tcPr>
+          <w:p>
+            <w:pPr>
+              <w:spacing w:before="20" w:after="20"/>
+            </w:pPr>
+            <w:r/>
+            <w:r>
+              <w:rPr>
+                <w:sz w:val="19"/>
+              </w:rPr>
+              <w:t>Rates / Yields</w:t>
+            </w:r>
+          </w:p>
+        </w:tc>
+        <w:tc>
+          <w:tcPr>
+            <w:tcW w:type="dxa" w:w="864"/>
+          </w:tcPr>
+          <w:p>
+            <w:pPr>
+              <w:spacing w:before="20" w:after="20"/>
+            </w:pPr>
+            <w:r/>
+            <w:r>
+              <w:rPr>
+                <w:sz w:val="19"/>
+              </w:rPr>
+              <w:t>3/3</w:t>
+            </w:r>
+          </w:p>
+        </w:tc>
+        <w:tc>
+          <w:tcPr>
+            <w:tcW w:type="dxa" w:w="864"/>
+          </w:tcPr>
+          <w:p>
+            <w:pPr>
+              <w:spacing w:before="20" w:after="20"/>
+            </w:pPr>
+            <w:r/>
+            <w:r>
+              <w:rPr>
+                <w:sz w:val="19"/>
+              </w:rPr>
+              <w:t>2/2</w:t>
+            </w:r>
+          </w:p>
+        </w:tc>
+        <w:tc>
+          <w:tcPr>
+            <w:tcW w:type="dxa" w:w="864"/>
+          </w:tcPr>
+          <w:p>
+            <w:pPr>
+              <w:spacing w:before="20" w:after="20"/>
+            </w:pPr>
+            <w:r/>
+            <w:r>
+              <w:rPr>
+                <w:sz w:val="19"/>
+              </w:rPr>
+              <w:t>3/3</w:t>
+            </w:r>
+          </w:p>
+        </w:tc>
+        <w:tc>
+          <w:tcPr>
+            <w:tcW w:type="dxa" w:w="864"/>
+          </w:tcPr>
+          <w:p>
+            <w:pPr>
+              <w:spacing w:before="20" w:after="20"/>
+            </w:pPr>
+            <w:r/>
+            <w:r>
+              <w:rPr>
+                <w:sz w:val="19"/>
+              </w:rPr>
+              <w:t>1/2</w:t>
+            </w:r>
+          </w:p>
+        </w:tc>
+        <w:tc>
+          <w:tcPr>
+            <w:tcW w:type="dxa" w:w="864"/>
+          </w:tcPr>
+          <w:p>
+            <w:pPr>
+              <w:spacing w:before="20" w:after="20"/>
+            </w:pPr>
+            <w:r/>
+            <w:r>
+              <w:rPr>
+                <w:sz w:val="19"/>
+              </w:rPr>
+              <w:t>2/2</w:t>
+            </w:r>
+          </w:p>
+        </w:tc>
+        <w:tc>
+          <w:tcPr>
+            <w:tcW w:type="dxa" w:w="864"/>
+          </w:tcPr>
+          <w:p>
+            <w:pPr>
+              <w:spacing w:before="20" w:after="20"/>
+            </w:pPr>
+            <w:r/>
+            <w:r>
+              <w:rPr>
+                <w:sz w:val="19"/>
+              </w:rPr>
+              <w:t>—</w:t>
+            </w:r>
+          </w:p>
+        </w:tc>
+        <w:tc>
+          <w:tcPr>
+            <w:tcW w:type="dxa" w:w="1008"/>
+          </w:tcPr>
+          <w:p>
+            <w:pPr>
+              <w:spacing w:before="20" w:after="20"/>
+            </w:pPr>
+            <w:r/>
+            <w:r>
+              <w:rPr>
+                <w:sz w:val="19"/>
+              </w:rPr>
+              <w:t>11/12</w:t>
+            </w:r>
+          </w:p>
+        </w:tc>
+      </w:tr>
+      <w:tr>
+        <w:tc>
+          <w:tcPr>
+            <w:tcW w:type="dxa" w:w="2016"/>
+          </w:tcPr>
+          <w:p>
+            <w:pPr>
+              <w:spacing w:before="20" w:after="20"/>
+            </w:pPr>
+            <w:r/>
+            <w:r>
+              <w:rPr>
+                <w:sz w:val="19"/>
+              </w:rPr>
+              <w:t>Credit / Spread</w:t>
+            </w:r>
+          </w:p>
+        </w:tc>
+        <w:tc>
+          <w:tcPr>
+            <w:tcW w:type="dxa" w:w="864"/>
+          </w:tcPr>
+          <w:p>
+            <w:pPr>
+              <w:spacing w:before="20" w:after="20"/>
+            </w:pPr>
+            <w:r/>
+            <w:r>
+              <w:rPr>
+                <w:sz w:val="19"/>
+              </w:rPr>
+              <w:t>4/5</w:t>
+            </w:r>
+          </w:p>
+        </w:tc>
+        <w:tc>
+          <w:tcPr>
+            <w:tcW w:type="dxa" w:w="864"/>
+          </w:tcPr>
+          <w:p>
+            <w:pPr>
+              <w:spacing w:before="20" w:after="20"/>
+            </w:pPr>
+            <w:r/>
+            <w:r>
+              <w:rPr>
+                <w:sz w:val="19"/>
+              </w:rPr>
+              <w:t>0/4</w:t>
+            </w:r>
+          </w:p>
+        </w:tc>
+        <w:tc>
+          <w:tcPr>
+            <w:tcW w:type="dxa" w:w="864"/>
+          </w:tcPr>
+          <w:p>
+            <w:pPr>
+              <w:spacing w:before="20" w:after="20"/>
+            </w:pPr>
+            <w:r/>
+            <w:r>
+              <w:rPr>
+                <w:sz w:val="19"/>
+              </w:rPr>
+              <w:t>0/4</w:t>
+            </w:r>
+          </w:p>
+        </w:tc>
+        <w:tc>
+          <w:tcPr>
+            <w:tcW w:type="dxa" w:w="864"/>
+          </w:tcPr>
+          <w:p>
+            <w:pPr>
+              <w:spacing w:before="20" w:after="20"/>
+            </w:pPr>
+            <w:r/>
+            <w:r>
+              <w:rPr>
+                <w:sz w:val="19"/>
+              </w:rPr>
+              <w:t>0/1</w:t>
+            </w:r>
+          </w:p>
+        </w:tc>
+        <w:tc>
+          <w:tcPr>
+            <w:tcW w:type="dxa" w:w="864"/>
+          </w:tcPr>
+          <w:p>
+            <w:pPr>
+              <w:spacing w:before="20" w:after="20"/>
+            </w:pPr>
+            <w:r/>
+            <w:r>
+              <w:rPr>
+                <w:sz w:val="19"/>
+              </w:rPr>
+              <w:t>0/4</w:t>
+            </w:r>
+          </w:p>
+        </w:tc>
+        <w:tc>
+          <w:tcPr>
+            <w:tcW w:type="dxa" w:w="864"/>
+          </w:tcPr>
+          <w:p>
+            <w:pPr>
+              <w:spacing w:before="20" w:after="20"/>
+            </w:pPr>
+            <w:r/>
+            <w:r>
+              <w:rPr>
+                <w:sz w:val="19"/>
+              </w:rPr>
+              <w:t>1/3</w:t>
+            </w:r>
+          </w:p>
+        </w:tc>
+        <w:tc>
+          <w:tcPr>
+            <w:tcW w:type="dxa" w:w="1008"/>
+          </w:tcPr>
+          <w:p>
+            <w:pPr>
+              <w:spacing w:before="20" w:after="20"/>
+            </w:pPr>
+            <w:r/>
+            <w:r>
+              <w:rPr>
+                <w:sz w:val="19"/>
+              </w:rPr>
+              <w:t>5/21</w:t>
+            </w:r>
+          </w:p>
+        </w:tc>
+      </w:tr>
+      <w:tr>
+        <w:tc>
+          <w:tcPr>
+            <w:tcW w:type="dxa" w:w="2016"/>
+          </w:tcPr>
+          <w:p>
+            <w:pPr>
+              <w:spacing w:before="20" w:after="20"/>
+            </w:pPr>
+            <w:r/>
+            <w:r>
+              <w:rPr>
+                <w:sz w:val="19"/>
+              </w:rPr>
+              <w:t>Sentiment</w:t>
+            </w:r>
+          </w:p>
+        </w:tc>
+        <w:tc>
+          <w:tcPr>
+            <w:tcW w:type="dxa" w:w="864"/>
+          </w:tcPr>
+          <w:p>
+            <w:pPr>
+              <w:spacing w:before="20" w:after="20"/>
+            </w:pPr>
+            <w:r/>
+            <w:r>
+              <w:rPr>
+                <w:sz w:val="19"/>
+              </w:rPr>
+              <w:t>2/6</w:t>
+            </w:r>
+          </w:p>
+        </w:tc>
+        <w:tc>
+          <w:tcPr>
+            <w:tcW w:type="dxa" w:w="864"/>
+          </w:tcPr>
+          <w:p>
+            <w:pPr>
+              <w:spacing w:before="20" w:after="20"/>
+            </w:pPr>
+            <w:r/>
+            <w:r>
+              <w:rPr>
+                <w:sz w:val="19"/>
+              </w:rPr>
+              <w:t>1/9</w:t>
+            </w:r>
+          </w:p>
+        </w:tc>
+        <w:tc>
+          <w:tcPr>
+            <w:tcW w:type="dxa" w:w="864"/>
+          </w:tcPr>
+          <w:p>
+            <w:pPr>
+              <w:spacing w:before="20" w:after="20"/>
+            </w:pPr>
+            <w:r/>
+            <w:r>
+              <w:rPr>
+                <w:sz w:val="19"/>
+              </w:rPr>
+              <w:t>7/11</w:t>
+            </w:r>
+          </w:p>
+        </w:tc>
+        <w:tc>
+          <w:tcPr>
+            <w:tcW w:type="dxa" w:w="864"/>
+          </w:tcPr>
+          <w:p>
+            <w:pPr>
+              <w:spacing w:before="20" w:after="20"/>
+            </w:pPr>
+            <w:r/>
+            <w:r>
+              <w:rPr>
+                <w:sz w:val="19"/>
+              </w:rPr>
+              <w:t>1/9</w:t>
+            </w:r>
+          </w:p>
+        </w:tc>
+        <w:tc>
+          <w:tcPr>
+            <w:tcW w:type="dxa" w:w="864"/>
+          </w:tcPr>
+          <w:p>
+            <w:pPr>
+              <w:spacing w:before="20" w:after="20"/>
+            </w:pPr>
+            <w:r/>
+            <w:r>
+              <w:rPr>
+                <w:sz w:val="19"/>
+              </w:rPr>
+              <w:t>1/7</w:t>
+            </w:r>
+          </w:p>
+        </w:tc>
+        <w:tc>
+          <w:tcPr>
+            <w:tcW w:type="dxa" w:w="864"/>
+          </w:tcPr>
+          <w:p>
+            <w:pPr>
+              <w:spacing w:before="20" w:after="20"/>
+            </w:pPr>
+            <w:r/>
+            <w:r>
+              <w:rPr>
+                <w:sz w:val="19"/>
+              </w:rPr>
+              <w:t>1/2</w:t>
+            </w:r>
+          </w:p>
+        </w:tc>
+        <w:tc>
+          <w:tcPr>
+            <w:tcW w:type="dxa" w:w="1008"/>
+          </w:tcPr>
+          <w:p>
+            <w:pPr>
+              <w:spacing w:before="20" w:after="20"/>
+            </w:pPr>
+            <w:r/>
+            <w:r>
+              <w:rPr>
+                <w:sz w:val="19"/>
+              </w:rPr>
+              <w:t>13/44</w:t>
+            </w:r>
+          </w:p>
+        </w:tc>
+      </w:tr>
+      <w:tr>
+        <w:tc>
+          <w:tcPr>
+            <w:tcW w:type="dxa" w:w="2016"/>
+          </w:tcPr>
+          <w:p>
+            <w:pPr>
+              <w:spacing w:before="20" w:after="20"/>
+            </w:pPr>
+            <w:r/>
+            <w:r>
+              <w:rPr>
+                <w:sz w:val="19"/>
+              </w:rPr>
+              <w:t>Labour</w:t>
+            </w:r>
+          </w:p>
+        </w:tc>
+        <w:tc>
+          <w:tcPr>
+            <w:tcW w:type="dxa" w:w="864"/>
+          </w:tcPr>
+          <w:p>
+            <w:pPr>
+              <w:spacing w:before="20" w:after="20"/>
+            </w:pPr>
+            <w:r/>
+            <w:r>
+              <w:rPr>
+                <w:sz w:val="19"/>
+              </w:rPr>
+              <w:t>6/6</w:t>
+            </w:r>
+          </w:p>
+        </w:tc>
+        <w:tc>
+          <w:tcPr>
+            <w:tcW w:type="dxa" w:w="864"/>
+          </w:tcPr>
+          <w:p>
+            <w:pPr>
+              <w:spacing w:before="20" w:after="20"/>
+            </w:pPr>
+            <w:r/>
+            <w:r>
+              <w:rPr>
+                <w:sz w:val="19"/>
+              </w:rPr>
+              <w:t>0/6</w:t>
+            </w:r>
+          </w:p>
+        </w:tc>
+        <w:tc>
+          <w:tcPr>
+            <w:tcW w:type="dxa" w:w="864"/>
+          </w:tcPr>
+          <w:p>
+            <w:pPr>
+              <w:spacing w:before="20" w:after="20"/>
+            </w:pPr>
+            <w:r/>
+            <w:r>
+              <w:rPr>
+                <w:sz w:val="19"/>
+              </w:rPr>
+              <w:t>2/5</w:t>
+            </w:r>
+          </w:p>
+        </w:tc>
+        <w:tc>
+          <w:tcPr>
+            <w:tcW w:type="dxa" w:w="864"/>
+          </w:tcPr>
+          <w:p>
+            <w:pPr>
+              <w:spacing w:before="20" w:after="20"/>
+            </w:pPr>
+            <w:r/>
+            <w:r>
+              <w:rPr>
+                <w:sz w:val="19"/>
+              </w:rPr>
+              <w:t>1/3</w:t>
+            </w:r>
+          </w:p>
+        </w:tc>
+        <w:tc>
+          <w:tcPr>
+            <w:tcW w:type="dxa" w:w="864"/>
+          </w:tcPr>
+          <w:p>
+            <w:pPr>
+              <w:spacing w:before="20" w:after="20"/>
+            </w:pPr>
+            <w:r/>
+            <w:r>
+              <w:rPr>
+                <w:sz w:val="19"/>
+              </w:rPr>
+              <w:t>1/2</w:t>
+            </w:r>
+          </w:p>
+        </w:tc>
+        <w:tc>
+          <w:tcPr>
+            <w:tcW w:type="dxa" w:w="864"/>
+          </w:tcPr>
+          <w:p>
+            <w:pPr>
+              <w:spacing w:before="20" w:after="20"/>
+            </w:pPr>
+            <w:r/>
+            <w:r>
+              <w:rPr>
+                <w:sz w:val="19"/>
+              </w:rPr>
+              <w:t>—</w:t>
+            </w:r>
+          </w:p>
+        </w:tc>
+        <w:tc>
+          <w:tcPr>
+            <w:tcW w:type="dxa" w:w="1008"/>
+          </w:tcPr>
+          <w:p>
+            <w:pPr>
+              <w:spacing w:before="20" w:after="20"/>
+            </w:pPr>
+            <w:r/>
+            <w:r>
+              <w:rPr>
+                <w:sz w:val="19"/>
+              </w:rPr>
+              <w:t>10/22</w:t>
+            </w:r>
+          </w:p>
+        </w:tc>
+      </w:tr>
+    </w:tbl>
+    <w:p/>
+    <w:p>
+      <w:pPr>
+        <w:pStyle w:val="Heading2"/>
+        <w:spacing w:before="200" w:after="40"/>
+      </w:pPr>
+      <w:r>
+        <w:t>11.3  Source-fallback realisation</w:t>
+      </w:r>
+    </w:p>
+    <w:p>
+      <w:pPr>
+        <w:spacing w:after="120"/>
+      </w:pPr>
+      <w:r>
+        <w:rPr>
+          <w:b w:val="0"/>
+          <w:i w:val="0"/>
+          <w:sz w:val="21"/>
+        </w:rPr>
+        <w:t>Of nine FRED series carrying internationally-mirrored macro data that have stopped updating (forcing-function rows documented in Section 4.5), seven have been resolved through fallback chains — four at the tier-one level via DB.nomics IMF/IFS and Eurostat, and three at the tier-two level via the BoE IADB, the ECB Data Portal, the BoJ Time-Series API, and e-Stat. The remaining two — Chinese M2 and Chinese industrial production — are accepted gaps because the People's Bank of China and the National Bureau of Statistics publish no free programmatic interface. The forcing-function FRED rows are deliberately retained in the registry so the daily audit continues to surface them as expired; the actual data now flows through the fallback sources.</w:t>
+      </w:r>
+    </w:p>
+    <w:p>
+      <w:r>
+        <w:br w:type="page"/>
+      </w:r>
+    </w:p>
+    <w:p>
+      <w:pPr>
+        <w:pStyle w:val="Heading1"/>
+        <w:spacing w:before="0" w:after="160"/>
+      </w:pPr>
+      <w:r>
+        <w:t>12.  Known Limitations &amp; Accepted Gaps</w:t>
+      </w:r>
+    </w:p>
+    <w:p>
+      <w:pPr>
+        <w:spacing w:after="120"/>
+      </w:pPr>
+      <w:r>
+        <w:rPr>
+          <w:b w:val="0"/>
+          <w:i w:val="0"/>
+          <w:sz w:val="21"/>
+        </w:rPr>
+        <w:t>The free-data constraint imposes hard limits. Where a limitation has been investigated and judged irreducible, it is recorded as an accepted gap rather than an open task. The rationale is durable: ‘this gap exists because the source is paywalled / scraping is fragile / no free API exists’ is a stable conclusion, and recording it once saves repeated investigation.</w:t>
+      </w:r>
+    </w:p>
+    <w:p>
+      <w:pPr>
+        <w:pStyle w:val="Heading2"/>
+        <w:spacing w:before="200" w:after="40"/>
+      </w:pPr>
+      <w:r>
+        <w:t>12.1  Data gaps</w:t>
+      </w:r>
+    </w:p>
+    <w:tbl>
+      <w:tblPr>
+        <w:tblStyle w:val="TableGrid"/>
+        <w:tblW w:type="auto" w:w="0"/>
+        <w:tblLook w:firstColumn="1" w:firstRow="1" w:lastColumn="0" w:lastRow="0" w:noHBand="0" w:noVBand="1" w:val="04A0"/>
+      </w:tblPr>
+      <w:tblGrid>
+        <w:gridCol w:w="3024"/>
+        <w:gridCol w:w="3024"/>
+        <w:gridCol w:w="3024"/>
+      </w:tblGrid>
+      <w:tr>
+        <w:tc>
+          <w:tcPr>
+            <w:tcW w:type="dxa" w:w="2304"/>
+            <w:shd w:val="clear" w:color="auto" w:fill="D9E2F3"/>
+          </w:tcPr>
+          <w:p>
+            <w:pPr>
+              <w:spacing w:before="40" w:after="40"/>
+            </w:pPr>
+            <w:r/>
+            <w:r>
+              <w:rPr>
+                <w:b/>
+                <w:sz w:val="19"/>
+              </w:rPr>
+              <w:t>Gap</w:t>
+            </w:r>
+          </w:p>
+        </w:tc>
+        <w:tc>
+          <w:tcPr>
+            <w:tcW w:type="dxa" w:w="2448"/>
+            <w:shd w:val="clear" w:color="auto" w:fill="D9E2F3"/>
+          </w:tcPr>
+          <w:p>
+            <w:pPr>
+              <w:spacing w:before="40" w:after="40"/>
+            </w:pPr>
+            <w:r/>
+            <w:r>
+              <w:rPr>
+                <w:b/>
+                <w:sz w:val="19"/>
+              </w:rPr>
+              <w:t>Reason</w:t>
+            </w:r>
+          </w:p>
+        </w:tc>
+        <w:tc>
+          <w:tcPr>
+            <w:tcW w:type="dxa" w:w="4608"/>
+            <w:shd w:val="clear" w:color="auto" w:fill="D9E2F3"/>
+          </w:tcPr>
+          <w:p>
+            <w:pPr>
+              <w:spacing w:before="40" w:after="40"/>
+            </w:pPr>
+            <w:r/>
+            <w:r>
+              <w:rPr>
+                <w:b/>
+                <w:sz w:val="19"/>
+              </w:rPr>
+              <w:t>Resolution / proxy</w:t>
+            </w:r>
+          </w:p>
+        </w:tc>
+      </w:tr>
+      <w:tr>
+        <w:tc>
+          <w:tcPr>
+            <w:tcW w:type="dxa" w:w="2304"/>
+          </w:tcPr>
+          <w:p>
+            <w:pPr>
+              <w:spacing w:before="20" w:after="20"/>
+            </w:pPr>
+            <w:r/>
+            <w:r>
+              <w:rPr>
+                <w:sz w:val="19"/>
+              </w:rPr>
+              <w:t>China 10-year govt yield</w:t>
+            </w:r>
+          </w:p>
+        </w:tc>
+        <w:tc>
+          <w:tcPr>
+            <w:tcW w:type="dxa" w:w="2448"/>
+          </w:tcPr>
+          <w:p>
+            <w:pPr>
+              <w:spacing w:before="20" w:after="20"/>
+            </w:pPr>
+            <w:r/>
+            <w:r>
+              <w:rPr>
+                <w:sz w:val="19"/>
+              </w:rPr>
+              <w:t>Proprietary</w:t>
+            </w:r>
+          </w:p>
+        </w:tc>
+        <w:tc>
+          <w:tcPr>
+            <w:tcW w:type="dxa" w:w="4608"/>
+          </w:tcPr>
+          <w:p>
+            <w:pPr>
+              <w:spacing w:before="20" w:after="20"/>
+            </w:pPr>
+            <w:r/>
+            <w:r>
+              <w:rPr>
+                <w:sz w:val="19"/>
+              </w:rPr>
+              <w:t>ETF proxy via CBON (VanEck China AMC China Bond) for regime use; direct yield series remains unsourced.</w:t>
+            </w:r>
+          </w:p>
+        </w:tc>
+      </w:tr>
+      <w:tr>
+        <w:tc>
+          <w:tcPr>
+            <w:tcW w:type="dxa" w:w="2304"/>
+          </w:tcPr>
+          <w:p>
+            <w:pPr>
+              <w:spacing w:before="20" w:after="20"/>
+            </w:pPr>
+            <w:r/>
+            <w:r>
+              <w:rPr>
+                <w:sz w:val="19"/>
+              </w:rPr>
+              <w:t>Euro IG corporate effective yield</w:t>
+            </w:r>
+          </w:p>
+        </w:tc>
+        <w:tc>
+          <w:tcPr>
+            <w:tcW w:type="dxa" w:w="2448"/>
+          </w:tcPr>
+          <w:p>
+            <w:pPr>
+              <w:spacing w:before="20" w:after="20"/>
+            </w:pPr>
+            <w:r/>
+            <w:r>
+              <w:rPr>
+                <w:sz w:val="19"/>
+              </w:rPr>
+              <w:t>FRED series 400s; no free aggregator</w:t>
+            </w:r>
+          </w:p>
+        </w:tc>
+        <w:tc>
+          <w:tcPr>
+            <w:tcW w:type="dxa" w:w="4608"/>
+          </w:tcPr>
+          <w:p>
+            <w:pPr>
+              <w:spacing w:before="20" w:after="20"/>
+            </w:pPr>
+            <w:r/>
+            <w:r>
+              <w:rPr>
+                <w:sz w:val="19"/>
+              </w:rPr>
+              <w:t>ETF proxy via IEAC.L (iShares Core EUR IG Corp Bond) for regime use; EU_Cr1 returns n/a until a corp-yield series is wired. EU_Cr2 (Euro HY) covered separately.</w:t>
+            </w:r>
+          </w:p>
+        </w:tc>
+      </w:tr>
+      <w:tr>
+        <w:tc>
+          <w:tcPr>
+            <w:tcW w:type="dxa" w:w="2304"/>
+          </w:tcPr>
+          <w:p>
+            <w:pPr>
+              <w:spacing w:before="20" w:after="20"/>
+            </w:pPr>
+            <w:r/>
+            <w:r>
+              <w:rPr>
+                <w:sz w:val="19"/>
+              </w:rPr>
+              <w:t>Caixin China Manufacturing PMI</w:t>
+            </w:r>
+          </w:p>
+        </w:tc>
+        <w:tc>
+          <w:tcPr>
+            <w:tcW w:type="dxa" w:w="2448"/>
+          </w:tcPr>
+          <w:p>
+            <w:pPr>
+              <w:spacing w:before="20" w:after="20"/>
+            </w:pPr>
+            <w:r/>
+            <w:r>
+              <w:rPr>
+                <w:sz w:val="19"/>
+              </w:rPr>
+              <w:t>S&amp;P Global proprietary</w:t>
+            </w:r>
+          </w:p>
+        </w:tc>
+        <w:tc>
+          <w:tcPr>
+            <w:tcW w:type="dxa" w:w="4608"/>
+          </w:tcPr>
+          <w:p>
+            <w:pPr>
+              <w:spacing w:before="20" w:after="20"/>
+            </w:pPr>
+            <w:r/>
+            <w:r>
+              <w:rPr>
+                <w:sz w:val="19"/>
+              </w:rPr>
+              <w:t>Substitute via CN_PMI1 (OECD BCI for China).</w:t>
+            </w:r>
+          </w:p>
+        </w:tc>
+      </w:tr>
+      <w:tr>
+        <w:tc>
+          <w:tcPr>
+            <w:tcW w:type="dxa" w:w="2304"/>
+          </w:tcPr>
+          <w:p>
+            <w:pPr>
+              <w:spacing w:before="20" w:after="20"/>
+            </w:pPr>
+            <w:r/>
+            <w:r>
+              <w:rPr>
+                <w:sz w:val="19"/>
+              </w:rPr>
+              <w:t>ZEW Economic Sentiment</w:t>
+            </w:r>
+          </w:p>
+        </w:tc>
+        <w:tc>
+          <w:tcPr>
+            <w:tcW w:type="dxa" w:w="2448"/>
+          </w:tcPr>
+          <w:p>
+            <w:pPr>
+              <w:spacing w:before="20" w:after="20"/>
+            </w:pPr>
+            <w:r/>
+            <w:r>
+              <w:rPr>
+                <w:sz w:val="19"/>
+              </w:rPr>
+              <w:t>ZEW Mannheim licences the archive</w:t>
+            </w:r>
+          </w:p>
+        </w:tc>
+        <w:tc>
+          <w:tcPr>
+            <w:tcW w:type="dxa" w:w="4608"/>
+          </w:tcPr>
+          <w:p>
+            <w:pPr>
+              <w:spacing w:before="20" w:after="20"/>
+            </w:pPr>
+            <w:r/>
+            <w:r>
+              <w:rPr>
+                <w:sz w:val="19"/>
+              </w:rPr>
+              <w:t>Substitute via DE_IFO1 + DEU_BUS_CONF.</w:t>
+            </w:r>
+          </w:p>
+        </w:tc>
+      </w:tr>
+      <w:tr>
+        <w:tc>
+          <w:tcPr>
+            <w:tcW w:type="dxa" w:w="2304"/>
+          </w:tcPr>
+          <w:p>
+            <w:pPr>
+              <w:spacing w:before="20" w:after="20"/>
+            </w:pPr>
+            <w:r/>
+            <w:r>
+              <w:rPr>
+                <w:sz w:val="19"/>
+              </w:rPr>
+              <w:t>au Jibun Bank Japan Manufacturing PMI</w:t>
+            </w:r>
+          </w:p>
+        </w:tc>
+        <w:tc>
+          <w:tcPr>
+            <w:tcW w:type="dxa" w:w="2448"/>
+          </w:tcPr>
+          <w:p>
+            <w:pPr>
+              <w:spacing w:before="20" w:after="20"/>
+            </w:pPr>
+            <w:r/>
+            <w:r>
+              <w:rPr>
+                <w:sz w:val="19"/>
+              </w:rPr>
+              <w:t>S&amp;P Global proprietary</w:t>
+            </w:r>
+          </w:p>
+        </w:tc>
+        <w:tc>
+          <w:tcPr>
+            <w:tcW w:type="dxa" w:w="4608"/>
+          </w:tcPr>
+          <w:p>
+            <w:pPr>
+              <w:spacing w:before="20" w:after="20"/>
+            </w:pPr>
+            <w:r/>
+            <w:r>
+              <w:rPr>
+                <w:sz w:val="19"/>
+              </w:rPr>
+              <w:t>Functionally resolved via JP_TANKAN1 (BoJ Tankan Large Mfg DI) wired through sources/boj.py.</w:t>
+            </w:r>
+          </w:p>
+        </w:tc>
+      </w:tr>
+      <w:tr>
+        <w:tc>
+          <w:tcPr>
+            <w:tcW w:type="dxa" w:w="2304"/>
+          </w:tcPr>
+          <w:p>
+            <w:pPr>
+              <w:spacing w:before="20" w:after="20"/>
+            </w:pPr>
+            <w:r/>
+            <w:r>
+              <w:rPr>
+                <w:sz w:val="19"/>
+              </w:rPr>
+              <w:t>OECD CLI for EA19 / CHE</w:t>
+            </w:r>
+          </w:p>
+        </w:tc>
+        <w:tc>
+          <w:tcPr>
+            <w:tcW w:type="dxa" w:w="2448"/>
+          </w:tcPr>
+          <w:p>
+            <w:pPr>
+              <w:spacing w:before="20" w:after="20"/>
+            </w:pPr>
+            <w:r/>
+            <w:r>
+              <w:rPr>
+                <w:sz w:val="19"/>
+              </w:rPr>
+              <w:t>Not published by OECD</w:t>
+            </w:r>
+          </w:p>
+        </w:tc>
+        <w:tc>
+          <w:tcPr>
+            <w:tcW w:type="dxa" w:w="4608"/>
+          </w:tcPr>
+          <w:p>
+            <w:pPr>
+              <w:spacing w:before="20" w:after="20"/>
+            </w:pPr>
+            <w:r/>
+            <w:r>
+              <w:rPr>
+                <w:sz w:val="19"/>
+              </w:rPr>
+              <w:t>Eurozone CLI proxied as DEU+FRA equal-weight average.</w:t>
+            </w:r>
+          </w:p>
+        </w:tc>
+      </w:tr>
+      <w:tr>
+        <w:tc>
+          <w:tcPr>
+            <w:tcW w:type="dxa" w:w="2304"/>
+          </w:tcPr>
+          <w:p>
+            <w:pPr>
+              <w:spacing w:before="20" w:after="20"/>
+            </w:pPr>
+            <w:r/>
+            <w:r>
+              <w:rPr>
+                <w:sz w:val="19"/>
+              </w:rPr>
+              <w:t>Atlanta Fed GDPNow</w:t>
+            </w:r>
+          </w:p>
+        </w:tc>
+        <w:tc>
+          <w:tcPr>
+            <w:tcW w:type="dxa" w:w="2448"/>
+          </w:tcPr>
+          <w:p>
+            <w:pPr>
+              <w:spacing w:before="20" w:after="20"/>
+            </w:pPr>
+            <w:r/>
+            <w:r>
+              <w:rPr>
+                <w:sz w:val="19"/>
+              </w:rPr>
+              <w:t>Web scrape only — no clean API</w:t>
+            </w:r>
+          </w:p>
+        </w:tc>
+        <w:tc>
+          <w:tcPr>
+            <w:tcW w:type="dxa" w:w="4608"/>
+          </w:tcPr>
+          <w:p>
+            <w:pPr>
+              <w:spacing w:before="20" w:after="20"/>
+            </w:pPr>
+            <w:r/>
+            <w:r>
+              <w:rPr>
+                <w:sz w:val="19"/>
+              </w:rPr>
+              <w:t>Excluded; tracked in forward planning as a future Stage-C extension.</w:t>
+            </w:r>
+          </w:p>
+        </w:tc>
+      </w:tr>
+      <w:tr>
+        <w:tc>
+          <w:tcPr>
+            <w:tcW w:type="dxa" w:w="2304"/>
+          </w:tcPr>
+          <w:p>
+            <w:pPr>
+              <w:spacing w:before="20" w:after="20"/>
+            </w:pPr>
+            <w:r/>
+            <w:r>
+              <w:rPr>
+                <w:sz w:val="19"/>
+              </w:rPr>
+              <w:t>ICE BofA pre-2023 history on FRED</w:t>
+            </w:r>
+          </w:p>
+        </w:tc>
+        <w:tc>
+          <w:tcPr>
+            <w:tcW w:type="dxa" w:w="2448"/>
+          </w:tcPr>
+          <w:p>
+            <w:pPr>
+              <w:spacing w:before="20" w:after="20"/>
+            </w:pPr>
+            <w:r/>
+            <w:r>
+              <w:rPr>
+                <w:sz w:val="19"/>
+              </w:rPr>
+              <w:t>ICE Data licence change April 2026 — rolling 3-year window</w:t>
+            </w:r>
+          </w:p>
+        </w:tc>
+        <w:tc>
+          <w:tcPr>
+            <w:tcW w:type="dxa" w:w="4608"/>
+          </w:tcPr>
+          <w:p>
+            <w:pPr>
+              <w:spacing w:before="20" w:after="20"/>
+            </w:pPr>
+            <w:r/>
+            <w:r>
+              <w:rPr>
+                <w:sz w:val="19"/>
+              </w:rPr>
+              <w:t>Architectural mitigation via per-column floor-advancement detection and append-only sister files (Section 5.9).</w:t>
+            </w:r>
+          </w:p>
+        </w:tc>
+      </w:tr>
+    </w:tbl>
+    <w:p/>
+    <w:p>
+      <w:pPr>
+        <w:pStyle w:val="Heading2"/>
+        <w:spacing w:before="200" w:after="40"/>
+      </w:pPr>
+      <w:r>
+        <w:t>12.2  Permanently unavailable instruments</w:t>
+      </w:r>
+    </w:p>
+    <w:p>
+      <w:pPr>
+        <w:spacing w:after="120"/>
+      </w:pPr>
+      <w:r>
+        <w:rPr>
+          <w:b w:val="0"/>
+          <w:i w:val="0"/>
+          <w:sz w:val="21"/>
+        </w:rPr>
+        <w:t>A small number of instruments are permanently unavailable via yfinance and have been removed from the comp-pipeline library. Russian instruments — IMOEX.ME and RTSI.ME — return data only through mid-2022 / mid-2024, owing to sanctions; their later history is not retrievable. WisdomTree's Chinese Yuan ETF (CYB) was delisted in December 2023 and has been replaced by CNYB.L. The US Dollar Index (DX-Y.NYB) returns data only from 2008 via yfinance and FRED's DTWEXBGS is used for longer histories where required by an indicator calculator.</w:t>
+      </w:r>
+    </w:p>
+    <w:p>
+      <w:pPr>
+        <w:pStyle w:val="Heading2"/>
+        <w:spacing w:before="200" w:after="40"/>
+      </w:pPr>
+      <w:r>
+        <w:t>12.3  Excluded sources</w:t>
+      </w:r>
+    </w:p>
+    <w:p>
+      <w:pPr>
+        <w:spacing w:after="120"/>
+      </w:pPr>
+      <w:r>
+        <w:rPr>
+          <w:b w:val="0"/>
+          <w:i w:val="0"/>
+          <w:sz w:val="21"/>
+        </w:rPr>
+        <w:t>Several candidate sources have been investigated and deliberately excluded. Investing.com and Trading Economics are protected by Cloudflare and explicitly forbid scraping in their terms of service. The Financial Modeling Prep API moved its economic-calendar endpoint behind a paywall in August 2025. The S&amp;P Global PMI series and any series originating from a JP Morgan or Goldman Sachs proprietary index are licence-only. Bloomberg-terminal-only series — the canonical Goldman Sachs Financial Conditions Index, the Bloomberg Commodity Index sub-components — are excluded for the same reason. Where a free proxy exists (the Chicago Fed NFCI for the Goldman FCI; the equal-weight Global PMI composite for JP Morgan's), it is used. Where no proxy exists, the indicator is recorded as an accepted gap and not re-investigated.</w:t>
+      </w:r>
+    </w:p>
+    <w:p>
+      <w:pPr>
+        <w:pStyle w:val="Heading2"/>
+        <w:spacing w:before="200" w:after="40"/>
+      </w:pPr>
+      <w:r>
+        <w:t>12.4  Methodological caveats</w:t>
+      </w:r>
+    </w:p>
+    <w:p>
+      <w:pPr>
+        <w:spacing w:after="120"/>
+      </w:pPr>
+      <w:r>
+        <w:rPr>
+          <w:b w:val="0"/>
+          <w:i w:val="0"/>
+          <w:sz w:val="21"/>
+        </w:rPr>
+        <w:t>Two methodological caveats apply to every output of the system and merit explicit statement:</w:t>
+      </w:r>
+    </w:p>
+    <w:p>
+      <w:pPr>
+        <w:pStyle w:val="ListBullet"/>
+      </w:pPr>
+      <w:r>
+        <w:rPr>
+          <w:sz w:val="21"/>
+        </w:rPr>
+        <w:t>Forward-fill into Friday slots is a deliberate choice that supports cross-series alignment but obscures intra-month publisher behaviour. The value-change staleness audit addresses the silent-freeze failure mode but cannot recover intra-month timing detail that a native-frequency store would carry. A multi-frequency rebuild is on the forward plan but is not in scope for this report.</w:t>
+      </w:r>
+    </w:p>
+    <w:p>
+      <w:pPr>
+        <w:pStyle w:val="ListBullet"/>
+      </w:pPr>
+      <w:r>
+        <w:rPr>
+          <w:sz w:val="21"/>
+        </w:rPr>
+        <w:t>Z-score thresholds at ±1 are convenient and broadly calibrated against the academic and practitioner literature for each indicator family, but they are not optimised against any specific objective function. A regime-aware threshold tuning step is on the forward plan; until it lands, the current thresholds are heuristic conventions rather than statistically derived cut-points.</w:t>
+      </w:r>
+    </w:p>
+    <w:p>
+      <w:r>
+        <w:br w:type="page"/>
+      </w:r>
+    </w:p>
+    <w:p>
+      <w:pPr>
+        <w:pStyle w:val="Heading1"/>
+        <w:spacing w:before="0" w:after="160"/>
+      </w:pPr>
+      <w:r>
+        <w:t>13.  Summary of Status</w:t>
+      </w:r>
+    </w:p>
+    <w:p>
+      <w:pPr>
+        <w:spacing w:after="120"/>
+      </w:pPr>
+      <w:r>
+        <w:rPr>
+          <w:b w:val="0"/>
+          <w:i w:val="0"/>
+          <w:sz w:val="21"/>
+        </w:rPr>
+        <w:t>The system as it stands is in production. The daily run has executed cleanly on every market-day since the unified macro-economic coordinator landed on 23 April 2026. The ten-source data layer is comprehensive against the free-source ceiling, with seven of the nine identified forcing-function gaps closed through tier-one and tier-two fallback chains and the remainder accepted as residual limits of free programmatic data. The composite-indicator layer of ninety-two indicators is feature-complete — z-score, regime, forward-regime, trajectory, and cycle-timing labels all surface in the daily snapshot — and the operational scaffolding around it is mature: a four-section integrated audit, an automated writeback for dead tickers, an operator-gated library-sync utility, and a perpetual GitHub Issue thread for the daily heartbeat.</w:t>
+      </w:r>
+    </w:p>
+    <w:p>
+      <w:pPr>
+        <w:spacing w:after="120"/>
+      </w:pPr>
+      <w:r>
+        <w:rPr>
+          <w:b w:val="0"/>
+          <w:i w:val="0"/>
+          <w:sz w:val="21"/>
+        </w:rPr>
+        <w:t>The substrate is documented across three working documents: technical_manual.md (the authoritative record of the current code state, ~1,360 lines), forward_plan.md (the architectural rules, the project chronology, and the outstanding work queue, ~810 lines), and indicator_manual.md (the indicator-by-indicator reference with economic rationale and academic citations, ~1,850 lines). This report is a self-contained synthesis of the substrate and the design decisions behind it.</w:t>
+      </w:r>
+    </w:p>
+    <w:p>
+      <w:pPr>
+        <w:spacing w:after="120"/>
+      </w:pPr>
+      <w:r>
+        <w:rPr>
+          <w:b w:val="0"/>
+          <w:i w:val="0"/>
+          <w:sz w:val="21"/>
+        </w:rPr>
+        <w:t>The scope of this report is strictly retrospective. The regime-based asset allocation work that the present infrastructure is intended to support is out of scope by design — it is the subject of subsequent work, not of this record.</w:t>
+      </w:r>
+    </w:p>
+    <w:p>
+      <w:r>
+        <w:br w:type="page"/>
+      </w:r>
+    </w:p>
+    <w:p>
+      <w:pPr>
+        <w:pStyle w:val="Heading1"/>
+        <w:spacing w:before="0" w:after="160"/>
+      </w:pPr>
+      <w:r>
+        <w:t>Appendix A.  Mathematical Notation Reference</w:t>
+      </w:r>
+    </w:p>
+    <w:p>
+      <w:pPr>
+        <w:spacing w:after="120"/>
+      </w:pPr>
+      <w:r>
+        <w:rPr>
+          <w:b w:val="0"/>
+          <w:i w:val="0"/>
+          <w:sz w:val="21"/>
+        </w:rPr>
+        <w:t>This appendix consolidates the symbols and conventions used in the equations of Sections 4 through 8. Equation labels are reproduced as cross-references to their first appearance in the body.</w:t>
+      </w:r>
+    </w:p>
+    <w:p>
+      <w:pPr>
+        <w:pStyle w:val="Heading2"/>
+        <w:spacing w:before="200" w:after="40"/>
+      </w:pPr>
+      <w:r>
+        <w:t>A.1  Symbol conventions</w:t>
+      </w:r>
+    </w:p>
+    <w:tbl>
+      <w:tblPr>
+        <w:tblStyle w:val="TableGrid"/>
+        <w:tblW w:type="auto" w:w="0"/>
+        <w:tblLook w:firstColumn="1" w:firstRow="1" w:lastColumn="0" w:lastRow="0" w:noHBand="0" w:noVBand="1" w:val="04A0"/>
+      </w:tblPr>
+      <w:tblGrid>
+        <w:gridCol w:w="4536"/>
+        <w:gridCol w:w="4536"/>
+      </w:tblGrid>
+      <w:tr>
+        <w:tc>
+          <w:tcPr>
+            <w:tcW w:type="dxa" w:w="2304"/>
+            <w:shd w:val="clear" w:color="auto" w:fill="D9E2F3"/>
+          </w:tcPr>
+          <w:p>
+            <w:pPr>
+              <w:spacing w:before="40" w:after="40"/>
+            </w:pPr>
+            <w:r/>
+            <w:r>
+              <w:rPr>
+                <w:b/>
+                <w:sz w:val="19"/>
+              </w:rPr>
+              <w:t>Symbol</w:t>
+            </w:r>
+          </w:p>
+        </w:tc>
+        <w:tc>
+          <w:tcPr>
+            <w:tcW w:type="dxa" w:w="6480"/>
+            <w:shd w:val="clear" w:color="auto" w:fill="D9E2F3"/>
+          </w:tcPr>
+          <w:p>
+            <w:pPr>
+              <w:spacing w:before="40" w:after="40"/>
+            </w:pPr>
+            <w:r/>
+            <w:r>
+              <w:rPr>
+                <w:b/>
+                <w:sz w:val="19"/>
+              </w:rPr>
+              <w:t>Meaning</w:t>
+            </w:r>
+          </w:p>
+        </w:tc>
+      </w:tr>
+      <w:tr>
+        <w:tc>
+          <w:tcPr>
+            <w:tcW w:type="dxa" w:w="2304"/>
+          </w:tcPr>
+          <w:p>
+            <w:pPr>
+              <w:spacing w:before="20" w:after="20"/>
+            </w:pPr>
+            <w:r/>
+            <w:r>
+              <w:rPr>
+                <w:sz w:val="19"/>
+              </w:rPr>
+              <w:t>t</w:t>
+            </w:r>
+          </w:p>
+        </w:tc>
+        <w:tc>
+          <w:tcPr>
+            <w:tcW w:type="dxa" w:w="6480"/>
+          </w:tcPr>
+          <w:p>
+            <w:pPr>
+              <w:spacing w:before="20" w:after="20"/>
+            </w:pPr>
+            <w:r/>
+            <w:r>
+              <w:rPr>
+                <w:sz w:val="19"/>
+              </w:rPr>
+              <w:t>Time index, weekly (Friday close) unless noted otherwise</w:t>
+            </w:r>
+          </w:p>
+        </w:tc>
+      </w:tr>
+      <w:tr>
+        <w:tc>
+          <w:tcPr>
+            <w:tcW w:type="dxa" w:w="2304"/>
+          </w:tcPr>
+          <w:p>
+            <w:pPr>
+              <w:spacing w:before="20" w:after="20"/>
+            </w:pPr>
+            <w:r/>
+            <w:r>
+              <w:rPr>
+                <w:sz w:val="19"/>
+              </w:rPr>
+              <w:t>τ</w:t>
+            </w:r>
+          </w:p>
+        </w:tc>
+        <w:tc>
+          <w:tcPr>
+            <w:tcW w:type="dxa" w:w="6480"/>
+          </w:tcPr>
+          <w:p>
+            <w:pPr>
+              <w:spacing w:before="20" w:after="20"/>
+            </w:pPr>
+            <w:r/>
+            <w:r>
+              <w:rPr>
+                <w:sz w:val="19"/>
+              </w:rPr>
+              <w:t>Reference time strictly less than or equal to t</w:t>
+            </w:r>
+          </w:p>
+        </w:tc>
+      </w:tr>
+      <w:tr>
+        <w:tc>
+          <w:tcPr>
+            <w:tcW w:type="dxa" w:w="2304"/>
+          </w:tcPr>
+          <w:p>
+            <w:pPr>
+              <w:spacing w:before="20" w:after="20"/>
+            </w:pPr>
+            <w:r/>
+            <w:r>
+              <w:rPr>
+                <w:sz w:val="19"/>
+              </w:rPr>
+              <w:t>x_t, y_t, a_t, b_t</w:t>
+            </w:r>
+          </w:p>
+        </w:tc>
+        <w:tc>
+          <w:tcPr>
+            <w:tcW w:type="dxa" w:w="6480"/>
+          </w:tcPr>
+          <w:p>
+            <w:pPr>
+              <w:spacing w:before="20" w:after="20"/>
+            </w:pPr>
+            <w:r/>
+            <w:r>
+              <w:rPr>
+                <w:sz w:val="19"/>
+              </w:rPr>
+              <w:t>Generic series values at time t</w:t>
+            </w:r>
+          </w:p>
+        </w:tc>
+      </w:tr>
+      <w:tr>
+        <w:tc>
+          <w:tcPr>
+            <w:tcW w:type="dxa" w:w="2304"/>
+          </w:tcPr>
+          <w:p>
+            <w:pPr>
+              <w:spacing w:before="20" w:after="20"/>
+            </w:pPr>
+            <w:r/>
+            <w:r>
+              <w:rPr>
+                <w:sz w:val="19"/>
+              </w:rPr>
+              <w:t>r_local, r_FX, r_USD</w:t>
+            </w:r>
+          </w:p>
+        </w:tc>
+        <w:tc>
+          <w:tcPr>
+            <w:tcW w:type="dxa" w:w="6480"/>
+          </w:tcPr>
+          <w:p>
+            <w:pPr>
+              <w:spacing w:before="20" w:after="20"/>
+            </w:pPr>
+            <w:r/>
+            <w:r>
+              <w:rPr>
+                <w:sz w:val="19"/>
+              </w:rPr>
+              <w:t>Local-currency, FX, and USD-adjusted returns</w:t>
+            </w:r>
+          </w:p>
+        </w:tc>
+      </w:tr>
+      <w:tr>
+        <w:tc>
+          <w:tcPr>
+            <w:tcW w:type="dxa" w:w="2304"/>
+          </w:tcPr>
+          <w:p>
+            <w:pPr>
+              <w:spacing w:before="20" w:after="20"/>
+            </w:pPr>
+            <w:r/>
+            <w:r>
+              <w:rPr>
+                <w:sz w:val="19"/>
+              </w:rPr>
+              <w:t>z_t</w:t>
+            </w:r>
+          </w:p>
+        </w:tc>
+        <w:tc>
+          <w:tcPr>
+            <w:tcW w:type="dxa" w:w="6480"/>
+          </w:tcPr>
+          <w:p>
+            <w:pPr>
+              <w:spacing w:before="20" w:after="20"/>
+            </w:pPr>
+            <w:r/>
+            <w:r>
+              <w:rPr>
+                <w:sz w:val="19"/>
+              </w:rPr>
+              <w:t>Z-score at time t (3-year rolling)</w:t>
+            </w:r>
+          </w:p>
+        </w:tc>
+      </w:tr>
+      <w:tr>
+        <w:tc>
+          <w:tcPr>
+            <w:tcW w:type="dxa" w:w="2304"/>
+          </w:tcPr>
+          <w:p>
+            <w:pPr>
+              <w:spacing w:before="20" w:after="20"/>
+            </w:pPr>
+            <w:r/>
+            <w:r>
+              <w:rPr>
+                <w:sz w:val="19"/>
+              </w:rPr>
+              <w:t>μ_W(t), σ_W(t)</w:t>
+            </w:r>
+          </w:p>
+        </w:tc>
+        <w:tc>
+          <w:tcPr>
+            <w:tcW w:type="dxa" w:w="6480"/>
+          </w:tcPr>
+          <w:p>
+            <w:pPr>
+              <w:spacing w:before="20" w:after="20"/>
+            </w:pPr>
+            <w:r/>
+            <w:r>
+              <w:rPr>
+                <w:sz w:val="19"/>
+              </w:rPr>
+              <w:t>Window mean and standard deviation over the trailing W observations</w:t>
+            </w:r>
+          </w:p>
+        </w:tc>
+      </w:tr>
+      <w:tr>
+        <w:tc>
+          <w:tcPr>
+            <w:tcW w:type="dxa" w:w="2304"/>
+          </w:tcPr>
+          <w:p>
+            <w:pPr>
+              <w:spacing w:before="20" w:after="20"/>
+            </w:pPr>
+            <w:r/>
+            <w:r>
+              <w:rPr>
+                <w:sz w:val="19"/>
+              </w:rPr>
+              <w:t>W</w:t>
+            </w:r>
+          </w:p>
+        </w:tc>
+        <w:tc>
+          <w:tcPr>
+            <w:tcW w:type="dxa" w:w="6480"/>
+          </w:tcPr>
+          <w:p>
+            <w:pPr>
+              <w:spacing w:before="20" w:after="20"/>
+            </w:pPr>
+            <w:r/>
+            <w:r>
+              <w:rPr>
+                <w:sz w:val="19"/>
+              </w:rPr>
+              <w:t>Z-score window length (W = 156 weeks)</w:t>
+            </w:r>
+          </w:p>
+        </w:tc>
+      </w:tr>
+      <w:tr>
+        <w:tc>
+          <w:tcPr>
+            <w:tcW w:type="dxa" w:w="2304"/>
+          </w:tcPr>
+          <w:p>
+            <w:pPr>
+              <w:spacing w:before="20" w:after="20"/>
+            </w:pPr>
+            <w:r/>
+            <w:r>
+              <w:rPr>
+                <w:sz w:val="19"/>
+              </w:rPr>
+              <w:t>β</w:t>
+            </w:r>
+          </w:p>
+        </w:tc>
+        <w:tc>
+          <w:tcPr>
+            <w:tcW w:type="dxa" w:w="6480"/>
+          </w:tcPr>
+          <w:p>
+            <w:pPr>
+              <w:spacing w:before="20" w:after="20"/>
+            </w:pPr>
+            <w:r/>
+            <w:r>
+              <w:rPr>
+                <w:sz w:val="19"/>
+              </w:rPr>
+              <w:t>Eight-week z-score slope (forward-regime regressor)</w:t>
+            </w:r>
+          </w:p>
+        </w:tc>
+      </w:tr>
+      <w:tr>
+        <w:tc>
+          <w:tcPr>
+            <w:tcW w:type="dxa" w:w="2304"/>
+          </w:tcPr>
+          <w:p>
+            <w:pPr>
+              <w:spacing w:before="20" w:after="20"/>
+            </w:pPr>
+            <w:r/>
+            <w:r>
+              <w:rPr>
+                <w:sz w:val="19"/>
+              </w:rPr>
+              <w:t>I_t</w:t>
+            </w:r>
+          </w:p>
+        </w:tc>
+        <w:tc>
+          <w:tcPr>
+            <w:tcW w:type="dxa" w:w="6480"/>
+          </w:tcPr>
+          <w:p>
+            <w:pPr>
+              <w:spacing w:before="20" w:after="20"/>
+            </w:pPr>
+            <w:r/>
+            <w:r>
+              <w:rPr>
+                <w:sz w:val="19"/>
+              </w:rPr>
+              <w:t>Composite indicator value at time t</w:t>
+            </w:r>
+          </w:p>
+        </w:tc>
+      </w:tr>
+      <w:tr>
+        <w:tc>
+          <w:tcPr>
+            <w:tcW w:type="dxa" w:w="2304"/>
+          </w:tcPr>
+          <w:p>
+            <w:pPr>
+              <w:spacing w:before="20" w:after="20"/>
+            </w:pPr>
+            <w:r/>
+            <w:r>
+              <w:rPr>
+                <w:sz w:val="19"/>
+              </w:rPr>
+              <w:t>N_t, D_t</w:t>
+            </w:r>
+          </w:p>
+        </w:tc>
+        <w:tc>
+          <w:tcPr>
+            <w:tcW w:type="dxa" w:w="6480"/>
+          </w:tcPr>
+          <w:p>
+            <w:pPr>
+              <w:spacing w:before="20" w:after="20"/>
+            </w:pPr>
+            <w:r/>
+            <w:r>
+              <w:rPr>
+                <w:sz w:val="19"/>
+              </w:rPr>
+              <w:t>Numerator and denominator series for log-ratio indicators</w:t>
+            </w:r>
+          </w:p>
+        </w:tc>
+      </w:tr>
+      <w:tr>
+        <w:tc>
+          <w:tcPr>
+            <w:tcW w:type="dxa" w:w="2304"/>
+          </w:tcPr>
+          <w:p>
+            <w:pPr>
+              <w:spacing w:before="20" w:after="20"/>
+            </w:pPr>
+            <w:r/>
+            <w:r>
+              <w:rPr>
+                <w:sz w:val="19"/>
+              </w:rPr>
+              <w:t>S^F_t</w:t>
+            </w:r>
+          </w:p>
+        </w:tc>
+        <w:tc>
+          <w:tcPr>
+            <w:tcW w:type="dxa" w:w="6480"/>
+          </w:tcPr>
+          <w:p>
+            <w:pPr>
+              <w:spacing w:before="20" w:after="20"/>
+            </w:pPr>
+            <w:r/>
+            <w:r>
+              <w:rPr>
+                <w:sz w:val="19"/>
+              </w:rPr>
+              <w:t>Friday-spine value of series S at time t</w:t>
+            </w:r>
+          </w:p>
+        </w:tc>
+      </w:tr>
+      <w:tr>
+        <w:tc>
+          <w:tcPr>
+            <w:tcW w:type="dxa" w:w="2304"/>
+          </w:tcPr>
+          <w:p>
+            <w:pPr>
+              <w:spacing w:before="20" w:after="20"/>
+            </w:pPr>
+            <w:r/>
+            <w:r>
+              <w:rPr>
+                <w:sz w:val="19"/>
+              </w:rPr>
+              <w:t>L_+, L_0, L_-</w:t>
+            </w:r>
+          </w:p>
+        </w:tc>
+        <w:tc>
+          <w:tcPr>
+            <w:tcW w:type="dxa" w:w="6480"/>
+          </w:tcPr>
+          <w:p>
+            <w:pPr>
+              <w:spacing w:before="20" w:after="20"/>
+            </w:pPr>
+            <w:r/>
+            <w:r>
+              <w:rPr>
+                <w:sz w:val="19"/>
+              </w:rPr>
+              <w:t>Indicator-specific positive / neutral / negative regime labels</w:t>
+            </w:r>
+          </w:p>
+        </w:tc>
+      </w:tr>
+      <w:tr>
+        <w:tc>
+          <w:tcPr>
+            <w:tcW w:type="dxa" w:w="2304"/>
+          </w:tcPr>
+          <w:p>
+            <w:pPr>
+              <w:spacing w:before="20" w:after="20"/>
+            </w:pPr>
+            <w:r/>
+            <w:r>
+              <w:rPr>
+                <w:sz w:val="19"/>
+              </w:rPr>
+              <w:t>T</w:t>
+            </w:r>
+          </w:p>
+        </w:tc>
+        <w:tc>
+          <w:tcPr>
+            <w:tcW w:type="dxa" w:w="6480"/>
+          </w:tcPr>
+          <w:p>
+            <w:pPr>
+              <w:spacing w:before="20" w:after="20"/>
+            </w:pPr>
+            <w:r/>
+            <w:r>
+              <w:rPr>
+                <w:sz w:val="19"/>
+              </w:rPr>
+              <w:t>Per-frequency staleness tolerance (days)</w:t>
+            </w:r>
+          </w:p>
+        </w:tc>
+      </w:tr>
+      <w:tr>
+        <w:tc>
+          <w:tcPr>
+            <w:tcW w:type="dxa" w:w="2304"/>
+          </w:tcPr>
+          <w:p>
+            <w:pPr>
+              <w:spacing w:before="20" w:after="20"/>
+            </w:pPr>
+            <w:r/>
+            <w:r>
+              <w:rPr>
+                <w:sz w:val="19"/>
+              </w:rPr>
+              <w:t>age(s)</w:t>
+            </w:r>
+          </w:p>
+        </w:tc>
+        <w:tc>
+          <w:tcPr>
+            <w:tcW w:type="dxa" w:w="6480"/>
+          </w:tcPr>
+          <w:p>
+            <w:pPr>
+              <w:spacing w:before="20" w:after="20"/>
+            </w:pPr>
+            <w:r/>
+            <w:r>
+              <w:rPr>
+                <w:sz w:val="19"/>
+              </w:rPr>
+              <w:t>Days since the last value-change of series s</w:t>
+            </w:r>
+          </w:p>
+        </w:tc>
+      </w:tr>
+    </w:tbl>
+    <w:p/>
+    <w:p>
+      <w:pPr>
+        <w:pStyle w:val="Heading2"/>
+        <w:spacing w:before="200" w:after="40"/>
+      </w:pPr>
+      <w:r>
+        <w:t>A.2  Typographic conventions</w:t>
+      </w:r>
+    </w:p>
+    <w:p>
+      <w:pPr>
+        <w:spacing w:after="120"/>
+      </w:pPr>
+      <w:r>
+        <w:rPr>
+          <w:b w:val="0"/>
+          <w:i w:val="0"/>
+          <w:sz w:val="21"/>
+        </w:rPr>
+        <w:t>Single letter symbols (r, x, t, z, β) are typeset italic. Multi-letter labels denoting categorical content (USD, local, FX, ticker codes such as XLY and XLP, instrument labels, regime labels) are typeset upright. Function names (log, sgn, max) are typeset upright. Operators ( =, +, −, &lt;, &gt;, ≤, ≥, ∧, ∨, ≠) use Word's default mathematical typography. Angle brackets and the floor / ceiling notation are not used anywhere in the report.</w:t>
+      </w:r>
+    </w:p>
+    <w:p>
+      <w:pPr>
+        <w:pStyle w:val="Heading2"/>
+        <w:spacing w:before="200" w:after="40"/>
+      </w:pPr>
+      <w:r>
+        <w:t>A.3  Equation index</w:t>
+      </w:r>
+    </w:p>
+    <w:tbl>
+      <w:tblPr>
+        <w:tblStyle w:val="TableGrid"/>
+        <w:tblW w:type="auto" w:w="0"/>
+        <w:tblLook w:firstColumn="1" w:firstRow="1" w:lastColumn="0" w:lastRow="0" w:noHBand="0" w:noVBand="1" w:val="04A0"/>
+      </w:tblPr>
+      <w:tblGrid>
+        <w:gridCol w:w="3024"/>
+        <w:gridCol w:w="3024"/>
+        <w:gridCol w:w="3024"/>
+      </w:tblGrid>
+      <w:tr>
+        <w:tc>
+          <w:tcPr>
+            <w:tcW w:type="dxa" w:w="864"/>
+            <w:shd w:val="clear" w:color="auto" w:fill="D9E2F3"/>
+          </w:tcPr>
+          <w:p>
+            <w:pPr>
+              <w:spacing w:before="40" w:after="40"/>
+            </w:pPr>
+            <w:r/>
+            <w:r>
+              <w:rPr>
+                <w:b/>
+                <w:sz w:val="19"/>
+              </w:rPr>
+              <w:t>Eq.</w:t>
+            </w:r>
+          </w:p>
+        </w:tc>
+        <w:tc>
+          <w:tcPr>
+            <w:tcW w:type="dxa" w:w="5328"/>
+            <w:shd w:val="clear" w:color="auto" w:fill="D9E2F3"/>
+          </w:tcPr>
+          <w:p>
+            <w:pPr>
+              <w:spacing w:before="40" w:after="40"/>
+            </w:pPr>
+            <w:r/>
+            <w:r>
+              <w:rPr>
+                <w:b/>
+                <w:sz w:val="19"/>
+              </w:rPr>
+              <w:t>Description</w:t>
+            </w:r>
+          </w:p>
+        </w:tc>
+        <w:tc>
+          <w:tcPr>
+            <w:tcW w:type="dxa" w:w="2448"/>
+            <w:shd w:val="clear" w:color="auto" w:fill="D9E2F3"/>
+          </w:tcPr>
+          <w:p>
+            <w:pPr>
+              <w:spacing w:before="40" w:after="40"/>
+            </w:pPr>
+            <w:r/>
+            <w:r>
+              <w:rPr>
+                <w:b/>
+                <w:sz w:val="19"/>
+              </w:rPr>
+              <w:t>First reference</w:t>
+            </w:r>
+          </w:p>
+        </w:tc>
+      </w:tr>
+      <w:tr>
+        <w:tc>
+          <w:tcPr>
+            <w:tcW w:type="dxa" w:w="864"/>
+          </w:tcPr>
+          <w:p>
+            <w:pPr>
+              <w:spacing w:before="20" w:after="20"/>
+            </w:pPr>
+            <w:r/>
+            <w:r>
+              <w:rPr>
+                <w:sz w:val="19"/>
+              </w:rPr>
+              <w:t>4.1</w:t>
+            </w:r>
+          </w:p>
+        </w:tc>
+        <w:tc>
+          <w:tcPr>
+            <w:tcW w:type="dxa" w:w="5328"/>
+          </w:tcPr>
+          <w:p>
+            <w:pPr>
+              <w:spacing w:before="20" w:after="20"/>
+            </w:pPr>
+            <w:r/>
+            <w:r>
+              <w:rPr>
+                <w:sz w:val="19"/>
+              </w:rPr>
+              <w:t>USD-adjusted return identity</w:t>
+            </w:r>
+          </w:p>
+        </w:tc>
+        <w:tc>
+          <w:tcPr>
+            <w:tcW w:type="dxa" w:w="2448"/>
+          </w:tcPr>
+          <w:p>
+            <w:pPr>
+              <w:spacing w:before="20" w:after="20"/>
+            </w:pPr>
+            <w:r/>
+            <w:r>
+              <w:rPr>
+                <w:sz w:val="19"/>
+              </w:rPr>
+              <w:t>Section 4.4</w:t>
+            </w:r>
+          </w:p>
+        </w:tc>
+      </w:tr>
+      <w:tr>
+        <w:tc>
+          <w:tcPr>
+            <w:tcW w:type="dxa" w:w="864"/>
+          </w:tcPr>
+          <w:p>
+            <w:pPr>
+              <w:spacing w:before="20" w:after="20"/>
+            </w:pPr>
+            <w:r/>
+            <w:r>
+              <w:rPr>
+                <w:sz w:val="19"/>
+              </w:rPr>
+              <w:t>4.2</w:t>
+            </w:r>
+          </w:p>
+        </w:tc>
+        <w:tc>
+          <w:tcPr>
+            <w:tcW w:type="dxa" w:w="5328"/>
+          </w:tcPr>
+          <w:p>
+            <w:pPr>
+              <w:spacing w:before="20" w:after="20"/>
+            </w:pPr>
+            <w:r/>
+            <w:r>
+              <w:rPr>
+                <w:sz w:val="19"/>
+              </w:rPr>
+              <w:t>LSE pence correction</w:t>
+            </w:r>
+          </w:p>
+        </w:tc>
+        <w:tc>
+          <w:tcPr>
+            <w:tcW w:type="dxa" w:w="2448"/>
+          </w:tcPr>
+          <w:p>
+            <w:pPr>
+              <w:spacing w:before="20" w:after="20"/>
+            </w:pPr>
+            <w:r/>
+            <w:r>
+              <w:rPr>
+                <w:sz w:val="19"/>
+              </w:rPr>
+              <w:t>Section 4.4</w:t>
+            </w:r>
+          </w:p>
+        </w:tc>
+      </w:tr>
+      <w:tr>
+        <w:tc>
+          <w:tcPr>
+            <w:tcW w:type="dxa" w:w="864"/>
+          </w:tcPr>
+          <w:p>
+            <w:pPr>
+              <w:spacing w:before="20" w:after="20"/>
+            </w:pPr>
+            <w:r/>
+            <w:r>
+              <w:rPr>
+                <w:sz w:val="19"/>
+              </w:rPr>
+              <w:t>5.1</w:t>
+            </w:r>
+          </w:p>
+        </w:tc>
+        <w:tc>
+          <w:tcPr>
+            <w:tcW w:type="dxa" w:w="5328"/>
+          </w:tcPr>
+          <w:p>
+            <w:pPr>
+              <w:spacing w:before="20" w:after="20"/>
+            </w:pPr>
+            <w:r/>
+            <w:r>
+              <w:rPr>
+                <w:sz w:val="19"/>
+              </w:rPr>
+              <w:t>Friday-spine alignment</w:t>
+            </w:r>
+          </w:p>
+        </w:tc>
+        <w:tc>
+          <w:tcPr>
+            <w:tcW w:type="dxa" w:w="2448"/>
+          </w:tcPr>
+          <w:p>
+            <w:pPr>
+              <w:spacing w:before="20" w:after="20"/>
+            </w:pPr>
+            <w:r/>
+            <w:r>
+              <w:rPr>
+                <w:sz w:val="19"/>
+              </w:rPr>
+              <w:t>Section 5.3</w:t>
+            </w:r>
+          </w:p>
+        </w:tc>
+      </w:tr>
+      <w:tr>
+        <w:tc>
+          <w:tcPr>
+            <w:tcW w:type="dxa" w:w="864"/>
+          </w:tcPr>
+          <w:p>
+            <w:pPr>
+              <w:spacing w:before="20" w:after="20"/>
+            </w:pPr>
+            <w:r/>
+            <w:r>
+              <w:rPr>
+                <w:sz w:val="19"/>
+              </w:rPr>
+              <w:t>6.1</w:t>
+            </w:r>
+          </w:p>
+        </w:tc>
+        <w:tc>
+          <w:tcPr>
+            <w:tcW w:type="dxa" w:w="5328"/>
+          </w:tcPr>
+          <w:p>
+            <w:pPr>
+              <w:spacing w:before="20" w:after="20"/>
+            </w:pPr>
+            <w:r/>
+            <w:r>
+              <w:rPr>
+                <w:sz w:val="19"/>
+              </w:rPr>
+              <w:t>Rolling z-score</w:t>
+            </w:r>
+          </w:p>
+        </w:tc>
+        <w:tc>
+          <w:tcPr>
+            <w:tcW w:type="dxa" w:w="2448"/>
+          </w:tcPr>
+          <w:p>
+            <w:pPr>
+              <w:spacing w:before="20" w:after="20"/>
+            </w:pPr>
+            <w:r/>
+            <w:r>
+              <w:rPr>
+                <w:sz w:val="19"/>
+              </w:rPr>
+              <w:t>Section 6.2</w:t>
+            </w:r>
+          </w:p>
+        </w:tc>
+      </w:tr>
+      <w:tr>
+        <w:tc>
+          <w:tcPr>
+            <w:tcW w:type="dxa" w:w="864"/>
+          </w:tcPr>
+          <w:p>
+            <w:pPr>
+              <w:spacing w:before="20" w:after="20"/>
+            </w:pPr>
+            <w:r/>
+            <w:r>
+              <w:rPr>
+                <w:sz w:val="19"/>
+              </w:rPr>
+              <w:t>6.2</w:t>
+            </w:r>
+          </w:p>
+        </w:tc>
+        <w:tc>
+          <w:tcPr>
+            <w:tcW w:type="dxa" w:w="5328"/>
+          </w:tcPr>
+          <w:p>
+            <w:pPr>
+              <w:spacing w:before="20" w:after="20"/>
+            </w:pPr>
+            <w:r/>
+            <w:r>
+              <w:rPr>
+                <w:sz w:val="19"/>
+              </w:rPr>
+              <w:t>Window mean μ_W with W = 156</w:t>
+            </w:r>
+          </w:p>
+        </w:tc>
+        <w:tc>
+          <w:tcPr>
+            <w:tcW w:type="dxa" w:w="2448"/>
+          </w:tcPr>
+          <w:p>
+            <w:pPr>
+              <w:spacing w:before="20" w:after="20"/>
+            </w:pPr>
+            <w:r/>
+            <w:r>
+              <w:rPr>
+                <w:sz w:val="19"/>
+              </w:rPr>
+              <w:t>Section 6.2</w:t>
+            </w:r>
+          </w:p>
+        </w:tc>
+      </w:tr>
+      <w:tr>
+        <w:tc>
+          <w:tcPr>
+            <w:tcW w:type="dxa" w:w="864"/>
+          </w:tcPr>
+          <w:p>
+            <w:pPr>
+              <w:spacing w:before="20" w:after="20"/>
+            </w:pPr>
+            <w:r/>
+            <w:r>
+              <w:rPr>
+                <w:sz w:val="19"/>
+              </w:rPr>
+              <w:t>6.3</w:t>
+            </w:r>
+          </w:p>
+        </w:tc>
+        <w:tc>
+          <w:tcPr>
+            <w:tcW w:type="dxa" w:w="5328"/>
+          </w:tcPr>
+          <w:p>
+            <w:pPr>
+              <w:spacing w:before="20" w:after="20"/>
+            </w:pPr>
+            <w:r/>
+            <w:r>
+              <w:rPr>
+                <w:sz w:val="19"/>
+              </w:rPr>
+              <w:t>Log-ratio template</w:t>
+            </w:r>
+          </w:p>
+        </w:tc>
+        <w:tc>
+          <w:tcPr>
+            <w:tcW w:type="dxa" w:w="2448"/>
+          </w:tcPr>
+          <w:p>
+            <w:pPr>
+              <w:spacing w:before="20" w:after="20"/>
+            </w:pPr>
+            <w:r/>
+            <w:r>
+              <w:rPr>
+                <w:sz w:val="19"/>
+              </w:rPr>
+              <w:t>Section 6.3</w:t>
+            </w:r>
+          </w:p>
+        </w:tc>
+      </w:tr>
+      <w:tr>
+        <w:tc>
+          <w:tcPr>
+            <w:tcW w:type="dxa" w:w="864"/>
+          </w:tcPr>
+          <w:p>
+            <w:pPr>
+              <w:spacing w:before="20" w:after="20"/>
+            </w:pPr>
+            <w:r/>
+            <w:r>
+              <w:rPr>
+                <w:sz w:val="19"/>
+              </w:rPr>
+              <w:t>6.4</w:t>
+            </w:r>
+          </w:p>
+        </w:tc>
+        <w:tc>
+          <w:tcPr>
+            <w:tcW w:type="dxa" w:w="5328"/>
+          </w:tcPr>
+          <w:p>
+            <w:pPr>
+              <w:spacing w:before="20" w:after="20"/>
+            </w:pPr>
+            <w:r/>
+            <w:r>
+              <w:rPr>
+                <w:sz w:val="19"/>
+              </w:rPr>
+              <w:t>Composite log-ratio template</w:t>
+            </w:r>
+          </w:p>
+        </w:tc>
+        <w:tc>
+          <w:tcPr>
+            <w:tcW w:type="dxa" w:w="2448"/>
+          </w:tcPr>
+          <w:p>
+            <w:pPr>
+              <w:spacing w:before="20" w:after="20"/>
+            </w:pPr>
+            <w:r/>
+            <w:r>
+              <w:rPr>
+                <w:sz w:val="19"/>
+              </w:rPr>
+              <w:t>Section 6.3</w:t>
+            </w:r>
+          </w:p>
+        </w:tc>
+      </w:tr>
+      <w:tr>
+        <w:tc>
+          <w:tcPr>
+            <w:tcW w:type="dxa" w:w="864"/>
+          </w:tcPr>
+          <w:p>
+            <w:pPr>
+              <w:spacing w:before="20" w:after="20"/>
+            </w:pPr>
+            <w:r/>
+            <w:r>
+              <w:rPr>
+                <w:sz w:val="19"/>
+              </w:rPr>
+              <w:t>6.5</w:t>
+            </w:r>
+          </w:p>
+        </w:tc>
+        <w:tc>
+          <w:tcPr>
+            <w:tcW w:type="dxa" w:w="5328"/>
+          </w:tcPr>
+          <w:p>
+            <w:pPr>
+              <w:spacing w:before="20" w:after="20"/>
+            </w:pPr>
+            <w:r/>
+            <w:r>
+              <w:rPr>
+                <w:sz w:val="19"/>
+              </w:rPr>
+              <w:t>Arithmetic-difference template</w:t>
+            </w:r>
+          </w:p>
+        </w:tc>
+        <w:tc>
+          <w:tcPr>
+            <w:tcW w:type="dxa" w:w="2448"/>
+          </w:tcPr>
+          <w:p>
+            <w:pPr>
+              <w:spacing w:before="20" w:after="20"/>
+            </w:pPr>
+            <w:r/>
+            <w:r>
+              <w:rPr>
+                <w:sz w:val="19"/>
+              </w:rPr>
+              <w:t>Section 6.3</w:t>
+            </w:r>
+          </w:p>
+        </w:tc>
+      </w:tr>
+      <w:tr>
+        <w:tc>
+          <w:tcPr>
+            <w:tcW w:type="dxa" w:w="864"/>
+          </w:tcPr>
+          <w:p>
+            <w:pPr>
+              <w:spacing w:before="20" w:after="20"/>
+            </w:pPr>
+            <w:r/>
+            <w:r>
+              <w:rPr>
+                <w:sz w:val="19"/>
+              </w:rPr>
+              <w:t>6.6</w:t>
+            </w:r>
+          </w:p>
+        </w:tc>
+        <w:tc>
+          <w:tcPr>
+            <w:tcW w:type="dxa" w:w="5328"/>
+          </w:tcPr>
+          <w:p>
+            <w:pPr>
+              <w:spacing w:before="20" w:after="20"/>
+            </w:pPr>
+            <w:r/>
+            <w:r>
+              <w:rPr>
+                <w:sz w:val="19"/>
+              </w:rPr>
+              <w:t>Year-on-year monthly transform</w:t>
+            </w:r>
+          </w:p>
+        </w:tc>
+        <w:tc>
+          <w:tcPr>
+            <w:tcW w:type="dxa" w:w="2448"/>
+          </w:tcPr>
+          <w:p>
+            <w:pPr>
+              <w:spacing w:before="20" w:after="20"/>
+            </w:pPr>
+            <w:r/>
+            <w:r>
+              <w:rPr>
+                <w:sz w:val="19"/>
+              </w:rPr>
+              <w:t>Section 6.3</w:t>
+            </w:r>
+          </w:p>
+        </w:tc>
+      </w:tr>
+      <w:tr>
+        <w:tc>
+          <w:tcPr>
+            <w:tcW w:type="dxa" w:w="864"/>
+          </w:tcPr>
+          <w:p>
+            <w:pPr>
+              <w:spacing w:before="20" w:after="20"/>
+            </w:pPr>
+            <w:r/>
+            <w:r>
+              <w:rPr>
+                <w:sz w:val="19"/>
+              </w:rPr>
+              <w:t>7.1</w:t>
+            </w:r>
+          </w:p>
+        </w:tc>
+        <w:tc>
+          <w:tcPr>
+            <w:tcW w:type="dxa" w:w="5328"/>
+          </w:tcPr>
+          <w:p>
+            <w:pPr>
+              <w:spacing w:before="20" w:after="20"/>
+            </w:pPr>
+            <w:r/>
+            <w:r>
+              <w:rPr>
+                <w:sz w:val="19"/>
+              </w:rPr>
+              <w:t>Three-bucket regime classifier</w:t>
+            </w:r>
+          </w:p>
+        </w:tc>
+        <w:tc>
+          <w:tcPr>
+            <w:tcW w:type="dxa" w:w="2448"/>
+          </w:tcPr>
+          <w:p>
+            <w:pPr>
+              <w:spacing w:before="20" w:after="20"/>
+            </w:pPr>
+            <w:r/>
+            <w:r>
+              <w:rPr>
+                <w:sz w:val="19"/>
+              </w:rPr>
+              <w:t>Section 7.1</w:t>
+            </w:r>
+          </w:p>
+        </w:tc>
+      </w:tr>
+      <w:tr>
+        <w:tc>
+          <w:tcPr>
+            <w:tcW w:type="dxa" w:w="864"/>
+          </w:tcPr>
+          <w:p>
+            <w:pPr>
+              <w:spacing w:before="20" w:after="20"/>
+            </w:pPr>
+            <w:r/>
+            <w:r>
+              <w:rPr>
+                <w:sz w:val="19"/>
+              </w:rPr>
+              <w:t>7.2</w:t>
+            </w:r>
+          </w:p>
+        </w:tc>
+        <w:tc>
+          <w:tcPr>
+            <w:tcW w:type="dxa" w:w="5328"/>
+          </w:tcPr>
+          <w:p>
+            <w:pPr>
+              <w:spacing w:before="20" w:after="20"/>
+            </w:pPr>
+            <w:r/>
+            <w:r>
+              <w:rPr>
+                <w:sz w:val="19"/>
+              </w:rPr>
+              <w:t>Forward-regime slope β</w:t>
+            </w:r>
+          </w:p>
+        </w:tc>
+        <w:tc>
+          <w:tcPr>
+            <w:tcW w:type="dxa" w:w="2448"/>
+          </w:tcPr>
+          <w:p>
+            <w:pPr>
+              <w:spacing w:before="20" w:after="20"/>
+            </w:pPr>
+            <w:r/>
+            <w:r>
+              <w:rPr>
+                <w:sz w:val="19"/>
+              </w:rPr>
+              <w:t>Section 7.3</w:t>
+            </w:r>
+          </w:p>
+        </w:tc>
+      </w:tr>
+      <w:tr>
+        <w:tc>
+          <w:tcPr>
+            <w:tcW w:type="dxa" w:w="864"/>
+          </w:tcPr>
+          <w:p>
+            <w:pPr>
+              <w:spacing w:before="20" w:after="20"/>
+            </w:pPr>
+            <w:r/>
+            <w:r>
+              <w:rPr>
+                <w:sz w:val="19"/>
+              </w:rPr>
+              <w:t>7.3</w:t>
+            </w:r>
+          </w:p>
+        </w:tc>
+        <w:tc>
+          <w:tcPr>
+            <w:tcW w:type="dxa" w:w="5328"/>
+          </w:tcPr>
+          <w:p>
+            <w:pPr>
+              <w:spacing w:before="20" w:after="20"/>
+            </w:pPr>
+            <w:r/>
+            <w:r>
+              <w:rPr>
+                <w:sz w:val="19"/>
+              </w:rPr>
+              <w:t>Forward-regime classification</w:t>
+            </w:r>
+          </w:p>
+        </w:tc>
+        <w:tc>
+          <w:tcPr>
+            <w:tcW w:type="dxa" w:w="2448"/>
+          </w:tcPr>
+          <w:p>
+            <w:pPr>
+              <w:spacing w:before="20" w:after="20"/>
+            </w:pPr>
+            <w:r/>
+            <w:r>
+              <w:rPr>
+                <w:sz w:val="19"/>
+              </w:rPr>
+              <w:t>Section 7.3</w:t>
+            </w:r>
+          </w:p>
+        </w:tc>
+      </w:tr>
+      <w:tr>
+        <w:tc>
+          <w:tcPr>
+            <w:tcW w:type="dxa" w:w="864"/>
+          </w:tcPr>
+          <w:p>
+            <w:pPr>
+              <w:spacing w:before="20" w:after="20"/>
+            </w:pPr>
+            <w:r/>
+            <w:r>
+              <w:rPr>
+                <w:sz w:val="19"/>
+              </w:rPr>
+              <w:t>7.4</w:t>
+            </w:r>
+          </w:p>
+        </w:tc>
+        <w:tc>
+          <w:tcPr>
+            <w:tcW w:type="dxa" w:w="5328"/>
+          </w:tcPr>
+          <w:p>
+            <w:pPr>
+              <w:spacing w:before="20" w:after="20"/>
+            </w:pPr>
+            <w:r/>
+            <w:r>
+              <w:rPr>
+                <w:sz w:val="19"/>
+              </w:rPr>
+              <w:t>Trajectory: intensifying</w:t>
+            </w:r>
+          </w:p>
+        </w:tc>
+        <w:tc>
+          <w:tcPr>
+            <w:tcW w:type="dxa" w:w="2448"/>
+          </w:tcPr>
+          <w:p>
+            <w:pPr>
+              <w:spacing w:before="20" w:after="20"/>
+            </w:pPr>
+            <w:r/>
+            <w:r>
+              <w:rPr>
+                <w:sz w:val="19"/>
+              </w:rPr>
+              <w:t>Section 7.4</w:t>
+            </w:r>
+          </w:p>
+        </w:tc>
+      </w:tr>
+      <w:tr>
+        <w:tc>
+          <w:tcPr>
+            <w:tcW w:type="dxa" w:w="864"/>
+          </w:tcPr>
+          <w:p>
+            <w:pPr>
+              <w:spacing w:before="20" w:after="20"/>
+            </w:pPr>
+            <w:r/>
+            <w:r>
+              <w:rPr>
+                <w:sz w:val="19"/>
+              </w:rPr>
+              <w:t>7.5</w:t>
+            </w:r>
+          </w:p>
+        </w:tc>
+        <w:tc>
+          <w:tcPr>
+            <w:tcW w:type="dxa" w:w="5328"/>
+          </w:tcPr>
+          <w:p>
+            <w:pPr>
+              <w:spacing w:before="20" w:after="20"/>
+            </w:pPr>
+            <w:r/>
+            <w:r>
+              <w:rPr>
+                <w:sz w:val="19"/>
+              </w:rPr>
+              <w:t>Trajectory: fading</w:t>
+            </w:r>
+          </w:p>
+        </w:tc>
+        <w:tc>
+          <w:tcPr>
+            <w:tcW w:type="dxa" w:w="2448"/>
+          </w:tcPr>
+          <w:p>
+            <w:pPr>
+              <w:spacing w:before="20" w:after="20"/>
+            </w:pPr>
+            <w:r/>
+            <w:r>
+              <w:rPr>
+                <w:sz w:val="19"/>
+              </w:rPr>
+              <w:t>Section 7.4</w:t>
+            </w:r>
+          </w:p>
+        </w:tc>
+      </w:tr>
+      <w:tr>
+        <w:tc>
+          <w:tcPr>
+            <w:tcW w:type="dxa" w:w="864"/>
+          </w:tcPr>
+          <w:p>
+            <w:pPr>
+              <w:spacing w:before="20" w:after="20"/>
+            </w:pPr>
+            <w:r/>
+            <w:r>
+              <w:rPr>
+                <w:sz w:val="19"/>
+              </w:rPr>
+              <w:t>7.6</w:t>
+            </w:r>
+          </w:p>
+        </w:tc>
+        <w:tc>
+          <w:tcPr>
+            <w:tcW w:type="dxa" w:w="5328"/>
+          </w:tcPr>
+          <w:p>
+            <w:pPr>
+              <w:spacing w:before="20" w:after="20"/>
+            </w:pPr>
+            <w:r/>
+            <w:r>
+              <w:rPr>
+                <w:sz w:val="19"/>
+              </w:rPr>
+              <w:t>Trajectory: reversing</w:t>
+            </w:r>
+          </w:p>
+        </w:tc>
+        <w:tc>
+          <w:tcPr>
+            <w:tcW w:type="dxa" w:w="2448"/>
+          </w:tcPr>
+          <w:p>
+            <w:pPr>
+              <w:spacing w:before="20" w:after="20"/>
+            </w:pPr>
+            <w:r/>
+            <w:r>
+              <w:rPr>
+                <w:sz w:val="19"/>
+              </w:rPr>
+              <w:t>Section 7.4</w:t>
+            </w:r>
+          </w:p>
+        </w:tc>
+      </w:tr>
+      <w:tr>
+        <w:tc>
+          <w:tcPr>
+            <w:tcW w:type="dxa" w:w="864"/>
+          </w:tcPr>
+          <w:p>
+            <w:pPr>
+              <w:spacing w:before="20" w:after="20"/>
+            </w:pPr>
+            <w:r/>
+            <w:r>
+              <w:rPr>
+                <w:sz w:val="19"/>
+              </w:rPr>
+              <w:t>8.1</w:t>
+            </w:r>
+          </w:p>
+        </w:tc>
+        <w:tc>
+          <w:tcPr>
+            <w:tcW w:type="dxa" w:w="5328"/>
+          </w:tcPr>
+          <w:p>
+            <w:pPr>
+              <w:spacing w:before="20" w:after="20"/>
+            </w:pPr>
+            <w:r/>
+            <w:r>
+              <w:rPr>
+                <w:sz w:val="19"/>
+              </w:rPr>
+              <w:t>Staleness age</w:t>
+            </w:r>
+          </w:p>
+        </w:tc>
+        <w:tc>
+          <w:tcPr>
+            <w:tcW w:type="dxa" w:w="2448"/>
+          </w:tcPr>
+          <w:p>
+            <w:pPr>
+              <w:spacing w:before="20" w:after="20"/>
+            </w:pPr>
+            <w:r/>
+            <w:r>
+              <w:rPr>
+                <w:sz w:val="19"/>
+              </w:rPr>
+              <w:t>Section 8.4</w:t>
+            </w:r>
+          </w:p>
+        </w:tc>
+      </w:tr>
+      <w:tr>
+        <w:tc>
+          <w:tcPr>
+            <w:tcW w:type="dxa" w:w="864"/>
+          </w:tcPr>
+          <w:p>
+            <w:pPr>
+              <w:spacing w:before="20" w:after="20"/>
+            </w:pPr>
+            <w:r/>
+            <w:r>
+              <w:rPr>
+                <w:sz w:val="19"/>
+              </w:rPr>
+              <w:t>8.2</w:t>
+            </w:r>
+          </w:p>
+        </w:tc>
+        <w:tc>
+          <w:tcPr>
+            <w:tcW w:type="dxa" w:w="5328"/>
+          </w:tcPr>
+          <w:p>
+            <w:pPr>
+              <w:spacing w:before="20" w:after="20"/>
+            </w:pPr>
+            <w:r/>
+            <w:r>
+              <w:rPr>
+                <w:sz w:val="19"/>
+              </w:rPr>
+              <w:t>Staleness band classification</w:t>
+            </w:r>
+          </w:p>
+        </w:tc>
+        <w:tc>
+          <w:tcPr>
+            <w:tcW w:type="dxa" w:w="2448"/>
+          </w:tcPr>
+          <w:p>
+            <w:pPr>
+              <w:spacing w:before="20" w:after="20"/>
+            </w:pPr>
+            <w:r/>
+            <w:r>
+              <w:rPr>
+                <w:sz w:val="19"/>
+              </w:rPr>
+              <w:t>Section 8.4</w:t>
+            </w:r>
+          </w:p>
+        </w:tc>
+      </w:tr>
+    </w:tbl>
+    <w:p/>
+    <w:p>
+      <w:r>
+        <w:br w:type="page"/>
+      </w:r>
+    </w:p>
+    <w:p>
+      <w:pPr>
+        <w:pStyle w:val="Heading1"/>
+        <w:spacing w:before="0" w:after="160"/>
+      </w:pPr>
+      <w:r>
+        <w:t>Appendix B.  References</w:t>
+      </w:r>
+    </w:p>
+    <w:p>
+      <w:pPr>
+        <w:spacing w:after="120"/>
+      </w:pPr>
+      <w:r>
+        <w:rPr>
+          <w:b w:val="0"/>
+          <w:i w:val="0"/>
+          <w:sz w:val="21"/>
+        </w:rPr>
+        <w:t>Academic and practitioner references cited in the body of the report. Where multiple citations exist for a single concept, the most authoritative or earliest is selected.</w:t>
+      </w:r>
+    </w:p>
+    <w:p>
+      <w:pPr>
+        <w:spacing w:after="60"/>
+        <w:ind w:left="576" w:hanging="576"/>
+      </w:pPr>
+      <w:r>
+        <w:rPr>
+          <w:b/>
+          <w:sz w:val="20"/>
+        </w:rPr>
+        <w:t xml:space="preserve">Altman (1968).  </w:t>
+      </w:r>
+      <w:r>
+        <w:rPr>
+          <w:sz w:val="20"/>
+        </w:rPr>
+        <w:t>Altman, E. I. (1968). Financial ratios, discriminant analysis and the prediction of corporate bankruptcy. Journal of Finance, 23(4), 589–609.</w:t>
+      </w:r>
+    </w:p>
+    <w:p>
+      <w:pPr>
+        <w:spacing w:after="60"/>
+        <w:ind w:left="576" w:hanging="576"/>
+      </w:pPr>
+      <w:r>
+        <w:rPr>
+          <w:b/>
+          <w:sz w:val="20"/>
+        </w:rPr>
+        <w:t xml:space="preserve">Borio &amp; Lowe (2002).  </w:t>
+      </w:r>
+      <w:r>
+        <w:rPr>
+          <w:sz w:val="20"/>
+        </w:rPr>
+        <w:t>Borio, C. &amp; Lowe, P. (2002). Asset prices, financial and monetary stability: exploring the nexus. BIS Working Paper No. 114.</w:t>
+      </w:r>
+    </w:p>
+    <w:p>
+      <w:pPr>
+        <w:spacing w:after="60"/>
+        <w:ind w:left="576" w:hanging="576"/>
+      </w:pPr>
+      <w:r>
+        <w:rPr>
+          <w:b/>
+          <w:sz w:val="20"/>
+        </w:rPr>
+        <w:t xml:space="preserve">Carr &amp; Wu (2006).  </w:t>
+      </w:r>
+      <w:r>
+        <w:rPr>
+          <w:sz w:val="20"/>
+        </w:rPr>
+        <w:t>Carr, P. &amp; Wu, L. (2006). A tale of two indices. Journal of Derivatives, 13(3), 13–29.</w:t>
+      </w:r>
+    </w:p>
+    <w:p>
+      <w:pPr>
+        <w:spacing w:after="60"/>
+        <w:ind w:left="576" w:hanging="576"/>
+      </w:pPr>
+      <w:r>
+        <w:rPr>
+          <w:b/>
+          <w:sz w:val="20"/>
+        </w:rPr>
+        <w:t xml:space="preserve">Duffie &amp; Singleton (1999).  </w:t>
+      </w:r>
+      <w:r>
+        <w:rPr>
+          <w:sz w:val="20"/>
+        </w:rPr>
+        <w:t>Duffie, D. &amp; Singleton, K. J. (1999). Modeling term structures of defaultable bonds. Review of Financial Studies, 12(4), 687–720.</w:t>
+      </w:r>
+    </w:p>
+    <w:p>
+      <w:pPr>
+        <w:spacing w:after="60"/>
+        <w:ind w:left="576" w:hanging="576"/>
+      </w:pPr>
+      <w:r>
+        <w:rPr>
+          <w:b/>
+          <w:sz w:val="20"/>
+        </w:rPr>
+        <w:t xml:space="preserve">Erb &amp; Harvey (2006).  </w:t>
+      </w:r>
+      <w:r>
+        <w:rPr>
+          <w:sz w:val="20"/>
+        </w:rPr>
+        <w:t>Erb, C. B. &amp; Harvey, C. R. (2006). The strategic and tactical value of commodity futures. Financial Analysts Journal, 62(2), 69–97.</w:t>
+      </w:r>
+    </w:p>
+    <w:p>
+      <w:pPr>
+        <w:spacing w:after="60"/>
+        <w:ind w:left="576" w:hanging="576"/>
+      </w:pPr>
+      <w:r>
+        <w:rPr>
+          <w:b/>
+          <w:sz w:val="20"/>
+        </w:rPr>
+        <w:t xml:space="preserve">Estrella &amp; Mishkin (1996).  </w:t>
+      </w:r>
+      <w:r>
+        <w:rPr>
+          <w:sz w:val="20"/>
+        </w:rPr>
+        <w:t>Estrella, A. &amp; Mishkin, F. S. (1996). The yield curve as a predictor of US recessions. NBER Working Paper No. 5379. Current Issues in Economics and Finance, 2(7).</w:t>
+      </w:r>
+    </w:p>
+    <w:p>
+      <w:pPr>
+        <w:spacing w:after="60"/>
+        <w:ind w:left="576" w:hanging="576"/>
+      </w:pPr>
+      <w:r>
+        <w:rPr>
+          <w:b/>
+          <w:sz w:val="20"/>
+        </w:rPr>
+        <w:t xml:space="preserve">Faber (2007).  </w:t>
+      </w:r>
+      <w:r>
+        <w:rPr>
+          <w:sz w:val="20"/>
+        </w:rPr>
+        <w:t>Faber, M. T. (2007). A quantitative approach to tactical asset allocation. Journal of Wealth Management, 9(4), 69–79.</w:t>
+      </w:r>
+    </w:p>
+    <w:p>
+      <w:pPr>
+        <w:spacing w:after="60"/>
+        <w:ind w:left="576" w:hanging="576"/>
+      </w:pPr>
+      <w:r>
+        <w:rPr>
+          <w:b/>
+          <w:sz w:val="20"/>
+        </w:rPr>
+        <w:t xml:space="preserve">Fama &amp; French (1989).  </w:t>
+      </w:r>
+      <w:r>
+        <w:rPr>
+          <w:sz w:val="20"/>
+        </w:rPr>
+        <w:t>Fama, E. F. &amp; French, K. R. (1989). Business conditions and expected returns on stocks and bonds. Journal of Financial Economics, 25(1), 23–49.</w:t>
+      </w:r>
+    </w:p>
+    <w:p>
+      <w:pPr>
+        <w:spacing w:after="60"/>
+        <w:ind w:left="576" w:hanging="576"/>
+      </w:pPr>
+      <w:r>
+        <w:rPr>
+          <w:b/>
+          <w:sz w:val="20"/>
+        </w:rPr>
+        <w:t xml:space="preserve">Friedman (1957).  </w:t>
+      </w:r>
+      <w:r>
+        <w:rPr>
+          <w:sz w:val="20"/>
+        </w:rPr>
+        <w:t>Friedman, M. (1957). A Theory of the Consumption Function. Princeton University Press.</w:t>
+      </w:r>
+    </w:p>
+    <w:p>
+      <w:pPr>
+        <w:spacing w:after="60"/>
+        <w:ind w:left="576" w:hanging="576"/>
+      </w:pPr>
+      <w:r>
+        <w:rPr>
+          <w:b/>
+          <w:sz w:val="20"/>
+        </w:rPr>
+        <w:t xml:space="preserve">Marquette (1992).  </w:t>
+      </w:r>
+      <w:r>
+        <w:rPr>
+          <w:sz w:val="20"/>
+        </w:rPr>
+        <w:t>Marquette, J. F. (1992). Forecasting with the NAPM Manufacturing Survey. Business Economics, 27(4).</w:t>
+      </w:r>
+    </w:p>
+    <w:p>
+      <w:pPr>
+        <w:spacing w:after="60"/>
+        <w:ind w:left="576" w:hanging="576"/>
+      </w:pPr>
+      <w:r>
+        <w:rPr>
+          <w:b/>
+          <w:sz w:val="20"/>
+        </w:rPr>
+        <w:t xml:space="preserve">Merton (1974).  </w:t>
+      </w:r>
+      <w:r>
+        <w:rPr>
+          <w:sz w:val="20"/>
+        </w:rPr>
+        <w:t>Merton, R. C. (1974). On the pricing of corporate debt: the risk structure of interest rates. Journal of Finance, 29(2), 449–470.</w:t>
+      </w:r>
+    </w:p>
+    <w:p>
+      <w:pPr>
+        <w:spacing w:after="60"/>
+        <w:ind w:left="576" w:hanging="576"/>
+      </w:pPr>
+      <w:r>
+        <w:rPr>
+          <w:b/>
+          <w:sz w:val="20"/>
+        </w:rPr>
+        <w:t xml:space="preserve">Whaley (2009).  </w:t>
+      </w:r>
+      <w:r>
+        <w:rPr>
+          <w:sz w:val="20"/>
+        </w:rPr>
+        <w:t>Whaley, R. E. (2009). Understanding the VIX. Journal of Portfolio Management, 35(3), 98–105.</w:t>
+      </w:r>
+    </w:p>
+    <w:p>
+      <w:pPr>
+        <w:spacing w:after="60"/>
+        <w:ind w:left="576" w:hanging="576"/>
+      </w:pPr>
+      <w:r>
+        <w:rPr>
+          <w:b/>
+          <w:sz w:val="20"/>
+        </w:rPr>
+        <w:t xml:space="preserve">OECD CLI methodology.  </w:t>
+      </w:r>
+      <w:r>
+        <w:rPr>
+          <w:sz w:val="20"/>
+        </w:rPr>
+        <w:t>OECD (2012). OECD System of Composite Leading Indicators. OECD Publishing — methodological reference for equal-weight z-score aggregation.</w:t>
+      </w:r>
+    </w:p>
+    <w:p>
+      <w:pPr>
+        <w:spacing w:after="60"/>
+        <w:ind w:left="576" w:hanging="576"/>
+      </w:pPr>
+      <w:r>
+        <w:rPr>
+          <w:b/>
+          <w:sz w:val="20"/>
+        </w:rPr>
+        <w:t xml:space="preserve">NY Fed Recession Probability Model.  </w:t>
+      </w:r>
+      <w:r>
+        <w:rPr>
+          <w:sz w:val="20"/>
+        </w:rPr>
+        <w:t>Federal Reserve Bank of New York, Economic Indicators Calendar — ongoing publication of the recession-probability model based on the 10Y–3M term spread.</w:t>
+      </w:r>
+    </w:p>
     <w:p>
       <w:r>
         <w:br w:type="page"/>

--- a/manuals/Data_Pipeline_Project_Report.docx
+++ b/manuals/Data_Pipeline_Project_Report.docx
@@ -38,6 +38,29 @@
           <w:sz w:val="22"/>
         </w:rPr>
         <w:t>Report dated 5 May 2026</w:t>
+      </w:r>
+    </w:p>
+    <w:p>
+      <w:r>
+        <w:br w:type="page"/>
+      </w:r>
+    </w:p>
+    <w:p>
+      <w:pPr>
+        <w:pStyle w:val="Heading1"/>
+        <w:spacing w:before="0" w:after="160"/>
+      </w:pPr>
+      <w:r>
+        <w:t>Table of Contents</w:t>
+      </w:r>
+    </w:p>
+    <w:p>
+      <w:r>
+        <w:fldChar w:fldCharType="begin"/>
+        <w:instrText xml:space="preserve">TOC \o "1-2" \h \z \u</w:instrText>
+        <w:fldChar w:fldCharType="separate"/>
+        <w:t>Right-click here and choose ‘Update Field’ (or press F9) to populate the table of contents.</w:t>
+        <w:fldChar w:fldCharType="end"/>
       </w:r>
     </w:p>
     <w:p>
@@ -16996,2629 +17019,60 @@
         <w:t>Federal Reserve Bank of New York, Economic Indicators Calendar — ongoing publication of the recession-probability model based on the 10Y–3M term spread.</w:t>
       </w:r>
     </w:p>
-    <w:p>
-      <w:r>
-        <w:br w:type="page"/>
-      </w:r>
-    </w:p>
-    <w:p>
-      <w:pPr>
-        <w:pStyle w:val="Heading1"/>
-      </w:pPr>
-      <w:r>
-        <w:t>Appendix Z — Equation library probe (interim)</w:t>
-      </w:r>
-    </w:p>
-    <w:p>
-      <w:pPr>
-        <w:spacing w:after="120"/>
-      </w:pPr>
-      <w:r>
-        <w:rPr>
-          <w:b w:val="0"/>
-          <w:i/>
-          <w:sz w:val="21"/>
-        </w:rPr>
-        <w:t>This appendix renders every equation in the report's library as a centred display equation, for typography review. It will be removed in Step 6 once equations have been individually signed off in their final positions in the body. Reviewer to confirm italic-symbol / upright-label conventions, piecewise legibility, and operator spacing.</w:t>
-      </w:r>
-    </w:p>
-    <w:p>
-      <w:r>
-        <w:rPr>
-          <w:i/>
-        </w:rPr>
-        <w:t>Equation count: 25.</w:t>
-      </w:r>
-    </w:p>
-    <w:p>
-      <w:pPr>
-        <w:spacing w:before="200" w:after="40"/>
-      </w:pPr>
-      <w:r>
-        <w:rPr>
-          <w:b/>
-          <w:sz w:val="22"/>
-        </w:rPr>
-        <w:t>USD-adjusted return identity</w:t>
-      </w:r>
-    </w:p>
-    <w:p>
-      <w:pPr>
-        <w:spacing w:after="80"/>
-      </w:pPr>
-      <w:r>
-        <w:rPr>
-          <w:i/>
-          <w:sz w:val="19"/>
-        </w:rPr>
-        <w:t>FX composition for foreign-currency instruments</w:t>
-      </w:r>
-    </w:p>
-    <w:p>
-      <w:pPr>
-        <w:spacing w:before="40" w:after="160"/>
-        <w:jc w:val="center"/>
-      </w:pPr>
-      <m:oMathPara>
-        <m:oMath>
-          <m:sSub>
-            <m:e>
-              <m:r>
-                <m:t>r</m:t>
-              </m:r>
-            </m:e>
-            <m:sub>
-              <m:r>
-                <m:rPr>
-                  <m:sty m:val="p"/>
-                </m:rPr>
-                <m:t>USD</m:t>
-              </m:r>
-            </m:sub>
-          </m:sSub>
-          <m:r>
-            <m:t>=</m:t>
-          </m:r>
-          <m:d>
-            <m:dPr>
-              <m:begChr m:val="("/>
-              <m:endChr m:val=")"/>
-            </m:dPr>
-            <m:e>
-              <m:r>
-                <m:rPr>
-                  <m:sty m:val="p"/>
-                </m:rPr>
-                <m:t>1+</m:t>
-              </m:r>
-              <m:sSub>
-                <m:e>
-                  <m:r>
-                    <m:t>r</m:t>
-                  </m:r>
-                </m:e>
-                <m:sub>
-                  <m:r>
-                    <m:rPr>
-                      <m:sty m:val="p"/>
-                    </m:rPr>
-                    <m:t>local</m:t>
-                  </m:r>
-                </m:sub>
-              </m:sSub>
-            </m:e>
-          </m:d>
-          <m:d>
-            <m:dPr>
-              <m:begChr m:val="("/>
-              <m:endChr m:val=")"/>
-            </m:dPr>
-            <m:e>
-              <m:r>
-                <m:rPr>
-                  <m:sty m:val="p"/>
-                </m:rPr>
-                <m:t>1+</m:t>
-              </m:r>
-              <m:sSub>
-                <m:e>
-                  <m:r>
-                    <m:t>r</m:t>
-                  </m:r>
-                </m:e>
-                <m:sub>
-                  <m:r>
-                    <m:rPr>
-                      <m:sty m:val="p"/>
-                    </m:rPr>
-                    <m:t>FX</m:t>
-                  </m:r>
-                </m:sub>
-              </m:sSub>
-            </m:e>
-          </m:d>
-          <m:r>
-            <m:t>−1</m:t>
-          </m:r>
-        </m:oMath>
-      </m:oMathPara>
-    </w:p>
-    <w:p>
-      <w:pPr>
-        <w:spacing w:before="200" w:after="40"/>
-      </w:pPr>
-      <w:r>
-        <w:rPr>
-          <w:b/>
-          <w:sz w:val="22"/>
-        </w:rPr>
-        <w:t>LSE pence correction</w:t>
-      </w:r>
-    </w:p>
-    <w:p>
-      <w:pPr>
-        <w:spacing w:after="80"/>
-      </w:pPr>
-      <w:r>
-        <w:rPr>
-          <w:i/>
-          <w:sz w:val="19"/>
-        </w:rPr>
-        <w:t>Dynamic divisor for ‘.L’ tickers reporting in GBp</w:t>
-      </w:r>
-    </w:p>
-    <w:p>
-      <w:pPr>
-        <w:spacing w:before="40" w:after="160"/>
-        <w:jc w:val="center"/>
-      </w:pPr>
-      <m:oMathPara>
-        <m:oMath>
-          <m:sSup>
-            <m:e>
-              <m:r>
-                <m:t>x</m:t>
-              </m:r>
-            </m:e>
-            <m:sup>
-              <m:r>
-                <m:t>′</m:t>
-              </m:r>
-            </m:sup>
-          </m:sSup>
-          <m:r>
-            <m:t>=</m:t>
-          </m:r>
-          <m:d>
-            <m:dPr>
-              <m:begChr m:val="{"/>
-              <m:endChr m:val=""/>
-            </m:dPr>
-            <m:e>
-              <m:eqArr>
-                <m:eqArrPr>
-                  <m:baseJc m:val="center"/>
-                </m:eqArrPr>
-                <m:e>
-                  <m:f>
-                    <m:num>
-                      <m:r>
-                        <m:t>x</m:t>
-                      </m:r>
-                    </m:num>
-                    <m:den>
-                      <m:r>
-                        <m:rPr>
-                          <m:sty m:val="p"/>
-                        </m:rPr>
-                        <m:t>100</m:t>
-                      </m:r>
-                    </m:den>
-                  </m:f>
-                  <m:r>
-                    <m:rPr>
-                      <m:sty m:val="p"/>
-                    </m:rPr>
-                    <m:t>,   if ticker ends ‘.L’ and median(x) &gt; 50</m:t>
-                  </m:r>
-                </m:e>
-                <m:e>
-                  <m:r>
-                    <m:t>x</m:t>
-                  </m:r>
-                  <m:r>
-                    <m:rPr>
-                      <m:sty m:val="p"/>
-                    </m:rPr>
-                    <m:t>,   otherwise</m:t>
-                  </m:r>
-                </m:e>
-              </m:eqArr>
-            </m:e>
-          </m:d>
-        </m:oMath>
-      </m:oMathPara>
-    </w:p>
-    <w:p>
-      <w:pPr>
-        <w:spacing w:before="200" w:after="40"/>
-      </w:pPr>
-      <w:r>
-        <w:rPr>
-          <w:b/>
-          <w:sz w:val="22"/>
-        </w:rPr>
-        <w:t>Friday-spine alignment</w:t>
-      </w:r>
-    </w:p>
-    <w:p>
-      <w:pPr>
-        <w:spacing w:after="80"/>
-      </w:pPr>
-      <w:r>
-        <w:rPr>
-          <w:i/>
-          <w:sz w:val="19"/>
-        </w:rPr>
-        <w:t>Weekly snapshot from arbitrary-cadence series</w:t>
-      </w:r>
-    </w:p>
-    <w:p>
-      <w:pPr>
-        <w:spacing w:before="40" w:after="160"/>
-        <w:jc w:val="center"/>
-      </w:pPr>
-      <m:oMathPara>
-        <m:oMath>
-          <m:sSubSup>
-            <m:e>
-              <m:r>
-                <m:t>S</m:t>
-              </m:r>
-            </m:e>
-            <m:sub>
-              <m:r>
-                <m:t>t</m:t>
-              </m:r>
-            </m:sub>
-            <m:sup>
-              <m:r>
-                <m:rPr>
-                  <m:sty m:val="p"/>
-                </m:rPr>
-                <m:t>F</m:t>
-              </m:r>
-            </m:sup>
-          </m:sSubSup>
-          <m:r>
-            <m:t>=</m:t>
-          </m:r>
-          <m:r>
-            <m:t>S</m:t>
-          </m:r>
-          <m:d>
-            <m:dPr>
-              <m:begChr m:val="("/>
-              <m:endChr m:val=")"/>
-            </m:dPr>
-            <m:e>
-              <m:r>
-                <m:t>τ</m:t>
-              </m:r>
-            </m:e>
-          </m:d>
-          <m:r>
-            <m:rPr>
-              <m:sty m:val="p"/>
-            </m:rPr>
-            <m:t>,   τ = max</m:t>
-          </m:r>
-          <m:d>
-            <m:dPr>
-              <m:begChr m:val="("/>
-              <m:endChr m:val=")"/>
-            </m:dPr>
-            <m:e>
-              <m:r>
-                <m:rPr>
-                  <m:sty m:val="p"/>
-                </m:rPr>
-                <m:t>s ≤ t : S(s) defined</m:t>
-              </m:r>
-            </m:e>
-          </m:d>
-        </m:oMath>
-      </m:oMathPara>
-    </w:p>
-    <w:p>
-      <w:pPr>
-        <w:spacing w:before="200" w:after="40"/>
-      </w:pPr>
-      <w:r>
-        <w:rPr>
-          <w:b/>
-          <w:sz w:val="22"/>
-        </w:rPr>
-        <w:t>Rolling z-score</w:t>
-      </w:r>
-    </w:p>
-    <w:p>
-      <w:pPr>
-        <w:spacing w:after="80"/>
-      </w:pPr>
-      <w:r>
-        <w:rPr>
-          <w:i/>
-          <w:sz w:val="19"/>
-        </w:rPr>
-        <w:t>Three-year window, 52-week warm-up</w:t>
-      </w:r>
-    </w:p>
-    <w:p>
-      <w:pPr>
-        <w:spacing w:before="40" w:after="160"/>
-        <w:jc w:val="center"/>
-      </w:pPr>
-      <m:oMathPara>
-        <m:oMath>
-          <m:sSub>
-            <m:e>
-              <m:r>
-                <m:t>z</m:t>
-              </m:r>
-            </m:e>
-            <m:sub>
-              <m:r>
-                <m:t>t</m:t>
-              </m:r>
-            </m:sub>
-          </m:sSub>
-          <m:r>
-            <m:t>=</m:t>
-          </m:r>
-          <m:f>
-            <m:num>
-              <m:sSub>
-                <m:e>
-                  <m:r>
-                    <m:t>x</m:t>
-                  </m:r>
-                </m:e>
-                <m:sub>
-                  <m:r>
-                    <m:t>t</m:t>
-                  </m:r>
-                </m:sub>
-              </m:sSub>
-              <m:r>
-                <m:t>−</m:t>
-              </m:r>
-              <m:sSub>
-                <m:e>
-                  <m:r>
-                    <m:t>μ</m:t>
-                  </m:r>
-                </m:e>
-                <m:sub>
-                  <m:r>
-                    <m:t>W</m:t>
-                  </m:r>
-                </m:sub>
-              </m:sSub>
-              <m:d>
-                <m:dPr>
-                  <m:begChr m:val="("/>
-                  <m:endChr m:val=")"/>
-                </m:dPr>
-                <m:e>
-                  <m:r>
-                    <m:t>t</m:t>
-                  </m:r>
-                </m:e>
-              </m:d>
-            </m:num>
-            <m:den>
-              <m:sSub>
-                <m:e>
-                  <m:r>
-                    <m:t>σ</m:t>
-                  </m:r>
-                </m:e>
-                <m:sub>
-                  <m:r>
-                    <m:t>W</m:t>
-                  </m:r>
-                </m:sub>
-              </m:sSub>
-              <m:d>
-                <m:dPr>
-                  <m:begChr m:val="("/>
-                  <m:endChr m:val=")"/>
-                </m:dPr>
-                <m:e>
-                  <m:r>
-                    <m:t>t</m:t>
-                  </m:r>
-                </m:e>
-              </m:d>
-            </m:den>
-          </m:f>
-        </m:oMath>
-      </m:oMathPara>
-    </w:p>
-    <w:p>
-      <w:pPr>
-        <w:spacing w:before="200" w:after="40"/>
-      </w:pPr>
-      <w:r>
-        <w:rPr>
-          <w:b/>
-          <w:sz w:val="22"/>
-        </w:rPr>
-        <w:t>Window mean (μ_W)</w:t>
-      </w:r>
-    </w:p>
-    <w:p>
-      <w:pPr>
-        <w:spacing w:after="80"/>
-      </w:pPr>
-      <w:r>
-        <w:rPr>
-          <w:i/>
-          <w:sz w:val="19"/>
-        </w:rPr>
-        <w:t>Window definition, parameter values</w:t>
-      </w:r>
-    </w:p>
-    <w:p>
-      <w:pPr>
-        <w:spacing w:before="40" w:after="160"/>
-        <w:jc w:val="center"/>
-      </w:pPr>
-      <m:oMathPara>
-        <m:oMath>
-          <m:sSub>
-            <m:e>
-              <m:r>
-                <m:t>μ</m:t>
-              </m:r>
-            </m:e>
-            <m:sub>
-              <m:r>
-                <m:t>W</m:t>
-              </m:r>
-            </m:sub>
-          </m:sSub>
-          <m:d>
-            <m:dPr>
-              <m:begChr m:val="("/>
-              <m:endChr m:val=")"/>
-            </m:dPr>
-            <m:e>
-              <m:r>
-                <m:t>t</m:t>
-              </m:r>
-            </m:e>
-          </m:d>
-          <m:r>
-            <m:t>=</m:t>
-          </m:r>
-          <m:f>
-            <m:num>
-              <m:r>
-                <m:rPr>
-                  <m:sty m:val="p"/>
-                </m:rPr>
-                <m:t>1</m:t>
-              </m:r>
-            </m:num>
-            <m:den>
-              <m:r>
-                <m:t>W</m:t>
-              </m:r>
-            </m:den>
-          </m:f>
-          <m:nary>
-            <m:naryPr>
-              <m:chr m:val="∑"/>
-              <m:limLoc m:val="undOvr"/>
-            </m:naryPr>
-            <m:sub>
-              <m:r>
-                <m:rPr>
-                  <m:sty m:val="p"/>
-                </m:rPr>
-                <m:t>i=0</m:t>
-              </m:r>
-            </m:sub>
-            <m:sup>
-              <m:r>
-                <m:rPr>
-                  <m:sty m:val="p"/>
-                </m:rPr>
-                <m:t>W−1</m:t>
-              </m:r>
-            </m:sup>
-            <m:e>
-              <m:sSub>
-                <m:e>
-                  <m:r>
-                    <m:t>x</m:t>
-                  </m:r>
-                </m:e>
-                <m:sub>
-                  <m:r>
-                    <m:t>t−i</m:t>
-                  </m:r>
-                </m:sub>
-              </m:sSub>
-            </m:e>
-          </m:nary>
-          <m:r>
-            <m:rPr>
-              <m:sty m:val="p"/>
-            </m:rPr>
-            <m:t>,   W = 156,   min_periods = 52</m:t>
-          </m:r>
-        </m:oMath>
-      </m:oMathPara>
-    </w:p>
-    <w:p>
-      <w:pPr>
-        <w:spacing w:before="200" w:after="40"/>
-      </w:pPr>
-      <w:r>
-        <w:rPr>
-          <w:b/>
-          <w:sz w:val="22"/>
-        </w:rPr>
-        <w:t>Log-ratio indicator family</w:t>
-      </w:r>
-    </w:p>
-    <w:p>
-      <w:pPr>
-        <w:spacing w:after="80"/>
-      </w:pPr>
-      <w:r>
-        <w:rPr>
-          <w:i/>
-          <w:sz w:val="19"/>
-        </w:rPr>
-        <w:t>Primary calculator template</w:t>
-      </w:r>
-    </w:p>
-    <w:p>
-      <w:pPr>
-        <w:spacing w:before="40" w:after="160"/>
-        <w:jc w:val="center"/>
-      </w:pPr>
-      <m:oMathPara>
-        <m:oMath>
-          <m:sSub>
-            <m:e>
-              <m:r>
-                <m:t>I</m:t>
-              </m:r>
-            </m:e>
-            <m:sub>
-              <m:r>
-                <m:t>t</m:t>
-              </m:r>
-            </m:sub>
-          </m:sSub>
-          <m:r>
-            <m:t>=</m:t>
-          </m:r>
-          <m:func>
-            <m:fName>
-              <m:r>
-                <m:rPr>
-                  <m:sty m:val="p"/>
-                </m:rPr>
-                <m:t>log</m:t>
-              </m:r>
-            </m:fName>
-            <m:e>
-              <m:f>
-                <m:num>
-                  <m:sSub>
-                    <m:e>
-                      <m:r>
-                        <m:t>N</m:t>
-                      </m:r>
-                    </m:e>
-                    <m:sub>
-                      <m:r>
-                        <m:t>t</m:t>
-                      </m:r>
-                    </m:sub>
-                  </m:sSub>
-                </m:num>
-                <m:den>
-                  <m:sSub>
-                    <m:e>
-                      <m:r>
-                        <m:t>D</m:t>
-                      </m:r>
-                    </m:e>
-                    <m:sub>
-                      <m:r>
-                        <m:t>t</m:t>
-                      </m:r>
-                    </m:sub>
-                  </m:sSub>
-                </m:den>
-              </m:f>
-            </m:e>
-          </m:func>
-        </m:oMath>
-      </m:oMathPara>
-    </w:p>
-    <w:p>
-      <w:pPr>
-        <w:spacing w:before="200" w:after="40"/>
-      </w:pPr>
-      <w:r>
-        <w:rPr>
-          <w:b/>
-          <w:sz w:val="22"/>
-        </w:rPr>
-        <w:t>Composite log-ratio</w:t>
-      </w:r>
-    </w:p>
-    <w:p>
-      <w:pPr>
-        <w:spacing w:after="80"/>
-      </w:pPr>
-      <w:r>
-        <w:rPr>
-          <w:i/>
-          <w:sz w:val="19"/>
-        </w:rPr>
-        <w:t>Multi-input log-ratio average</w:t>
-      </w:r>
-    </w:p>
-    <w:p>
-      <w:pPr>
-        <w:spacing w:before="40" w:after="160"/>
-        <w:jc w:val="center"/>
-      </w:pPr>
-      <m:oMathPara>
-        <m:oMath>
-          <m:sSub>
-            <m:e>
-              <m:r>
-                <m:t>I</m:t>
-              </m:r>
-            </m:e>
-            <m:sub>
-              <m:r>
-                <m:t>t</m:t>
-              </m:r>
-            </m:sub>
-          </m:sSub>
-          <m:r>
-            <m:t>=</m:t>
-          </m:r>
-          <m:f>
-            <m:num>
-              <m:r>
-                <m:rPr>
-                  <m:sty m:val="p"/>
-                </m:rPr>
-                <m:t>1</m:t>
-              </m:r>
-            </m:num>
-            <m:den>
-              <m:r>
-                <m:t>k</m:t>
-              </m:r>
-            </m:den>
-          </m:f>
-          <m:nary>
-            <m:naryPr>
-              <m:chr m:val="∑"/>
-              <m:limLoc m:val="undOvr"/>
-            </m:naryPr>
-            <m:sub>
-              <m:r>
-                <m:rPr>
-                  <m:sty m:val="p"/>
-                </m:rPr>
-                <m:t>i=1</m:t>
-              </m:r>
-            </m:sub>
-            <m:sup>
-              <m:r>
-                <m:t>k</m:t>
-              </m:r>
-            </m:sup>
-            <m:e>
-              <m:func>
-                <m:fName>
-                  <m:r>
-                    <m:rPr>
-                      <m:sty m:val="p"/>
-                    </m:rPr>
-                    <m:t>log</m:t>
-                  </m:r>
-                </m:fName>
-                <m:e>
-                  <m:f>
-                    <m:num>
-                      <m:sSub>
-                        <m:e>
-                          <m:r>
-                            <m:t>N</m:t>
-                          </m:r>
-                        </m:e>
-                        <m:sub>
-                          <m:r>
-                            <m:rPr>
-                              <m:sty m:val="p"/>
-                            </m:rPr>
-                            <m:t>i,t</m:t>
-                          </m:r>
-                        </m:sub>
-                      </m:sSub>
-                    </m:num>
-                    <m:den>
-                      <m:sSub>
-                        <m:e>
-                          <m:r>
-                            <m:t>D</m:t>
-                          </m:r>
-                        </m:e>
-                        <m:sub>
-                          <m:r>
-                            <m:rPr>
-                              <m:sty m:val="p"/>
-                            </m:rPr>
-                            <m:t>i,t</m:t>
-                          </m:r>
-                        </m:sub>
-                      </m:sSub>
-                    </m:den>
-                  </m:f>
-                </m:e>
-              </m:func>
-            </m:e>
-          </m:nary>
-        </m:oMath>
-      </m:oMathPara>
-    </w:p>
-    <w:p>
-      <w:pPr>
-        <w:spacing w:before="200" w:after="40"/>
-      </w:pPr>
-      <w:r>
-        <w:rPr>
-          <w:b/>
-          <w:sz w:val="22"/>
-        </w:rPr>
-        <w:t>Arithmetic-difference indicator</w:t>
-      </w:r>
-    </w:p>
-    <w:p>
-      <w:pPr>
-        <w:spacing w:after="80"/>
-      </w:pPr>
-      <w:r>
-        <w:rPr>
-          <w:i/>
-          <w:sz w:val="19"/>
-        </w:rPr>
-        <w:t>Used for yield-curve and spread differences</w:t>
-      </w:r>
-    </w:p>
-    <w:p>
-      <w:pPr>
-        <w:spacing w:before="40" w:after="160"/>
-        <w:jc w:val="center"/>
-      </w:pPr>
-      <m:oMathPara>
-        <m:oMath>
-          <m:sSub>
-            <m:e>
-              <m:r>
-                <m:t>I</m:t>
-              </m:r>
-            </m:e>
-            <m:sub>
-              <m:r>
-                <m:t>t</m:t>
-              </m:r>
-            </m:sub>
-          </m:sSub>
-          <m:r>
-            <m:t>=</m:t>
-          </m:r>
-          <m:sSub>
-            <m:e>
-              <m:r>
-                <m:t>a</m:t>
-              </m:r>
-            </m:e>
-            <m:sub>
-              <m:r>
-                <m:t>t</m:t>
-              </m:r>
-            </m:sub>
-          </m:sSub>
-          <m:r>
-            <m:t>−</m:t>
-          </m:r>
-          <m:sSub>
-            <m:e>
-              <m:r>
-                <m:t>b</m:t>
-              </m:r>
-            </m:e>
-            <m:sub>
-              <m:r>
-                <m:t>t</m:t>
-              </m:r>
-            </m:sub>
-          </m:sSub>
-        </m:oMath>
-      </m:oMathPara>
-    </w:p>
-    <w:p>
-      <w:pPr>
-        <w:spacing w:before="200" w:after="40"/>
-      </w:pPr>
-      <w:r>
-        <w:rPr>
-          <w:b/>
-          <w:sz w:val="22"/>
-        </w:rPr>
-        <w:t>Year-on-year transform</w:t>
-      </w:r>
-    </w:p>
-    <w:p>
-      <w:pPr>
-        <w:spacing w:after="80"/>
-      </w:pPr>
-      <w:r>
-        <w:rPr>
-          <w:i/>
-          <w:sz w:val="19"/>
-        </w:rPr>
-        <w:t>Monthly cadence YoY change</w:t>
-      </w:r>
-    </w:p>
-    <w:p>
-      <w:pPr>
-        <w:spacing w:before="40" w:after="160"/>
-        <w:jc w:val="center"/>
-      </w:pPr>
-      <m:oMathPara>
-        <m:oMath>
-          <m:r>
-            <m:rPr>
-              <m:sty m:val="p"/>
-            </m:rPr>
-            <m:t>YoY</m:t>
-          </m:r>
-          <m:d>
-            <m:dPr>
-              <m:begChr m:val="("/>
-              <m:endChr m:val=")"/>
-            </m:dPr>
-            <m:e>
-              <m:sSub>
-                <m:e>
-                  <m:r>
-                    <m:t>x</m:t>
-                  </m:r>
-                </m:e>
-                <m:sub>
-                  <m:r>
-                    <m:t>t</m:t>
-                  </m:r>
-                </m:sub>
-              </m:sSub>
-            </m:e>
-          </m:d>
-          <m:r>
-            <m:t>=</m:t>
-          </m:r>
-          <m:f>
-            <m:num>
-              <m:sSub>
-                <m:e>
-                  <m:r>
-                    <m:t>x</m:t>
-                  </m:r>
-                </m:e>
-                <m:sub>
-                  <m:r>
-                    <m:t>t</m:t>
-                  </m:r>
-                </m:sub>
-              </m:sSub>
-              <m:r>
-                <m:t>−</m:t>
-              </m:r>
-              <m:sSub>
-                <m:e>
-                  <m:r>
-                    <m:t>x</m:t>
-                  </m:r>
-                </m:e>
-                <m:sub>
-                  <m:r>
-                    <m:rPr>
-                      <m:sty m:val="p"/>
-                    </m:rPr>
-                    <m:t>t−12</m:t>
-                  </m:r>
-                </m:sub>
-              </m:sSub>
-            </m:num>
-            <m:den>
-              <m:sSub>
-                <m:e>
-                  <m:r>
-                    <m:t>x</m:t>
-                  </m:r>
-                </m:e>
-                <m:sub>
-                  <m:r>
-                    <m:rPr>
-                      <m:sty m:val="p"/>
-                    </m:rPr>
-                    <m:t>t−12</m:t>
-                  </m:r>
-                </m:sub>
-              </m:sSub>
-            </m:den>
-          </m:f>
-        </m:oMath>
-      </m:oMathPara>
-    </w:p>
-    <w:p>
-      <w:pPr>
-        <w:spacing w:before="200" w:after="40"/>
-      </w:pPr>
-      <w:r>
-        <w:rPr>
-          <w:b/>
-          <w:sz w:val="22"/>
-        </w:rPr>
-        <w:t>3-bucket regime classifier</w:t>
-      </w:r>
-    </w:p>
-    <w:p>
-      <w:pPr>
-        <w:spacing w:after="80"/>
-      </w:pPr>
-      <w:r>
-        <w:rPr>
-          <w:i/>
-          <w:sz w:val="19"/>
-        </w:rPr>
-        <w:t>Standard ±1σ regime helper</w:t>
-      </w:r>
-    </w:p>
-    <w:p>
-      <w:pPr>
-        <w:spacing w:before="40" w:after="160"/>
-        <w:jc w:val="center"/>
-      </w:pPr>
-      <m:oMathPara>
-        <m:oMath>
-          <m:r>
-            <m:rPr>
-              <m:sty m:val="p"/>
-            </m:rPr>
-            <m:t>regime</m:t>
-          </m:r>
-          <m:d>
-            <m:dPr>
-              <m:begChr m:val="("/>
-              <m:endChr m:val=")"/>
-            </m:dPr>
-            <m:e>
-              <m:r>
-                <m:t>z</m:t>
-              </m:r>
-            </m:e>
-          </m:d>
-          <m:r>
-            <m:t>=</m:t>
-          </m:r>
-          <m:d>
-            <m:dPr>
-              <m:begChr m:val="{"/>
-              <m:endChr m:val=""/>
-            </m:dPr>
-            <m:e>
-              <m:eqArr>
-                <m:eqArrPr>
-                  <m:baseJc m:val="center"/>
-                </m:eqArrPr>
-                <m:e>
-                  <m:r>
-                    <m:rPr>
-                      <m:sty m:val="p"/>
-                    </m:rPr>
-                    <m:t>L₊</m:t>
-                  </m:r>
-                  <m:r>
-                    <m:rPr>
-                      <m:sty m:val="p"/>
-                    </m:rPr>
-                    <m:t>,   if z &gt; +1</m:t>
-                  </m:r>
-                </m:e>
-                <m:e>
-                  <m:r>
-                    <m:rPr>
-                      <m:sty m:val="p"/>
-                    </m:rPr>
-                    <m:t>L₀</m:t>
-                  </m:r>
-                  <m:r>
-                    <m:rPr>
-                      <m:sty m:val="p"/>
-                    </m:rPr>
-                    <m:t>,   if |z| ≤ 1</m:t>
-                  </m:r>
-                </m:e>
-                <m:e>
-                  <m:r>
-                    <m:rPr>
-                      <m:sty m:val="p"/>
-                    </m:rPr>
-                    <m:t>L₋</m:t>
-                  </m:r>
-                  <m:r>
-                    <m:rPr>
-                      <m:sty m:val="p"/>
-                    </m:rPr>
-                    <m:t>,   if z &lt; −1</m:t>
-                  </m:r>
-                </m:e>
-              </m:eqArr>
-            </m:e>
-          </m:d>
-        </m:oMath>
-      </m:oMathPara>
-    </w:p>
-    <w:p>
-      <w:pPr>
-        <w:spacing w:before="200" w:after="40"/>
-      </w:pPr>
-      <w:r>
-        <w:rPr>
-          <w:b/>
-          <w:sz w:val="22"/>
-        </w:rPr>
-        <w:t>Forward-regime slope</w:t>
-      </w:r>
-    </w:p>
-    <w:p>
-      <w:pPr>
-        <w:spacing w:after="80"/>
-      </w:pPr>
-      <w:r>
-        <w:rPr>
-          <w:i/>
-          <w:sz w:val="19"/>
-        </w:rPr>
-        <w:t>Eight-week z-score slope</w:t>
-      </w:r>
-    </w:p>
-    <w:p>
-      <w:pPr>
-        <w:spacing w:before="40" w:after="160"/>
-        <w:jc w:val="center"/>
-      </w:pPr>
-      <m:oMathPara>
-        <m:oMath>
-          <m:r>
-            <m:t>β</m:t>
-          </m:r>
-          <m:r>
-            <m:t>=</m:t>
-          </m:r>
-          <m:f>
-            <m:num>
-              <m:sSub>
-                <m:e>
-                  <m:r>
-                    <m:t>z</m:t>
-                  </m:r>
-                </m:e>
-                <m:sub>
-                  <m:r>
-                    <m:t>t</m:t>
-                  </m:r>
-                </m:sub>
-              </m:sSub>
-              <m:r>
-                <m:t>−</m:t>
-              </m:r>
-              <m:sSub>
-                <m:e>
-                  <m:r>
-                    <m:t>z</m:t>
-                  </m:r>
-                </m:e>
-                <m:sub>
-                  <m:r>
-                    <m:rPr>
-                      <m:sty m:val="p"/>
-                    </m:rPr>
-                    <m:t>t−8</m:t>
-                  </m:r>
-                </m:sub>
-              </m:sSub>
-            </m:num>
-            <m:den>
-              <m:r>
-                <m:rPr>
-                  <m:sty m:val="p"/>
-                </m:rPr>
-                <m:t>8</m:t>
-              </m:r>
-            </m:den>
-          </m:f>
-        </m:oMath>
-      </m:oMathPara>
-    </w:p>
-    <w:p>
-      <w:pPr>
-        <w:spacing w:before="200" w:after="40"/>
-      </w:pPr>
-      <w:r>
-        <w:rPr>
-          <w:b/>
-          <w:sz w:val="22"/>
-        </w:rPr>
-        <w:t>Forward-regime classification</w:t>
-      </w:r>
-    </w:p>
-    <w:p>
-      <w:pPr>
-        <w:spacing w:after="80"/>
-      </w:pPr>
-      <w:r>
-        <w:rPr>
-          <w:i/>
-          <w:sz w:val="19"/>
-        </w:rPr>
-        <w:t>Piecewise on β with ±0.15 thresholds</w:t>
-      </w:r>
-    </w:p>
-    <w:p>
-      <w:pPr>
-        <w:spacing w:before="40" w:after="160"/>
-        <w:jc w:val="center"/>
-      </w:pPr>
-      <m:oMathPara>
-        <m:oMath>
-          <m:r>
-            <m:rPr>
-              <m:sty m:val="p"/>
-            </m:rPr>
-            <m:t>fwd_regime</m:t>
-          </m:r>
-          <m:r>
-            <m:t>=</m:t>
-          </m:r>
-          <m:d>
-            <m:dPr>
-              <m:begChr m:val="{"/>
-              <m:endChr m:val=""/>
-            </m:dPr>
-            <m:e>
-              <m:eqArr>
-                <m:eqArrPr>
-                  <m:baseJc m:val="center"/>
-                </m:eqArrPr>
-                <m:e>
-                  <m:r>
-                    <m:rPr>
-                      <m:sty m:val="p"/>
-                    </m:rPr>
-                    <m:t>improving</m:t>
-                  </m:r>
-                  <m:r>
-                    <m:rPr>
-                      <m:sty m:val="p"/>
-                    </m:rPr>
-                    <m:t>,       if β &gt; +0.15</m:t>
-                  </m:r>
-                </m:e>
-                <m:e>
-                  <m:r>
-                    <m:rPr>
-                      <m:sty m:val="p"/>
-                    </m:rPr>
-                    <m:t>stable</m:t>
-                  </m:r>
-                  <m:r>
-                    <m:rPr>
-                      <m:sty m:val="p"/>
-                    </m:rPr>
-                    <m:t>,         if |β| ≤ 0.15</m:t>
-                  </m:r>
-                </m:e>
-                <m:e>
-                  <m:r>
-                    <m:rPr>
-                      <m:sty m:val="p"/>
-                    </m:rPr>
-                    <m:t>deteriorating</m:t>
-                  </m:r>
-                  <m:r>
-                    <m:rPr>
-                      <m:sty m:val="p"/>
-                    </m:rPr>
-                    <m:t>,  if β &lt; −0.15</m:t>
-                  </m:r>
-                </m:e>
-              </m:eqArr>
-            </m:e>
-          </m:d>
-        </m:oMath>
-      </m:oMathPara>
-    </w:p>
-    <w:p>
-      <w:pPr>
-        <w:spacing w:before="200" w:after="40"/>
-      </w:pPr>
-      <w:r>
-        <w:rPr>
-          <w:b/>
-          <w:sz w:val="22"/>
-        </w:rPr>
-        <w:t>Z-score trend — intensifying</w:t>
-      </w:r>
-    </w:p>
-    <w:p>
-      <w:pPr>
-        <w:spacing w:before="40" w:after="160"/>
-        <w:jc w:val="center"/>
-      </w:pPr>
-      <m:oMathPara>
-        <m:oMath>
-          <m:r>
-            <m:rPr>
-              <m:sty m:val="p"/>
-            </m:rPr>
-            <m:t>intensifying:    </m:t>
-          </m:r>
-          <m:d>
-            <m:dPr>
-              <m:begChr m:val="|"/>
-              <m:endChr m:val="|"/>
-            </m:dPr>
-            <m:e>
-              <m:sSub>
-                <m:e>
-                  <m:r>
-                    <m:t>z</m:t>
-                  </m:r>
-                </m:e>
-                <m:sub>
-                  <m:r>
-                    <m:rPr>
-                      <m:sty m:val="p"/>
-                    </m:rPr>
-                    <m:t>t</m:t>
-                  </m:r>
-                </m:sub>
-              </m:sSub>
-            </m:e>
-          </m:d>
-          <m:r>
-            <m:t>&gt;</m:t>
-          </m:r>
-          <m:d>
-            <m:dPr>
-              <m:begChr m:val="|"/>
-              <m:endChr m:val="|"/>
-            </m:dPr>
-            <m:e>
-              <m:sSub>
-                <m:e>
-                  <m:r>
-                    <m:t>z</m:t>
-                  </m:r>
-                </m:e>
-                <m:sub>
-                  <m:r>
-                    <m:rPr>
-                      <m:sty m:val="p"/>
-                    </m:rPr>
-                    <m:t>t−1</m:t>
-                  </m:r>
-                </m:sub>
-              </m:sSub>
-            </m:e>
-          </m:d>
-          <m:r>
-            <m:rPr>
-              <m:sty m:val="p"/>
-            </m:rPr>
-            <m:t>    ∧    </m:t>
-          </m:r>
-          <m:d>
-            <m:dPr>
-              <m:begChr m:val="|"/>
-              <m:endChr m:val="|"/>
-            </m:dPr>
-            <m:e>
-              <m:sSub>
-                <m:e>
-                  <m:r>
-                    <m:t>z</m:t>
-                  </m:r>
-                </m:e>
-                <m:sub>
-                  <m:r>
-                    <m:rPr>
-                      <m:sty m:val="p"/>
-                    </m:rPr>
-                    <m:t>t</m:t>
-                  </m:r>
-                </m:sub>
-              </m:sSub>
-            </m:e>
-          </m:d>
-          <m:r>
-            <m:t>&gt;</m:t>
-          </m:r>
-          <m:d>
-            <m:dPr>
-              <m:begChr m:val="|"/>
-              <m:endChr m:val="|"/>
-            </m:dPr>
-            <m:e>
-              <m:sSub>
-                <m:e>
-                  <m:r>
-                    <m:t>z</m:t>
-                  </m:r>
-                </m:e>
-                <m:sub>
-                  <m:r>
-                    <m:rPr>
-                      <m:sty m:val="p"/>
-                    </m:rPr>
-                    <m:t>t−4</m:t>
-                  </m:r>
-                </m:sub>
-              </m:sSub>
-            </m:e>
-          </m:d>
-          <m:r>
-            <m:rPr>
-              <m:sty m:val="p"/>
-            </m:rPr>
-            <m:t>    ∧    </m:t>
-          </m:r>
-          <m:d>
-            <m:dPr>
-              <m:begChr m:val="|"/>
-              <m:endChr m:val="|"/>
-            </m:dPr>
-            <m:e>
-              <m:sSub>
-                <m:e>
-                  <m:r>
-                    <m:t>z</m:t>
-                  </m:r>
-                </m:e>
-                <m:sub>
-                  <m:r>
-                    <m:rPr>
-                      <m:sty m:val="p"/>
-                    </m:rPr>
-                    <m:t>t</m:t>
-                  </m:r>
-                </m:sub>
-              </m:sSub>
-            </m:e>
-          </m:d>
-          <m:r>
-            <m:t>≥</m:t>
-          </m:r>
-          <m:r>
-            <m:rPr>
-              <m:sty m:val="p"/>
-            </m:rPr>
-            <m:t>0.9 ·</m:t>
-          </m:r>
-          <m:r>
-            <m:rPr>
-              <m:sty m:val="p"/>
-            </m:rPr>
-            <m:t>max</m:t>
-          </m:r>
-          <m:sSub>
-            <m:e>
-              <m:r>
-                <m:rPr>
-                  <m:sty m:val="p"/>
-                </m:rPr>
-                <m:t/>
-              </m:r>
-            </m:e>
-            <m:sub>
-              <m:r>
-                <m:rPr>
-                  <m:sty m:val="p"/>
-                </m:rPr>
-                <m:t>[t−13, t]</m:t>
-              </m:r>
-            </m:sub>
-          </m:sSub>
-          <m:d>
-            <m:dPr>
-              <m:begChr m:val="|"/>
-              <m:endChr m:val="|"/>
-            </m:dPr>
-            <m:e>
-              <m:r>
-                <m:t>z</m:t>
-              </m:r>
-            </m:e>
-          </m:d>
-        </m:oMath>
-      </m:oMathPara>
-    </w:p>
-    <w:p>
-      <w:pPr>
-        <w:spacing w:before="200" w:after="40"/>
-      </w:pPr>
-      <w:r>
-        <w:rPr>
-          <w:b/>
-          <w:sz w:val="22"/>
-        </w:rPr>
-        <w:t>Z-score trend — fading</w:t>
-      </w:r>
-    </w:p>
-    <w:p>
-      <w:pPr>
-        <w:spacing w:before="40" w:after="160"/>
-        <w:jc w:val="center"/>
-      </w:pPr>
-      <m:oMathPara>
-        <m:oMath>
-          <m:r>
-            <m:rPr>
-              <m:sty m:val="p"/>
-            </m:rPr>
-            <m:t>fading:    </m:t>
-          </m:r>
-          <m:d>
-            <m:dPr>
-              <m:begChr m:val="|"/>
-              <m:endChr m:val="|"/>
-            </m:dPr>
-            <m:e>
-              <m:sSub>
-                <m:e>
-                  <m:r>
-                    <m:t>z</m:t>
-                  </m:r>
-                </m:e>
-                <m:sub>
-                  <m:r>
-                    <m:rPr>
-                      <m:sty m:val="p"/>
-                    </m:rPr>
-                    <m:t>t</m:t>
-                  </m:r>
-                </m:sub>
-              </m:sSub>
-            </m:e>
-          </m:d>
-          <m:r>
-            <m:t>&lt;</m:t>
-          </m:r>
-          <m:r>
-            <m:rPr>
-              <m:sty m:val="p"/>
-            </m:rPr>
-            <m:t>0.9 ·</m:t>
-          </m:r>
-          <m:d>
-            <m:dPr>
-              <m:begChr m:val="|"/>
-              <m:endChr m:val="|"/>
-            </m:dPr>
-            <m:e>
-              <m:sSub>
-                <m:e>
-                  <m:r>
-                    <m:t>z</m:t>
-                  </m:r>
-                </m:e>
-                <m:sub>
-                  <m:r>
-                    <m:rPr>
-                      <m:sty m:val="p"/>
-                    </m:rPr>
-                    <m:t>t−4</m:t>
-                  </m:r>
-                </m:sub>
-              </m:sSub>
-            </m:e>
-          </m:d>
-        </m:oMath>
-      </m:oMathPara>
-    </w:p>
-    <w:p>
-      <w:pPr>
-        <w:spacing w:before="200" w:after="40"/>
-      </w:pPr>
-      <w:r>
-        <w:rPr>
-          <w:b/>
-          <w:sz w:val="22"/>
-        </w:rPr>
-        <w:t>Z-score trend — reversing</w:t>
-      </w:r>
-    </w:p>
-    <w:p>
-      <w:pPr>
-        <w:spacing w:before="40" w:after="160"/>
-        <w:jc w:val="center"/>
-      </w:pPr>
-      <m:oMathPara>
-        <m:oMath>
-          <m:r>
-            <m:rPr>
-              <m:sty m:val="p"/>
-            </m:rPr>
-            <m:t>reversing:    </m:t>
-          </m:r>
-          <m:r>
-            <m:rPr>
-              <m:sty m:val="p"/>
-            </m:rPr>
-            <m:t>sgn</m:t>
-          </m:r>
-          <m:d>
-            <m:dPr>
-              <m:begChr m:val="("/>
-              <m:endChr m:val=")"/>
-            </m:dPr>
-            <m:e>
-              <m:sSub>
-                <m:e>
-                  <m:r>
-                    <m:t>z</m:t>
-                  </m:r>
-                </m:e>
-                <m:sub>
-                  <m:r>
-                    <m:rPr>
-                      <m:sty m:val="p"/>
-                    </m:rPr>
-                    <m:t>t</m:t>
-                  </m:r>
-                </m:sub>
-              </m:sSub>
-            </m:e>
-          </m:d>
-          <m:r>
-            <m:t>≠</m:t>
-          </m:r>
-          <m:r>
-            <m:rPr>
-              <m:sty m:val="p"/>
-            </m:rPr>
-            <m:t>sgn</m:t>
-          </m:r>
-          <m:d>
-            <m:dPr>
-              <m:begChr m:val="("/>
-              <m:endChr m:val=")"/>
-            </m:dPr>
-            <m:e>
-              <m:sSub>
-                <m:e>
-                  <m:r>
-                    <m:t>z</m:t>
-                  </m:r>
-                </m:e>
-                <m:sub>
-                  <m:r>
-                    <m:rPr>
-                      <m:sty m:val="p"/>
-                    </m:rPr>
-                    <m:t>t−4</m:t>
-                  </m:r>
-                </m:sub>
-              </m:sSub>
-            </m:e>
-          </m:d>
-          <m:r>
-            <m:rPr>
-              <m:sty m:val="p"/>
-            </m:rPr>
-            <m:t>    ∧    </m:t>
-          </m:r>
-          <m:d>
-            <m:dPr>
-              <m:begChr m:val="|"/>
-              <m:endChr m:val="|"/>
-            </m:dPr>
-            <m:e>
-              <m:sSub>
-                <m:e>
-                  <m:r>
-                    <m:t>z</m:t>
-                  </m:r>
-                </m:e>
-                <m:sub>
-                  <m:r>
-                    <m:rPr>
-                      <m:sty m:val="p"/>
-                    </m:rPr>
-                    <m:t>t−4</m:t>
-                  </m:r>
-                </m:sub>
-              </m:sSub>
-            </m:e>
-          </m:d>
-          <m:r>
-            <m:t>&gt;</m:t>
-          </m:r>
-          <m:r>
-            <m:rPr>
-              <m:sty m:val="p"/>
-            </m:rPr>
-            <m:t>0.5</m:t>
-          </m:r>
-        </m:oMath>
-      </m:oMathPara>
-    </w:p>
-    <w:p>
-      <w:pPr>
-        <w:spacing w:before="200" w:after="40"/>
-      </w:pPr>
-      <w:r>
-        <w:rPr>
-          <w:b/>
-          <w:sz w:val="22"/>
-        </w:rPr>
-        <w:t>US_G1 — XLY / XLP</w:t>
-      </w:r>
-    </w:p>
-    <w:p>
-      <w:pPr>
-        <w:spacing w:after="80"/>
-      </w:pPr>
-      <w:r>
-        <w:rPr>
-          <w:i/>
-          <w:sz w:val="19"/>
-        </w:rPr>
-        <w:t>Equity rotation worked example</w:t>
-      </w:r>
-    </w:p>
-    <w:p>
-      <w:pPr>
-        <w:spacing w:before="40" w:after="160"/>
-        <w:jc w:val="center"/>
-      </w:pPr>
-      <m:oMathPara>
-        <m:oMath>
-          <m:r>
-            <m:t>I</m:t>
-          </m:r>
-          <m:r>
-            <m:t>=</m:t>
-          </m:r>
-          <m:func>
-            <m:fName>
-              <m:r>
-                <m:rPr>
-                  <m:sty m:val="p"/>
-                </m:rPr>
-                <m:t>log</m:t>
-              </m:r>
-            </m:fName>
-            <m:e>
-              <m:f>
-                <m:num>
-                  <m:r>
-                    <m:rPr>
-                      <m:sty m:val="p"/>
-                    </m:rPr>
-                    <m:t>XLY</m:t>
-                  </m:r>
-                </m:num>
-                <m:den>
-                  <m:r>
-                    <m:rPr>
-                      <m:sty m:val="p"/>
-                    </m:rPr>
-                    <m:t>XLP</m:t>
-                  </m:r>
-                </m:den>
-              </m:f>
-            </m:e>
-          </m:func>
-        </m:oMath>
-      </m:oMathPara>
-    </w:p>
-    <w:p>
-      <w:pPr>
-        <w:spacing w:before="200" w:after="40"/>
-      </w:pPr>
-      <w:r>
-        <w:rPr>
-          <w:b/>
-          <w:sz w:val="22"/>
-        </w:rPr>
-        <w:t>US_G2 — (XLI+XLF) / (XLU+XLP)</w:t>
-      </w:r>
-    </w:p>
-    <w:p>
-      <w:pPr>
-        <w:spacing w:after="80"/>
-      </w:pPr>
-      <w:r>
-        <w:rPr>
-          <w:i/>
-          <w:sz w:val="19"/>
-        </w:rPr>
-        <w:t>Composite equity rotation</w:t>
-      </w:r>
-    </w:p>
-    <w:p>
-      <w:pPr>
-        <w:spacing w:before="40" w:after="160"/>
-        <w:jc w:val="center"/>
-      </w:pPr>
-      <m:oMathPara>
-        <m:oMath>
-          <m:r>
-            <m:t>I</m:t>
-          </m:r>
-          <m:r>
-            <m:t>=</m:t>
-          </m:r>
-          <m:func>
-            <m:fName>
-              <m:r>
-                <m:rPr>
-                  <m:sty m:val="p"/>
-                </m:rPr>
-                <m:t>log</m:t>
-              </m:r>
-            </m:fName>
-            <m:e>
-              <m:f>
-                <m:num>
-                  <m:r>
-                    <m:rPr>
-                      <m:sty m:val="p"/>
-                    </m:rPr>
-                    <m:t>XLI</m:t>
-                  </m:r>
-                  <m:r>
-                    <m:t>+</m:t>
-                  </m:r>
-                  <m:r>
-                    <m:rPr>
-                      <m:sty m:val="p"/>
-                    </m:rPr>
-                    <m:t>XLF</m:t>
-                  </m:r>
-                </m:num>
-                <m:den>
-                  <m:r>
-                    <m:rPr>
-                      <m:sty m:val="p"/>
-                    </m:rPr>
-                    <m:t>XLU</m:t>
-                  </m:r>
-                  <m:r>
-                    <m:t>+</m:t>
-                  </m:r>
-                  <m:r>
-                    <m:rPr>
-                      <m:sty m:val="p"/>
-                    </m:rPr>
-                    <m:t>XLP</m:t>
-                  </m:r>
-                </m:den>
-              </m:f>
-            </m:e>
-          </m:func>
-        </m:oMath>
-      </m:oMathPara>
-    </w:p>
-    <w:p>
-      <w:pPr>
-        <w:spacing w:before="200" w:after="40"/>
-      </w:pPr>
-      <w:r>
-        <w:rPr>
-          <w:b/>
-          <w:sz w:val="22"/>
-        </w:rPr>
-        <w:t>US_R1 — 10Y − 3M</w:t>
-      </w:r>
-    </w:p>
-    <w:p>
-      <w:pPr>
-        <w:spacing w:after="80"/>
-      </w:pPr>
-      <w:r>
-        <w:rPr>
-          <w:i/>
-          <w:sz w:val="19"/>
-        </w:rPr>
-        <w:t>Yield curve, raw</w:t>
-      </w:r>
-    </w:p>
-    <w:p>
-      <w:pPr>
-        <w:spacing w:before="40" w:after="160"/>
-        <w:jc w:val="center"/>
-      </w:pPr>
-      <m:oMathPara>
-        <m:oMath>
-          <m:r>
-            <m:t>I</m:t>
-          </m:r>
-          <m:r>
-            <m:t>=</m:t>
-          </m:r>
-          <m:sSub>
-            <m:e>
-              <m:r>
-                <m:t>y</m:t>
-              </m:r>
-            </m:e>
-            <m:sub>
-              <m:r>
-                <m:rPr>
-                  <m:sty m:val="p"/>
-                </m:rPr>
-                <m:t>10Y</m:t>
-              </m:r>
-            </m:sub>
-          </m:sSub>
-          <m:r>
-            <m:t>−</m:t>
-          </m:r>
-          <m:sSub>
-            <m:e>
-              <m:r>
-                <m:t>y</m:t>
-              </m:r>
-            </m:e>
-            <m:sub>
-              <m:r>
-                <m:rPr>
-                  <m:sty m:val="p"/>
-                </m:rPr>
-                <m:t>3M</m:t>
-              </m:r>
-            </m:sub>
-          </m:sSub>
-        </m:oMath>
-      </m:oMathPara>
-    </w:p>
-    <w:p>
-      <w:pPr>
-        <w:spacing w:before="200" w:after="40"/>
-      </w:pPr>
-      <w:r>
-        <w:rPr>
-          <w:b/>
-          <w:sz w:val="22"/>
-        </w:rPr>
-        <w:t>US_R1 — regime (level override)</w:t>
-      </w:r>
-    </w:p>
-    <w:p>
-      <w:pPr>
-        <w:spacing w:after="80"/>
-      </w:pPr>
-      <w:r>
-        <w:rPr>
-          <w:i/>
-          <w:sz w:val="19"/>
-        </w:rPr>
-        <w:t>Yield-curve regime with inversion override</w:t>
-      </w:r>
-    </w:p>
-    <w:p>
-      <w:pPr>
-        <w:spacing w:before="40" w:after="160"/>
-        <w:jc w:val="center"/>
-      </w:pPr>
-      <m:oMathPara>
-        <m:oMath>
-          <m:r>
-            <m:rPr>
-              <m:sty m:val="p"/>
-            </m:rPr>
-            <m:t>regime</m:t>
-          </m:r>
-          <m:d>
-            <m:dPr>
-              <m:begChr m:val="("/>
-              <m:endChr m:val=")"/>
-            </m:dPr>
-            <m:e>
-              <m:sSub>
-                <m:e>
-                  <m:r>
-                    <m:t>I</m:t>
-                  </m:r>
-                </m:e>
-                <m:sub>
-                  <m:r>
-                    <m:t>t</m:t>
-                  </m:r>
-                </m:sub>
-              </m:sSub>
-              <m:r>
-                <m:rPr>
-                  <m:sty m:val="p"/>
-                </m:rPr>
-                <m:t>, </m:t>
-              </m:r>
-              <m:sSub>
-                <m:e>
-                  <m:r>
-                    <m:t>z</m:t>
-                  </m:r>
-                </m:e>
-                <m:sub>
-                  <m:r>
-                    <m:t>t</m:t>
-                  </m:r>
-                </m:sub>
-              </m:sSub>
-            </m:e>
-          </m:d>
-          <m:r>
-            <m:t>=</m:t>
-          </m:r>
-          <m:d>
-            <m:dPr>
-              <m:begChr m:val="{"/>
-              <m:endChr m:val=""/>
-            </m:dPr>
-            <m:e>
-              <m:eqArr>
-                <m:eqArrPr>
-                  <m:baseJc m:val="center"/>
-                </m:eqArrPr>
-                <m:e>
-                  <m:r>
-                    <m:rPr>
-                      <m:sty m:val="p"/>
-                    </m:rPr>
-                    <m:t>recession-watch</m:t>
-                  </m:r>
-                  <m:r>
-                    <m:rPr>
-                      <m:sty m:val="p"/>
-                    </m:rPr>
-                    <m:t>,   if I_t &lt; 0</m:t>
-                  </m:r>
-                </m:e>
-                <m:e>
-                  <m:r>
-                    <m:rPr>
-                      <m:sty m:val="p"/>
-                    </m:rPr>
-                    <m:t>early-cycle</m:t>
-                  </m:r>
-                  <m:r>
-                    <m:rPr>
-                      <m:sty m:val="p"/>
-                    </m:rPr>
-                    <m:t>,       if I_t &gt; 0   ∧   z_t &gt; +1</m:t>
-                  </m:r>
-                </m:e>
-                <m:e>
-                  <m:r>
-                    <m:rPr>
-                      <m:sty m:val="p"/>
-                    </m:rPr>
-                    <m:t>mid-cycle</m:t>
-                  </m:r>
-                  <m:r>
-                    <m:rPr>
-                      <m:sty m:val="p"/>
-                    </m:rPr>
-                    <m:t>,         if I_t &gt; 0   ∧   |z_t| ≤ 1</m:t>
-                  </m:r>
-                </m:e>
-                <m:e>
-                  <m:r>
-                    <m:rPr>
-                      <m:sty m:val="p"/>
-                    </m:rPr>
-                    <m:t>late-cycle</m:t>
-                  </m:r>
-                  <m:r>
-                    <m:rPr>
-                      <m:sty m:val="p"/>
-                    </m:rPr>
-                    <m:t>,        if I_t &gt; 0   ∧   z_t &lt; −1</m:t>
-                  </m:r>
-                </m:e>
-              </m:eqArr>
-            </m:e>
-          </m:d>
-        </m:oMath>
-      </m:oMathPara>
-    </w:p>
-    <w:p>
-      <w:pPr>
-        <w:spacing w:before="200" w:after="40"/>
-      </w:pPr>
-      <w:r>
-        <w:rPr>
-          <w:b/>
-          <w:sz w:val="22"/>
-        </w:rPr>
-        <w:t>US_Cr2 — 5-regime classifier</w:t>
-      </w:r>
-    </w:p>
-    <w:p>
-      <w:pPr>
-        <w:spacing w:after="80"/>
-      </w:pPr>
-      <w:r>
-        <w:rPr>
-          <w:i/>
-          <w:sz w:val="19"/>
-        </w:rPr>
-        <w:t>HY credit spread</w:t>
-      </w:r>
-    </w:p>
-    <w:p>
-      <w:pPr>
-        <w:spacing w:before="40" w:after="160"/>
-        <w:jc w:val="center"/>
-      </w:pPr>
-      <m:oMathPara>
-        <m:oMath>
-          <m:r>
-            <m:rPr>
-              <m:sty m:val="p"/>
-            </m:rPr>
-            <m:t>regime</m:t>
-          </m:r>
-          <m:r>
-            <m:t>=</m:t>
-          </m:r>
-          <m:d>
-            <m:dPr>
-              <m:begChr m:val="{"/>
-              <m:endChr m:val=""/>
-            </m:dPr>
-            <m:e>
-              <m:eqArr>
-                <m:eqArrPr>
-                  <m:baseJc m:val="center"/>
-                </m:eqArrPr>
-                <m:e>
-                  <m:r>
-                    <m:rPr>
-                      <m:sty m:val="p"/>
-                    </m:rPr>
-                    <m:t>opportunity</m:t>
-                  </m:r>
-                  <m:r>
-                    <m:rPr>
-                      <m:sty m:val="p"/>
-                    </m:rPr>
-                    <m:t>,   if HY_OAS &gt; 800   ∨   z &gt; +2</m:t>
-                  </m:r>
-                </m:e>
-                <m:e>
-                  <m:r>
-                    <m:rPr>
-                      <m:sty m:val="p"/>
-                    </m:rPr>
-                    <m:t>stress</m:t>
-                  </m:r>
-                  <m:r>
-                    <m:rPr>
-                      <m:sty m:val="p"/>
-                    </m:rPr>
-                    <m:t>,            if HY_OAS &gt; 500   ∧   z &gt; +1</m:t>
-                  </m:r>
-                </m:e>
-                <m:e>
-                  <m:r>
-                    <m:rPr>
-                      <m:sty m:val="p"/>
-                    </m:rPr>
-                    <m:t>normal</m:t>
-                  </m:r>
-                  <m:r>
-                    <m:rPr>
-                      <m:sty m:val="p"/>
-                    </m:rPr>
-                    <m:t>,          if 400 ≤ HY_OAS ≤ 600   ∧   |z| &lt; 1</m:t>
-                  </m:r>
-                </m:e>
-                <m:e>
-                  <m:r>
-                    <m:rPr>
-                      <m:sty m:val="p"/>
-                    </m:rPr>
-                    <m:t>complacent</m:t>
-                  </m:r>
-                  <m:r>
-                    <m:rPr>
-                      <m:sty m:val="p"/>
-                    </m:rPr>
-                    <m:t>,   if HY_OAS &lt; 400   ∧   z &lt; −0.5</m:t>
-                  </m:r>
-                </m:e>
-                <m:e>
-                  <m:r>
-                    <m:rPr>
-                      <m:sty m:val="p"/>
-                    </m:rPr>
-                    <m:t>frothy</m:t>
-                  </m:r>
-                  <m:r>
-                    <m:rPr>
-                      <m:sty m:val="p"/>
-                    </m:rPr>
-                    <m:t>,            if HY_OAS &lt; 300   ∧   z &lt; −1</m:t>
-                  </m:r>
-                </m:e>
-              </m:eqArr>
-            </m:e>
-          </m:d>
-        </m:oMath>
-      </m:oMathPara>
-    </w:p>
-    <w:p>
-      <w:pPr>
-        <w:spacing w:before="200" w:after="40"/>
-      </w:pPr>
-      <w:r>
-        <w:rPr>
-          <w:b/>
-          <w:sz w:val="22"/>
-        </w:rPr>
-        <w:t>US_V1 — VIX3M − VIX</w:t>
-      </w:r>
-    </w:p>
-    <w:p>
-      <w:pPr>
-        <w:spacing w:after="80"/>
-      </w:pPr>
-      <w:r>
-        <w:rPr>
-          <w:i/>
-          <w:sz w:val="19"/>
-        </w:rPr>
-        <w:t>Volatility term structure</w:t>
-      </w:r>
-    </w:p>
-    <w:p>
-      <w:pPr>
-        <w:spacing w:before="40" w:after="160"/>
-        <w:jc w:val="center"/>
-      </w:pPr>
-      <m:oMathPara>
-        <m:oMath>
-          <m:r>
-            <m:t>I</m:t>
-          </m:r>
-          <m:r>
-            <m:t>=</m:t>
-          </m:r>
-          <m:r>
-            <m:rPr>
-              <m:sty m:val="p"/>
-            </m:rPr>
-            <m:t>VIX3M</m:t>
-          </m:r>
-          <m:r>
-            <m:t>−</m:t>
-          </m:r>
-          <m:r>
-            <m:rPr>
-              <m:sty m:val="p"/>
-            </m:rPr>
-            <m:t>VIX</m:t>
-          </m:r>
-        </m:oMath>
-      </m:oMathPara>
-    </w:p>
-    <w:p>
-      <w:pPr>
-        <w:spacing w:before="200" w:after="40"/>
-      </w:pPr>
-      <w:r>
-        <w:rPr>
-          <w:b/>
-          <w:sz w:val="22"/>
-        </w:rPr>
-        <w:t>FX_CMD1 — log(copper / gold)</w:t>
-      </w:r>
-    </w:p>
-    <w:p>
-      <w:pPr>
-        <w:spacing w:after="80"/>
-      </w:pPr>
-      <w:r>
-        <w:rPr>
-          <w:i/>
-          <w:sz w:val="19"/>
-        </w:rPr>
-        <w:t>Cross-asset growth proxy</w:t>
-      </w:r>
-    </w:p>
-    <w:p>
-      <w:pPr>
-        <w:spacing w:before="40" w:after="160"/>
-        <w:jc w:val="center"/>
-      </w:pPr>
-      <m:oMathPara>
-        <m:oMath>
-          <m:r>
-            <m:t>I</m:t>
-          </m:r>
-          <m:r>
-            <m:t>=</m:t>
-          </m:r>
-          <m:func>
-            <m:fName>
-              <m:r>
-                <m:rPr>
-                  <m:sty m:val="p"/>
-                </m:rPr>
-                <m:t>log</m:t>
-              </m:r>
-            </m:fName>
-            <m:e>
-              <m:f>
-                <m:num>
-                  <m:r>
-                    <m:rPr>
-                      <m:sty m:val="p"/>
-                    </m:rPr>
-                    <m:t>copper</m:t>
-                  </m:r>
-                </m:num>
-                <m:den>
-                  <m:r>
-                    <m:rPr>
-                      <m:sty m:val="p"/>
-                    </m:rPr>
-                    <m:t>gold</m:t>
-                  </m:r>
-                </m:den>
-              </m:f>
-            </m:e>
-          </m:func>
-        </m:oMath>
-      </m:oMathPara>
-    </w:p>
-    <w:p>
-      <w:pPr>
-        <w:spacing w:before="200" w:after="40"/>
-      </w:pPr>
-      <w:r>
-        <w:rPr>
-          <w:b/>
-          <w:sz w:val="22"/>
-        </w:rPr>
-        <w:t>GL_PMI1 — equal-weight PMI z-mean</w:t>
-      </w:r>
-    </w:p>
-    <w:p>
-      <w:pPr>
-        <w:spacing w:after="80"/>
-      </w:pPr>
-      <w:r>
-        <w:rPr>
-          <w:i/>
-          <w:sz w:val="19"/>
-        </w:rPr>
-        <w:t>Survey-derived composite</w:t>
-      </w:r>
-    </w:p>
-    <w:p>
-      <w:pPr>
-        <w:spacing w:before="40" w:after="160"/>
-        <w:jc w:val="center"/>
-      </w:pPr>
-      <m:oMathPara>
-        <m:oMath>
-          <m:r>
-            <m:t>I</m:t>
-          </m:r>
-          <m:r>
-            <m:t>=</m:t>
-          </m:r>
-          <m:f>
-            <m:num>
-              <m:r>
-                <m:rPr>
-                  <m:sty m:val="p"/>
-                </m:rPr>
-                <m:t>1</m:t>
-              </m:r>
-            </m:num>
-            <m:den>
-              <m:r>
-                <m:t>n</m:t>
-              </m:r>
-            </m:den>
-          </m:f>
-          <m:nary>
-            <m:naryPr>
-              <m:chr m:val="∑"/>
-              <m:limLoc m:val="undOvr"/>
-            </m:naryPr>
-            <m:sub>
-              <m:r>
-                <m:rPr>
-                  <m:sty m:val="p"/>
-                </m:rPr>
-                <m:t>i=1</m:t>
-              </m:r>
-            </m:sub>
-            <m:sup>
-              <m:r>
-                <m:t>n</m:t>
-              </m:r>
-            </m:sup>
-            <m:e>
-              <m:sSub>
-                <m:e>
-                  <m:r>
-                    <m:t>z</m:t>
-                  </m:r>
-                </m:e>
-                <m:sub>
-                  <m:r>
-                    <m:t>i</m:t>
-                  </m:r>
-                </m:sub>
-              </m:sSub>
-            </m:e>
-          </m:nary>
-        </m:oMath>
-      </m:oMathPara>
-    </w:p>
-    <w:p>
-      <w:pPr>
-        <w:spacing w:before="200" w:after="40"/>
-      </w:pPr>
-      <w:r>
-        <w:rPr>
-          <w:b/>
-          <w:sz w:val="22"/>
-        </w:rPr>
-        <w:t>Staleness age</w:t>
-      </w:r>
-    </w:p>
-    <w:p>
-      <w:pPr>
-        <w:spacing w:after="80"/>
-      </w:pPr>
-      <w:r>
-        <w:rPr>
-          <w:i/>
-          <w:sz w:val="19"/>
-        </w:rPr>
-        <w:t>Audit Section C metric</w:t>
-      </w:r>
-    </w:p>
-    <w:p>
-      <w:pPr>
-        <w:spacing w:before="40" w:after="160"/>
-        <w:jc w:val="center"/>
-      </w:pPr>
-      <m:oMathPara>
-        <m:oMath>
-          <m:r>
-            <m:rPr>
-              <m:sty m:val="p"/>
-            </m:rPr>
-            <m:t>age</m:t>
-          </m:r>
-          <m:d>
-            <m:dPr>
-              <m:begChr m:val="("/>
-              <m:endChr m:val=")"/>
-            </m:dPr>
-            <m:e>
-              <m:r>
-                <m:t>s</m:t>
-              </m:r>
-            </m:e>
-          </m:d>
-          <m:r>
-            <m:t>=</m:t>
-          </m:r>
-          <m:sSub>
-            <m:e>
-              <m:r>
-                <m:t>t</m:t>
-              </m:r>
-            </m:e>
-            <m:sub>
-              <m:r>
-                <m:rPr>
-                  <m:sty m:val="p"/>
-                </m:rPr>
-                <m:t>now</m:t>
-              </m:r>
-            </m:sub>
-          </m:sSub>
-          <m:r>
-            <m:t>−</m:t>
-          </m:r>
-          <m:sSub>
-            <m:e>
-              <m:r>
-                <m:t>t</m:t>
-              </m:r>
-            </m:e>
-            <m:sub>
-              <m:r>
-                <m:rPr>
-                  <m:sty m:val="p"/>
-                </m:rPr>
-                <m:t>change</m:t>
-              </m:r>
-            </m:sub>
-          </m:sSub>
-          <m:d>
-            <m:dPr>
-              <m:begChr m:val="("/>
-              <m:endChr m:val=")"/>
-            </m:dPr>
-            <m:e>
-              <m:r>
-                <m:t>s</m:t>
-              </m:r>
-            </m:e>
-          </m:d>
-        </m:oMath>
-      </m:oMathPara>
-    </w:p>
-    <w:p>
-      <w:pPr>
-        <w:spacing w:before="200" w:after="40"/>
-      </w:pPr>
-      <w:r>
-        <w:rPr>
-          <w:b/>
-          <w:sz w:val="22"/>
-        </w:rPr>
-        <w:t>Staleness band classification</w:t>
-      </w:r>
-    </w:p>
-    <w:p>
-      <w:pPr>
-        <w:spacing w:after="80"/>
-      </w:pPr>
-      <w:r>
-        <w:rPr>
-          <w:i/>
-          <w:sz w:val="19"/>
-        </w:rPr>
-        <w:t>FRESH / STALE / EXPIRED thresholds</w:t>
-      </w:r>
-    </w:p>
-    <w:p>
-      <w:pPr>
-        <w:spacing w:before="40" w:after="160"/>
-        <w:jc w:val="center"/>
-      </w:pPr>
-      <m:oMathPara>
-        <m:oMath>
-          <m:r>
-            <m:rPr>
-              <m:sty m:val="p"/>
-            </m:rPr>
-            <m:t>classify</m:t>
-          </m:r>
-          <m:d>
-            <m:dPr>
-              <m:begChr m:val="("/>
-              <m:endChr m:val=")"/>
-            </m:dPr>
-            <m:e>
-              <m:r>
-                <m:rPr>
-                  <m:sty m:val="p"/>
-                </m:rPr>
-                <m:t>age</m:t>
-              </m:r>
-            </m:e>
-          </m:d>
-          <m:r>
-            <m:t>=</m:t>
-          </m:r>
-          <m:d>
-            <m:dPr>
-              <m:begChr m:val="{"/>
-              <m:endChr m:val=""/>
-            </m:dPr>
-            <m:e>
-              <m:eqArr>
-                <m:eqArrPr>
-                  <m:baseJc m:val="center"/>
-                </m:eqArrPr>
-                <m:e>
-                  <m:r>
-                    <m:rPr>
-                      <m:sty m:val="p"/>
-                    </m:rPr>
-                    <m:t>FRESH</m:t>
-                  </m:r>
-                  <m:r>
-                    <m:rPr>
-                      <m:sty m:val="p"/>
-                    </m:rPr>
-                    <m:t>,         if age ≤ T</m:t>
-                  </m:r>
-                </m:e>
-                <m:e>
-                  <m:r>
-                    <m:rPr>
-                      <m:sty m:val="p"/>
-                    </m:rPr>
-                    <m:t>STALE</m:t>
-                  </m:r>
-                  <m:r>
-                    <m:rPr>
-                      <m:sty m:val="p"/>
-                    </m:rPr>
-                    <m:t>,         if T &lt; age ≤ 2T</m:t>
-                  </m:r>
-                </m:e>
-                <m:e>
-                  <m:r>
-                    <m:rPr>
-                      <m:sty m:val="p"/>
-                    </m:rPr>
-                    <m:t>EXPIRED</m:t>
-                  </m:r>
-                  <m:r>
-                    <m:rPr>
-                      <m:sty m:val="p"/>
-                    </m:rPr>
-                    <m:t>,   if age &gt; 2T</m:t>
-                  </m:r>
-                </m:e>
-              </m:eqArr>
-            </m:e>
-          </m:d>
-        </m:oMath>
-      </m:oMathPara>
-    </w:p>
     <w:sectPr>
+      <w:headerReference w:type="default" r:id="rId9"/>
+      <w:footerReference w:type="default" r:id="rId10"/>
       <w:pgSz w:w="12240" w:h="15840"/>
       <w:pgMar w:top="1440" w:right="1584" w:bottom="1440" w:left="1584" w:header="720" w:footer="720" w:gutter="0"/>
       <w:cols w:space="720"/>
+      <w:titlePg/>
       <w:docGrid w:linePitch="360"/>
     </w:sectPr>
   </w:body>
 </w:document>
+</file>
+
+<file path=word/footer1.xml><?xml version="1.0" encoding="utf-8"?>
+<w:ftr xmlns:m="http://schemas.openxmlformats.org/officeDocument/2006/math" xmlns:mc="http://schemas.openxmlformats.org/markup-compatibility/2006" xmlns:mo="http://schemas.microsoft.com/office/mac/office/2008/main" xmlns:mv="urn:schemas-microsoft-com:mac:vml" xmlns:o="urn:schemas-microsoft-com:office:office" xmlns:r="http://schemas.openxmlformats.org/officeDocument/2006/relationships" xmlns:v="urn:schemas-microsoft-com:vml" xmlns:w10="urn:schemas-microsoft-com:office:word" xmlns:w14="http://schemas.microsoft.com/office/word/2010/wordml" xmlns:w="http://schemas.openxmlformats.org/wordprocessingml/2006/main" xmlns:wne="http://schemas.microsoft.com/office/word/2006/wordml" xmlns:wp14="http://schemas.microsoft.com/office/word/2010/wordprocessingDrawing" xmlns:wp="http://schemas.openxmlformats.org/drawingml/2006/wordprocessingDrawing" xmlns:wpc="http://schemas.microsoft.com/office/word/2010/wordprocessingCanvas" xmlns:wpg="http://schemas.microsoft.com/office/word/2010/wordprocessingGroup" xmlns:wpi="http://schemas.microsoft.com/office/word/2010/wordprocessingInk" xmlns:wps="http://schemas.microsoft.com/office/word/2010/wordprocessingShape" mc:Ignorable="w14 wp14">
+  <w:p>
+    <w:pPr>
+      <w:pStyle w:val="Footer"/>
+      <w:jc w:val="center"/>
+    </w:pPr>
+    <w:r>
+      <w:rPr>
+        <w:sz w:val="18"/>
+      </w:rPr>
+      <w:t xml:space="preserve">Page </w:t>
+    </w:r>
+    <w:r>
+      <w:rPr>
+        <w:sz w:val="18"/>
+      </w:rPr>
+      <w:fldChar w:fldCharType="begin"/>
+      <w:instrText xml:space="preserve">PAGE</w:instrText>
+      <w:fldChar w:fldCharType="end"/>
+    </w:r>
+  </w:p>
+</w:ftr>
+</file>
+
+<file path=word/header1.xml><?xml version="1.0" encoding="utf-8"?>
+<w:hdr xmlns:m="http://schemas.openxmlformats.org/officeDocument/2006/math" xmlns:mc="http://schemas.openxmlformats.org/markup-compatibility/2006" xmlns:mo="http://schemas.microsoft.com/office/mac/office/2008/main" xmlns:mv="urn:schemas-microsoft-com:mac:vml" xmlns:o="urn:schemas-microsoft-com:office:office" xmlns:r="http://schemas.openxmlformats.org/officeDocument/2006/relationships" xmlns:v="urn:schemas-microsoft-com:vml" xmlns:w10="urn:schemas-microsoft-com:office:word" xmlns:w14="http://schemas.microsoft.com/office/word/2010/wordml" xmlns:w="http://schemas.openxmlformats.org/wordprocessingml/2006/main" xmlns:wne="http://schemas.microsoft.com/office/word/2006/wordml" xmlns:wp14="http://schemas.microsoft.com/office/word/2010/wordprocessingDrawing" xmlns:wp="http://schemas.openxmlformats.org/drawingml/2006/wordprocessingDrawing" xmlns:wpc="http://schemas.microsoft.com/office/word/2010/wordprocessingCanvas" xmlns:wpg="http://schemas.microsoft.com/office/word/2010/wordprocessingGroup" xmlns:wpi="http://schemas.microsoft.com/office/word/2010/wordprocessingInk" xmlns:wps="http://schemas.microsoft.com/office/word/2010/wordprocessingShape" mc:Ignorable="w14 wp14">
+  <w:p>
+    <w:pPr>
+      <w:pStyle w:val="Header"/>
+      <w:jc w:val="right"/>
+    </w:pPr>
+    <w:r>
+      <w:rPr>
+        <w:i/>
+        <w:sz w:val="18"/>
+      </w:rPr>
+      <w:t>Market Dashboard Auto — Project Report</w:t>
+    </w:r>
+  </w:p>
+</w:hdr>
 </file>
 
 <file path=word/numbering.xml><?xml version="1.0" encoding="utf-8"?>
